--- a/yolo-cls.docx
+++ b/yolo-cls.docx
@@ -717,7 +717,7 @@
           <w:szCs w:val="18"/>
           <w:lang w:val="en-US"/>
         </w:rPr>
-        <w:t>Tomato leaf diseases pose a significant challenge to crop yield and require timely detection for effective management. This paper presents a real-time edge-based system for tomato leaf disease classification using the lightweight YOLOv11 nano model, designed for deployment on resource constrained devices. The proposed approach performs on-device inference, reducing latency and minimizing reliance on continuous network connectivity. To support large-scale field monitoring, the system utilizes LoRa communication for transmitting inference results tagged with GPS coordinates from distributed edge nodes to a central base station. Then the collected data is uploaded to the Firebase cloud database and visualized through a web based interface which incorporates a grid based field visualization to spatially map disease distribution and provides real time updates to users, along with periodic notifications via Telegram. The model is trained on a dataset comprising over 13,000 tomato leaf images across 6 disease and 1 healthy categories. The complete system is implemented and evaluated in a real world scenario, demonstrating efficient real time performance and reliable classification accuracy. The proposed framework highlights the effectiveness of combining edge computing, low-power communication and spatial visualization for scalable and practical precision agriculture applications.</w:t>
+        <w:t xml:space="preserve">Tomato leaf diseases pose a significant challenge to crop yield and require timely detection for effective management. This paper presents a real-time edge-based system for tomato leaf disease classification using the lightweight YOLOv11 nano model, designed for deployment on resource constrained devices. The proposed approach performs on-device inference, reducing latency and minimizing reliance on continuous network connectivity. To support large-scale field monitoring, the system utilizes LoRa communication for transmitting inference results tagged with GPS coordinates from distributed edge nodes to a central base station. Then the collected data is uploaded to the Firebase cloud database and visualized through a web based interface which incorporates a grid based field visualization to spatially map disease distribution and provides real time updates to users, along with periodic notifications via Telegram. The model is trained on a dataset comprising over 13,000 tomato leaf images across six disease and one healthy class, achieved 95.8% classification accuracy and demonstrated fast inference with an average time of 2.7 ms per image, evaluated during validation. The complete system is implemented and evaluated in a real world scenario on edge devices. addHardware implementedResults suchAs accuracy FPS, inferenceTime on hardware. </w:t>
       </w:r>
     </w:p>
     <w:p>
@@ -966,25 +966,7 @@
           <w:rFonts w:hint="default"/>
           <w:lang w:val="en-US"/>
         </w:rPr>
-        <w:t>Figure 1 represents a grid-based agricultural field visualization, where the entire field is divided into numbered cells for structured monitoring. Each grid cell corresponds to a specific region, enabling localized analysis of crop conditions and disease distribution. This representation facilitates efficient tracking, comparison and decision making, allowing users to quickly identify affected zones and take targeted actions for precision agriculture.</w:t>
-      </w:r>
-    </w:p>
-    <w:p>
-      <w:pPr>
-        <w:pageBreakBefore w:val="0"/>
-        <w:bidi w:val="0"/>
-        <w:jc w:val="both"/>
-        <w:rPr>
-          <w:rFonts w:hint="default"/>
-          <w:lang w:val="en-US"/>
-        </w:rPr>
-      </w:pPr>
-      <w:r>
-        <w:rPr>
-          <w:rFonts w:hint="default"/>
-          <w:lang w:val="en-US"/>
-        </w:rPr>
-        <w:t>The remaining part of this paper is organized as follows. Section II represents a comprehensive literature review of existing approaches. Section III focus on the methodology of proposed method. Section IV presents the training setup and performance evaluation as well as comparative analysis of the proposed approach. Finally, Section V provides the conclusion and possible future research direction.</w:t>
+        <w:t>Figure 1 represents a grid-based agricultural field visualization, where the entire field is divided into numbered cells for structured monitoring. Each grid cell corresponds to a specific region, enabling localized analysis of crop conditions and disease distribution. This representation facilitates efficient tracking, comparison and decision making, allowing users to quickly identify affected zones and take targeted actions for precision agriculture. The remaining part of this paper is organized as follows. Section II represents a comprehensive literature review of existing approaches. Section III focus on the system modelling. Section IV represents methodology of proposed method. Section V presents performance evaluation and  comparative analysis of the proposed approach. Finally, Section VI provides the conclusion and future scope.</w:t>
       </w:r>
     </w:p>
     <w:p>
@@ -1144,7 +1126,7 @@
           <w:szCs w:val="20"/>
           <w:lang w:val="en-US"/>
         </w:rPr>
-        <w:t xml:space="preserve"> T</w:t>
+        <w:t xml:space="preserve"> S</w:t>
       </w:r>
       <w:r>
         <w:rPr>
@@ -1155,7 +1137,7 @@
           <w:szCs w:val="16"/>
           <w:lang w:val="en-US"/>
         </w:rPr>
-        <w:t xml:space="preserve">HE </w:t>
+        <w:t>YSTEM</w:t>
       </w:r>
       <w:r>
         <w:rPr>
@@ -1166,7 +1148,7 @@
           <w:szCs w:val="20"/>
           <w:lang w:val="en-US"/>
         </w:rPr>
-        <w:t>M</w:t>
+        <w:t xml:space="preserve">  M</w:t>
       </w:r>
       <w:r>
         <w:rPr>
@@ -1177,6 +1159,979 @@
           <w:szCs w:val="16"/>
           <w:lang w:val="en-US"/>
         </w:rPr>
+        <w:t>ODELLING</w:t>
+      </w:r>
+    </w:p>
+    <w:p>
+      <w:pPr>
+        <w:bidi w:val="0"/>
+        <w:jc w:val="both"/>
+        <w:rPr>
+          <w:rFonts w:hint="default"/>
+          <w:lang w:val="en-US"/>
+        </w:rPr>
+      </w:pPr>
+      <w:r>
+        <w:rPr>
+          <w:rFonts w:hint="default"/>
+          <w:lang w:val="en-US"/>
+        </w:rPr>
+        <w:t>The proposed system is designed as an end-to-end framework for real-time tomato leaf disease monitoring, integrating edge computing, long-range communication, cloud storage and visualization. The architecture consists of distributed edge nodes deployed across the agricultural field, a central base station, where each edge node captures leaf images and performs on-device inference using the lightweight YOLOv11n classification model. The inference results, along with associated metadata such as GPS and grid cell coordinates, are transmitted to the base station using LoRa communication. The base station forwards the aggregated data to a cloud platform for storage and visualization.</w:t>
+      </w:r>
+    </w:p>
+    <w:p>
+      <w:pPr>
+        <w:keepNext w:val="0"/>
+        <w:keepLines w:val="0"/>
+        <w:pageBreakBefore w:val="0"/>
+        <w:widowControl/>
+        <w:kinsoku/>
+        <w:wordWrap/>
+        <w:overflowPunct/>
+        <w:topLinePunct w:val="0"/>
+        <w:autoSpaceDE/>
+        <w:autoSpaceDN/>
+        <w:bidi w:val="0"/>
+        <w:adjustRightInd/>
+        <w:snapToGrid/>
+        <w:spacing w:before="91" w:beforeLines="25"/>
+        <w:jc w:val="center"/>
+        <w:textAlignment w:val="auto"/>
+        <w:rPr>
+          <w:rFonts w:hint="default"/>
+          <w:lang w:val="en-US"/>
+        </w:rPr>
+      </w:pPr>
+      <w:r>
+        <w:rPr>
+          <w:rFonts w:hint="default"/>
+          <w:sz w:val="16"/>
+          <w:szCs w:val="16"/>
+          <w:lang w:val="en-US"/>
+        </w:rPr>
+        <w:drawing>
+          <wp:anchor distT="0" distB="0" distL="114300" distR="114300" simplePos="0" relativeHeight="251660288" behindDoc="0" locked="0" layoutInCell="1" allowOverlap="1">
+            <wp:simplePos x="0" y="0"/>
+            <wp:positionH relativeFrom="column">
+              <wp:posOffset>26035</wp:posOffset>
+            </wp:positionH>
+            <wp:positionV relativeFrom="paragraph">
+              <wp:posOffset>53340</wp:posOffset>
+            </wp:positionV>
+            <wp:extent cx="3074035" cy="1513840"/>
+            <wp:effectExtent l="0" t="0" r="12065" b="10160"/>
+            <wp:wrapTopAndBottom/>
+            <wp:docPr id="9" name="Picture 9" descr="system_model (4)"/>
+            <wp:cNvGraphicFramePr>
+              <a:graphicFrameLocks xmlns:a="http://schemas.openxmlformats.org/drawingml/2006/main" noChangeAspect="1"/>
+            </wp:cNvGraphicFramePr>
+            <a:graphic xmlns:a="http://schemas.openxmlformats.org/drawingml/2006/main">
+              <a:graphicData uri="http://schemas.openxmlformats.org/drawingml/2006/picture">
+                <pic:pic xmlns:pic="http://schemas.openxmlformats.org/drawingml/2006/picture">
+                  <pic:nvPicPr>
+                    <pic:cNvPr id="9" name="Picture 9" descr="system_model (4)"/>
+                    <pic:cNvPicPr>
+                      <a:picLocks noChangeAspect="1"/>
+                    </pic:cNvPicPr>
+                  </pic:nvPicPr>
+                  <pic:blipFill>
+                    <a:blip r:embed="rId6"/>
+                    <a:stretch>
+                      <a:fillRect/>
+                    </a:stretch>
+                  </pic:blipFill>
+                  <pic:spPr>
+                    <a:xfrm>
+                      <a:off x="0" y="0"/>
+                      <a:ext cx="3074035" cy="1513840"/>
+                    </a:xfrm>
+                    <a:prstGeom prst="rect">
+                      <a:avLst/>
+                    </a:prstGeom>
+                  </pic:spPr>
+                </pic:pic>
+              </a:graphicData>
+            </a:graphic>
+          </wp:anchor>
+        </w:drawing>
+      </w:r>
+      <w:r>
+        <w:rPr>
+          <w:rFonts w:hint="default"/>
+          <w:sz w:val="16"/>
+          <w:szCs w:val="16"/>
+          <w:lang w:val="en-US"/>
+        </w:rPr>
+        <w:t>Figure 2. Proposed system model.</w:t>
+      </w:r>
+    </w:p>
+    <w:p>
+      <w:pPr>
+        <w:bidi w:val="0"/>
+        <w:jc w:val="both"/>
+        <w:rPr>
+          <w:rFonts w:hint="default"/>
+          <w:lang w:val="en-US"/>
+        </w:rPr>
+      </w:pPr>
+      <w:r>
+        <w:rPr>
+          <w:rFonts w:hint="default"/>
+          <w:lang w:val="en-US"/>
+        </w:rPr>
+        <w:t xml:space="preserve">Figure 2 represents the proposed system which consists of a set of distributed edge nodes, a base station, a cloud server, and a user interface. Let the set of edge nodes be represented in  equation 1. </w:t>
+      </w:r>
+    </w:p>
+    <w:p>
+      <w:pPr>
+        <w:bidi w:val="0"/>
+        <w:jc w:val="both"/>
+        <w:rPr>
+          <w:rFonts w:hint="default"/>
+          <w:lang w:val="en-US"/>
+        </w:rPr>
+      </w:pPr>
+    </w:p>
+    <w:p>
+      <w:pPr>
+        <w:bidi w:val="0"/>
+        <w:jc w:val="both"/>
+        <m:rPr/>
+        <w:rPr>
+          <w:rFonts w:hint="default"/>
+          <w:i w:val="0"/>
+          <w:sz w:val="18"/>
+          <w:szCs w:val="18"/>
+          <w:lang w:val="en-US"/>
+        </w:rPr>
+      </w:pPr>
+      <m:oMathPara>
+        <m:oMath>
+          <m:r>
+            <m:rPr/>
+            <w:rPr>
+              <w:rFonts w:hint="default" w:ascii="Cambria Math"/>
+              <w:sz w:val="18"/>
+            </w:rPr>
+            <m:t>E=</m:t>
+          </m:r>
+          <m:r>
+            <m:rPr/>
+            <w:rPr>
+              <w:rFonts w:hint="default" w:ascii="Cambria Math"/>
+              <w:sz w:val="18"/>
+              <w:lang w:val="en-US"/>
+            </w:rPr>
+            <m:t xml:space="preserve">( </m:t>
+          </m:r>
+          <m:r>
+            <m:rPr/>
+            <w:rPr>
+              <w:rFonts w:hint="default" w:ascii="Cambria Math"/>
+              <w:sz w:val="18"/>
+            </w:rPr>
+            <m:t>E1,</m:t>
+          </m:r>
+          <m:r>
+            <m:rPr/>
+            <w:rPr>
+              <w:rFonts w:hint="default" w:ascii="Cambria Math"/>
+              <w:sz w:val="18"/>
+              <w:lang w:val="en-US"/>
+            </w:rPr>
+            <m:t xml:space="preserve">     </m:t>
+          </m:r>
+          <m:r>
+            <m:rPr/>
+            <w:rPr>
+              <w:rFonts w:hint="default" w:ascii="Cambria Math"/>
+              <w:sz w:val="18"/>
+            </w:rPr>
+            <m:t>E2,</m:t>
+          </m:r>
+          <m:r>
+            <m:rPr/>
+            <w:rPr>
+              <w:rFonts w:hint="default" w:ascii="Cambria Math"/>
+              <w:sz w:val="18"/>
+              <w:lang w:val="en-US"/>
+            </w:rPr>
+            <m:t xml:space="preserve">   </m:t>
+          </m:r>
+          <m:r>
+            <m:rPr/>
+            <w:rPr>
+              <w:rFonts w:hint="default" w:ascii="Cambria Math"/>
+              <w:sz w:val="18"/>
+            </w:rPr>
+            <m:t>….</m:t>
+          </m:r>
+          <m:r>
+            <m:rPr/>
+            <w:rPr>
+              <w:rFonts w:hint="default" w:ascii="Cambria Math"/>
+              <w:sz w:val="18"/>
+              <w:lang w:val="en-US"/>
+            </w:rPr>
+            <m:t xml:space="preserve">   </m:t>
+          </m:r>
+          <m:r>
+            <m:rPr/>
+            <w:rPr>
+              <w:rFonts w:hint="default" w:ascii="Cambria Math"/>
+              <w:sz w:val="18"/>
+            </w:rPr>
+            <m:t>En</m:t>
+          </m:r>
+          <m:r>
+            <m:rPr/>
+            <w:rPr>
+              <w:rFonts w:hint="default" w:ascii="Cambria Math"/>
+              <w:sz w:val="18"/>
+              <w:lang w:val="en-US"/>
+            </w:rPr>
+            <m:t xml:space="preserve"> )                                    </m:t>
+          </m:r>
+          <m:r>
+            <m:rPr/>
+            <w:rPr>
+              <w:rFonts w:hint="default" w:ascii="Cambria Math"/>
+              <w:sz w:val="18"/>
+              <w:szCs w:val="18"/>
+              <w:lang w:val="en-US"/>
+            </w:rPr>
+            <m:t xml:space="preserve"> (1)</m:t>
+          </m:r>
+        </m:oMath>
+      </m:oMathPara>
+    </w:p>
+    <w:p>
+      <w:pPr>
+        <w:bidi w:val="0"/>
+        <w:jc w:val="both"/>
+        <m:rPr/>
+        <w:rPr>
+          <w:rFonts w:hint="default"/>
+          <w:i w:val="0"/>
+          <w:sz w:val="18"/>
+          <w:szCs w:val="18"/>
+          <w:lang w:val="en-US"/>
+        </w:rPr>
+      </w:pPr>
+    </w:p>
+    <w:p>
+      <w:pPr>
+        <w:bidi w:val="0"/>
+        <w:jc w:val="both"/>
+        <m:rPr/>
+        <w:rPr>
+          <w:rFonts w:hint="default"/>
+          <w:i w:val="0"/>
+          <w:sz w:val="20"/>
+          <w:szCs w:val="20"/>
+          <w:lang w:val="en-US"/>
+        </w:rPr>
+      </w:pPr>
+      <w:r>
+        <m:rPr/>
+        <w:rPr>
+          <w:rFonts w:hint="default"/>
+          <w:i w:val="0"/>
+          <w:sz w:val="20"/>
+          <w:szCs w:val="20"/>
+          <w:lang w:val="en-US"/>
+        </w:rPr>
+        <w:t>where each Ei represents an individual edge node deployed in the agricultural field. The system also includes a base station B, a cloud server C and a user interface U for visualization and monitoring. Each edge node captures an image of the crop and performs disease classification locally using the trained YOLOv11n model. The inference process is defined in equation 2.</w:t>
+      </w:r>
+    </w:p>
+    <w:p>
+      <w:pPr>
+        <w:bidi w:val="0"/>
+        <w:jc w:val="both"/>
+        <m:rPr/>
+        <w:rPr>
+          <w:rFonts w:hint="default"/>
+          <w:i w:val="0"/>
+          <w:sz w:val="20"/>
+          <w:szCs w:val="20"/>
+          <w:lang w:val="en-US"/>
+        </w:rPr>
+      </w:pPr>
+    </w:p>
+    <w:p>
+      <w:pPr>
+        <w:bidi w:val="0"/>
+        <w:jc w:val="both"/>
+        <m:rPr/>
+        <w:rPr>
+          <w:rFonts w:hint="default" w:hAnsi="Cambria Math" w:eastAsia="SimSun"/>
+          <w:i w:val="0"/>
+          <w:sz w:val="18"/>
+          <w:szCs w:val="18"/>
+        </w:rPr>
+      </w:pPr>
+      <m:oMathPara>
+        <m:oMath>
+          <m:r>
+            <m:rPr/>
+            <w:rPr>
+              <w:rFonts w:hint="default" w:ascii="Cambria Math" w:hAnsi="Cambria Math" w:eastAsia="SimSun"/>
+              <w:sz w:val="18"/>
+              <w:szCs w:val="18"/>
+            </w:rPr>
+            <m:t>yi=f(Ii;</m:t>
+          </m:r>
+          <m:r>
+            <m:rPr/>
+            <w:rPr>
+              <w:rFonts w:hint="default" w:ascii="Cambria Math" w:hAnsi="Cambria Math"/>
+              <w:sz w:val="18"/>
+              <w:szCs w:val="18"/>
+              <w:lang w:val="en-US"/>
+            </w:rPr>
+            <m:t xml:space="preserve"> </m:t>
+          </m:r>
+          <m:r>
+            <m:rPr/>
+            <w:rPr>
+              <w:rFonts w:hint="default" w:ascii="Cambria Math" w:hAnsi="Cambria Math" w:eastAsia="SimSun"/>
+              <w:sz w:val="18"/>
+              <w:szCs w:val="18"/>
+            </w:rPr>
+            <m:t>θ)</m:t>
+          </m:r>
+          <m:r>
+            <m:rPr/>
+            <w:rPr>
+              <w:rFonts w:hint="default" w:ascii="Cambria Math" w:hAnsi="Cambria Math"/>
+              <w:sz w:val="18"/>
+              <w:szCs w:val="18"/>
+              <w:lang w:val="en-US"/>
+            </w:rPr>
+            <m:t xml:space="preserve">                                                           </m:t>
+          </m:r>
+          <m:r>
+            <m:rPr/>
+            <w:rPr>
+              <w:rFonts w:hint="default" w:ascii="Cambria Math" w:hAnsi="Cambria Math" w:eastAsia="SimSun"/>
+              <w:sz w:val="18"/>
+              <w:szCs w:val="18"/>
+            </w:rPr>
+            <m:t>(2)</m:t>
+          </m:r>
+        </m:oMath>
+      </m:oMathPara>
+    </w:p>
+    <w:p>
+      <w:pPr>
+        <w:bidi w:val="0"/>
+        <w:jc w:val="both"/>
+        <m:rPr/>
+        <w:rPr>
+          <w:rFonts w:hint="default" w:hAnsi="Cambria Math" w:eastAsia="SimSun"/>
+          <w:i w:val="0"/>
+          <w:sz w:val="18"/>
+          <w:szCs w:val="18"/>
+        </w:rPr>
+      </w:pPr>
+    </w:p>
+    <w:p>
+      <w:pPr>
+        <w:bidi w:val="0"/>
+        <w:jc w:val="both"/>
+        <m:rPr/>
+        <w:rPr>
+          <w:rFonts w:hint="default" w:ascii="Times New Roman" w:hAnsi="Times New Roman" w:eastAsia="SimSun" w:cs="Times New Roman"/>
+          <w:i w:val="0"/>
+          <w:sz w:val="20"/>
+          <w:szCs w:val="20"/>
+          <w:lang w:val="en-US"/>
+        </w:rPr>
+      </w:pPr>
+      <w:r>
+        <m:rPr/>
+        <w:rPr>
+          <w:rFonts w:hint="default" w:ascii="Times New Roman" w:hAnsi="Times New Roman" w:eastAsia="SimSun" w:cs="Times New Roman"/>
+          <w:i w:val="0"/>
+          <w:sz w:val="20"/>
+          <w:szCs w:val="20"/>
+        </w:rPr>
+        <w:t>where Ii</w:t>
+      </w:r>
+      <w:r>
+        <m:rPr/>
+        <w:rPr>
+          <w:rFonts w:hint="default" w:ascii="Times New Roman" w:hAnsi="Times New Roman" w:cs="Times New Roman"/>
+          <w:i w:val="0"/>
+          <w:sz w:val="20"/>
+          <w:szCs w:val="20"/>
+          <w:lang w:val="en-US"/>
+        </w:rPr>
+        <w:t xml:space="preserve"> </w:t>
+      </w:r>
+      <w:r>
+        <m:rPr/>
+        <w:rPr>
+          <w:rFonts w:hint="default" w:ascii="Times New Roman" w:hAnsi="Times New Roman" w:eastAsia="SimSun" w:cs="Times New Roman"/>
+          <w:i w:val="0"/>
+          <w:sz w:val="20"/>
+          <w:szCs w:val="20"/>
+        </w:rPr>
+        <w:t>denotes the input image captured by node Ei</w:t>
+      </w:r>
+      <w:r>
+        <m:rPr/>
+        <w:rPr>
+          <w:rFonts w:hint="default" w:ascii="Times New Roman" w:hAnsi="Times New Roman" w:cs="Times New Roman"/>
+          <w:i w:val="0"/>
+          <w:sz w:val="20"/>
+          <w:szCs w:val="20"/>
+          <w:lang w:val="en-US"/>
+        </w:rPr>
+        <w:t xml:space="preserve">, </w:t>
+      </w:r>
+      <w:r>
+        <m:rPr/>
+        <w:rPr>
+          <w:rFonts w:hint="default" w:ascii="Times New Roman" w:hAnsi="Times New Roman" w:eastAsia="SimSun" w:cs="Times New Roman"/>
+          <w:i w:val="0"/>
+          <w:sz w:val="20"/>
+          <w:szCs w:val="20"/>
+        </w:rPr>
+        <w:t>f(</w:t>
+      </w:r>
+      <w:r>
+        <m:rPr/>
+        <w:rPr>
+          <w:rFonts w:hint="default" w:ascii="Times New Roman" w:hAnsi="Times New Roman" w:cs="Times New Roman"/>
+          <w:i w:val="0"/>
+          <w:sz w:val="20"/>
+          <w:szCs w:val="20"/>
+          <w:lang w:val="en-US"/>
+        </w:rPr>
+        <w:t>.</w:t>
+      </w:r>
+      <w:r>
+        <m:rPr/>
+        <w:rPr>
+          <w:rFonts w:hint="default" w:ascii="Times New Roman" w:hAnsi="Times New Roman" w:eastAsia="SimSun" w:cs="Times New Roman"/>
+          <w:i w:val="0"/>
+          <w:sz w:val="20"/>
+          <w:szCs w:val="20"/>
+        </w:rPr>
+        <w:t>) represents the trained classification model and θ denotes the model parameters. The output yi</w:t>
+      </w:r>
+      <w:r>
+        <m:rPr/>
+        <w:rPr>
+          <w:rFonts w:hint="default" w:ascii="Times New Roman" w:hAnsi="Times New Roman" w:cs="Times New Roman"/>
+          <w:i w:val="0"/>
+          <w:sz w:val="20"/>
+          <w:szCs w:val="20"/>
+          <w:lang w:val="en-US"/>
+        </w:rPr>
+        <w:t xml:space="preserve"> </w:t>
+      </w:r>
+      <w:r>
+        <m:rPr/>
+        <w:rPr>
+          <w:rFonts w:hint="default" w:ascii="Times New Roman" w:hAnsi="Times New Roman" w:eastAsia="SimSun" w:cs="Times New Roman"/>
+          <w:i w:val="0"/>
+          <w:sz w:val="20"/>
+          <w:szCs w:val="20"/>
+        </w:rPr>
+        <w:t>corresponds to one of the predefined classes (six disease classes or one healthy class).</w:t>
+      </w:r>
+      <w:r>
+        <m:rPr/>
+        <w:rPr>
+          <w:rFonts w:hint="default" w:ascii="Times New Roman" w:hAnsi="Times New Roman" w:cs="Times New Roman"/>
+          <w:i w:val="0"/>
+          <w:sz w:val="20"/>
+          <w:szCs w:val="20"/>
+          <w:lang w:val="en-US"/>
+        </w:rPr>
+        <w:t xml:space="preserve"> Instead of transmitting raw images, each edge node sends only the inference result along with metadata using LoRa communication. The transmitted data packet is defined in equation 3.</w:t>
+      </w:r>
+    </w:p>
+    <w:p>
+      <w:pPr>
+        <w:bidi w:val="0"/>
+        <w:jc w:val="both"/>
+        <m:rPr/>
+        <w:rPr>
+          <w:rFonts w:hint="default" w:ascii="Times New Roman" w:hAnsi="Times New Roman" w:eastAsia="SimSun" w:cs="Times New Roman"/>
+          <w:i w:val="0"/>
+          <w:sz w:val="20"/>
+          <w:szCs w:val="20"/>
+        </w:rPr>
+      </w:pPr>
+    </w:p>
+    <w:p>
+      <w:pPr>
+        <w:bidi w:val="0"/>
+        <w:jc w:val="both"/>
+        <m:rPr/>
+        <w:rPr>
+          <w:rFonts w:hint="default" w:hAnsi="Cambria Math" w:eastAsia="SimSun"/>
+          <w:i w:val="0"/>
+          <w:sz w:val="18"/>
+          <w:szCs w:val="18"/>
+        </w:rPr>
+      </w:pPr>
+      <m:oMathPara>
+        <m:oMath>
+          <m:r>
+            <m:rPr/>
+            <w:rPr>
+              <w:rFonts w:hint="default" w:ascii="Cambria Math" w:hAnsi="Cambria Math" w:eastAsia="SimSun"/>
+              <w:sz w:val="18"/>
+              <w:szCs w:val="18"/>
+            </w:rPr>
+            <m:t>Pi=</m:t>
+          </m:r>
+          <m:r>
+            <m:rPr/>
+            <w:rPr>
+              <w:rFonts w:hint="default" w:ascii="Cambria Math" w:hAnsi="Cambria Math"/>
+              <w:sz w:val="18"/>
+              <w:szCs w:val="18"/>
+              <w:lang w:val="en-US"/>
+            </w:rPr>
+            <m:t xml:space="preserve">{ </m:t>
+          </m:r>
+          <m:r>
+            <m:rPr/>
+            <w:rPr>
+              <w:rFonts w:hint="default" w:ascii="Cambria Math" w:hAnsi="Cambria Math" w:eastAsia="SimSun"/>
+              <w:sz w:val="18"/>
+              <w:szCs w:val="18"/>
+            </w:rPr>
+            <m:t>IDi​,yi​,(lati​,loni​),</m:t>
+          </m:r>
+          <m:r>
+            <m:rPr/>
+            <w:rPr>
+              <w:rFonts w:hint="default" w:ascii="Cambria Math" w:hAnsi="Cambria Math"/>
+              <w:sz w:val="18"/>
+              <w:szCs w:val="18"/>
+              <w:lang w:val="en-US"/>
+            </w:rPr>
+            <m:t xml:space="preserve"> </m:t>
+          </m:r>
+          <m:r>
+            <m:rPr/>
+            <w:rPr>
+              <w:rFonts w:hint="default" w:ascii="Cambria Math" w:hAnsi="Cambria Math" w:eastAsia="SimSun"/>
+              <w:sz w:val="18"/>
+              <w:szCs w:val="18"/>
+            </w:rPr>
+            <m:t>ti</m:t>
+          </m:r>
+          <m:r>
+            <m:rPr/>
+            <w:rPr>
+              <w:rFonts w:hint="default" w:ascii="Cambria Math" w:hAnsi="Cambria Math"/>
+              <w:sz w:val="18"/>
+              <w:szCs w:val="18"/>
+              <w:lang w:val="en-US"/>
+            </w:rPr>
+            <m:t xml:space="preserve"> }             (3)</m:t>
+          </m:r>
+          <m:r>
+            <m:rPr/>
+            <w:rPr>
+              <w:rFonts w:hint="default" w:ascii="Cambria Math" w:hAnsi="Cambria Math" w:eastAsia="SimSun"/>
+              <w:sz w:val="18"/>
+              <w:szCs w:val="18"/>
+            </w:rPr>
+            <m:t>​</m:t>
+          </m:r>
+        </m:oMath>
+      </m:oMathPara>
+    </w:p>
+    <w:p>
+      <w:pPr>
+        <w:bidi w:val="0"/>
+        <w:jc w:val="both"/>
+        <m:rPr/>
+        <w:rPr>
+          <w:rFonts w:hint="default" w:hAnsi="Cambria Math" w:eastAsia="SimSun"/>
+          <w:i w:val="0"/>
+          <w:sz w:val="18"/>
+          <w:szCs w:val="18"/>
+        </w:rPr>
+      </w:pPr>
+    </w:p>
+    <w:p>
+      <w:pPr>
+        <w:bidi w:val="0"/>
+        <w:jc w:val="both"/>
+        <m:rPr/>
+        <w:rPr>
+          <w:rFonts w:hint="default" w:hAnsi="Cambria Math"/>
+          <w:i w:val="0"/>
+          <w:sz w:val="20"/>
+          <w:szCs w:val="20"/>
+          <w:lang w:val="en-US"/>
+        </w:rPr>
+      </w:pPr>
+      <w:r>
+        <m:rPr/>
+        <w:rPr>
+          <w:rFonts w:hint="default" w:hAnsi="Cambria Math" w:eastAsia="SimSun"/>
+          <w:i w:val="0"/>
+          <w:sz w:val="20"/>
+          <w:szCs w:val="20"/>
+        </w:rPr>
+        <w:t>where IDi is the node identifier, yi is the predicted class, (lati,</w:t>
+      </w:r>
+      <w:r>
+        <m:rPr/>
+        <w:rPr>
+          <w:rFonts w:hint="default" w:hAnsi="Cambria Math"/>
+          <w:i w:val="0"/>
+          <w:sz w:val="20"/>
+          <w:szCs w:val="20"/>
+          <w:lang w:val="en-US"/>
+        </w:rPr>
+        <w:t xml:space="preserve"> </w:t>
+      </w:r>
+      <w:r>
+        <m:rPr/>
+        <w:rPr>
+          <w:rFonts w:hint="default" w:hAnsi="Cambria Math" w:eastAsia="SimSun"/>
+          <w:i w:val="0"/>
+          <w:sz w:val="20"/>
+          <w:szCs w:val="20"/>
+        </w:rPr>
+        <w:t>loni) represents the GPS coordinates</w:t>
+      </w:r>
+      <w:r>
+        <m:rPr/>
+        <w:rPr>
+          <w:rFonts w:hint="default" w:hAnsi="Cambria Math"/>
+          <w:i w:val="0"/>
+          <w:sz w:val="20"/>
+          <w:szCs w:val="20"/>
+          <w:lang w:val="en-US"/>
+        </w:rPr>
+        <w:t xml:space="preserve"> </w:t>
+      </w:r>
+      <w:r>
+        <m:rPr/>
+        <w:rPr>
+          <w:rFonts w:hint="default" w:hAnsi="Cambria Math" w:eastAsia="SimSun"/>
+          <w:i w:val="0"/>
+          <w:sz w:val="20"/>
+          <w:szCs w:val="20"/>
+        </w:rPr>
+        <w:t>and ti</w:t>
+      </w:r>
+      <w:r>
+        <m:rPr/>
+        <w:rPr>
+          <w:rFonts w:hint="default" w:hAnsi="Cambria Math"/>
+          <w:i w:val="0"/>
+          <w:sz w:val="20"/>
+          <w:szCs w:val="20"/>
+          <w:lang w:val="en-US"/>
+        </w:rPr>
+        <w:t xml:space="preserve"> </w:t>
+      </w:r>
+      <w:r>
+        <m:rPr/>
+        <w:rPr>
+          <w:rFonts w:hint="default" w:hAnsi="Cambria Math" w:eastAsia="SimSun"/>
+          <w:i w:val="0"/>
+          <w:sz w:val="20"/>
+          <w:szCs w:val="20"/>
+        </w:rPr>
+        <w:t>denotes the timestamp.</w:t>
+      </w:r>
+      <w:r>
+        <m:rPr/>
+        <w:rPr>
+          <w:rFonts w:hint="default" w:hAnsi="Cambria Math"/>
+          <w:i w:val="0"/>
+          <w:sz w:val="20"/>
+          <w:szCs w:val="20"/>
+          <w:lang w:val="en-US"/>
+        </w:rPr>
+        <w:t xml:space="preserve"> </w:t>
+      </w:r>
+      <w:r>
+        <m:rPr/>
+        <w:rPr>
+          <w:rFonts w:hint="default" w:hAnsi="Cambria Math" w:eastAsia="SimSun"/>
+          <w:i w:val="0"/>
+          <w:sz w:val="20"/>
+          <w:szCs w:val="20"/>
+        </w:rPr>
+        <w:t xml:space="preserve">The collected data packets from all nodes are aggregated at the base station and forwarded to the cloud, which </w:t>
+      </w:r>
+      <w:r>
+        <m:rPr/>
+        <w:rPr>
+          <w:rFonts w:hint="default" w:hAnsi="Cambria Math"/>
+          <w:i w:val="0"/>
+          <w:sz w:val="20"/>
+          <w:szCs w:val="20"/>
+          <w:lang w:val="en-US"/>
+        </w:rPr>
+        <w:t>is</w:t>
+      </w:r>
+      <w:r>
+        <m:rPr/>
+        <w:rPr>
+          <w:rFonts w:hint="default" w:hAnsi="Cambria Math" w:eastAsia="SimSun"/>
+          <w:i w:val="0"/>
+          <w:sz w:val="20"/>
+          <w:szCs w:val="20"/>
+        </w:rPr>
+        <w:t xml:space="preserve"> represented </w:t>
+      </w:r>
+      <w:r>
+        <m:rPr/>
+        <w:rPr>
+          <w:rFonts w:hint="default" w:hAnsi="Cambria Math"/>
+          <w:i w:val="0"/>
+          <w:sz w:val="20"/>
+          <w:szCs w:val="20"/>
+          <w:lang w:val="en-US"/>
+        </w:rPr>
+        <w:t>in equation 4.</w:t>
+      </w:r>
+    </w:p>
+    <w:p>
+      <w:pPr>
+        <w:bidi w:val="0"/>
+        <w:jc w:val="both"/>
+        <m:rPr/>
+        <w:rPr>
+          <w:rFonts w:hint="default" w:hAnsi="Cambria Math"/>
+          <w:i w:val="0"/>
+          <w:sz w:val="20"/>
+          <w:szCs w:val="20"/>
+          <w:lang w:val="en-US"/>
+        </w:rPr>
+      </w:pPr>
+    </w:p>
+    <w:p>
+      <w:pPr>
+        <w:bidi w:val="0"/>
+        <w:jc w:val="both"/>
+        <m:rPr/>
+        <w:rPr>
+          <w:rFonts w:hint="default" w:hAnsi="Cambria Math"/>
+          <w:i w:val="0"/>
+          <w:sz w:val="20"/>
+          <w:szCs w:val="20"/>
+          <w:lang w:val="en-US"/>
+        </w:rPr>
+      </w:pPr>
+      <m:oMathPara>
+        <m:oMath>
+          <m:r>
+            <m:rPr/>
+            <w:rPr>
+              <w:rFonts w:hint="default" w:ascii="Cambria Math" w:hAnsi="Cambria Math" w:eastAsia="SimSun"/>
+              <w:sz w:val="18"/>
+              <w:szCs w:val="18"/>
+            </w:rPr>
+            <m:t>D=g(P1,</m:t>
+          </m:r>
+          <m:r>
+            <m:rPr/>
+            <w:rPr>
+              <w:rFonts w:hint="default" w:ascii="Cambria Math" w:hAnsi="Cambria Math"/>
+              <w:sz w:val="18"/>
+              <w:szCs w:val="18"/>
+              <w:lang w:val="en-US"/>
+            </w:rPr>
+            <m:t xml:space="preserve">    </m:t>
+          </m:r>
+          <m:r>
+            <m:rPr/>
+            <w:rPr>
+              <w:rFonts w:hint="default" w:ascii="Cambria Math" w:hAnsi="Cambria Math" w:eastAsia="SimSun"/>
+              <w:sz w:val="18"/>
+              <w:szCs w:val="18"/>
+            </w:rPr>
+            <m:t>P2​,...,</m:t>
+          </m:r>
+          <m:r>
+            <m:rPr/>
+            <w:rPr>
+              <w:rFonts w:hint="default" w:ascii="Cambria Math" w:hAnsi="Cambria Math"/>
+              <w:sz w:val="18"/>
+              <w:szCs w:val="18"/>
+              <w:lang w:val="en-US"/>
+            </w:rPr>
+            <m:t xml:space="preserve">   </m:t>
+          </m:r>
+          <m:r>
+            <m:rPr/>
+            <w:rPr>
+              <w:rFonts w:hint="default" w:ascii="Cambria Math" w:hAnsi="Cambria Math" w:eastAsia="SimSun"/>
+              <w:sz w:val="18"/>
+              <w:szCs w:val="18"/>
+            </w:rPr>
+            <m:t>Pn​)</m:t>
+          </m:r>
+          <m:r>
+            <m:rPr/>
+            <w:rPr>
+              <w:rFonts w:hint="default" w:ascii="Cambria Math" w:hAnsi="Cambria Math"/>
+              <w:sz w:val="18"/>
+              <w:szCs w:val="18"/>
+              <w:lang w:val="en-US"/>
+            </w:rPr>
+            <m:t xml:space="preserve">                         (4)</m:t>
+          </m:r>
+        </m:oMath>
+      </m:oMathPara>
+    </w:p>
+    <w:p>
+      <w:pPr>
+        <w:bidi w:val="0"/>
+        <w:jc w:val="both"/>
+        <m:rPr/>
+        <w:rPr>
+          <w:rFonts w:hint="default" w:ascii="Times New Roman" w:hAnsi="Times New Roman" w:eastAsia="SimSun" w:cs="Times New Roman"/>
+          <w:i w:val="0"/>
+          <w:sz w:val="20"/>
+          <w:szCs w:val="20"/>
+        </w:rPr>
+      </w:pPr>
+    </w:p>
+    <w:p>
+      <w:pPr>
+        <w:bidi w:val="0"/>
+        <w:jc w:val="both"/>
+        <m:rPr/>
+        <w:rPr>
+          <w:rFonts w:hint="default" w:ascii="Times New Roman" w:hAnsi="Times New Roman" w:eastAsia="SimSun" w:cs="Times New Roman"/>
+          <w:i w:val="0"/>
+          <w:sz w:val="20"/>
+          <w:szCs w:val="20"/>
+          <w:lang w:val="en-US"/>
+        </w:rPr>
+      </w:pPr>
+      <w:r>
+        <m:rPr/>
+        <w:rPr>
+          <w:rFonts w:hint="default" w:ascii="Times New Roman" w:hAnsi="Times New Roman" w:eastAsia="SimSun" w:cs="Times New Roman"/>
+          <w:i w:val="0"/>
+          <w:sz w:val="20"/>
+          <w:szCs w:val="20"/>
+        </w:rPr>
+        <w:t>where g(</w:t>
+      </w:r>
+      <w:r>
+        <m:rPr/>
+        <w:rPr>
+          <w:rFonts w:hint="default" w:ascii="Times New Roman" w:hAnsi="Times New Roman" w:cs="Times New Roman"/>
+          <w:i w:val="0"/>
+          <w:sz w:val="20"/>
+          <w:szCs w:val="20"/>
+          <w:lang w:val="en-US"/>
+        </w:rPr>
+        <w:t>.</w:t>
+      </w:r>
+      <w:r>
+        <m:rPr/>
+        <w:rPr>
+          <w:rFonts w:hint="default" w:ascii="Times New Roman" w:hAnsi="Times New Roman" w:eastAsia="SimSun" w:cs="Times New Roman"/>
+          <w:i w:val="0"/>
+          <w:sz w:val="20"/>
+          <w:szCs w:val="20"/>
+        </w:rPr>
+        <w:t>) denotes the aggregation function.</w:t>
+      </w:r>
+      <w:r>
+        <m:rPr/>
+        <w:rPr>
+          <w:rFonts w:hint="default" w:ascii="Times New Roman" w:hAnsi="Times New Roman" w:cs="Times New Roman"/>
+          <w:i w:val="0"/>
+          <w:sz w:val="20"/>
+          <w:szCs w:val="20"/>
+          <w:lang w:val="en-US"/>
+        </w:rPr>
+        <w:t xml:space="preserve"> To enable spatial visualization, the agricultural field is divided into a grid structure. Each grid cell is mapped to a disease class based on the cell and GPS coordinates.</w:t>
+      </w:r>
+    </w:p>
+    <w:p>
+      <w:pPr>
+        <w:bidi w:val="0"/>
+        <w:jc w:val="both"/>
+        <m:rPr/>
+        <w:rPr>
+          <w:rFonts w:hint="default" w:hAnsi="Cambria Math" w:eastAsia="SimSun"/>
+          <w:i w:val="0"/>
+          <w:sz w:val="18"/>
+          <w:szCs w:val="18"/>
+        </w:rPr>
+      </w:pPr>
+    </w:p>
+    <w:p>
+      <w:pPr>
+        <w:pStyle w:val="9"/>
+        <w:numPr>
+          <w:ilvl w:val="0"/>
+          <w:numId w:val="8"/>
+        </w:numPr>
+        <w:bidi w:val="0"/>
+        <w:spacing w:after="120" w:line="228" w:lineRule="auto"/>
+        <w:ind w:left="0" w:leftChars="0" w:firstLine="288" w:firstLineChars="0"/>
+        <w:jc w:val="center"/>
+        <w:rPr>
+          <w:rFonts w:hint="default"/>
+          <w:lang w:val="en-US"/>
+        </w:rPr>
+      </w:pPr>
+      <w:r>
+        <w:rPr>
+          <w:rFonts w:hint="default"/>
+          <w:b/>
+          <w:bCs/>
+          <w:sz w:val="20"/>
+          <w:szCs w:val="20"/>
+          <w:lang w:val="en-US"/>
+        </w:rPr>
+        <w:t>T</w:t>
+      </w:r>
+      <w:r>
+        <w:rPr>
+          <w:rFonts w:hint="default"/>
+          <w:b/>
+          <w:bCs/>
+          <w:sz w:val="16"/>
+          <w:szCs w:val="16"/>
+          <w:lang w:val="en-US"/>
+        </w:rPr>
+        <w:t>HE</w:t>
+      </w:r>
+      <w:r>
+        <w:rPr>
+          <w:rFonts w:hint="default"/>
+          <w:b/>
+          <w:bCs/>
+          <w:sz w:val="20"/>
+          <w:szCs w:val="20"/>
+          <w:lang w:val="en-US"/>
+        </w:rPr>
+        <w:t xml:space="preserve">  M</w:t>
+      </w:r>
+      <w:r>
+        <w:rPr>
+          <w:rFonts w:hint="default"/>
+          <w:b/>
+          <w:bCs/>
+          <w:sz w:val="16"/>
+          <w:szCs w:val="16"/>
+          <w:lang w:val="en-US"/>
+        </w:rPr>
         <w:t>ETHODOLOGY</w:t>
       </w:r>
     </w:p>
@@ -1189,53 +2144,26 @@
           <w:lang w:val="en-US"/>
         </w:rPr>
       </w:pPr>
+      <w:r>
+        <w:rPr>
+          <w:rFonts w:hint="default"/>
+          <w:lang w:val="en-US"/>
+        </w:rPr>
+        <w:t>axaxasxasxaxaaxaaxaxxxxas</w:t>
+      </w:r>
+      <w:bookmarkStart w:id="0" w:name="_GoBack"/>
+      <w:bookmarkEnd w:id="0"/>
     </w:p>
     <w:p>
       <w:pPr>
         <w:bidi w:val="0"/>
         <w:jc w:val="both"/>
-        <w:rPr>
-          <w:rFonts w:hint="default"/>
-          <w:lang w:val="en-US"/>
-        </w:rPr>
-      </w:pPr>
-    </w:p>
-    <w:p>
-      <w:pPr>
-        <w:bidi w:val="0"/>
-        <w:jc w:val="both"/>
-        <w:rPr>
-          <w:rFonts w:hint="default"/>
-          <w:lang w:val="en-US"/>
-        </w:rPr>
-      </w:pPr>
-    </w:p>
-    <w:p>
-      <w:pPr>
-        <w:bidi w:val="0"/>
-        <w:jc w:val="both"/>
-        <w:rPr>
-          <w:rFonts w:hint="default"/>
-          <w:lang w:val="en-US"/>
-        </w:rPr>
-      </w:pPr>
-    </w:p>
-    <w:p>
-      <w:pPr>
-        <w:bidi w:val="0"/>
-        <w:jc w:val="both"/>
-        <w:rPr>
-          <w:rFonts w:hint="default"/>
-          <w:lang w:val="en-US"/>
-        </w:rPr>
-      </w:pPr>
-    </w:p>
-    <w:p>
-      <w:pPr>
-        <w:bidi w:val="0"/>
-        <w:jc w:val="both"/>
-        <w:rPr>
-          <w:rFonts w:hint="default"/>
+        <m:rPr/>
+        <w:rPr>
+          <w:rFonts w:hint="default" w:hAnsi="Cambria Math" w:eastAsia="SimSun"/>
+          <w:i w:val="0"/>
+          <w:sz w:val="18"/>
+          <w:szCs w:val="18"/>
           <w:lang w:val="en-US"/>
         </w:rPr>
       </w:pPr>
@@ -1265,26 +2193,6 @@
           <w:lang w:val="en-US"/>
         </w:rPr>
       </w:pPr>
-      <w:r>
-        <w:rPr>
-          <w:rFonts w:hint="default"/>
-          <w:b/>
-          <w:bCs/>
-          <w:lang w:val="en-US"/>
-        </w:rPr>
-        <w:t>Re</w:t>
-      </w:r>
-      <w:bookmarkStart w:id="0" w:name="_GoBack"/>
-      <w:bookmarkEnd w:id="0"/>
-      <w:r>
-        <w:rPr>
-          <w:rFonts w:hint="default"/>
-          <w:b/>
-          <w:bCs/>
-          <w:lang w:val="en-US"/>
-        </w:rPr>
-        <w:t>ferences</w:t>
-      </w:r>
     </w:p>
     <w:p>
       <w:pPr>
@@ -1301,14 +2209,361 @@
           <w:lang w:val="en-US"/>
         </w:rPr>
       </w:pPr>
-      <w:r>
+    </w:p>
+    <w:p>
+      <w:pPr>
+        <w:pStyle w:val="9"/>
+        <w:numPr>
+          <w:ilvl w:val="0"/>
+          <w:numId w:val="0"/>
+        </w:numPr>
+        <w:bidi w:val="0"/>
         <w:rPr>
           <w:rFonts w:hint="default"/>
           <w:b/>
           <w:bCs/>
           <w:lang w:val="en-US"/>
         </w:rPr>
-        <w:t xml:space="preserve">[1] "Economic Analysis of Tomato Cultivation in Himachal Pradesh" is: H. Sharma, S. Sood and V. Kumar, Indian J. Econ. Dev., vol. 17, no. 4, pp. 960-965, Dec. 2021, doi: 10.35716/IJED/20213. </w:t>
+      </w:pPr>
+    </w:p>
+    <w:p>
+      <w:pPr>
+        <w:pStyle w:val="9"/>
+        <w:numPr>
+          <w:ilvl w:val="0"/>
+          <w:numId w:val="0"/>
+        </w:numPr>
+        <w:bidi w:val="0"/>
+        <w:rPr>
+          <w:rFonts w:hint="default"/>
+          <w:b/>
+          <w:bCs/>
+          <w:lang w:val="en-US"/>
+        </w:rPr>
+      </w:pPr>
+    </w:p>
+    <w:p>
+      <w:pPr>
+        <w:pStyle w:val="9"/>
+        <w:numPr>
+          <w:ilvl w:val="0"/>
+          <w:numId w:val="0"/>
+        </w:numPr>
+        <w:bidi w:val="0"/>
+        <w:rPr>
+          <w:rFonts w:hint="default"/>
+          <w:b/>
+          <w:bCs/>
+          <w:lang w:val="en-US"/>
+        </w:rPr>
+      </w:pPr>
+    </w:p>
+    <w:p>
+      <w:pPr>
+        <w:pStyle w:val="9"/>
+        <w:numPr>
+          <w:ilvl w:val="0"/>
+          <w:numId w:val="0"/>
+        </w:numPr>
+        <w:bidi w:val="0"/>
+        <w:rPr>
+          <w:rFonts w:hint="default"/>
+          <w:b/>
+          <w:bCs/>
+          <w:lang w:val="en-US"/>
+        </w:rPr>
+      </w:pPr>
+    </w:p>
+    <w:p>
+      <w:pPr>
+        <w:pStyle w:val="9"/>
+        <w:numPr>
+          <w:ilvl w:val="0"/>
+          <w:numId w:val="0"/>
+        </w:numPr>
+        <w:bidi w:val="0"/>
+        <w:rPr>
+          <w:rFonts w:hint="default"/>
+          <w:b/>
+          <w:bCs/>
+          <w:lang w:val="en-US"/>
+        </w:rPr>
+      </w:pPr>
+    </w:p>
+    <w:p>
+      <w:pPr>
+        <w:pStyle w:val="9"/>
+        <w:numPr>
+          <w:ilvl w:val="0"/>
+          <w:numId w:val="0"/>
+        </w:numPr>
+        <w:bidi w:val="0"/>
+        <w:rPr>
+          <w:rFonts w:hint="default"/>
+          <w:b/>
+          <w:bCs/>
+          <w:lang w:val="en-US"/>
+        </w:rPr>
+      </w:pPr>
+    </w:p>
+    <w:p>
+      <w:pPr>
+        <w:pStyle w:val="9"/>
+        <w:numPr>
+          <w:ilvl w:val="0"/>
+          <w:numId w:val="0"/>
+        </w:numPr>
+        <w:bidi w:val="0"/>
+        <w:rPr>
+          <w:rFonts w:hint="default"/>
+          <w:b/>
+          <w:bCs/>
+          <w:lang w:val="en-US"/>
+        </w:rPr>
+      </w:pPr>
+    </w:p>
+    <w:p>
+      <w:pPr>
+        <w:pStyle w:val="9"/>
+        <w:numPr>
+          <w:ilvl w:val="0"/>
+          <w:numId w:val="0"/>
+        </w:numPr>
+        <w:bidi w:val="0"/>
+        <w:rPr>
+          <w:rFonts w:hint="default"/>
+          <w:b/>
+          <w:bCs/>
+          <w:lang w:val="en-US"/>
+        </w:rPr>
+      </w:pPr>
+    </w:p>
+    <w:p>
+      <w:pPr>
+        <w:pStyle w:val="9"/>
+        <w:numPr>
+          <w:ilvl w:val="0"/>
+          <w:numId w:val="0"/>
+        </w:numPr>
+        <w:bidi w:val="0"/>
+        <w:rPr>
+          <w:rFonts w:hint="default"/>
+          <w:b/>
+          <w:bCs/>
+          <w:lang w:val="en-US"/>
+        </w:rPr>
+      </w:pPr>
+    </w:p>
+    <w:p>
+      <w:pPr>
+        <w:pStyle w:val="9"/>
+        <w:numPr>
+          <w:ilvl w:val="0"/>
+          <w:numId w:val="0"/>
+        </w:numPr>
+        <w:bidi w:val="0"/>
+        <w:rPr>
+          <w:rFonts w:hint="default"/>
+          <w:b/>
+          <w:bCs/>
+          <w:lang w:val="en-US"/>
+        </w:rPr>
+      </w:pPr>
+    </w:p>
+    <w:p>
+      <w:pPr>
+        <w:pStyle w:val="9"/>
+        <w:numPr>
+          <w:ilvl w:val="0"/>
+          <w:numId w:val="0"/>
+        </w:numPr>
+        <w:bidi w:val="0"/>
+        <w:rPr>
+          <w:rFonts w:hint="default"/>
+          <w:b/>
+          <w:bCs/>
+          <w:lang w:val="en-US"/>
+        </w:rPr>
+      </w:pPr>
+    </w:p>
+    <w:p>
+      <w:pPr>
+        <w:pStyle w:val="9"/>
+        <w:numPr>
+          <w:ilvl w:val="0"/>
+          <w:numId w:val="0"/>
+        </w:numPr>
+        <w:bidi w:val="0"/>
+        <w:rPr>
+          <w:rFonts w:hint="default"/>
+          <w:b/>
+          <w:bCs/>
+          <w:lang w:val="en-US"/>
+        </w:rPr>
+      </w:pPr>
+      <w:r>
+        <w:rPr>
+          <w:rFonts w:hint="default"/>
+          <w:b/>
+          <w:bCs/>
+          <w:lang w:val="en-US"/>
+        </w:rPr>
+        <w:t>References</w:t>
+      </w:r>
+    </w:p>
+    <w:p>
+      <w:pPr>
+        <w:pStyle w:val="9"/>
+        <w:numPr>
+          <w:ilvl w:val="0"/>
+          <w:numId w:val="9"/>
+        </w:numPr>
+        <w:bidi w:val="0"/>
+        <w:rPr>
+          <w:rFonts w:hint="default"/>
+          <w:b/>
+          <w:bCs/>
+          <w:lang w:val="en-US"/>
+        </w:rPr>
+      </w:pPr>
+      <w:r>
+        <w:rPr>
+          <w:rFonts w:hint="default"/>
+          <w:b/>
+          <w:bCs/>
+          <w:lang w:val="en-US"/>
+        </w:rPr>
+        <w:t xml:space="preserve">"Economic Analysis of Tomato Cultivation in Himachal Pradesh" is: H. Sharma, S. Sood and V. Kumar, Indian J. Econ. Dev., vol. 17, no. 4, pp. 960-965, Dec. 2021, doi: 10.35716/IJED/20213. </w:t>
+      </w:r>
+    </w:p>
+    <w:p>
+      <w:pPr>
+        <w:pStyle w:val="9"/>
+        <w:numPr>
+          <w:numId w:val="0"/>
+        </w:numPr>
+        <w:bidi w:val="0"/>
+        <w:spacing w:after="120" w:line="228" w:lineRule="auto"/>
+        <w:jc w:val="both"/>
+        <w:rPr>
+          <w:rFonts w:hint="default"/>
+          <w:b/>
+          <w:bCs/>
+          <w:lang w:val="en-US"/>
+        </w:rPr>
+      </w:pPr>
+      <w:r>
+        <w:rPr>
+          <w:rFonts w:hint="default"/>
+          <w:b/>
+          <w:bCs/>
+          <w:lang w:val="en-US"/>
+        </w:rPr>
+        <w:t>4 : A. S. Paymode and V. B. Malode, "Efficient Deep Learning Models for Plant Disease Detection: A Systematic Review," arXiv preprint arXiv:2308.14087, 2023. [Online]. Available: https://arxiv.org/abs/2308.14087.</w:t>
+      </w:r>
+    </w:p>
+    <w:p>
+      <w:pPr>
+        <w:pStyle w:val="9"/>
+        <w:numPr>
+          <w:numId w:val="0"/>
+        </w:numPr>
+        <w:bidi w:val="0"/>
+        <w:spacing w:after="120" w:line="228" w:lineRule="auto"/>
+        <w:jc w:val="both"/>
+        <w:rPr>
+          <w:rFonts w:hint="default"/>
+          <w:b/>
+          <w:bCs/>
+          <w:lang w:val="en-US"/>
+        </w:rPr>
+      </w:pPr>
+      <w:r>
+        <w:rPr>
+          <w:rFonts w:hint="default"/>
+          <w:b/>
+          <w:bCs/>
+          <w:lang w:val="en-US"/>
+        </w:rPr>
+        <w:t>5: M. K. Tripathi et al., "Techno-economic assessment of tomato cultivation under different protected structures," Sci. Rep., vol. 15, no. 1, Art. no. 11064, Feb. 2025. [Online]. Available: https://www.nature.com/articles/s41598-025-11064-0</w:t>
+      </w:r>
+    </w:p>
+    <w:p>
+      <w:pPr>
+        <w:pStyle w:val="9"/>
+        <w:numPr>
+          <w:numId w:val="0"/>
+        </w:numPr>
+        <w:bidi w:val="0"/>
+        <w:spacing w:after="120" w:line="228" w:lineRule="auto"/>
+        <w:jc w:val="both"/>
+        <w:rPr>
+          <w:rFonts w:hint="default"/>
+          <w:b/>
+          <w:bCs/>
+          <w:lang w:val="en-US"/>
+        </w:rPr>
+      </w:pPr>
+      <w:r>
+        <w:rPr>
+          <w:rFonts w:hint="default"/>
+          <w:b/>
+          <w:bCs/>
+          <w:lang w:val="en-US"/>
+        </w:rPr>
+        <w:t>6: M. J. M. Alhariri, "Analysis of Global and Local Tomato Production: Growth Trends and Challenges," Int. J. Biol. Life Sci., vol. 3, no. 3, pp. 206–211, Dec. 2024. [Online]. Available: https://drpress.org/ojs/index.php/ijbls/article/view/27488</w:t>
+      </w:r>
+    </w:p>
+    <w:p>
+      <w:pPr>
+        <w:pStyle w:val="9"/>
+        <w:numPr>
+          <w:numId w:val="0"/>
+        </w:numPr>
+        <w:bidi w:val="0"/>
+        <w:spacing w:after="120" w:line="228" w:lineRule="auto"/>
+        <w:jc w:val="both"/>
+        <w:rPr>
+          <w:rFonts w:hint="default"/>
+          <w:b/>
+          <w:bCs/>
+          <w:lang w:val="en-US"/>
+        </w:rPr>
+      </w:pPr>
+      <w:r>
+        <w:rPr>
+          <w:rFonts w:hint="default"/>
+          <w:b/>
+          <w:bCs/>
+          <w:lang w:val="en-US"/>
+        </w:rPr>
+        <w:t>7: S. V. Deshpande, A. S. Patil, and R. M. Kulkarni, "Agricultural Productivity Forecasting using Deep Learning Models: A Case Study on Tomato Crops in India," arXiv preprint arXiv:2507.03219, Jul. 2025. [Online]. Available: https://arxiv.org/abs/2507.03219</w:t>
+      </w:r>
+    </w:p>
+    <w:p>
+      <w:pPr>
+        <w:pStyle w:val="9"/>
+        <w:numPr>
+          <w:numId w:val="0"/>
+        </w:numPr>
+        <w:bidi w:val="0"/>
+        <w:spacing w:after="120" w:line="228" w:lineRule="auto"/>
+        <w:jc w:val="both"/>
+        <w:rPr>
+          <w:rFonts w:hint="default"/>
+          <w:b/>
+          <w:bCs/>
+          <w:lang w:val="en-US"/>
+        </w:rPr>
+      </w:pPr>
+      <w:r>
+        <w:rPr>
+          <w:rFonts w:hint="default"/>
+          <w:b/>
+          <w:bCs/>
+          <w:lang w:val="en-US"/>
+        </w:rPr>
+        <w:t>8: V. Kumar, H. Sharma, and S. Sood, "Economic Analysis of Tomato Cultivation in Himachal Pradesh," Indian J. Econ. Dev., vol. 17, no. 2, pp. 473–478, Jun. 2021, doi: 10.35716/IJED/21035. [Online]. Available: https://pubmed.ncbi.nlm.nih.gov/40464016/</w:t>
       </w:r>
     </w:p>
     <w:sectPr>
@@ -2154,6 +3409,18 @@
       </w:rPr>
     </w:lvl>
   </w:abstractNum>
+  <w:abstractNum w:abstractNumId="8">
+    <w:nsid w:val="7B2BE05E"/>
+    <w:multiLevelType w:val="singleLevel"/>
+    <w:tmpl w:val="7B2BE05E"/>
+    <w:lvl w:ilvl="0" w:tentative="0">
+      <w:start w:val="1"/>
+      <w:numFmt w:val="decimal"/>
+      <w:suff w:val="space"/>
+      <w:lvlText w:val="[%1]"/>
+      <w:lvlJc w:val="left"/>
+    </w:lvl>
+  </w:abstractNum>
   <w:num w:numId="1">
     <w:abstractNumId w:val="3"/>
   </w:num>
@@ -2177,6 +3444,9 @@
   </w:num>
   <w:num w:numId="8">
     <w:abstractNumId w:val="0"/>
+  </w:num>
+  <w:num w:numId="9">
+    <w:abstractNumId w:val="8"/>
   </w:num>
 </w:numbering>
 </file>

--- a/yolo-cls.docx
+++ b/yolo-cls.docx
@@ -2139,18 +2139,443 @@
       <w:pPr>
         <w:bidi w:val="0"/>
         <w:jc w:val="both"/>
-        <w:rPr>
-          <w:rFonts w:hint="default"/>
-          <w:lang w:val="en-US"/>
-        </w:rPr>
-      </w:pPr>
-      <w:r>
-        <w:rPr>
-          <w:rFonts w:hint="default"/>
-          <w:lang w:val="en-US"/>
-        </w:rPr>
-        <w:t>axaxasxasxaxaaxaaxaxxxxas</w:t>
-      </w:r>
+        <m:rPr/>
+        <w:rPr>
+          <w:rFonts w:hint="default" w:hAnsi="Cambria Math"/>
+          <w:i w:val="0"/>
+          <w:sz w:val="20"/>
+          <w:szCs w:val="20"/>
+          <w:lang w:val="en-US"/>
+        </w:rPr>
+      </w:pPr>
+      <w:r>
+        <m:rPr/>
+        <w:rPr>
+          <w:rFonts w:hint="default" w:hAnsi="Cambria Math" w:eastAsia="SimSun"/>
+          <w:i w:val="0"/>
+          <w:sz w:val="20"/>
+          <w:szCs w:val="20"/>
+          <w:lang w:val="en-US"/>
+        </w:rPr>
+        <w:t>The proposed methodology presents an end-to-end framework for real-time tomato leaf disease classification, combining deep learning-based image analysis with edge deployment and efficient data transmission. The system leverages the lightweight YOLOv11n model for on-device inference, enabling fast and accurate classification of leaf conditions directly at the edge node.</w:t>
+      </w:r>
+      <w:r>
+        <m:rPr/>
+        <w:rPr>
+          <w:rFonts w:hint="default" w:hAnsi="Cambria Math"/>
+          <w:i w:val="0"/>
+          <w:sz w:val="20"/>
+          <w:szCs w:val="20"/>
+          <w:lang w:val="en-US"/>
+        </w:rPr>
+        <w:t xml:space="preserve"> </w:t>
+      </w:r>
+      <w:r>
+        <m:rPr/>
+        <w:rPr>
+          <w:rFonts w:hint="default" w:hAnsi="Cambria Math" w:eastAsia="SimSun"/>
+          <w:i w:val="0"/>
+          <w:sz w:val="20"/>
+          <w:szCs w:val="20"/>
+          <w:lang w:val="en-US"/>
+        </w:rPr>
+        <w:t>The overall methodology consists of four major stages</w:t>
+      </w:r>
+      <w:r>
+        <m:rPr/>
+        <w:rPr>
+          <w:rFonts w:hint="default" w:hAnsi="Cambria Math"/>
+          <w:i w:val="0"/>
+          <w:sz w:val="20"/>
+          <w:szCs w:val="20"/>
+          <w:lang w:val="en-US"/>
+        </w:rPr>
+        <w:t xml:space="preserve">. </w:t>
+      </w:r>
+    </w:p>
+    <w:p>
+      <w:pPr>
+        <w:numPr>
+          <w:ilvl w:val="0"/>
+          <w:numId w:val="9"/>
+        </w:numPr>
+        <w:bidi w:val="0"/>
+        <w:ind w:left="200" w:leftChars="0" w:firstLine="0" w:firstLineChars="0"/>
+        <w:jc w:val="both"/>
+        <m:rPr/>
+        <w:rPr>
+          <w:rFonts w:hint="default" w:hAnsi="Cambria Math" w:eastAsia="SimSun"/>
+          <w:i w:val="0"/>
+          <w:sz w:val="20"/>
+          <w:szCs w:val="20"/>
+          <w:lang w:val="en-US"/>
+        </w:rPr>
+      </w:pPr>
+      <w:r>
+        <m:rPr/>
+        <w:rPr>
+          <w:rFonts w:hint="default" w:hAnsi="Cambria Math"/>
+          <w:i w:val="0"/>
+          <w:sz w:val="20"/>
+          <w:szCs w:val="20"/>
+          <w:lang w:val="en-US"/>
+        </w:rPr>
+        <w:t>D</w:t>
+      </w:r>
+      <w:r>
+        <m:rPr/>
+        <w:rPr>
+          <w:rFonts w:hint="default" w:hAnsi="Cambria Math" w:eastAsia="SimSun"/>
+          <w:i w:val="0"/>
+          <w:sz w:val="20"/>
+          <w:szCs w:val="20"/>
+          <w:lang w:val="en-US"/>
+        </w:rPr>
+        <w:t>ata acquisition</w:t>
+      </w:r>
+      <w:r>
+        <m:rPr/>
+        <w:rPr>
+          <w:rFonts w:hint="default" w:hAnsi="Cambria Math"/>
+          <w:i w:val="0"/>
+          <w:sz w:val="20"/>
+          <w:szCs w:val="20"/>
+          <w:lang w:val="en-US"/>
+        </w:rPr>
+        <w:t xml:space="preserve"> and pre-processing</w:t>
+      </w:r>
+    </w:p>
+    <w:p>
+      <w:pPr>
+        <w:numPr>
+          <w:ilvl w:val="0"/>
+          <w:numId w:val="9"/>
+        </w:numPr>
+        <w:bidi w:val="0"/>
+        <w:ind w:left="200" w:leftChars="0" w:firstLine="0" w:firstLineChars="0"/>
+        <w:jc w:val="both"/>
+        <m:rPr/>
+        <w:rPr>
+          <w:rFonts w:hint="default" w:hAnsi="Cambria Math" w:eastAsia="SimSun"/>
+          <w:i w:val="0"/>
+          <w:sz w:val="20"/>
+          <w:szCs w:val="20"/>
+          <w:lang w:val="en-US"/>
+        </w:rPr>
+      </w:pPr>
+      <w:r>
+        <m:rPr/>
+        <w:rPr>
+          <w:rFonts w:hint="default" w:hAnsi="Cambria Math"/>
+          <w:i w:val="0"/>
+          <w:sz w:val="20"/>
+          <w:szCs w:val="20"/>
+          <w:lang w:val="en-US"/>
+        </w:rPr>
+        <w:t>M</w:t>
+      </w:r>
+      <w:r>
+        <m:rPr/>
+        <w:rPr>
+          <w:rFonts w:hint="default" w:hAnsi="Cambria Math" w:eastAsia="SimSun"/>
+          <w:i w:val="0"/>
+          <w:sz w:val="20"/>
+          <w:szCs w:val="20"/>
+          <w:lang w:val="en-US"/>
+        </w:rPr>
+        <w:t xml:space="preserve">odel training and </w:t>
+      </w:r>
+      <w:r>
+        <m:rPr/>
+        <w:rPr>
+          <w:rFonts w:hint="default" w:hAnsi="Cambria Math"/>
+          <w:i w:val="0"/>
+          <w:sz w:val="20"/>
+          <w:szCs w:val="20"/>
+          <w:lang w:val="en-US"/>
+        </w:rPr>
+        <w:t xml:space="preserve">edge </w:t>
+      </w:r>
+      <w:r>
+        <m:rPr/>
+        <w:rPr>
+          <w:rFonts w:hint="default" w:hAnsi="Cambria Math" w:eastAsia="SimSun"/>
+          <w:i w:val="0"/>
+          <w:sz w:val="20"/>
+          <w:szCs w:val="20"/>
+          <w:lang w:val="en-US"/>
+        </w:rPr>
+        <w:t>optimization</w:t>
+      </w:r>
+    </w:p>
+    <w:p>
+      <w:pPr>
+        <w:numPr>
+          <w:ilvl w:val="0"/>
+          <w:numId w:val="9"/>
+        </w:numPr>
+        <w:bidi w:val="0"/>
+        <w:ind w:left="200" w:leftChars="0" w:firstLine="0" w:firstLineChars="0"/>
+        <w:jc w:val="both"/>
+        <m:rPr/>
+        <w:rPr>
+          <w:rFonts w:hint="default" w:hAnsi="Cambria Math" w:eastAsia="SimSun"/>
+          <w:i w:val="0"/>
+          <w:sz w:val="20"/>
+          <w:szCs w:val="20"/>
+          <w:lang w:val="en-US"/>
+        </w:rPr>
+      </w:pPr>
+      <w:r>
+        <m:rPr/>
+        <w:rPr>
+          <w:rFonts w:hint="default" w:hAnsi="Cambria Math"/>
+          <w:i w:val="0"/>
+          <w:sz w:val="20"/>
+          <w:szCs w:val="20"/>
+          <w:lang w:val="en-US"/>
+        </w:rPr>
+        <w:t>I</w:t>
+      </w:r>
+      <w:r>
+        <m:rPr/>
+        <w:rPr>
+          <w:rFonts w:hint="default" w:hAnsi="Cambria Math" w:eastAsia="SimSun"/>
+          <w:i w:val="0"/>
+          <w:sz w:val="20"/>
+          <w:szCs w:val="20"/>
+          <w:lang w:val="en-US"/>
+        </w:rPr>
+        <w:t>nference at the edge</w:t>
+      </w:r>
+    </w:p>
+    <w:p>
+      <w:pPr>
+        <w:numPr>
+          <w:ilvl w:val="0"/>
+          <w:numId w:val="9"/>
+        </w:numPr>
+        <w:bidi w:val="0"/>
+        <w:ind w:left="200" w:leftChars="0" w:firstLine="0" w:firstLineChars="0"/>
+        <w:jc w:val="both"/>
+        <m:rPr/>
+        <w:rPr>
+          <w:rFonts w:hint="default" w:hAnsi="Cambria Math" w:eastAsia="SimSun"/>
+          <w:i w:val="0"/>
+          <w:sz w:val="20"/>
+          <w:szCs w:val="20"/>
+          <w:lang w:val="en-US"/>
+        </w:rPr>
+      </w:pPr>
+      <w:r>
+        <m:rPr/>
+        <w:rPr>
+          <w:rFonts w:hint="default" w:hAnsi="Cambria Math"/>
+          <w:i w:val="0"/>
+          <w:sz w:val="20"/>
+          <w:szCs w:val="20"/>
+          <w:lang w:val="en-US"/>
+        </w:rPr>
+        <w:t>T</w:t>
+      </w:r>
+      <w:r>
+        <m:rPr/>
+        <w:rPr>
+          <w:rFonts w:hint="default" w:hAnsi="Cambria Math" w:eastAsia="SimSun"/>
+          <w:i w:val="0"/>
+          <w:sz w:val="20"/>
+          <w:szCs w:val="20"/>
+          <w:lang w:val="en-US"/>
+        </w:rPr>
+        <w:t>ransmission</w:t>
+      </w:r>
+      <w:r>
+        <m:rPr/>
+        <w:rPr>
+          <w:rFonts w:hint="default" w:hAnsi="Cambria Math"/>
+          <w:i w:val="0"/>
+          <w:sz w:val="20"/>
+          <w:szCs w:val="20"/>
+          <w:lang w:val="en-US"/>
+        </w:rPr>
+        <w:t xml:space="preserve"> and reception </w:t>
+      </w:r>
+      <w:r>
+        <m:rPr/>
+        <w:rPr>
+          <w:rFonts w:hint="default" w:hAnsi="Cambria Math" w:eastAsia="SimSun"/>
+          <w:i w:val="0"/>
+          <w:sz w:val="20"/>
+          <w:szCs w:val="20"/>
+          <w:lang w:val="en-US"/>
+        </w:rPr>
+        <w:t>of</w:t>
+      </w:r>
+      <w:r>
+        <m:rPr/>
+        <w:rPr>
+          <w:rFonts w:hint="default" w:hAnsi="Cambria Math"/>
+          <w:i w:val="0"/>
+          <w:sz w:val="20"/>
+          <w:szCs w:val="20"/>
+          <w:lang w:val="en-US"/>
+        </w:rPr>
+        <w:t xml:space="preserve"> </w:t>
+      </w:r>
+      <w:r>
+        <m:rPr/>
+        <w:rPr>
+          <w:rFonts w:hint="default" w:hAnsi="Cambria Math" w:eastAsia="SimSun"/>
+          <w:i w:val="0"/>
+          <w:sz w:val="20"/>
+          <w:szCs w:val="20"/>
+          <w:lang w:val="en-US"/>
+        </w:rPr>
+        <w:t>results for visualization</w:t>
+      </w:r>
+    </w:p>
+    <w:p>
+      <w:pPr>
+        <w:numPr>
+          <w:numId w:val="0"/>
+        </w:numPr>
+        <w:bidi w:val="0"/>
+        <w:jc w:val="both"/>
+        <m:rPr/>
+        <w:rPr>
+          <w:rFonts w:hint="default" w:hAnsi="Cambria Math" w:eastAsia="SimSun"/>
+          <w:i w:val="0"/>
+          <w:sz w:val="20"/>
+          <w:szCs w:val="20"/>
+          <w:lang w:val="en-US"/>
+        </w:rPr>
+      </w:pPr>
+      <w:r>
+        <m:rPr/>
+        <w:rPr>
+          <w:rFonts w:hint="default" w:hAnsi="Cambria Math" w:eastAsia="SimSun"/>
+          <w:i w:val="0"/>
+          <w:sz w:val="20"/>
+          <w:szCs w:val="20"/>
+          <w:lang w:val="en-US"/>
+        </w:rPr>
+        <w:t>By performing inference locally and transmitting only the predicted labels along with metadata, the system minimizes communication overhead and ensures scalability for large agricultural deployments.</w:t>
+      </w:r>
+      <w:r>
+        <m:rPr/>
+        <w:rPr>
+          <w:rFonts w:hint="default" w:hAnsi="Cambria Math"/>
+          <w:i w:val="0"/>
+          <w:sz w:val="20"/>
+          <w:szCs w:val="20"/>
+          <w:lang w:val="en-US"/>
+        </w:rPr>
+        <w:t xml:space="preserve"> Ultimately, this framework offers a robust and resource-efficient solution for precision agriculture. By balancing high-accuracy deep learning with edge computing, the system bridges the gap between sophisticated diagnostic tools and practical, real-time field application.</w:t>
+      </w:r>
+    </w:p>
+    <w:p>
+      <w:pPr>
+        <w:bidi w:val="0"/>
+        <w:jc w:val="both"/>
+        <w:rPr>
+          <w:rFonts w:hint="default"/>
+          <w:lang w:val="en-US"/>
+        </w:rPr>
+      </w:pPr>
+      <w:r>
+        <w:rPr>
+          <w:rFonts w:hint="default"/>
+          <w:lang w:val="en-US"/>
+        </w:rPr>
+        <w:drawing>
+          <wp:anchor distT="0" distB="0" distL="114300" distR="114300" simplePos="0" relativeHeight="251661312" behindDoc="0" locked="0" layoutInCell="1" allowOverlap="1">
+            <wp:simplePos x="0" y="0"/>
+            <wp:positionH relativeFrom="column">
+              <wp:posOffset>15875</wp:posOffset>
+            </wp:positionH>
+            <wp:positionV relativeFrom="paragraph">
+              <wp:posOffset>0</wp:posOffset>
+            </wp:positionV>
+            <wp:extent cx="3074670" cy="6271895"/>
+            <wp:effectExtent l="0" t="0" r="11430" b="14605"/>
+            <wp:wrapTopAndBottom/>
+            <wp:docPr id="10" name="Picture 10" descr="model"/>
+            <wp:cNvGraphicFramePr>
+              <a:graphicFrameLocks xmlns:a="http://schemas.openxmlformats.org/drawingml/2006/main" noChangeAspect="1"/>
+            </wp:cNvGraphicFramePr>
+            <a:graphic xmlns:a="http://schemas.openxmlformats.org/drawingml/2006/main">
+              <a:graphicData uri="http://schemas.openxmlformats.org/drawingml/2006/picture">
+                <pic:pic xmlns:pic="http://schemas.openxmlformats.org/drawingml/2006/picture">
+                  <pic:nvPicPr>
+                    <pic:cNvPr id="10" name="Picture 10" descr="model"/>
+                    <pic:cNvPicPr>
+                      <a:picLocks noChangeAspect="1"/>
+                    </pic:cNvPicPr>
+                  </pic:nvPicPr>
+                  <pic:blipFill>
+                    <a:blip r:embed="rId7"/>
+                    <a:stretch>
+                      <a:fillRect/>
+                    </a:stretch>
+                  </pic:blipFill>
+                  <pic:spPr>
+                    <a:xfrm>
+                      <a:off x="0" y="0"/>
+                      <a:ext cx="3074670" cy="6271895"/>
+                    </a:xfrm>
+                    <a:prstGeom prst="rect">
+                      <a:avLst/>
+                    </a:prstGeom>
+                  </pic:spPr>
+                </pic:pic>
+              </a:graphicData>
+            </a:graphic>
+          </wp:anchor>
+        </w:drawing>
+      </w:r>
+    </w:p>
+    <w:p>
+      <w:pPr>
+        <w:keepNext w:val="0"/>
+        <w:keepLines w:val="0"/>
+        <w:pageBreakBefore w:val="0"/>
+        <w:widowControl/>
+        <w:kinsoku/>
+        <w:wordWrap/>
+        <w:overflowPunct/>
+        <w:topLinePunct w:val="0"/>
+        <w:autoSpaceDE/>
+        <w:autoSpaceDN/>
+        <w:bidi w:val="0"/>
+        <w:adjustRightInd/>
+        <w:snapToGrid/>
+        <w:spacing w:before="91" w:beforeLines="25"/>
+        <w:jc w:val="center"/>
+        <w:textAlignment w:val="auto"/>
+        <w:rPr>
+          <w:rFonts w:hint="default"/>
+          <w:lang w:val="en-US"/>
+        </w:rPr>
+      </w:pPr>
+      <w:r>
+        <w:rPr>
+          <w:rFonts w:hint="default"/>
+          <w:sz w:val="16"/>
+          <w:szCs w:val="16"/>
+          <w:lang w:val="en-US"/>
+        </w:rPr>
+        <w:t xml:space="preserve">                    Figure 3. Block diagram of  proposed methodology</w:t>
+      </w:r>
+    </w:p>
+    <w:p>
+      <w:pPr>
+        <w:bidi w:val="0"/>
+        <w:jc w:val="both"/>
+        <w:rPr>
+          <w:rFonts w:hint="default"/>
+          <w:lang w:val="en-US"/>
+        </w:rPr>
+      </w:pPr>
       <w:bookmarkStart w:id="0" w:name="_GoBack"/>
       <w:bookmarkEnd w:id="0"/>
     </w:p>
@@ -2158,25 +2583,567 @@
       <w:pPr>
         <w:bidi w:val="0"/>
         <w:jc w:val="both"/>
-        <m:rPr/>
-        <w:rPr>
-          <w:rFonts w:hint="default" w:hAnsi="Cambria Math" w:eastAsia="SimSun"/>
-          <w:i w:val="0"/>
-          <w:sz w:val="18"/>
-          <w:szCs w:val="18"/>
-          <w:lang w:val="en-US"/>
-        </w:rPr>
-      </w:pPr>
-    </w:p>
-    <w:p>
-      <w:pPr>
-        <w:bidi w:val="0"/>
+        <w:rPr>
+          <w:rFonts w:hint="default"/>
+          <w:lang w:val="en-US"/>
+        </w:rPr>
+      </w:pPr>
+      <w:r>
+        <w:rPr>
+          <w:rFonts w:hint="default"/>
+          <w:lang w:val="en-US"/>
+        </w:rPr>
+        <w:t>Figure 3 represents the the block diagram of proposed methodology where the dataset used in this study comprises tomato leaf images categorized into six disease classes and one healthy class, namely, early blight, late blight, bacterial leaf spot, leaf mold, septoria leaf spot, yellow leaf curl virus, and healthy leaves taken from online available dataset (plant village and plant doc). The dataset contains 13,657 images, with a relatively balanced distribution across all classes, ensuring unbiased learning. The dataset is divided into training and validation sets, consisting of 10,923 and 2,734 images, respectively. This split allows effective evaluation of the model’s generalization capability. Prior to training, the dataset undergoes pre-processing to enhance model robustness and performance. The pre-processing steps include image re-sizing to match the input requirements of YOLOv11n, normalization of pixel values, and data augmentation techniques such as flipping, rotation and scaling. These techniques help the model generalize better under varying environmental conditions such as lighting variations and background complexity. The model is trained for 40 epochs using the ultralytics framework. The training process minimizes classification loss using back-propagation with the AdamW optimizer. The dataset split ensures proper validation, preventing over-fitting and improving generalization. During deployment, the trained model performs inference on edge devices. The predicted class label is combined with GPS coordinates and transmitted via LoRa communication for further processing and visualization.</w:t>
+      </w:r>
+    </w:p>
+    <w:p>
+      <w:pPr>
+        <w:bidi w:val="0"/>
+        <w:ind w:firstLine="400" w:firstLineChars="200"/>
         <w:jc w:val="both"/>
         <w:rPr>
           <w:rFonts w:hint="default"/>
           <w:lang w:val="en-US"/>
         </w:rPr>
       </w:pPr>
+      <w:r>
+        <w:rPr>
+          <w:rFonts w:hint="default"/>
+          <w:lang w:val="en-US"/>
+        </w:rPr>
+        <w:t>The proposed system is implemented using a distributed edge-based architecture consisting of multiple sensing nodes, a base station and a cloud interface. Each edge node is deployed in the agricultural field to capture leaf images and perform real-time disease classification. The base station is responsible for receiving data from edge nodes and forwarding it to the cloud for storage and visualization. Each edge node is built using a Raspberry Pi 4, integrated with a RPi camera v2 module for image acquisition, a NEO-6M GPS module for location tagging, and a SX1278 LoRa transceiver for communication. The trained YOLOv11n model is deployed on the edge device to perform real-time disease classification. The AES 128bit encrypted inference results, along with GPS coordinates, are transmitted via LoRa to a base station equipped with a NodeMCU, which forwards the data to the Firebase cloud database. The stored data is then visualized through a web interface, providing real-time monitoring and periodic updates to users via Telegram. Details of each components used are mention in table 1.</w:t>
+      </w:r>
+    </w:p>
+    <w:p>
+      <w:pPr>
+        <w:bidi w:val="0"/>
+        <w:ind w:firstLine="400" w:firstLineChars="200"/>
+        <w:jc w:val="both"/>
+        <w:rPr>
+          <w:rFonts w:hint="default"/>
+          <w:lang w:val="en-US"/>
+        </w:rPr>
+      </w:pPr>
+    </w:p>
+    <w:p>
+      <w:pPr>
+        <w:bidi w:val="0"/>
+        <w:jc w:val="both"/>
+        <w:rPr>
+          <w:rFonts w:hint="default"/>
+          <w:lang w:val="en-US"/>
+        </w:rPr>
+      </w:pPr>
+      <w:r>
+        <w:rPr>
+          <w:rFonts w:hint="default"/>
+          <w:lang w:val="en-US"/>
+        </w:rPr>
+        <w:t xml:space="preserve">Table 1. Implementation hardware </w:t>
+      </w:r>
+    </w:p>
+    <w:tbl>
+      <w:tblPr>
+        <w:tblStyle w:val="17"/>
+        <w:tblpPr w:leftFromText="180" w:rightFromText="180" w:vertAnchor="text" w:horzAnchor="page" w:tblpX="1037" w:tblpY="77"/>
+        <w:tblOverlap w:val="never"/>
+        <w:tblW w:w="0" w:type="auto"/>
+        <w:tblInd w:w="0" w:type="dxa"/>
+        <w:tblBorders>
+          <w:top w:val="single" w:color="auto" w:sz="4" w:space="0"/>
+          <w:left w:val="single" w:color="auto" w:sz="4" w:space="0"/>
+          <w:bottom w:val="single" w:color="auto" w:sz="4" w:space="0"/>
+          <w:right w:val="single" w:color="auto" w:sz="4" w:space="0"/>
+          <w:insideH w:val="single" w:color="auto" w:sz="4" w:space="0"/>
+          <w:insideV w:val="single" w:color="auto" w:sz="4" w:space="0"/>
+        </w:tblBorders>
+        <w:tblLayout w:type="autofit"/>
+        <w:tblCellMar>
+          <w:top w:w="0" w:type="dxa"/>
+          <w:left w:w="108" w:type="dxa"/>
+          <w:bottom w:w="0" w:type="dxa"/>
+          <w:right w:w="108" w:type="dxa"/>
+        </w:tblCellMar>
+      </w:tblPr>
+      <w:tblGrid>
+        <w:gridCol w:w="2618"/>
+        <w:gridCol w:w="2223"/>
+      </w:tblGrid>
+      <w:tr>
+        <w:tblPrEx>
+          <w:tblBorders>
+            <w:top w:val="single" w:color="auto" w:sz="4" w:space="0"/>
+            <w:left w:val="single" w:color="auto" w:sz="4" w:space="0"/>
+            <w:bottom w:val="single" w:color="auto" w:sz="4" w:space="0"/>
+            <w:right w:val="single" w:color="auto" w:sz="4" w:space="0"/>
+            <w:insideH w:val="single" w:color="auto" w:sz="4" w:space="0"/>
+            <w:insideV w:val="single" w:color="auto" w:sz="4" w:space="0"/>
+          </w:tblBorders>
+          <w:tblCellMar>
+            <w:top w:w="0" w:type="dxa"/>
+            <w:left w:w="108" w:type="dxa"/>
+            <w:bottom w:w="0" w:type="dxa"/>
+            <w:right w:w="108" w:type="dxa"/>
+          </w:tblCellMar>
+        </w:tblPrEx>
+        <w:tc>
+          <w:tcPr>
+            <w:tcW w:w="2618" w:type="dxa"/>
+            <w:shd w:val="clear" w:color="auto" w:fill="D7D7D7" w:themeFill="background1" w:themeFillShade="D8"/>
+          </w:tcPr>
+          <w:p>
+            <w:pPr>
+              <w:bidi w:val="0"/>
+              <w:jc w:val="both"/>
+              <w:rPr>
+                <w:rFonts w:hint="default"/>
+                <w:b/>
+                <w:bCs/>
+                <w:vertAlign w:val="baseline"/>
+                <w:lang w:val="en-US"/>
+              </w:rPr>
+            </w:pPr>
+            <w:r>
+              <w:rPr>
+                <w:rFonts w:hint="default"/>
+                <w:b/>
+                <w:bCs/>
+                <w:vertAlign w:val="baseline"/>
+                <w:lang w:val="en-US"/>
+              </w:rPr>
+              <w:t>Hardware Name</w:t>
+            </w:r>
+          </w:p>
+        </w:tc>
+        <w:tc>
+          <w:tcPr>
+            <w:tcW w:w="2223" w:type="dxa"/>
+            <w:shd w:val="clear" w:color="auto" w:fill="D7D7D7" w:themeFill="background1" w:themeFillShade="D8"/>
+          </w:tcPr>
+          <w:p>
+            <w:pPr>
+              <w:bidi w:val="0"/>
+              <w:jc w:val="both"/>
+              <w:rPr>
+                <w:rFonts w:hint="default"/>
+                <w:b/>
+                <w:bCs/>
+                <w:vertAlign w:val="baseline"/>
+                <w:lang w:val="en-US"/>
+              </w:rPr>
+            </w:pPr>
+            <w:r>
+              <w:rPr>
+                <w:rFonts w:hint="default"/>
+                <w:b/>
+                <w:bCs/>
+                <w:vertAlign w:val="baseline"/>
+                <w:lang w:val="en-US"/>
+              </w:rPr>
+              <w:t>Specification</w:t>
+            </w:r>
+          </w:p>
+        </w:tc>
+      </w:tr>
+      <w:tr>
+        <w:tblPrEx>
+          <w:tblBorders>
+            <w:top w:val="single" w:color="auto" w:sz="4" w:space="0"/>
+            <w:left w:val="single" w:color="auto" w:sz="4" w:space="0"/>
+            <w:bottom w:val="single" w:color="auto" w:sz="4" w:space="0"/>
+            <w:right w:val="single" w:color="auto" w:sz="4" w:space="0"/>
+            <w:insideH w:val="single" w:color="auto" w:sz="4" w:space="0"/>
+            <w:insideV w:val="single" w:color="auto" w:sz="4" w:space="0"/>
+          </w:tblBorders>
+          <w:tblCellMar>
+            <w:top w:w="0" w:type="dxa"/>
+            <w:left w:w="108" w:type="dxa"/>
+            <w:bottom w:w="0" w:type="dxa"/>
+            <w:right w:w="108" w:type="dxa"/>
+          </w:tblCellMar>
+        </w:tblPrEx>
+        <w:tc>
+          <w:tcPr>
+            <w:tcW w:w="2618" w:type="dxa"/>
+          </w:tcPr>
+          <w:p>
+            <w:pPr>
+              <w:bidi w:val="0"/>
+              <w:jc w:val="both"/>
+              <w:rPr>
+                <w:rFonts w:hint="default"/>
+                <w:vertAlign w:val="baseline"/>
+                <w:lang w:val="en-US"/>
+              </w:rPr>
+            </w:pPr>
+          </w:p>
+        </w:tc>
+        <w:tc>
+          <w:tcPr>
+            <w:tcW w:w="2223" w:type="dxa"/>
+          </w:tcPr>
+          <w:p>
+            <w:pPr>
+              <w:bidi w:val="0"/>
+              <w:jc w:val="both"/>
+              <w:rPr>
+                <w:rFonts w:hint="default"/>
+                <w:vertAlign w:val="baseline"/>
+                <w:lang w:val="en-US"/>
+              </w:rPr>
+            </w:pPr>
+          </w:p>
+        </w:tc>
+      </w:tr>
+      <w:tr>
+        <w:tblPrEx>
+          <w:tblBorders>
+            <w:top w:val="single" w:color="auto" w:sz="4" w:space="0"/>
+            <w:left w:val="single" w:color="auto" w:sz="4" w:space="0"/>
+            <w:bottom w:val="single" w:color="auto" w:sz="4" w:space="0"/>
+            <w:right w:val="single" w:color="auto" w:sz="4" w:space="0"/>
+            <w:insideH w:val="single" w:color="auto" w:sz="4" w:space="0"/>
+            <w:insideV w:val="single" w:color="auto" w:sz="4" w:space="0"/>
+          </w:tblBorders>
+          <w:tblCellMar>
+            <w:top w:w="0" w:type="dxa"/>
+            <w:left w:w="108" w:type="dxa"/>
+            <w:bottom w:w="0" w:type="dxa"/>
+            <w:right w:w="108" w:type="dxa"/>
+          </w:tblCellMar>
+        </w:tblPrEx>
+        <w:tc>
+          <w:tcPr>
+            <w:tcW w:w="2618" w:type="dxa"/>
+          </w:tcPr>
+          <w:p>
+            <w:pPr>
+              <w:bidi w:val="0"/>
+              <w:jc w:val="both"/>
+              <w:rPr>
+                <w:rFonts w:hint="default"/>
+                <w:vertAlign w:val="baseline"/>
+                <w:lang w:val="en-US"/>
+              </w:rPr>
+            </w:pPr>
+          </w:p>
+        </w:tc>
+        <w:tc>
+          <w:tcPr>
+            <w:tcW w:w="2223" w:type="dxa"/>
+          </w:tcPr>
+          <w:p>
+            <w:pPr>
+              <w:bidi w:val="0"/>
+              <w:jc w:val="both"/>
+              <w:rPr>
+                <w:rFonts w:hint="default"/>
+                <w:vertAlign w:val="baseline"/>
+                <w:lang w:val="en-US"/>
+              </w:rPr>
+            </w:pPr>
+          </w:p>
+        </w:tc>
+      </w:tr>
+      <w:tr>
+        <w:tblPrEx>
+          <w:tblBorders>
+            <w:top w:val="single" w:color="auto" w:sz="4" w:space="0"/>
+            <w:left w:val="single" w:color="auto" w:sz="4" w:space="0"/>
+            <w:bottom w:val="single" w:color="auto" w:sz="4" w:space="0"/>
+            <w:right w:val="single" w:color="auto" w:sz="4" w:space="0"/>
+            <w:insideH w:val="single" w:color="auto" w:sz="4" w:space="0"/>
+            <w:insideV w:val="single" w:color="auto" w:sz="4" w:space="0"/>
+          </w:tblBorders>
+          <w:tblCellMar>
+            <w:top w:w="0" w:type="dxa"/>
+            <w:left w:w="108" w:type="dxa"/>
+            <w:bottom w:w="0" w:type="dxa"/>
+            <w:right w:w="108" w:type="dxa"/>
+          </w:tblCellMar>
+        </w:tblPrEx>
+        <w:tc>
+          <w:tcPr>
+            <w:tcW w:w="2618" w:type="dxa"/>
+          </w:tcPr>
+          <w:p>
+            <w:pPr>
+              <w:bidi w:val="0"/>
+              <w:jc w:val="both"/>
+              <w:rPr>
+                <w:rFonts w:hint="default"/>
+                <w:vertAlign w:val="baseline"/>
+                <w:lang w:val="en-US"/>
+              </w:rPr>
+            </w:pPr>
+          </w:p>
+        </w:tc>
+        <w:tc>
+          <w:tcPr>
+            <w:tcW w:w="2223" w:type="dxa"/>
+          </w:tcPr>
+          <w:p>
+            <w:pPr>
+              <w:bidi w:val="0"/>
+              <w:jc w:val="both"/>
+              <w:rPr>
+                <w:rFonts w:hint="default"/>
+                <w:vertAlign w:val="baseline"/>
+                <w:lang w:val="en-US"/>
+              </w:rPr>
+            </w:pPr>
+          </w:p>
+        </w:tc>
+      </w:tr>
+      <w:tr>
+        <w:tblPrEx>
+          <w:tblBorders>
+            <w:top w:val="single" w:color="auto" w:sz="4" w:space="0"/>
+            <w:left w:val="single" w:color="auto" w:sz="4" w:space="0"/>
+            <w:bottom w:val="single" w:color="auto" w:sz="4" w:space="0"/>
+            <w:right w:val="single" w:color="auto" w:sz="4" w:space="0"/>
+            <w:insideH w:val="single" w:color="auto" w:sz="4" w:space="0"/>
+            <w:insideV w:val="single" w:color="auto" w:sz="4" w:space="0"/>
+          </w:tblBorders>
+          <w:tblCellMar>
+            <w:top w:w="0" w:type="dxa"/>
+            <w:left w:w="108" w:type="dxa"/>
+            <w:bottom w:w="0" w:type="dxa"/>
+            <w:right w:w="108" w:type="dxa"/>
+          </w:tblCellMar>
+        </w:tblPrEx>
+        <w:tc>
+          <w:tcPr>
+            <w:tcW w:w="2618" w:type="dxa"/>
+          </w:tcPr>
+          <w:p>
+            <w:pPr>
+              <w:bidi w:val="0"/>
+              <w:jc w:val="both"/>
+              <w:rPr>
+                <w:rFonts w:hint="default"/>
+                <w:vertAlign w:val="baseline"/>
+                <w:lang w:val="en-US"/>
+              </w:rPr>
+            </w:pPr>
+          </w:p>
+        </w:tc>
+        <w:tc>
+          <w:tcPr>
+            <w:tcW w:w="2223" w:type="dxa"/>
+          </w:tcPr>
+          <w:p>
+            <w:pPr>
+              <w:bidi w:val="0"/>
+              <w:jc w:val="both"/>
+              <w:rPr>
+                <w:rFonts w:hint="default"/>
+                <w:vertAlign w:val="baseline"/>
+                <w:lang w:val="en-US"/>
+              </w:rPr>
+            </w:pPr>
+          </w:p>
+        </w:tc>
+      </w:tr>
+      <w:tr>
+        <w:tblPrEx>
+          <w:tblBorders>
+            <w:top w:val="single" w:color="auto" w:sz="4" w:space="0"/>
+            <w:left w:val="single" w:color="auto" w:sz="4" w:space="0"/>
+            <w:bottom w:val="single" w:color="auto" w:sz="4" w:space="0"/>
+            <w:right w:val="single" w:color="auto" w:sz="4" w:space="0"/>
+            <w:insideH w:val="single" w:color="auto" w:sz="4" w:space="0"/>
+            <w:insideV w:val="single" w:color="auto" w:sz="4" w:space="0"/>
+          </w:tblBorders>
+          <w:tblCellMar>
+            <w:top w:w="0" w:type="dxa"/>
+            <w:left w:w="108" w:type="dxa"/>
+            <w:bottom w:w="0" w:type="dxa"/>
+            <w:right w:w="108" w:type="dxa"/>
+          </w:tblCellMar>
+        </w:tblPrEx>
+        <w:tc>
+          <w:tcPr>
+            <w:tcW w:w="2618" w:type="dxa"/>
+          </w:tcPr>
+          <w:p>
+            <w:pPr>
+              <w:bidi w:val="0"/>
+              <w:jc w:val="both"/>
+              <w:rPr>
+                <w:rFonts w:hint="default"/>
+                <w:vertAlign w:val="baseline"/>
+                <w:lang w:val="en-US"/>
+              </w:rPr>
+            </w:pPr>
+          </w:p>
+        </w:tc>
+        <w:tc>
+          <w:tcPr>
+            <w:tcW w:w="2223" w:type="dxa"/>
+          </w:tcPr>
+          <w:p>
+            <w:pPr>
+              <w:bidi w:val="0"/>
+              <w:jc w:val="both"/>
+              <w:rPr>
+                <w:rFonts w:hint="default"/>
+                <w:vertAlign w:val="baseline"/>
+                <w:lang w:val="en-US"/>
+              </w:rPr>
+            </w:pPr>
+          </w:p>
+        </w:tc>
+      </w:tr>
+      <w:tr>
+        <w:tblPrEx>
+          <w:tblBorders>
+            <w:top w:val="single" w:color="auto" w:sz="4" w:space="0"/>
+            <w:left w:val="single" w:color="auto" w:sz="4" w:space="0"/>
+            <w:bottom w:val="single" w:color="auto" w:sz="4" w:space="0"/>
+            <w:right w:val="single" w:color="auto" w:sz="4" w:space="0"/>
+            <w:insideH w:val="single" w:color="auto" w:sz="4" w:space="0"/>
+            <w:insideV w:val="single" w:color="auto" w:sz="4" w:space="0"/>
+          </w:tblBorders>
+          <w:tblCellMar>
+            <w:top w:w="0" w:type="dxa"/>
+            <w:left w:w="108" w:type="dxa"/>
+            <w:bottom w:w="0" w:type="dxa"/>
+            <w:right w:w="108" w:type="dxa"/>
+          </w:tblCellMar>
+        </w:tblPrEx>
+        <w:tc>
+          <w:tcPr>
+            <w:tcW w:w="2618" w:type="dxa"/>
+          </w:tcPr>
+          <w:p>
+            <w:pPr>
+              <w:bidi w:val="0"/>
+              <w:jc w:val="both"/>
+              <w:rPr>
+                <w:rFonts w:hint="default"/>
+                <w:vertAlign w:val="baseline"/>
+                <w:lang w:val="en-US"/>
+              </w:rPr>
+            </w:pPr>
+          </w:p>
+        </w:tc>
+        <w:tc>
+          <w:tcPr>
+            <w:tcW w:w="2223" w:type="dxa"/>
+          </w:tcPr>
+          <w:p>
+            <w:pPr>
+              <w:bidi w:val="0"/>
+              <w:jc w:val="both"/>
+              <w:rPr>
+                <w:rFonts w:hint="default"/>
+                <w:vertAlign w:val="baseline"/>
+                <w:lang w:val="en-US"/>
+              </w:rPr>
+            </w:pPr>
+          </w:p>
+        </w:tc>
+      </w:tr>
+      <w:tr>
+        <w:tblPrEx>
+          <w:tblBorders>
+            <w:top w:val="single" w:color="auto" w:sz="4" w:space="0"/>
+            <w:left w:val="single" w:color="auto" w:sz="4" w:space="0"/>
+            <w:bottom w:val="single" w:color="auto" w:sz="4" w:space="0"/>
+            <w:right w:val="single" w:color="auto" w:sz="4" w:space="0"/>
+            <w:insideH w:val="single" w:color="auto" w:sz="4" w:space="0"/>
+            <w:insideV w:val="single" w:color="auto" w:sz="4" w:space="0"/>
+          </w:tblBorders>
+          <w:tblCellMar>
+            <w:top w:w="0" w:type="dxa"/>
+            <w:left w:w="108" w:type="dxa"/>
+            <w:bottom w:w="0" w:type="dxa"/>
+            <w:right w:w="108" w:type="dxa"/>
+          </w:tblCellMar>
+        </w:tblPrEx>
+        <w:tc>
+          <w:tcPr>
+            <w:tcW w:w="2618" w:type="dxa"/>
+          </w:tcPr>
+          <w:p>
+            <w:pPr>
+              <w:bidi w:val="0"/>
+              <w:jc w:val="both"/>
+              <w:rPr>
+                <w:rFonts w:hint="default"/>
+                <w:vertAlign w:val="baseline"/>
+                <w:lang w:val="en-US"/>
+              </w:rPr>
+            </w:pPr>
+          </w:p>
+        </w:tc>
+        <w:tc>
+          <w:tcPr>
+            <w:tcW w:w="2223" w:type="dxa"/>
+          </w:tcPr>
+          <w:p>
+            <w:pPr>
+              <w:bidi w:val="0"/>
+              <w:jc w:val="both"/>
+              <w:rPr>
+                <w:rFonts w:hint="default"/>
+                <w:vertAlign w:val="baseline"/>
+                <w:lang w:val="en-US"/>
+              </w:rPr>
+            </w:pPr>
+          </w:p>
+        </w:tc>
+      </w:tr>
+    </w:tbl>
+    <w:p>
+      <w:pPr>
+        <w:bidi w:val="0"/>
+        <w:jc w:val="both"/>
+        <w:rPr>
+          <w:rFonts w:hint="default"/>
+          <w:lang w:val="en-US"/>
+        </w:rPr>
+      </w:pPr>
+    </w:p>
+    <w:p>
+      <w:pPr>
+        <w:bidi w:val="0"/>
+        <w:ind w:firstLine="400" w:firstLineChars="200"/>
+        <w:jc w:val="both"/>
+        <w:rPr>
+          <w:rFonts w:hint="default"/>
+          <w:lang w:val="en-US"/>
+        </w:rPr>
+      </w:pPr>
+    </w:p>
+    <w:p>
+      <w:pPr>
+        <w:bidi w:val="0"/>
+        <w:jc w:val="both"/>
+        <w:rPr>
+          <w:rFonts w:hint="default"/>
+          <w:lang w:val="en-US"/>
+        </w:rPr>
+      </w:pPr>
+    </w:p>
+    <w:p>
+      <w:pPr>
+        <w:bidi w:val="0"/>
+        <w:ind w:firstLine="400" w:firstLineChars="200"/>
+        <w:jc w:val="both"/>
+        <w:rPr>
+          <w:rFonts w:hint="default"/>
+          <w:lang w:val="en-US"/>
+        </w:rPr>
+      </w:pPr>
+      <w:r>
+        <w:rPr>
+          <w:rFonts w:hint="default"/>
+          <w:lang w:val="en-US"/>
+        </w:rPr>
+        <w:t>Hardware implementation</w:t>
+      </w:r>
     </w:p>
     <w:p>
       <w:pPr>
@@ -2353,70 +3320,22 @@
           <w:lang w:val="en-US"/>
         </w:rPr>
       </w:pPr>
+      <w:r>
+        <w:rPr>
+          <w:rFonts w:hint="default"/>
+          <w:b/>
+          <w:bCs/>
+          <w:lang w:val="en-US"/>
+        </w:rPr>
+        <w:t>References</w:t>
+      </w:r>
     </w:p>
     <w:p>
       <w:pPr>
         <w:pStyle w:val="9"/>
         <w:numPr>
           <w:ilvl w:val="0"/>
-          <w:numId w:val="0"/>
-        </w:numPr>
-        <w:bidi w:val="0"/>
-        <w:rPr>
-          <w:rFonts w:hint="default"/>
-          <w:b/>
-          <w:bCs/>
-          <w:lang w:val="en-US"/>
-        </w:rPr>
-      </w:pPr>
-    </w:p>
-    <w:p>
-      <w:pPr>
-        <w:pStyle w:val="9"/>
-        <w:numPr>
-          <w:ilvl w:val="0"/>
-          <w:numId w:val="0"/>
-        </w:numPr>
-        <w:bidi w:val="0"/>
-        <w:rPr>
-          <w:rFonts w:hint="default"/>
-          <w:b/>
-          <w:bCs/>
-          <w:lang w:val="en-US"/>
-        </w:rPr>
-      </w:pPr>
-    </w:p>
-    <w:p>
-      <w:pPr>
-        <w:pStyle w:val="9"/>
-        <w:numPr>
-          <w:ilvl w:val="0"/>
-          <w:numId w:val="0"/>
-        </w:numPr>
-        <w:bidi w:val="0"/>
-        <w:rPr>
-          <w:rFonts w:hint="default"/>
-          <w:b/>
-          <w:bCs/>
-          <w:lang w:val="en-US"/>
-        </w:rPr>
-      </w:pPr>
-      <w:r>
-        <w:rPr>
-          <w:rFonts w:hint="default"/>
-          <w:b/>
-          <w:bCs/>
-          <w:lang w:val="en-US"/>
-        </w:rPr>
-        <w:t>References</w:t>
-      </w:r>
-    </w:p>
-    <w:p>
-      <w:pPr>
-        <w:pStyle w:val="9"/>
-        <w:numPr>
-          <w:ilvl w:val="0"/>
-          <w:numId w:val="9"/>
+          <w:numId w:val="10"/>
         </w:numPr>
         <w:bidi w:val="0"/>
         <w:rPr>
@@ -2598,6 +3517,26 @@
 <file path=word/numbering.xml><?xml version="1.0" encoding="utf-8"?>
 <w:numbering xmlns:wpc="http://schemas.microsoft.com/office/word/2010/wordprocessingCanvas" xmlns:mc="http://schemas.openxmlformats.org/markup-compatibility/2006" xmlns:o="urn:schemas-microsoft-com:office:office" xmlns:r="http://schemas.openxmlformats.org/officeDocument/2006/relationships" xmlns:m="http://schemas.openxmlformats.org/officeDocument/2006/math" xmlns:v="urn:schemas-microsoft-com:vml" xmlns:wp14="http://schemas.microsoft.com/office/word/2010/wordprocessingDrawing" xmlns:wp="http://schemas.openxmlformats.org/drawingml/2006/wordprocessingDrawing" xmlns:w10="urn:schemas-microsoft-com:office:word" xmlns:w="http://schemas.openxmlformats.org/wordprocessingml/2006/main" xmlns:w14="http://schemas.microsoft.com/office/word/2010/wordml" xmlns:wpg="http://schemas.microsoft.com/office/word/2010/wordprocessingGroup" xmlns:wpi="http://schemas.microsoft.com/office/word/2010/wordprocessingInk" xmlns:wne="http://schemas.microsoft.com/office/word/2006/wordml" xmlns:wps="http://schemas.microsoft.com/office/word/2010/wordprocessingShape" xmlns:wpsCustomData="http://www.wps.cn/officeDocument/2013/wpsCustomData" mc:Ignorable="w14 wp14">
   <w:abstractNum w:abstractNumId="0">
+    <w:nsid w:val="DB0EA0EC"/>
+    <w:multiLevelType w:val="singleLevel"/>
+    <w:tmpl w:val="DB0EA0EC"/>
+    <w:lvl w:ilvl="0" w:tentative="0">
+      <w:start w:val="1"/>
+      <w:numFmt w:val="lowerRoman"/>
+      <w:lvlText w:val="%1."/>
+      <w:lvlJc w:val="left"/>
+      <w:pPr>
+        <w:tabs>
+          <w:tab w:val="left" w:pos="425"/>
+        </w:tabs>
+        <w:ind w:left="425" w:leftChars="0" w:hanging="425" w:firstLineChars="0"/>
+      </w:pPr>
+      <w:rPr>
+        <w:rFonts w:hint="default"/>
+      </w:rPr>
+    </w:lvl>
+  </w:abstractNum>
+  <w:abstractNum w:abstractNumId="1">
     <w:nsid w:val="EAAD6204"/>
     <w:multiLevelType w:val="singleLevel"/>
     <w:tmpl w:val="EAAD6204"/>
@@ -2616,7 +3555,7 @@
       </w:rPr>
     </w:lvl>
   </w:abstractNum>
-  <w:abstractNum w:abstractNumId="1">
+  <w:abstractNum w:abstractNumId="2">
     <w:nsid w:val="26FE1FCF"/>
     <w:multiLevelType w:val="multilevel"/>
     <w:tmpl w:val="26FE1FCF"/>
@@ -2772,7 +3711,7 @@
       </w:rPr>
     </w:lvl>
   </w:abstractNum>
-  <w:abstractNum w:abstractNumId="2">
+  <w:abstractNum w:abstractNumId="3">
     <w:nsid w:val="37660336"/>
     <w:multiLevelType w:val="multilevel"/>
     <w:tmpl w:val="37660336"/>
@@ -2913,7 +3852,7 @@
       </w:rPr>
     </w:lvl>
   </w:abstractNum>
-  <w:abstractNum w:abstractNumId="3">
+  <w:abstractNum w:abstractNumId="4">
     <w:nsid w:val="4189603E"/>
     <w:multiLevelType w:val="multilevel"/>
     <w:tmpl w:val="4189603E"/>
@@ -3105,7 +4044,7 @@
       </w:rPr>
     </w:lvl>
   </w:abstractNum>
-  <w:abstractNum w:abstractNumId="4">
+  <w:abstractNum w:abstractNumId="5">
     <w:nsid w:val="493C3F76"/>
     <w:multiLevelType w:val="multilevel"/>
     <w:tmpl w:val="493C3F76"/>
@@ -3211,7 +4150,7 @@
       </w:pPr>
     </w:lvl>
   </w:abstractNum>
-  <w:abstractNum w:abstractNumId="5">
+  <w:abstractNum w:abstractNumId="6">
     <w:nsid w:val="52CA544A"/>
     <w:multiLevelType w:val="singleLevel"/>
     <w:tmpl w:val="52CA544A"/>
@@ -3238,7 +4177,7 @@
       </w:rPr>
     </w:lvl>
   </w:abstractNum>
-  <w:abstractNum w:abstractNumId="6">
+  <w:abstractNum w:abstractNumId="7">
     <w:nsid w:val="6C402C58"/>
     <w:multiLevelType w:val="multilevel"/>
     <w:tmpl w:val="6C402C58"/>
@@ -3383,7 +4322,7 @@
       </w:rPr>
     </w:lvl>
   </w:abstractNum>
-  <w:abstractNum w:abstractNumId="7">
+  <w:abstractNum w:abstractNumId="8">
     <w:nsid w:val="6CD32DA8"/>
     <w:multiLevelType w:val="singleLevel"/>
     <w:tmpl w:val="6CD32DA8"/>
@@ -3409,7 +4348,7 @@
       </w:rPr>
     </w:lvl>
   </w:abstractNum>
-  <w:abstractNum w:abstractNumId="8">
+  <w:abstractNum w:abstractNumId="9">
     <w:nsid w:val="7B2BE05E"/>
     <w:multiLevelType w:val="singleLevel"/>
     <w:tmpl w:val="7B2BE05E"/>
@@ -3422,31 +4361,34 @@
     </w:lvl>
   </w:abstractNum>
   <w:num w:numId="1">
+    <w:abstractNumId w:val="4"/>
+  </w:num>
+  <w:num w:numId="2">
     <w:abstractNumId w:val="3"/>
   </w:num>
-  <w:num w:numId="2">
+  <w:num w:numId="3">
+    <w:abstractNumId w:val="7"/>
+  </w:num>
+  <w:num w:numId="4">
     <w:abstractNumId w:val="2"/>
   </w:num>
-  <w:num w:numId="3">
+  <w:num w:numId="5">
     <w:abstractNumId w:val="6"/>
   </w:num>
-  <w:num w:numId="4">
+  <w:num w:numId="6">
+    <w:abstractNumId w:val="5"/>
+  </w:num>
+  <w:num w:numId="7">
+    <w:abstractNumId w:val="8"/>
+  </w:num>
+  <w:num w:numId="8">
     <w:abstractNumId w:val="1"/>
   </w:num>
-  <w:num w:numId="5">
-    <w:abstractNumId w:val="5"/>
-  </w:num>
-  <w:num w:numId="6">
-    <w:abstractNumId w:val="4"/>
-  </w:num>
-  <w:num w:numId="7">
-    <w:abstractNumId w:val="7"/>
-  </w:num>
-  <w:num w:numId="8">
+  <w:num w:numId="9">
     <w:abstractNumId w:val="0"/>
   </w:num>
-  <w:num w:numId="9">
-    <w:abstractNumId w:val="8"/>
+  <w:num w:numId="10">
+    <w:abstractNumId w:val="9"/>
   </w:num>
 </w:numbering>
 </file>

--- a/yolo-cls.docx
+++ b/yolo-cls.docx
@@ -717,7 +717,7 @@
           <w:szCs w:val="18"/>
           <w:lang w:val="en-US"/>
         </w:rPr>
-        <w:t xml:space="preserve">Tomato leaf diseases pose a significant challenge to crop yield and require timely detection for effective management. This paper presents a real-time edge-based system for tomato leaf disease classification using the lightweight YOLOv11 nano model, designed for deployment on resource constrained devices. The proposed approach performs on-device inference, reducing latency and minimizing reliance on continuous network connectivity. To support large-scale field monitoring, the system utilizes LoRa communication for transmitting inference results tagged with GPS coordinates from distributed edge nodes to a central base station. Then the collected data is uploaded to the Firebase cloud database and visualized through a web based interface which incorporates a grid based field visualization to spatially map disease distribution and provides real time updates to users, along with periodic notifications via Telegram. The model is trained on a dataset comprising over 13,000 tomato leaf images across six disease and one healthy class, achieved 95.8% classification accuracy and demonstrated fast inference with an average time of 2.7 ms per image, evaluated during validation. The complete system is implemented and evaluated in a real world scenario on edge devices. addHardware implementedResults suchAs accuracy FPS, inferenceTime on hardware. </w:t>
+        <w:t xml:space="preserve">Tomato leaf diseases pose a significant challenge to crop yield and severely affect tomato production. To mitigate it, timely detection is crucial. This paper presents a real-time edge-based system for tomato leaf disease classification using the lightweight YOLOv11 nano model, designed for deployment on resource constrained devices. The proposed approach performs on-device inference, reducing latency and minimizing reliance on continuous network connectivity. To support large-scale field monitoring, the system utilizes LoRa communication for transmitting inference results tagged with GPS coordinates from distributed edge nodes to a central base station. Then the collected data is uploaded to the Firebase cloud database and visualized through a web based interface which incorporates a grid based field visualization to spatially map disease distribution and provides real time updates to users, along with periodic notifications via Telegram. The model is trained on a dataset comprising over 13,000 tomato leaf images across six disease and one healthy class, achieved 95.8% classification accuracy and demonstrated fast inference with an average time of 2.7 ms per image, evaluated during validation. The complete system is implemented and evaluated in a real world scenario on edge devices. addHardware implementedResults suchAs accuracy FPS, inferenceTime on hardware. </w:t>
       </w:r>
     </w:p>
     <w:p>
@@ -1296,7 +1296,6 @@
       <w:pPr>
         <w:bidi w:val="0"/>
         <w:jc w:val="both"/>
-        <m:rPr/>
         <w:rPr>
           <w:rFonts w:hint="default"/>
           <w:i w:val="0"/>
@@ -1409,7 +1408,6 @@
       <w:pPr>
         <w:bidi w:val="0"/>
         <w:jc w:val="both"/>
-        <m:rPr/>
         <w:rPr>
           <w:rFonts w:hint="default"/>
           <w:i w:val="0"/>
@@ -1423,7 +1421,6 @@
       <w:pPr>
         <w:bidi w:val="0"/>
         <w:jc w:val="both"/>
-        <m:rPr/>
         <w:rPr>
           <w:rFonts w:hint="default"/>
           <w:i w:val="0"/>
@@ -1433,7 +1430,6 @@
         </w:rPr>
       </w:pPr>
       <w:r>
-        <m:rPr/>
         <w:rPr>
           <w:rFonts w:hint="default"/>
           <w:i w:val="0"/>
@@ -1448,7 +1444,6 @@
       <w:pPr>
         <w:bidi w:val="0"/>
         <w:jc w:val="both"/>
-        <m:rPr/>
         <w:rPr>
           <w:rFonts w:hint="default"/>
           <w:i w:val="0"/>
@@ -1462,7 +1457,6 @@
       <w:pPr>
         <w:bidi w:val="0"/>
         <w:jc w:val="both"/>
-        <m:rPr/>
         <w:rPr>
           <w:rFonts w:hint="default" w:hAnsi="Cambria Math" w:eastAsia="SimSun"/>
           <w:i w:val="0"/>
@@ -1526,7 +1520,6 @@
       <w:pPr>
         <w:bidi w:val="0"/>
         <w:jc w:val="both"/>
-        <m:rPr/>
         <w:rPr>
           <w:rFonts w:hint="default" w:hAnsi="Cambria Math" w:eastAsia="SimSun"/>
           <w:i w:val="0"/>
@@ -1539,7 +1532,6 @@
       <w:pPr>
         <w:bidi w:val="0"/>
         <w:jc w:val="both"/>
-        <m:rPr/>
         <w:rPr>
           <w:rFonts w:hint="default" w:ascii="Times New Roman" w:hAnsi="Times New Roman" w:eastAsia="SimSun" w:cs="Times New Roman"/>
           <w:i w:val="0"/>
@@ -1549,7 +1541,6 @@
         </w:rPr>
       </w:pPr>
       <w:r>
-        <m:rPr/>
         <w:rPr>
           <w:rFonts w:hint="default" w:ascii="Times New Roman" w:hAnsi="Times New Roman" w:eastAsia="SimSun" w:cs="Times New Roman"/>
           <w:i w:val="0"/>
@@ -1559,7 +1550,6 @@
         <w:t>where Ii</w:t>
       </w:r>
       <w:r>
-        <m:rPr/>
         <w:rPr>
           <w:rFonts w:hint="default" w:ascii="Times New Roman" w:hAnsi="Times New Roman" w:cs="Times New Roman"/>
           <w:i w:val="0"/>
@@ -1570,7 +1560,6 @@
         <w:t xml:space="preserve"> </w:t>
       </w:r>
       <w:r>
-        <m:rPr/>
         <w:rPr>
           <w:rFonts w:hint="default" w:ascii="Times New Roman" w:hAnsi="Times New Roman" w:eastAsia="SimSun" w:cs="Times New Roman"/>
           <w:i w:val="0"/>
@@ -1580,7 +1569,6 @@
         <w:t>denotes the input image captured by node Ei</w:t>
       </w:r>
       <w:r>
-        <m:rPr/>
         <w:rPr>
           <w:rFonts w:hint="default" w:ascii="Times New Roman" w:hAnsi="Times New Roman" w:cs="Times New Roman"/>
           <w:i w:val="0"/>
@@ -1591,7 +1579,6 @@
         <w:t xml:space="preserve">, </w:t>
       </w:r>
       <w:r>
-        <m:rPr/>
         <w:rPr>
           <w:rFonts w:hint="default" w:ascii="Times New Roman" w:hAnsi="Times New Roman" w:eastAsia="SimSun" w:cs="Times New Roman"/>
           <w:i w:val="0"/>
@@ -1601,7 +1588,6 @@
         <w:t>f(</w:t>
       </w:r>
       <w:r>
-        <m:rPr/>
         <w:rPr>
           <w:rFonts w:hint="default" w:ascii="Times New Roman" w:hAnsi="Times New Roman" w:cs="Times New Roman"/>
           <w:i w:val="0"/>
@@ -1612,7 +1598,6 @@
         <w:t>.</w:t>
       </w:r>
       <w:r>
-        <m:rPr/>
         <w:rPr>
           <w:rFonts w:hint="default" w:ascii="Times New Roman" w:hAnsi="Times New Roman" w:eastAsia="SimSun" w:cs="Times New Roman"/>
           <w:i w:val="0"/>
@@ -1622,7 +1607,6 @@
         <w:t>) represents the trained classification model and θ denotes the model parameters. The output yi</w:t>
       </w:r>
       <w:r>
-        <m:rPr/>
         <w:rPr>
           <w:rFonts w:hint="default" w:ascii="Times New Roman" w:hAnsi="Times New Roman" w:cs="Times New Roman"/>
           <w:i w:val="0"/>
@@ -1633,7 +1617,6 @@
         <w:t xml:space="preserve"> </w:t>
       </w:r>
       <w:r>
-        <m:rPr/>
         <w:rPr>
           <w:rFonts w:hint="default" w:ascii="Times New Roman" w:hAnsi="Times New Roman" w:eastAsia="SimSun" w:cs="Times New Roman"/>
           <w:i w:val="0"/>
@@ -1643,7 +1626,6 @@
         <w:t>corresponds to one of the predefined classes (six disease classes or one healthy class).</w:t>
       </w:r>
       <w:r>
-        <m:rPr/>
         <w:rPr>
           <w:rFonts w:hint="default" w:ascii="Times New Roman" w:hAnsi="Times New Roman" w:cs="Times New Roman"/>
           <w:i w:val="0"/>
@@ -1658,7 +1640,6 @@
       <w:pPr>
         <w:bidi w:val="0"/>
         <w:jc w:val="both"/>
-        <m:rPr/>
         <w:rPr>
           <w:rFonts w:hint="default" w:ascii="Times New Roman" w:hAnsi="Times New Roman" w:eastAsia="SimSun" w:cs="Times New Roman"/>
           <w:i w:val="0"/>
@@ -1671,7 +1652,6 @@
       <w:pPr>
         <w:bidi w:val="0"/>
         <w:jc w:val="both"/>
-        <m:rPr/>
         <w:rPr>
           <w:rFonts w:hint="default" w:hAnsi="Cambria Math" w:eastAsia="SimSun"/>
           <w:i w:val="0"/>
@@ -1754,7 +1734,6 @@
       <w:pPr>
         <w:bidi w:val="0"/>
         <w:jc w:val="both"/>
-        <m:rPr/>
         <w:rPr>
           <w:rFonts w:hint="default" w:hAnsi="Cambria Math" w:eastAsia="SimSun"/>
           <w:i w:val="0"/>
@@ -1767,7 +1746,6 @@
       <w:pPr>
         <w:bidi w:val="0"/>
         <w:jc w:val="both"/>
-        <m:rPr/>
         <w:rPr>
           <w:rFonts w:hint="default" w:hAnsi="Cambria Math"/>
           <w:i w:val="0"/>
@@ -1777,7 +1755,6 @@
         </w:rPr>
       </w:pPr>
       <w:r>
-        <m:rPr/>
         <w:rPr>
           <w:rFonts w:hint="default" w:hAnsi="Cambria Math" w:eastAsia="SimSun"/>
           <w:i w:val="0"/>
@@ -1787,7 +1764,6 @@
         <w:t>where IDi is the node identifier, yi is the predicted class, (lati,</w:t>
       </w:r>
       <w:r>
-        <m:rPr/>
         <w:rPr>
           <w:rFonts w:hint="default" w:hAnsi="Cambria Math"/>
           <w:i w:val="0"/>
@@ -1798,7 +1774,6 @@
         <w:t xml:space="preserve"> </w:t>
       </w:r>
       <w:r>
-        <m:rPr/>
         <w:rPr>
           <w:rFonts w:hint="default" w:hAnsi="Cambria Math" w:eastAsia="SimSun"/>
           <w:i w:val="0"/>
@@ -1808,7 +1783,6 @@
         <w:t>loni) represents the GPS coordinates</w:t>
       </w:r>
       <w:r>
-        <m:rPr/>
         <w:rPr>
           <w:rFonts w:hint="default" w:hAnsi="Cambria Math"/>
           <w:i w:val="0"/>
@@ -1819,7 +1793,6 @@
         <w:t xml:space="preserve"> </w:t>
       </w:r>
       <w:r>
-        <m:rPr/>
         <w:rPr>
           <w:rFonts w:hint="default" w:hAnsi="Cambria Math" w:eastAsia="SimSun"/>
           <w:i w:val="0"/>
@@ -1829,7 +1802,6 @@
         <w:t>and ti</w:t>
       </w:r>
       <w:r>
-        <m:rPr/>
         <w:rPr>
           <w:rFonts w:hint="default" w:hAnsi="Cambria Math"/>
           <w:i w:val="0"/>
@@ -1840,7 +1812,6 @@
         <w:t xml:space="preserve"> </w:t>
       </w:r>
       <w:r>
-        <m:rPr/>
         <w:rPr>
           <w:rFonts w:hint="default" w:hAnsi="Cambria Math" w:eastAsia="SimSun"/>
           <w:i w:val="0"/>
@@ -1850,7 +1821,6 @@
         <w:t>denotes the timestamp.</w:t>
       </w:r>
       <w:r>
-        <m:rPr/>
         <w:rPr>
           <w:rFonts w:hint="default" w:hAnsi="Cambria Math"/>
           <w:i w:val="0"/>
@@ -1861,7 +1831,6 @@
         <w:t xml:space="preserve"> </w:t>
       </w:r>
       <w:r>
-        <m:rPr/>
         <w:rPr>
           <w:rFonts w:hint="default" w:hAnsi="Cambria Math" w:eastAsia="SimSun"/>
           <w:i w:val="0"/>
@@ -1871,7 +1840,6 @@
         <w:t xml:space="preserve">The collected data packets from all nodes are aggregated at the base station and forwarded to the cloud, which </w:t>
       </w:r>
       <w:r>
-        <m:rPr/>
         <w:rPr>
           <w:rFonts w:hint="default" w:hAnsi="Cambria Math"/>
           <w:i w:val="0"/>
@@ -1882,7 +1850,6 @@
         <w:t>is</w:t>
       </w:r>
       <w:r>
-        <m:rPr/>
         <w:rPr>
           <w:rFonts w:hint="default" w:hAnsi="Cambria Math" w:eastAsia="SimSun"/>
           <w:i w:val="0"/>
@@ -1892,7 +1859,6 @@
         <w:t xml:space="preserve"> represented </w:t>
       </w:r>
       <w:r>
-        <m:rPr/>
         <w:rPr>
           <w:rFonts w:hint="default" w:hAnsi="Cambria Math"/>
           <w:i w:val="0"/>
@@ -1907,7 +1873,6 @@
       <w:pPr>
         <w:bidi w:val="0"/>
         <w:jc w:val="both"/>
-        <m:rPr/>
         <w:rPr>
           <w:rFonts w:hint="default" w:hAnsi="Cambria Math"/>
           <w:i w:val="0"/>
@@ -1921,7 +1886,6 @@
       <w:pPr>
         <w:bidi w:val="0"/>
         <w:jc w:val="both"/>
-        <m:rPr/>
         <w:rPr>
           <w:rFonts w:hint="default" w:hAnsi="Cambria Math"/>
           <w:i w:val="0"/>
@@ -1996,7 +1960,6 @@
       <w:pPr>
         <w:bidi w:val="0"/>
         <w:jc w:val="both"/>
-        <m:rPr/>
         <w:rPr>
           <w:rFonts w:hint="default" w:ascii="Times New Roman" w:hAnsi="Times New Roman" w:eastAsia="SimSun" w:cs="Times New Roman"/>
           <w:i w:val="0"/>
@@ -2009,7 +1972,6 @@
       <w:pPr>
         <w:bidi w:val="0"/>
         <w:jc w:val="both"/>
-        <m:rPr/>
         <w:rPr>
           <w:rFonts w:hint="default" w:ascii="Times New Roman" w:hAnsi="Times New Roman" w:eastAsia="SimSun" w:cs="Times New Roman"/>
           <w:i w:val="0"/>
@@ -2019,7 +1981,6 @@
         </w:rPr>
       </w:pPr>
       <w:r>
-        <m:rPr/>
         <w:rPr>
           <w:rFonts w:hint="default" w:ascii="Times New Roman" w:hAnsi="Times New Roman" w:eastAsia="SimSun" w:cs="Times New Roman"/>
           <w:i w:val="0"/>
@@ -2029,7 +1990,6 @@
         <w:t>where g(</w:t>
       </w:r>
       <w:r>
-        <m:rPr/>
         <w:rPr>
           <w:rFonts w:hint="default" w:ascii="Times New Roman" w:hAnsi="Times New Roman" w:cs="Times New Roman"/>
           <w:i w:val="0"/>
@@ -2040,7 +2000,6 @@
         <w:t>.</w:t>
       </w:r>
       <w:r>
-        <m:rPr/>
         <w:rPr>
           <w:rFonts w:hint="default" w:ascii="Times New Roman" w:hAnsi="Times New Roman" w:eastAsia="SimSun" w:cs="Times New Roman"/>
           <w:i w:val="0"/>
@@ -2050,7 +2009,6 @@
         <w:t>) denotes the aggregation function.</w:t>
       </w:r>
       <w:r>
-        <m:rPr/>
         <w:rPr>
           <w:rFonts w:hint="default" w:ascii="Times New Roman" w:hAnsi="Times New Roman" w:cs="Times New Roman"/>
           <w:i w:val="0"/>
@@ -2065,7 +2023,6 @@
       <w:pPr>
         <w:bidi w:val="0"/>
         <w:jc w:val="both"/>
-        <m:rPr/>
         <w:rPr>
           <w:rFonts w:hint="default" w:hAnsi="Cambria Math" w:eastAsia="SimSun"/>
           <w:i w:val="0"/>
@@ -2139,7 +2096,6 @@
       <w:pPr>
         <w:bidi w:val="0"/>
         <w:jc w:val="both"/>
-        <m:rPr/>
         <w:rPr>
           <w:rFonts w:hint="default" w:hAnsi="Cambria Math"/>
           <w:i w:val="0"/>
@@ -2149,7 +2105,6 @@
         </w:rPr>
       </w:pPr>
       <w:r>
-        <m:rPr/>
         <w:rPr>
           <w:rFonts w:hint="default" w:hAnsi="Cambria Math" w:eastAsia="SimSun"/>
           <w:i w:val="0"/>
@@ -2160,7 +2115,6 @@
         <w:t>The proposed methodology presents an end-to-end framework for real-time tomato leaf disease classification, combining deep learning-based image analysis with edge deployment and efficient data transmission. The system leverages the lightweight YOLOv11n model for on-device inference, enabling fast and accurate classification of leaf conditions directly at the edge node.</w:t>
       </w:r>
       <w:r>
-        <m:rPr/>
         <w:rPr>
           <w:rFonts w:hint="default" w:hAnsi="Cambria Math"/>
           <w:i w:val="0"/>
@@ -2171,7 +2125,6 @@
         <w:t xml:space="preserve"> </w:t>
       </w:r>
       <w:r>
-        <m:rPr/>
         <w:rPr>
           <w:rFonts w:hint="default" w:hAnsi="Cambria Math" w:eastAsia="SimSun"/>
           <w:i w:val="0"/>
@@ -2182,7 +2135,6 @@
         <w:t>The overall methodology consists of four major stages</w:t>
       </w:r>
       <w:r>
-        <m:rPr/>
         <w:rPr>
           <w:rFonts w:hint="default" w:hAnsi="Cambria Math"/>
           <w:i w:val="0"/>
@@ -2202,7 +2154,6 @@
         <w:bidi w:val="0"/>
         <w:ind w:left="200" w:leftChars="0" w:firstLine="0" w:firstLineChars="0"/>
         <w:jc w:val="both"/>
-        <m:rPr/>
         <w:rPr>
           <w:rFonts w:hint="default" w:hAnsi="Cambria Math" w:eastAsia="SimSun"/>
           <w:i w:val="0"/>
@@ -2212,7 +2163,6 @@
         </w:rPr>
       </w:pPr>
       <w:r>
-        <m:rPr/>
         <w:rPr>
           <w:rFonts w:hint="default" w:hAnsi="Cambria Math"/>
           <w:i w:val="0"/>
@@ -2223,7 +2173,6 @@
         <w:t>D</w:t>
       </w:r>
       <w:r>
-        <m:rPr/>
         <w:rPr>
           <w:rFonts w:hint="default" w:hAnsi="Cambria Math" w:eastAsia="SimSun"/>
           <w:i w:val="0"/>
@@ -2234,7 +2183,6 @@
         <w:t>ata acquisition</w:t>
       </w:r>
       <w:r>
-        <m:rPr/>
         <w:rPr>
           <w:rFonts w:hint="default" w:hAnsi="Cambria Math"/>
           <w:i w:val="0"/>
@@ -2254,7 +2202,6 @@
         <w:bidi w:val="0"/>
         <w:ind w:left="200" w:leftChars="0" w:firstLine="0" w:firstLineChars="0"/>
         <w:jc w:val="both"/>
-        <m:rPr/>
         <w:rPr>
           <w:rFonts w:hint="default" w:hAnsi="Cambria Math" w:eastAsia="SimSun"/>
           <w:i w:val="0"/>
@@ -2264,7 +2211,6 @@
         </w:rPr>
       </w:pPr>
       <w:r>
-        <m:rPr/>
         <w:rPr>
           <w:rFonts w:hint="default" w:hAnsi="Cambria Math"/>
           <w:i w:val="0"/>
@@ -2275,7 +2221,6 @@
         <w:t>M</w:t>
       </w:r>
       <w:r>
-        <m:rPr/>
         <w:rPr>
           <w:rFonts w:hint="default" w:hAnsi="Cambria Math" w:eastAsia="SimSun"/>
           <w:i w:val="0"/>
@@ -2286,7 +2231,6 @@
         <w:t xml:space="preserve">odel training and </w:t>
       </w:r>
       <w:r>
-        <m:rPr/>
         <w:rPr>
           <w:rFonts w:hint="default" w:hAnsi="Cambria Math"/>
           <w:i w:val="0"/>
@@ -2297,7 +2241,6 @@
         <w:t xml:space="preserve">edge </w:t>
       </w:r>
       <w:r>
-        <m:rPr/>
         <w:rPr>
           <w:rFonts w:hint="default" w:hAnsi="Cambria Math" w:eastAsia="SimSun"/>
           <w:i w:val="0"/>
@@ -2317,7 +2260,6 @@
         <w:bidi w:val="0"/>
         <w:ind w:left="200" w:leftChars="0" w:firstLine="0" w:firstLineChars="0"/>
         <w:jc w:val="both"/>
-        <m:rPr/>
         <w:rPr>
           <w:rFonts w:hint="default" w:hAnsi="Cambria Math" w:eastAsia="SimSun"/>
           <w:i w:val="0"/>
@@ -2327,7 +2269,6 @@
         </w:rPr>
       </w:pPr>
       <w:r>
-        <m:rPr/>
         <w:rPr>
           <w:rFonts w:hint="default" w:hAnsi="Cambria Math"/>
           <w:i w:val="0"/>
@@ -2338,7 +2279,6 @@
         <w:t>I</w:t>
       </w:r>
       <w:r>
-        <m:rPr/>
         <w:rPr>
           <w:rFonts w:hint="default" w:hAnsi="Cambria Math" w:eastAsia="SimSun"/>
           <w:i w:val="0"/>
@@ -2358,7 +2298,6 @@
         <w:bidi w:val="0"/>
         <w:ind w:left="200" w:leftChars="0" w:firstLine="0" w:firstLineChars="0"/>
         <w:jc w:val="both"/>
-        <m:rPr/>
         <w:rPr>
           <w:rFonts w:hint="default" w:hAnsi="Cambria Math" w:eastAsia="SimSun"/>
           <w:i w:val="0"/>
@@ -2368,7 +2307,6 @@
         </w:rPr>
       </w:pPr>
       <w:r>
-        <m:rPr/>
         <w:rPr>
           <w:rFonts w:hint="default" w:hAnsi="Cambria Math"/>
           <w:i w:val="0"/>
@@ -2379,7 +2317,6 @@
         <w:t>T</w:t>
       </w:r>
       <w:r>
-        <m:rPr/>
         <w:rPr>
           <w:rFonts w:hint="default" w:hAnsi="Cambria Math" w:eastAsia="SimSun"/>
           <w:i w:val="0"/>
@@ -2390,7 +2327,6 @@
         <w:t>ransmission</w:t>
       </w:r>
       <w:r>
-        <m:rPr/>
         <w:rPr>
           <w:rFonts w:hint="default" w:hAnsi="Cambria Math"/>
           <w:i w:val="0"/>
@@ -2401,7 +2337,6 @@
         <w:t xml:space="preserve"> and reception </w:t>
       </w:r>
       <w:r>
-        <m:rPr/>
         <w:rPr>
           <w:rFonts w:hint="default" w:hAnsi="Cambria Math" w:eastAsia="SimSun"/>
           <w:i w:val="0"/>
@@ -2412,7 +2347,6 @@
         <w:t>of</w:t>
       </w:r>
       <w:r>
-        <m:rPr/>
         <w:rPr>
           <w:rFonts w:hint="default" w:hAnsi="Cambria Math"/>
           <w:i w:val="0"/>
@@ -2423,7 +2357,6 @@
         <w:t xml:space="preserve"> </w:t>
       </w:r>
       <w:r>
-        <m:rPr/>
         <w:rPr>
           <w:rFonts w:hint="default" w:hAnsi="Cambria Math" w:eastAsia="SimSun"/>
           <w:i w:val="0"/>
@@ -2437,11 +2370,11 @@
     <w:p>
       <w:pPr>
         <w:numPr>
+          <w:ilvl w:val="0"/>
           <w:numId w:val="0"/>
         </w:numPr>
         <w:bidi w:val="0"/>
         <w:jc w:val="both"/>
-        <m:rPr/>
         <w:rPr>
           <w:rFonts w:hint="default" w:hAnsi="Cambria Math" w:eastAsia="SimSun"/>
           <w:i w:val="0"/>
@@ -2451,7 +2384,6 @@
         </w:rPr>
       </w:pPr>
       <w:r>
-        <m:rPr/>
         <w:rPr>
           <w:rFonts w:hint="default" w:hAnsi="Cambria Math" w:eastAsia="SimSun"/>
           <w:i w:val="0"/>
@@ -2462,7 +2394,6 @@
         <w:t>By performing inference locally and transmitting only the predicted labels along with metadata, the system minimizes communication overhead and ensures scalability for large agricultural deployments.</w:t>
       </w:r>
       <w:r>
-        <m:rPr/>
         <w:rPr>
           <w:rFonts w:hint="default" w:hAnsi="Cambria Math"/>
           <w:i w:val="0"/>
@@ -2576,8 +2507,6 @@
           <w:lang w:val="en-US"/>
         </w:rPr>
       </w:pPr>
-      <w:bookmarkStart w:id="0" w:name="_GoBack"/>
-      <w:bookmarkEnd w:id="0"/>
     </w:p>
     <w:p>
       <w:pPr>
@@ -2593,7 +2522,652 @@
           <w:rFonts w:hint="default"/>
           <w:lang w:val="en-US"/>
         </w:rPr>
-        <w:t>Figure 3 represents the the block diagram of proposed methodology where the dataset used in this study comprises tomato leaf images categorized into six disease classes and one healthy class, namely, early blight, late blight, bacterial leaf spot, leaf mold, septoria leaf spot, yellow leaf curl virus, and healthy leaves taken from online available dataset (plant village and plant doc). The dataset contains 13,657 images, with a relatively balanced distribution across all classes, ensuring unbiased learning. The dataset is divided into training and validation sets, consisting of 10,923 and 2,734 images, respectively. This split allows effective evaluation of the model’s generalization capability. Prior to training, the dataset undergoes pre-processing to enhance model robustness and performance. The pre-processing steps include image re-sizing to match the input requirements of YOLOv11n, normalization of pixel values, and data augmentation techniques such as flipping, rotation and scaling. These techniques help the model generalize better under varying environmental conditions such as lighting variations and background complexity. The model is trained for 40 epochs using the ultralytics framework. The training process minimizes classification loss using back-propagation with the AdamW optimizer. The dataset split ensures proper validation, preventing over-fitting and improving generalization. During deployment, the trained model performs inference on edge devices. The predicted class label is combined with GPS coordinates and transmitted via LoRa communication for further processing and visualization.</w:t>
+        <w:t>Figure 3 represents the the block diagram of proposed methodology where the dataset used in this study comprises tomato leaf images categorized into six disease classes and one healthy class (refer Table 1), namely, early blight, late blight, bacterial leaf spot, leaf mold, septoria leaf spot, yellow leaf curl virus, and healthy leaves taken from online available dataset (plant village and plant doc). The dataset contains 13,657 images, with a relatively balanced distribution across all classes, ensuring unbiased learning. The dataset is divided into training and validation sets, consisting of 10,923 and 2,734 images, respectively. This split allows effective evaluation of the model’s generalization capability. Prior to training, the dataset undergoes pre-processing to enhance model robustness and performance. The pre-processing steps include image re-sizing to match the input requirements of YOLOv11n, normalization of pixel values, and data augmentation techniques such as flipping, rotation and scaling. These techniques help the model generalize better under varying environmental conditions such as lighting variations and background complexity. The model is trained for 40 epochs using the ultralytics framework. The training process minimizes classification loss using back-propagation with the AdamW optimizer. The dataset split ensures proper validation, preventing over-fitting and improving generalization. During deployment, the trained model performs inference on edge devices. The predicted class label is combined with GPS coordinates and transmitted via LoRa communication for further processing and visualization.</w:t>
+      </w:r>
+    </w:p>
+    <w:p>
+      <w:pPr>
+        <w:bidi w:val="0"/>
+        <w:jc w:val="both"/>
+        <w:rPr>
+          <w:rFonts w:hint="default"/>
+          <w:lang w:val="en-US"/>
+        </w:rPr>
+      </w:pPr>
+    </w:p>
+    <w:p>
+      <w:pPr>
+        <w:bidi w:val="0"/>
+        <w:jc w:val="both"/>
+        <w:rPr>
+          <w:rFonts w:hint="default"/>
+          <w:lang w:val="en-US"/>
+        </w:rPr>
+      </w:pPr>
+      <w:r>
+        <w:rPr>
+          <w:rFonts w:hint="default"/>
+          <w:b/>
+          <w:bCs/>
+          <w:lang w:val="en-US"/>
+        </w:rPr>
+        <w:t>Table 1</w:t>
+      </w:r>
+      <w:r>
+        <w:rPr>
+          <w:rFonts w:hint="default"/>
+          <w:lang w:val="en-US"/>
+        </w:rPr>
+        <w:t>. Class names and their instances in the final dataset</w:t>
+      </w:r>
+    </w:p>
+    <w:tbl>
+      <w:tblPr>
+        <w:tblStyle w:val="17"/>
+        <w:tblpPr w:leftFromText="180" w:rightFromText="180" w:vertAnchor="text" w:horzAnchor="page" w:tblpX="1066" w:tblpY="93"/>
+        <w:tblOverlap w:val="never"/>
+        <w:tblW w:w="0" w:type="auto"/>
+        <w:tblInd w:w="0" w:type="dxa"/>
+        <w:tblBorders>
+          <w:top w:val="single" w:color="auto" w:sz="4" w:space="0"/>
+          <w:left w:val="single" w:color="auto" w:sz="4" w:space="0"/>
+          <w:bottom w:val="single" w:color="auto" w:sz="4" w:space="0"/>
+          <w:right w:val="single" w:color="auto" w:sz="4" w:space="0"/>
+          <w:insideH w:val="single" w:color="auto" w:sz="4" w:space="0"/>
+          <w:insideV w:val="single" w:color="auto" w:sz="4" w:space="0"/>
+        </w:tblBorders>
+        <w:tblLayout w:type="autofit"/>
+        <w:tblCellMar>
+          <w:top w:w="0" w:type="dxa"/>
+          <w:left w:w="108" w:type="dxa"/>
+          <w:bottom w:w="0" w:type="dxa"/>
+          <w:right w:w="108" w:type="dxa"/>
+        </w:tblCellMar>
+      </w:tblPr>
+      <w:tblGrid>
+        <w:gridCol w:w="3040"/>
+        <w:gridCol w:w="1683"/>
+      </w:tblGrid>
+      <w:tr>
+        <w:tblPrEx>
+          <w:tblBorders>
+            <w:top w:val="single" w:color="auto" w:sz="4" w:space="0"/>
+            <w:left w:val="single" w:color="auto" w:sz="4" w:space="0"/>
+            <w:bottom w:val="single" w:color="auto" w:sz="4" w:space="0"/>
+            <w:right w:val="single" w:color="auto" w:sz="4" w:space="0"/>
+            <w:insideH w:val="single" w:color="auto" w:sz="4" w:space="0"/>
+            <w:insideV w:val="single" w:color="auto" w:sz="4" w:space="0"/>
+          </w:tblBorders>
+          <w:tblCellMar>
+            <w:top w:w="0" w:type="dxa"/>
+            <w:left w:w="108" w:type="dxa"/>
+            <w:bottom w:w="0" w:type="dxa"/>
+            <w:right w:w="108" w:type="dxa"/>
+          </w:tblCellMar>
+        </w:tblPrEx>
+        <w:tc>
+          <w:tcPr>
+            <w:tcW w:w="3040" w:type="dxa"/>
+            <w:shd w:val="clear" w:color="auto" w:fill="D7D7D7" w:themeFill="background1" w:themeFillShade="D8"/>
+          </w:tcPr>
+          <w:p>
+            <w:pPr>
+              <w:widowControl w:val="0"/>
+              <w:bidi w:val="0"/>
+              <w:jc w:val="both"/>
+              <w:rPr>
+                <w:rFonts w:hint="default"/>
+                <w:b/>
+                <w:bCs/>
+                <w:vertAlign w:val="baseline"/>
+                <w:lang w:val="en-US"/>
+              </w:rPr>
+            </w:pPr>
+            <w:r>
+              <w:rPr>
+                <w:rFonts w:hint="default"/>
+                <w:b/>
+                <w:bCs/>
+                <w:vertAlign w:val="baseline"/>
+                <w:lang w:val="en-US"/>
+              </w:rPr>
+              <w:t>Classname</w:t>
+            </w:r>
+          </w:p>
+        </w:tc>
+        <w:tc>
+          <w:tcPr>
+            <w:tcW w:w="1665" w:type="dxa"/>
+            <w:shd w:val="clear" w:color="auto" w:fill="D7D7D7" w:themeFill="background1" w:themeFillShade="D8"/>
+          </w:tcPr>
+          <w:p>
+            <w:pPr>
+              <w:widowControl w:val="0"/>
+              <w:bidi w:val="0"/>
+              <w:jc w:val="both"/>
+              <w:rPr>
+                <w:rFonts w:hint="default"/>
+                <w:b/>
+                <w:bCs/>
+                <w:vertAlign w:val="baseline"/>
+                <w:lang w:val="en-US"/>
+              </w:rPr>
+            </w:pPr>
+            <w:r>
+              <w:rPr>
+                <w:rFonts w:hint="default"/>
+                <w:b/>
+                <w:bCs/>
+                <w:vertAlign w:val="baseline"/>
+                <w:lang w:val="en-US"/>
+              </w:rPr>
+              <w:t>Instances/Images</w:t>
+            </w:r>
+          </w:p>
+        </w:tc>
+      </w:tr>
+      <w:tr>
+        <w:tblPrEx>
+          <w:tblBorders>
+            <w:top w:val="single" w:color="auto" w:sz="4" w:space="0"/>
+            <w:left w:val="single" w:color="auto" w:sz="4" w:space="0"/>
+            <w:bottom w:val="single" w:color="auto" w:sz="4" w:space="0"/>
+            <w:right w:val="single" w:color="auto" w:sz="4" w:space="0"/>
+            <w:insideH w:val="single" w:color="auto" w:sz="4" w:space="0"/>
+            <w:insideV w:val="single" w:color="auto" w:sz="4" w:space="0"/>
+          </w:tblBorders>
+          <w:tblCellMar>
+            <w:top w:w="0" w:type="dxa"/>
+            <w:left w:w="108" w:type="dxa"/>
+            <w:bottom w:w="0" w:type="dxa"/>
+            <w:right w:w="108" w:type="dxa"/>
+          </w:tblCellMar>
+        </w:tblPrEx>
+        <w:tc>
+          <w:tcPr>
+            <w:tcW w:w="3040" w:type="dxa"/>
+          </w:tcPr>
+          <w:p>
+            <w:pPr>
+              <w:widowControl w:val="0"/>
+              <w:bidi w:val="0"/>
+              <w:jc w:val="both"/>
+              <w:rPr>
+                <w:rFonts w:hint="default"/>
+                <w:vertAlign w:val="baseline"/>
+                <w:lang w:val="en-US"/>
+              </w:rPr>
+            </w:pPr>
+            <w:r>
+              <w:rPr>
+                <w:rFonts w:hint="default"/>
+                <w:vertAlign w:val="baseline"/>
+                <w:lang w:val="en-US"/>
+              </w:rPr>
+              <w:t>Tomato Early Blight</w:t>
+            </w:r>
+          </w:p>
+        </w:tc>
+        <w:tc>
+          <w:tcPr>
+            <w:tcW w:w="1665" w:type="dxa"/>
+          </w:tcPr>
+          <w:p>
+            <w:pPr>
+              <w:widowControl w:val="0"/>
+              <w:bidi w:val="0"/>
+              <w:jc w:val="both"/>
+              <w:rPr>
+                <w:rFonts w:hint="default"/>
+                <w:vertAlign w:val="baseline"/>
+                <w:lang w:val="en-US"/>
+              </w:rPr>
+            </w:pPr>
+            <w:r>
+              <w:rPr>
+                <w:rFonts w:hint="default"/>
+                <w:vertAlign w:val="baseline"/>
+                <w:lang w:val="en-US"/>
+              </w:rPr>
+              <w:t>2070</w:t>
+            </w:r>
+          </w:p>
+        </w:tc>
+      </w:tr>
+      <w:tr>
+        <w:tblPrEx>
+          <w:tblBorders>
+            <w:top w:val="single" w:color="auto" w:sz="4" w:space="0"/>
+            <w:left w:val="single" w:color="auto" w:sz="4" w:space="0"/>
+            <w:bottom w:val="single" w:color="auto" w:sz="4" w:space="0"/>
+            <w:right w:val="single" w:color="auto" w:sz="4" w:space="0"/>
+            <w:insideH w:val="single" w:color="auto" w:sz="4" w:space="0"/>
+            <w:insideV w:val="single" w:color="auto" w:sz="4" w:space="0"/>
+          </w:tblBorders>
+          <w:tblCellMar>
+            <w:top w:w="0" w:type="dxa"/>
+            <w:left w:w="108" w:type="dxa"/>
+            <w:bottom w:w="0" w:type="dxa"/>
+            <w:right w:w="108" w:type="dxa"/>
+          </w:tblCellMar>
+        </w:tblPrEx>
+        <w:tc>
+          <w:tcPr>
+            <w:tcW w:w="3040" w:type="dxa"/>
+          </w:tcPr>
+          <w:p>
+            <w:pPr>
+              <w:widowControl w:val="0"/>
+              <w:bidi w:val="0"/>
+              <w:jc w:val="both"/>
+              <w:rPr>
+                <w:rFonts w:hint="default"/>
+                <w:vertAlign w:val="baseline"/>
+                <w:lang w:val="en-US"/>
+              </w:rPr>
+            </w:pPr>
+            <w:r>
+              <w:rPr>
+                <w:rFonts w:hint="default"/>
+                <w:vertAlign w:val="baseline"/>
+                <w:lang w:val="en-US"/>
+              </w:rPr>
+              <w:t>Tomato Bacterial Leaf Spot</w:t>
+            </w:r>
+          </w:p>
+        </w:tc>
+        <w:tc>
+          <w:tcPr>
+            <w:tcW w:w="1665" w:type="dxa"/>
+          </w:tcPr>
+          <w:p>
+            <w:pPr>
+              <w:widowControl w:val="0"/>
+              <w:bidi w:val="0"/>
+              <w:jc w:val="both"/>
+              <w:rPr>
+                <w:rFonts w:hint="default"/>
+                <w:vertAlign w:val="baseline"/>
+                <w:lang w:val="en-US"/>
+              </w:rPr>
+            </w:pPr>
+            <w:r>
+              <w:rPr>
+                <w:rFonts w:hint="default"/>
+                <w:vertAlign w:val="baseline"/>
+                <w:lang w:val="en-US"/>
+              </w:rPr>
+              <w:t>1789</w:t>
+            </w:r>
+          </w:p>
+        </w:tc>
+      </w:tr>
+      <w:tr>
+        <w:tblPrEx>
+          <w:tblBorders>
+            <w:top w:val="single" w:color="auto" w:sz="4" w:space="0"/>
+            <w:left w:val="single" w:color="auto" w:sz="4" w:space="0"/>
+            <w:bottom w:val="single" w:color="auto" w:sz="4" w:space="0"/>
+            <w:right w:val="single" w:color="auto" w:sz="4" w:space="0"/>
+            <w:insideH w:val="single" w:color="auto" w:sz="4" w:space="0"/>
+            <w:insideV w:val="single" w:color="auto" w:sz="4" w:space="0"/>
+          </w:tblBorders>
+          <w:tblCellMar>
+            <w:top w:w="0" w:type="dxa"/>
+            <w:left w:w="108" w:type="dxa"/>
+            <w:bottom w:w="0" w:type="dxa"/>
+            <w:right w:w="108" w:type="dxa"/>
+          </w:tblCellMar>
+        </w:tblPrEx>
+        <w:tc>
+          <w:tcPr>
+            <w:tcW w:w="3040" w:type="dxa"/>
+          </w:tcPr>
+          <w:p>
+            <w:pPr>
+              <w:widowControl w:val="0"/>
+              <w:bidi w:val="0"/>
+              <w:jc w:val="both"/>
+              <w:rPr>
+                <w:rFonts w:hint="default"/>
+                <w:vertAlign w:val="baseline"/>
+                <w:lang w:val="en-US"/>
+              </w:rPr>
+            </w:pPr>
+            <w:r>
+              <w:rPr>
+                <w:rFonts w:hint="default"/>
+                <w:vertAlign w:val="baseline"/>
+                <w:lang w:val="en-US"/>
+              </w:rPr>
+              <w:t>Tomato Septoria Leaf Spot</w:t>
+            </w:r>
+          </w:p>
+        </w:tc>
+        <w:tc>
+          <w:tcPr>
+            <w:tcW w:w="1665" w:type="dxa"/>
+          </w:tcPr>
+          <w:p>
+            <w:pPr>
+              <w:widowControl w:val="0"/>
+              <w:bidi w:val="0"/>
+              <w:jc w:val="both"/>
+              <w:rPr>
+                <w:rFonts w:hint="default"/>
+                <w:vertAlign w:val="baseline"/>
+                <w:lang w:val="en-US"/>
+              </w:rPr>
+            </w:pPr>
+            <w:r>
+              <w:rPr>
+                <w:rFonts w:hint="default"/>
+                <w:vertAlign w:val="baseline"/>
+                <w:lang w:val="en-US"/>
+              </w:rPr>
+              <w:t>1849</w:t>
+            </w:r>
+          </w:p>
+        </w:tc>
+      </w:tr>
+      <w:tr>
+        <w:tblPrEx>
+          <w:tblBorders>
+            <w:top w:val="single" w:color="auto" w:sz="4" w:space="0"/>
+            <w:left w:val="single" w:color="auto" w:sz="4" w:space="0"/>
+            <w:bottom w:val="single" w:color="auto" w:sz="4" w:space="0"/>
+            <w:right w:val="single" w:color="auto" w:sz="4" w:space="0"/>
+            <w:insideH w:val="single" w:color="auto" w:sz="4" w:space="0"/>
+            <w:insideV w:val="single" w:color="auto" w:sz="4" w:space="0"/>
+          </w:tblBorders>
+          <w:tblCellMar>
+            <w:top w:w="0" w:type="dxa"/>
+            <w:left w:w="108" w:type="dxa"/>
+            <w:bottom w:w="0" w:type="dxa"/>
+            <w:right w:w="108" w:type="dxa"/>
+          </w:tblCellMar>
+        </w:tblPrEx>
+        <w:tc>
+          <w:tcPr>
+            <w:tcW w:w="3040" w:type="dxa"/>
+          </w:tcPr>
+          <w:p>
+            <w:pPr>
+              <w:widowControl w:val="0"/>
+              <w:bidi w:val="0"/>
+              <w:jc w:val="both"/>
+              <w:rPr>
+                <w:rFonts w:hint="default"/>
+                <w:vertAlign w:val="baseline"/>
+                <w:lang w:val="en-US"/>
+              </w:rPr>
+            </w:pPr>
+            <w:r>
+              <w:rPr>
+                <w:rFonts w:hint="default"/>
+                <w:vertAlign w:val="baseline"/>
+                <w:lang w:val="en-US"/>
+              </w:rPr>
+              <w:t>Tomato Leaf Mold</w:t>
+            </w:r>
+          </w:p>
+        </w:tc>
+        <w:tc>
+          <w:tcPr>
+            <w:tcW w:w="1665" w:type="dxa"/>
+          </w:tcPr>
+          <w:p>
+            <w:pPr>
+              <w:widowControl w:val="0"/>
+              <w:bidi w:val="0"/>
+              <w:jc w:val="both"/>
+              <w:rPr>
+                <w:rFonts w:hint="default"/>
+                <w:vertAlign w:val="baseline"/>
+                <w:lang w:val="en-US"/>
+              </w:rPr>
+            </w:pPr>
+            <w:r>
+              <w:rPr>
+                <w:rFonts w:hint="default"/>
+                <w:vertAlign w:val="baseline"/>
+                <w:lang w:val="en-US"/>
+              </w:rPr>
+              <w:t>2007</w:t>
+            </w:r>
+          </w:p>
+        </w:tc>
+      </w:tr>
+      <w:tr>
+        <w:tblPrEx>
+          <w:tblBorders>
+            <w:top w:val="single" w:color="auto" w:sz="4" w:space="0"/>
+            <w:left w:val="single" w:color="auto" w:sz="4" w:space="0"/>
+            <w:bottom w:val="single" w:color="auto" w:sz="4" w:space="0"/>
+            <w:right w:val="single" w:color="auto" w:sz="4" w:space="0"/>
+            <w:insideH w:val="single" w:color="auto" w:sz="4" w:space="0"/>
+            <w:insideV w:val="single" w:color="auto" w:sz="4" w:space="0"/>
+          </w:tblBorders>
+          <w:tblCellMar>
+            <w:top w:w="0" w:type="dxa"/>
+            <w:left w:w="108" w:type="dxa"/>
+            <w:bottom w:w="0" w:type="dxa"/>
+            <w:right w:w="108" w:type="dxa"/>
+          </w:tblCellMar>
+        </w:tblPrEx>
+        <w:tc>
+          <w:tcPr>
+            <w:tcW w:w="3040" w:type="dxa"/>
+          </w:tcPr>
+          <w:p>
+            <w:pPr>
+              <w:widowControl w:val="0"/>
+              <w:bidi w:val="0"/>
+              <w:jc w:val="both"/>
+              <w:rPr>
+                <w:rFonts w:hint="default"/>
+                <w:vertAlign w:val="baseline"/>
+                <w:lang w:val="en-US"/>
+              </w:rPr>
+            </w:pPr>
+            <w:r>
+              <w:rPr>
+                <w:rFonts w:hint="default"/>
+                <w:vertAlign w:val="baseline"/>
+                <w:lang w:val="en-US"/>
+              </w:rPr>
+              <w:t>Tomato Yellow Leaf Curl Virus</w:t>
+            </w:r>
+          </w:p>
+        </w:tc>
+        <w:tc>
+          <w:tcPr>
+            <w:tcW w:w="1665" w:type="dxa"/>
+          </w:tcPr>
+          <w:p>
+            <w:pPr>
+              <w:widowControl w:val="0"/>
+              <w:bidi w:val="0"/>
+              <w:jc w:val="both"/>
+              <w:rPr>
+                <w:rFonts w:hint="default"/>
+                <w:vertAlign w:val="baseline"/>
+                <w:lang w:val="en-US"/>
+              </w:rPr>
+            </w:pPr>
+            <w:r>
+              <w:rPr>
+                <w:rFonts w:hint="default"/>
+                <w:vertAlign w:val="baseline"/>
+                <w:lang w:val="en-US"/>
+              </w:rPr>
+              <w:t>2035</w:t>
+            </w:r>
+          </w:p>
+        </w:tc>
+      </w:tr>
+      <w:tr>
+        <w:tblPrEx>
+          <w:tblBorders>
+            <w:top w:val="single" w:color="auto" w:sz="4" w:space="0"/>
+            <w:left w:val="single" w:color="auto" w:sz="4" w:space="0"/>
+            <w:bottom w:val="single" w:color="auto" w:sz="4" w:space="0"/>
+            <w:right w:val="single" w:color="auto" w:sz="4" w:space="0"/>
+            <w:insideH w:val="single" w:color="auto" w:sz="4" w:space="0"/>
+            <w:insideV w:val="single" w:color="auto" w:sz="4" w:space="0"/>
+          </w:tblBorders>
+          <w:tblCellMar>
+            <w:top w:w="0" w:type="dxa"/>
+            <w:left w:w="108" w:type="dxa"/>
+            <w:bottom w:w="0" w:type="dxa"/>
+            <w:right w:w="108" w:type="dxa"/>
+          </w:tblCellMar>
+        </w:tblPrEx>
+        <w:tc>
+          <w:tcPr>
+            <w:tcW w:w="3040" w:type="dxa"/>
+          </w:tcPr>
+          <w:p>
+            <w:pPr>
+              <w:widowControl w:val="0"/>
+              <w:bidi w:val="0"/>
+              <w:jc w:val="both"/>
+              <w:rPr>
+                <w:rFonts w:hint="default"/>
+                <w:vertAlign w:val="baseline"/>
+                <w:lang w:val="en-US"/>
+              </w:rPr>
+            </w:pPr>
+            <w:r>
+              <w:rPr>
+                <w:rFonts w:hint="default"/>
+                <w:vertAlign w:val="baseline"/>
+                <w:lang w:val="en-US"/>
+              </w:rPr>
+              <w:t>Tomato Late Blight</w:t>
+            </w:r>
+          </w:p>
+        </w:tc>
+        <w:tc>
+          <w:tcPr>
+            <w:tcW w:w="1665" w:type="dxa"/>
+          </w:tcPr>
+          <w:p>
+            <w:pPr>
+              <w:widowControl w:val="0"/>
+              <w:bidi w:val="0"/>
+              <w:jc w:val="both"/>
+              <w:rPr>
+                <w:rFonts w:hint="default"/>
+                <w:vertAlign w:val="baseline"/>
+                <w:lang w:val="en-US"/>
+              </w:rPr>
+            </w:pPr>
+            <w:r>
+              <w:rPr>
+                <w:rFonts w:hint="default"/>
+                <w:vertAlign w:val="baseline"/>
+                <w:lang w:val="en-US"/>
+              </w:rPr>
+              <w:t>1981</w:t>
+            </w:r>
+          </w:p>
+        </w:tc>
+      </w:tr>
+      <w:tr>
+        <w:tblPrEx>
+          <w:tblBorders>
+            <w:top w:val="single" w:color="auto" w:sz="4" w:space="0"/>
+            <w:left w:val="single" w:color="auto" w:sz="4" w:space="0"/>
+            <w:bottom w:val="single" w:color="auto" w:sz="4" w:space="0"/>
+            <w:right w:val="single" w:color="auto" w:sz="4" w:space="0"/>
+            <w:insideH w:val="single" w:color="auto" w:sz="4" w:space="0"/>
+            <w:insideV w:val="single" w:color="auto" w:sz="4" w:space="0"/>
+          </w:tblBorders>
+          <w:tblCellMar>
+            <w:top w:w="0" w:type="dxa"/>
+            <w:left w:w="108" w:type="dxa"/>
+            <w:bottom w:w="0" w:type="dxa"/>
+            <w:right w:w="108" w:type="dxa"/>
+          </w:tblCellMar>
+        </w:tblPrEx>
+        <w:tc>
+          <w:tcPr>
+            <w:tcW w:w="3040" w:type="dxa"/>
+          </w:tcPr>
+          <w:p>
+            <w:pPr>
+              <w:widowControl w:val="0"/>
+              <w:bidi w:val="0"/>
+              <w:jc w:val="both"/>
+              <w:rPr>
+                <w:rFonts w:hint="default"/>
+                <w:vertAlign w:val="baseline"/>
+                <w:lang w:val="en-US"/>
+              </w:rPr>
+            </w:pPr>
+            <w:r>
+              <w:rPr>
+                <w:rFonts w:hint="default"/>
+                <w:vertAlign w:val="baseline"/>
+                <w:lang w:val="en-US"/>
+              </w:rPr>
+              <w:t xml:space="preserve"> Tomato Healthy</w:t>
+            </w:r>
+          </w:p>
+        </w:tc>
+        <w:tc>
+          <w:tcPr>
+            <w:tcW w:w="1665" w:type="dxa"/>
+          </w:tcPr>
+          <w:p>
+            <w:pPr>
+              <w:widowControl w:val="0"/>
+              <w:bidi w:val="0"/>
+              <w:jc w:val="both"/>
+              <w:rPr>
+                <w:rFonts w:hint="default"/>
+                <w:vertAlign w:val="baseline"/>
+                <w:lang w:val="en-US"/>
+              </w:rPr>
+            </w:pPr>
+            <w:r>
+              <w:rPr>
+                <w:rFonts w:hint="default"/>
+                <w:vertAlign w:val="baseline"/>
+                <w:lang w:val="en-US"/>
+              </w:rPr>
+              <w:t>1926</w:t>
+            </w:r>
+          </w:p>
+        </w:tc>
+      </w:tr>
+    </w:tbl>
+    <w:p>
+      <w:pPr>
+        <w:bidi w:val="0"/>
+        <w:jc w:val="both"/>
+        <w:rPr>
+          <w:rFonts w:hint="default"/>
+          <w:lang w:val="en-US"/>
+        </w:rPr>
+      </w:pPr>
+    </w:p>
+    <w:p>
+      <w:pPr>
+        <w:bidi w:val="0"/>
+        <w:jc w:val="both"/>
+        <w:rPr>
+          <w:rFonts w:hint="default"/>
+          <w:lang w:val="en-US"/>
+        </w:rPr>
+      </w:pPr>
+      <w:r>
+        <w:rPr>
+          <w:rFonts w:hint="default"/>
+          <w:lang w:val="en-US"/>
+        </w:rPr>
+        <w:t>Table 1 breakdown the each class instances present in the final dataset which is used for the training and validation.</w:t>
       </w:r>
     </w:p>
     <w:p>
@@ -2611,7 +3185,7 @@
           <w:rFonts w:hint="default"/>
           <w:lang w:val="en-US"/>
         </w:rPr>
-        <w:t>The proposed system is implemented using a distributed edge-based architecture consisting of multiple sensing nodes, a base station and a cloud interface. Each edge node is deployed in the agricultural field to capture leaf images and perform real-time disease classification. The base station is responsible for receiving data from edge nodes and forwarding it to the cloud for storage and visualization. Each edge node is built using a Raspberry Pi 4, integrated with a RPi camera v2 module for image acquisition, a NEO-6M GPS module for location tagging, and a SX1278 LoRa transceiver for communication. The trained YOLOv11n model is deployed on the edge device to perform real-time disease classification. The AES 128bit encrypted inference results, along with GPS coordinates, are transmitted via LoRa to a base station equipped with a NodeMCU, which forwards the data to the Firebase cloud database. The stored data is then visualized through a web interface, providing real-time monitoring and periodic updates to users via Telegram. Details of each components used are mention in table 1.</w:t>
+        <w:t>The proposed system is implemented using a distributed edge-based architecture consisting of multiple sensing nodes, a base station and a cloud interface. Each edge node is deployed in the agricultural field to capture leaf images and perform real-time disease classification. The base station is responsible for receiving data from edge nodes and forwarding it to the cloud for storage and visualization. Each edge node is built using a Raspberry Pi 4, integrated with a RPi camera v2 module for image acquisition, a NEO-6M GPS module for location tagging, and a SX1278 LoRa transceiver for communication. The trained YOLOv11n model is deployed on the edge device to perform real-time disease classification. The AES 128bit encrypted inference results, along with GPS coordinates, are transmitted via LoRa to a base station equipped with a NodeMCU, which forwards the data to the Firebase cloud database. The stored data is then visualized through a web interface, providing real-time monitoring and periodic updates to users via Telegram. Details of components which are used for hardware implementation is mention in Table 2.</w:t>
       </w:r>
     </w:p>
     <w:p>
@@ -2637,9 +3211,18 @@
       <w:r>
         <w:rPr>
           <w:rFonts w:hint="default"/>
-          <w:lang w:val="en-US"/>
-        </w:rPr>
-        <w:t xml:space="preserve">Table 1. Implementation hardware </w:t>
+          <w:b/>
+          <w:bCs/>
+          <w:lang w:val="en-US"/>
+        </w:rPr>
+        <w:t>Table 2</w:t>
+      </w:r>
+      <w:r>
+        <w:rPr>
+          <w:rFonts w:hint="default"/>
+          <w:lang w:val="en-US"/>
+        </w:rPr>
+        <w:t xml:space="preserve">. Implementation hardware </w:t>
       </w:r>
     </w:p>
     <w:tbl>
@@ -2666,8 +3249,8 @@
         </w:tblCellMar>
       </w:tblPr>
       <w:tblGrid>
-        <w:gridCol w:w="2618"/>
-        <w:gridCol w:w="2223"/>
+        <w:gridCol w:w="2033"/>
+        <w:gridCol w:w="2808"/>
       </w:tblGrid>
       <w:tr>
         <w:tblPrEx>
@@ -2688,11 +3271,12 @@
         </w:tblPrEx>
         <w:tc>
           <w:tcPr>
-            <w:tcW w:w="2618" w:type="dxa"/>
+            <w:tcW w:w="2033" w:type="dxa"/>
             <w:shd w:val="clear" w:color="auto" w:fill="D7D7D7" w:themeFill="background1" w:themeFillShade="D8"/>
           </w:tcPr>
           <w:p>
             <w:pPr>
+              <w:widowControl w:val="0"/>
               <w:bidi w:val="0"/>
               <w:jc w:val="both"/>
               <w:rPr>
@@ -2717,11 +3301,12 @@
         </w:tc>
         <w:tc>
           <w:tcPr>
-            <w:tcW w:w="2223" w:type="dxa"/>
+            <w:tcW w:w="2808" w:type="dxa"/>
             <w:shd w:val="clear" w:color="auto" w:fill="D7D7D7" w:themeFill="background1" w:themeFillShade="D8"/>
           </w:tcPr>
           <w:p>
             <w:pPr>
+              <w:widowControl w:val="0"/>
               <w:bidi w:val="0"/>
               <w:jc w:val="both"/>
               <w:rPr>
@@ -2741,6 +3326,97 @@
                 <w:lang w:val="en-US"/>
               </w:rPr>
               <w:t>Specification</w:t>
+            </w:r>
+          </w:p>
+        </w:tc>
+      </w:tr>
+      <w:tr>
+        <w:tblPrEx>
+          <w:tblBorders>
+            <w:top w:val="single" w:color="auto" w:sz="4" w:space="0"/>
+            <w:left w:val="single" w:color="auto" w:sz="4" w:space="0"/>
+            <w:bottom w:val="single" w:color="auto" w:sz="4" w:space="0"/>
+            <w:right w:val="single" w:color="auto" w:sz="4" w:space="0"/>
+            <w:insideH w:val="single" w:color="auto" w:sz="4" w:space="0"/>
+            <w:insideV w:val="single" w:color="auto" w:sz="4" w:space="0"/>
+          </w:tblBorders>
+          <w:tblCellMar>
+            <w:top w:w="0" w:type="dxa"/>
+            <w:left w:w="108" w:type="dxa"/>
+            <w:bottom w:w="0" w:type="dxa"/>
+            <w:right w:w="108" w:type="dxa"/>
+          </w:tblCellMar>
+        </w:tblPrEx>
+        <w:trPr>
+          <w:trHeight w:val="174" w:hRule="atLeast"/>
+        </w:trPr>
+        <w:tc>
+          <w:tcPr>
+            <w:tcW w:w="2033" w:type="dxa"/>
+          </w:tcPr>
+          <w:p>
+            <w:pPr>
+              <w:widowControl w:val="0"/>
+              <w:bidi w:val="0"/>
+              <w:jc w:val="left"/>
+              <w:rPr>
+                <w:rFonts w:hint="default"/>
+                <w:vertAlign w:val="baseline"/>
+                <w:lang w:val="en-US"/>
+              </w:rPr>
+            </w:pPr>
+            <w:r>
+              <w:rPr>
+                <w:rFonts w:hint="default"/>
+                <w:vertAlign w:val="baseline"/>
+                <w:lang w:val="en-US"/>
+              </w:rPr>
+              <w:t xml:space="preserve">Raspberry Pi 4 </w:t>
+            </w:r>
+          </w:p>
+          <w:p>
+            <w:pPr>
+              <w:widowControl w:val="0"/>
+              <w:bidi w:val="0"/>
+              <w:jc w:val="left"/>
+              <w:rPr>
+                <w:rFonts w:hint="default"/>
+                <w:vertAlign w:val="baseline"/>
+                <w:lang w:val="en-US"/>
+              </w:rPr>
+            </w:pPr>
+            <w:r>
+              <w:rPr>
+                <w:rFonts w:hint="default"/>
+                <w:vertAlign w:val="baseline"/>
+                <w:lang w:val="en-US"/>
+              </w:rPr>
+              <w:t>Model B</w:t>
+            </w:r>
+          </w:p>
+        </w:tc>
+        <w:tc>
+          <w:tcPr>
+            <w:tcW w:w="2808" w:type="dxa"/>
+          </w:tcPr>
+          <w:p>
+            <w:pPr>
+              <w:widowControl w:val="0"/>
+              <w:bidi w:val="0"/>
+              <w:jc w:val="left"/>
+              <w:rPr>
+                <w:rFonts w:hint="default"/>
+                <w:vertAlign w:val="baseline"/>
+                <w:lang w:val="en-US"/>
+              </w:rPr>
+            </w:pPr>
+            <w:r>
+              <w:rPr>
+                <w:rFonts w:hint="default"/>
+                <w:vertAlign w:val="baseline"/>
+                <w:lang w:val="en-US"/>
+              </w:rPr>
+              <w:t>4GB RAM, Cortex-A72 64-bit SoC, Broadcom BCM2711</w:t>
             </w:r>
           </w:p>
         </w:tc>
@@ -2764,34 +3440,96 @@
         </w:tblPrEx>
         <w:tc>
           <w:tcPr>
-            <w:tcW w:w="2618" w:type="dxa"/>
+            <w:tcW w:w="2033" w:type="dxa"/>
           </w:tcPr>
           <w:p>
             <w:pPr>
+              <w:widowControl w:val="0"/>
               <w:bidi w:val="0"/>
-              <w:jc w:val="both"/>
+              <w:jc w:val="left"/>
               <w:rPr>
                 <w:rFonts w:hint="default"/>
                 <w:vertAlign w:val="baseline"/>
                 <w:lang w:val="en-US"/>
               </w:rPr>
             </w:pPr>
+            <w:r>
+              <w:rPr>
+                <w:rFonts w:hint="default"/>
+                <w:vertAlign w:val="baseline"/>
+                <w:lang w:val="en-US"/>
+              </w:rPr>
+              <w:t xml:space="preserve">Raspberry Pi Camera </w:t>
+            </w:r>
+          </w:p>
+          <w:p>
+            <w:pPr>
+              <w:widowControl w:val="0"/>
+              <w:bidi w:val="0"/>
+              <w:jc w:val="left"/>
+              <w:rPr>
+                <w:rFonts w:hint="default"/>
+                <w:vertAlign w:val="baseline"/>
+                <w:lang w:val="en-US"/>
+              </w:rPr>
+            </w:pPr>
+            <w:r>
+              <w:rPr>
+                <w:rFonts w:hint="default"/>
+                <w:vertAlign w:val="baseline"/>
+                <w:lang w:val="en-US"/>
+              </w:rPr>
+              <w:t>Module v2</w:t>
+            </w:r>
           </w:p>
         </w:tc>
         <w:tc>
           <w:tcPr>
-            <w:tcW w:w="2223" w:type="dxa"/>
+            <w:tcW w:w="2808" w:type="dxa"/>
           </w:tcPr>
           <w:p>
             <w:pPr>
+              <w:widowControl w:val="0"/>
               <w:bidi w:val="0"/>
-              <w:jc w:val="both"/>
+              <w:jc w:val="left"/>
               <w:rPr>
                 <w:rFonts w:hint="default"/>
                 <w:vertAlign w:val="baseline"/>
                 <w:lang w:val="en-US"/>
               </w:rPr>
             </w:pPr>
+            <w:r>
+              <w:rPr>
+                <w:rFonts w:hint="default"/>
+                <w:vertAlign w:val="baseline"/>
+                <w:lang w:val="en-US"/>
+              </w:rPr>
+              <w:t>8-megapixel, Hz FoV 62.2</w:t>
+            </w:r>
+            <w:r>
+              <w:rPr>
+                <w:rFonts w:hint="default"/>
+                <w:vertAlign w:val="superscript"/>
+                <w:lang w:val="en-US"/>
+              </w:rPr>
+              <w:t>o</w:t>
+            </w:r>
+            <w:r>
+              <w:rPr>
+                <w:rFonts w:hint="default"/>
+                <w:vertAlign w:val="baseline"/>
+                <w:lang w:val="en-US"/>
+              </w:rPr>
+              <w:t xml:space="preserve"> and Vz FoV 48.8</w:t>
+            </w:r>
+            <w:r>
+              <w:rPr>
+                <w:rFonts w:hint="default"/>
+                <w:vertAlign w:val="superscript"/>
+                <w:lang w:val="en-US"/>
+              </w:rPr>
+              <w:t>o</w:t>
+            </w:r>
           </w:p>
         </w:tc>
       </w:tr>
@@ -2814,34 +3552,64 @@
         </w:tblPrEx>
         <w:tc>
           <w:tcPr>
-            <w:tcW w:w="2618" w:type="dxa"/>
+            <w:tcW w:w="2033" w:type="dxa"/>
           </w:tcPr>
           <w:p>
             <w:pPr>
+              <w:widowControl w:val="0"/>
               <w:bidi w:val="0"/>
-              <w:jc w:val="both"/>
+              <w:jc w:val="left"/>
               <w:rPr>
                 <w:rFonts w:hint="default"/>
                 <w:vertAlign w:val="baseline"/>
                 <w:lang w:val="en-US"/>
               </w:rPr>
             </w:pPr>
+          </w:p>
+          <w:p>
+            <w:pPr>
+              <w:widowControl w:val="0"/>
+              <w:bidi w:val="0"/>
+              <w:jc w:val="left"/>
+              <w:rPr>
+                <w:rFonts w:hint="default"/>
+                <w:vertAlign w:val="baseline"/>
+                <w:lang w:val="en-US"/>
+              </w:rPr>
+            </w:pPr>
+            <w:r>
+              <w:rPr>
+                <w:rFonts w:hint="default"/>
+                <w:vertAlign w:val="baseline"/>
+                <w:lang w:val="en-US"/>
+              </w:rPr>
+              <w:t>LoRa SX1278</w:t>
+            </w:r>
           </w:p>
         </w:tc>
         <w:tc>
           <w:tcPr>
-            <w:tcW w:w="2223" w:type="dxa"/>
+            <w:tcW w:w="2808" w:type="dxa"/>
           </w:tcPr>
           <w:p>
             <w:pPr>
+              <w:widowControl w:val="0"/>
               <w:bidi w:val="0"/>
-              <w:jc w:val="both"/>
+              <w:jc w:val="left"/>
               <w:rPr>
                 <w:rFonts w:hint="default"/>
                 <w:vertAlign w:val="baseline"/>
                 <w:lang w:val="en-US"/>
               </w:rPr>
             </w:pPr>
+            <w:r>
+              <w:rPr>
+                <w:rFonts w:hint="default"/>
+                <w:vertAlign w:val="baseline"/>
+                <w:lang w:val="en-US"/>
+              </w:rPr>
+              <w:t xml:space="preserve">Semtech SX1278 chip, 433 MHz, sensitivity -148 dBm </w:t>
+            </w:r>
           </w:p>
         </w:tc>
       </w:tr>
@@ -2864,34 +3632,52 @@
         </w:tblPrEx>
         <w:tc>
           <w:tcPr>
-            <w:tcW w:w="2618" w:type="dxa"/>
+            <w:tcW w:w="2033" w:type="dxa"/>
           </w:tcPr>
           <w:p>
             <w:pPr>
+              <w:widowControl w:val="0"/>
               <w:bidi w:val="0"/>
-              <w:jc w:val="both"/>
+              <w:jc w:val="left"/>
               <w:rPr>
                 <w:rFonts w:hint="default"/>
                 <w:vertAlign w:val="baseline"/>
                 <w:lang w:val="en-US"/>
               </w:rPr>
             </w:pPr>
+            <w:r>
+              <w:rPr>
+                <w:rFonts w:hint="default"/>
+                <w:vertAlign w:val="baseline"/>
+                <w:lang w:val="en-US"/>
+              </w:rPr>
+              <w:t>GPS NEO-6M</w:t>
+            </w:r>
           </w:p>
         </w:tc>
         <w:tc>
           <w:tcPr>
-            <w:tcW w:w="2223" w:type="dxa"/>
+            <w:tcW w:w="2808" w:type="dxa"/>
           </w:tcPr>
           <w:p>
             <w:pPr>
+              <w:widowControl w:val="0"/>
               <w:bidi w:val="0"/>
-              <w:jc w:val="both"/>
+              <w:jc w:val="left"/>
               <w:rPr>
                 <w:rFonts w:hint="default"/>
                 <w:vertAlign w:val="baseline"/>
                 <w:lang w:val="en-US"/>
               </w:rPr>
             </w:pPr>
+            <w:r>
+              <w:rPr>
+                <w:rFonts w:hint="default"/>
+                <w:vertAlign w:val="baseline"/>
+                <w:lang w:val="en-US"/>
+              </w:rPr>
+              <w:t>Accuracy 2.5 meters, Update rate 5 Hz</w:t>
+            </w:r>
           </w:p>
         </w:tc>
       </w:tr>
@@ -2914,34 +3700,650 @@
         </w:tblPrEx>
         <w:tc>
           <w:tcPr>
-            <w:tcW w:w="2618" w:type="dxa"/>
+            <w:tcW w:w="2033" w:type="dxa"/>
           </w:tcPr>
           <w:p>
             <w:pPr>
+              <w:widowControl w:val="0"/>
               <w:bidi w:val="0"/>
-              <w:jc w:val="both"/>
+              <w:jc w:val="left"/>
               <w:rPr>
                 <w:rFonts w:hint="default"/>
                 <w:vertAlign w:val="baseline"/>
                 <w:lang w:val="en-US"/>
               </w:rPr>
             </w:pPr>
+            <w:r>
+              <w:rPr>
+                <w:rFonts w:hint="default"/>
+                <w:vertAlign w:val="baseline"/>
+                <w:lang w:val="en-US"/>
+              </w:rPr>
+              <w:t>NodeMCU</w:t>
+            </w:r>
           </w:p>
         </w:tc>
         <w:tc>
           <w:tcPr>
-            <w:tcW w:w="2223" w:type="dxa"/>
+            <w:tcW w:w="2808" w:type="dxa"/>
           </w:tcPr>
           <w:p>
             <w:pPr>
+              <w:widowControl w:val="0"/>
+              <w:bidi w:val="0"/>
+              <w:jc w:val="left"/>
+              <w:rPr>
+                <w:rFonts w:hint="default"/>
+                <w:vertAlign w:val="baseline"/>
+                <w:lang w:val="en-US"/>
+              </w:rPr>
+            </w:pPr>
+            <w:r>
+              <w:rPr>
+                <w:rFonts w:hint="default"/>
+                <w:vertAlign w:val="baseline"/>
+                <w:lang w:val="en-US"/>
+              </w:rPr>
+              <w:t xml:space="preserve"> ESP8266, ESP-12E , clock speed 80 MHz, Integrated IEEE 802.11 b/g/n Wi-Fi</w:t>
+            </w:r>
+          </w:p>
+        </w:tc>
+      </w:tr>
+    </w:tbl>
+    <w:p>
+      <w:pPr>
+        <w:bidi w:val="0"/>
+        <w:jc w:val="both"/>
+        <w:rPr>
+          <w:rFonts w:hint="default" w:hAnsi="Cambria Math" w:eastAsia="SimSun"/>
+          <w:i w:val="0"/>
+          <w:sz w:val="18"/>
+          <w:szCs w:val="18"/>
+        </w:rPr>
+      </w:pPr>
+    </w:p>
+    <w:p>
+      <w:pPr>
+        <w:bidi w:val="0"/>
+        <w:jc w:val="both"/>
+        <w:rPr>
+          <w:rFonts w:hint="default" w:hAnsi="Cambria Math" w:eastAsia="SimSun"/>
+          <w:i w:val="0"/>
+          <w:sz w:val="18"/>
+          <w:szCs w:val="18"/>
+        </w:rPr>
+      </w:pPr>
+    </w:p>
+    <w:p>
+      <w:pPr>
+        <w:pStyle w:val="9"/>
+        <w:numPr>
+          <w:ilvl w:val="0"/>
+          <w:numId w:val="8"/>
+        </w:numPr>
+        <w:bidi w:val="0"/>
+        <w:spacing w:after="120" w:line="228" w:lineRule="auto"/>
+        <w:ind w:left="0" w:leftChars="0" w:firstLine="288" w:firstLineChars="0"/>
+        <w:jc w:val="center"/>
+        <w:rPr>
+          <w:rFonts w:hint="default"/>
+          <w:b/>
+          <w:bCs/>
+          <w:lang w:val="en-US"/>
+        </w:rPr>
+      </w:pPr>
+      <w:r>
+        <w:rPr>
+          <w:rFonts w:hint="default"/>
+          <w:b/>
+          <w:bCs/>
+          <w:lang w:val="en-US"/>
+        </w:rPr>
+        <w:t>R</w:t>
+      </w:r>
+      <w:r>
+        <w:rPr>
+          <w:rFonts w:hint="default"/>
+          <w:b/>
+          <w:bCs/>
+          <w:sz w:val="16"/>
+          <w:szCs w:val="16"/>
+          <w:lang w:val="en-US"/>
+        </w:rPr>
+        <w:t>ESULT</w:t>
+      </w:r>
+      <w:r>
+        <w:rPr>
+          <w:rFonts w:hint="default"/>
+          <w:b/>
+          <w:bCs/>
+          <w:lang w:val="en-US"/>
+        </w:rPr>
+        <w:t xml:space="preserve"> </w:t>
+      </w:r>
+      <w:r>
+        <w:rPr>
+          <w:rFonts w:hint="default"/>
+          <w:b/>
+          <w:bCs/>
+          <w:sz w:val="16"/>
+          <w:szCs w:val="16"/>
+          <w:lang w:val="en-US"/>
+        </w:rPr>
+        <w:t>AND</w:t>
+      </w:r>
+      <w:r>
+        <w:rPr>
+          <w:rFonts w:hint="default"/>
+          <w:b/>
+          <w:bCs/>
+          <w:lang w:val="en-US"/>
+        </w:rPr>
+        <w:t xml:space="preserve"> D</w:t>
+      </w:r>
+      <w:r>
+        <w:rPr>
+          <w:rFonts w:hint="default"/>
+          <w:b/>
+          <w:bCs/>
+          <w:sz w:val="16"/>
+          <w:szCs w:val="16"/>
+          <w:lang w:val="en-US"/>
+        </w:rPr>
+        <w:t>ISCUSSION</w:t>
+      </w:r>
+    </w:p>
+    <w:p>
+      <w:pPr>
+        <w:bidi w:val="0"/>
+        <w:jc w:val="both"/>
+        <w:rPr>
+          <w:rFonts w:hint="default"/>
+          <w:lang w:val="en-US"/>
+        </w:rPr>
+      </w:pPr>
+      <w:r>
+        <w:rPr>
+          <w:rFonts w:hint="default"/>
+          <w:lang w:val="en-US"/>
+        </w:rPr>
+        <w:t>The performance of the proposed YOLOv11n classification model is evaluated on the validation dataset comprising 2,734 images across seven classes. The model achieves a Top-1 accuracy of 95.83% and Top-5 accuracy of 99.74%, demonstrating strong classification capability across both diseased and healthy leaf categories.</w:t>
+      </w:r>
+    </w:p>
+    <w:p>
+      <w:pPr>
+        <w:keepNext w:val="0"/>
+        <w:keepLines w:val="0"/>
+        <w:pageBreakBefore w:val="0"/>
+        <w:widowControl/>
+        <w:kinsoku/>
+        <w:wordWrap/>
+        <w:overflowPunct/>
+        <w:topLinePunct w:val="0"/>
+        <w:autoSpaceDE/>
+        <w:autoSpaceDN/>
+        <w:bidi w:val="0"/>
+        <w:adjustRightInd/>
+        <w:snapToGrid/>
+        <w:spacing w:before="91" w:beforeLines="25"/>
+        <w:jc w:val="center"/>
+        <w:textAlignment w:val="auto"/>
+        <w:rPr>
+          <w:rFonts w:hint="default"/>
+          <w:sz w:val="16"/>
+          <w:szCs w:val="16"/>
+          <w:lang w:val="en-US"/>
+        </w:rPr>
+      </w:pPr>
+      <w:r>
+        <w:rPr>
+          <w:rFonts w:hint="default"/>
+          <w:lang w:val="en-US"/>
+        </w:rPr>
+        <w:drawing>
+          <wp:anchor distT="0" distB="0" distL="114300" distR="114300" simplePos="0" relativeHeight="251663360" behindDoc="0" locked="0" layoutInCell="1" allowOverlap="1">
+            <wp:simplePos x="0" y="0"/>
+            <wp:positionH relativeFrom="column">
+              <wp:posOffset>57785</wp:posOffset>
+            </wp:positionH>
+            <wp:positionV relativeFrom="paragraph">
+              <wp:posOffset>63500</wp:posOffset>
+            </wp:positionV>
+            <wp:extent cx="2948305" cy="2948305"/>
+            <wp:effectExtent l="0" t="0" r="4445" b="4445"/>
+            <wp:wrapTopAndBottom/>
+            <wp:docPr id="2" name="Picture 2" descr="results"/>
+            <wp:cNvGraphicFramePr>
+              <a:graphicFrameLocks xmlns:a="http://schemas.openxmlformats.org/drawingml/2006/main" noChangeAspect="1"/>
+            </wp:cNvGraphicFramePr>
+            <a:graphic xmlns:a="http://schemas.openxmlformats.org/drawingml/2006/main">
+              <a:graphicData uri="http://schemas.openxmlformats.org/drawingml/2006/picture">
+                <pic:pic xmlns:pic="http://schemas.openxmlformats.org/drawingml/2006/picture">
+                  <pic:nvPicPr>
+                    <pic:cNvPr id="2" name="Picture 2" descr="results"/>
+                    <pic:cNvPicPr>
+                      <a:picLocks noChangeAspect="1"/>
+                    </pic:cNvPicPr>
+                  </pic:nvPicPr>
+                  <pic:blipFill>
+                    <a:blip r:embed="rId8"/>
+                    <a:stretch>
+                      <a:fillRect/>
+                    </a:stretch>
+                  </pic:blipFill>
+                  <pic:spPr>
+                    <a:xfrm>
+                      <a:off x="0" y="0"/>
+                      <a:ext cx="2948305" cy="2948305"/>
+                    </a:xfrm>
+                    <a:prstGeom prst="rect">
+                      <a:avLst/>
+                    </a:prstGeom>
+                  </pic:spPr>
+                </pic:pic>
+              </a:graphicData>
+            </a:graphic>
+          </wp:anchor>
+        </w:drawing>
+      </w:r>
+      <w:r>
+        <w:rPr>
+          <w:rFonts w:hint="default"/>
+          <w:sz w:val="16"/>
+          <w:szCs w:val="16"/>
+          <w:lang w:val="en-US"/>
+        </w:rPr>
+        <w:t>Figure 4. Learning curve of  proposed methodology</w:t>
+      </w:r>
+    </w:p>
+    <w:p>
+      <w:pPr>
+        <w:bidi w:val="0"/>
+        <w:jc w:val="both"/>
+        <w:rPr>
+          <w:rFonts w:hint="default"/>
+          <w:lang w:val="en-US"/>
+        </w:rPr>
+      </w:pPr>
+    </w:p>
+    <w:p>
+      <w:pPr>
+        <w:bidi w:val="0"/>
+        <w:jc w:val="both"/>
+        <w:rPr>
+          <w:rFonts w:hint="default"/>
+          <w:lang w:val="en-US"/>
+        </w:rPr>
+      </w:pPr>
+      <w:r>
+        <w:rPr>
+          <w:rFonts w:hint="default"/>
+          <w:lang w:val="en-US"/>
+        </w:rPr>
+        <w:t>Figure 4 illustrates the training and validation performance of the proposed YOLOv11n model over 40 epochs. The training and validation loss curves show a consistent decreasing trend, indicating effective learning and convergence of the model. The Top-1 accuracy curve shows a sharp increase in the early stages of training, followed by gradual improvement and stabilization around 95.83%, indicating strong classification performance. The close alignment between training and validation loss curves suggests minimal over-fitting, confirming good generalization capability of the model on unseen data.</w:t>
+      </w:r>
+    </w:p>
+    <w:p>
+      <w:pPr>
+        <w:keepNext w:val="0"/>
+        <w:keepLines w:val="0"/>
+        <w:pageBreakBefore w:val="0"/>
+        <w:widowControl/>
+        <w:kinsoku/>
+        <w:wordWrap/>
+        <w:overflowPunct/>
+        <w:topLinePunct w:val="0"/>
+        <w:autoSpaceDE/>
+        <w:autoSpaceDN/>
+        <w:bidi w:val="0"/>
+        <w:adjustRightInd/>
+        <w:snapToGrid/>
+        <w:spacing w:before="181" w:beforeLines="50"/>
+        <w:jc w:val="center"/>
+        <w:textAlignment w:val="auto"/>
+        <w:rPr>
+          <w:rFonts w:hint="default"/>
+          <w:sz w:val="16"/>
+          <w:szCs w:val="16"/>
+          <w:lang w:val="en-US"/>
+        </w:rPr>
+      </w:pPr>
+      <w:r>
+        <w:rPr>
+          <w:rFonts w:hint="default"/>
+          <w:lang w:val="en-US"/>
+        </w:rPr>
+        <w:drawing>
+          <wp:anchor distT="0" distB="0" distL="114300" distR="114300" simplePos="0" relativeHeight="251662336" behindDoc="0" locked="0" layoutInCell="1" allowOverlap="1">
+            <wp:simplePos x="0" y="0"/>
+            <wp:positionH relativeFrom="column">
+              <wp:posOffset>38100</wp:posOffset>
+            </wp:positionH>
+            <wp:positionV relativeFrom="page">
+              <wp:posOffset>6791960</wp:posOffset>
+            </wp:positionV>
+            <wp:extent cx="3049905" cy="2287905"/>
+            <wp:effectExtent l="0" t="0" r="17145" b="17145"/>
+            <wp:wrapTopAndBottom/>
+            <wp:docPr id="1" name="Picture 1" descr="confusion_matrix"/>
+            <wp:cNvGraphicFramePr>
+              <a:graphicFrameLocks xmlns:a="http://schemas.openxmlformats.org/drawingml/2006/main" noChangeAspect="1"/>
+            </wp:cNvGraphicFramePr>
+            <a:graphic xmlns:a="http://schemas.openxmlformats.org/drawingml/2006/main">
+              <a:graphicData uri="http://schemas.openxmlformats.org/drawingml/2006/picture">
+                <pic:pic xmlns:pic="http://schemas.openxmlformats.org/drawingml/2006/picture">
+                  <pic:nvPicPr>
+                    <pic:cNvPr id="1" name="Picture 1" descr="confusion_matrix"/>
+                    <pic:cNvPicPr>
+                      <a:picLocks noChangeAspect="1"/>
+                    </pic:cNvPicPr>
+                  </pic:nvPicPr>
+                  <pic:blipFill>
+                    <a:blip r:embed="rId9"/>
+                    <a:stretch>
+                      <a:fillRect/>
+                    </a:stretch>
+                  </pic:blipFill>
+                  <pic:spPr>
+                    <a:xfrm>
+                      <a:off x="0" y="0"/>
+                      <a:ext cx="3049905" cy="2287905"/>
+                    </a:xfrm>
+                    <a:prstGeom prst="rect">
+                      <a:avLst/>
+                    </a:prstGeom>
+                  </pic:spPr>
+                </pic:pic>
+              </a:graphicData>
+            </a:graphic>
+          </wp:anchor>
+        </w:drawing>
+      </w:r>
+      <w:r>
+        <w:rPr>
+          <w:rFonts w:hint="default"/>
+          <w:sz w:val="16"/>
+          <w:szCs w:val="16"/>
+          <w:lang w:val="en-US"/>
+        </w:rPr>
+        <w:t>Figure 5. Confusion matrix of  proposed methodology</w:t>
+      </w:r>
+    </w:p>
+    <w:p>
+      <w:pPr>
+        <w:keepNext w:val="0"/>
+        <w:keepLines w:val="0"/>
+        <w:pageBreakBefore w:val="0"/>
+        <w:widowControl/>
+        <w:kinsoku/>
+        <w:wordWrap/>
+        <w:overflowPunct/>
+        <w:topLinePunct w:val="0"/>
+        <w:autoSpaceDE/>
+        <w:autoSpaceDN/>
+        <w:bidi w:val="0"/>
+        <w:adjustRightInd/>
+        <w:snapToGrid/>
+        <w:spacing w:before="181" w:beforeLines="50"/>
+        <w:jc w:val="center"/>
+        <w:textAlignment w:val="auto"/>
+        <w:rPr>
+          <w:rFonts w:hint="default"/>
+          <w:sz w:val="16"/>
+          <w:szCs w:val="16"/>
+          <w:lang w:val="en-US"/>
+        </w:rPr>
+      </w:pPr>
+    </w:p>
+    <w:p>
+      <w:pPr>
+        <w:bidi w:val="0"/>
+        <w:jc w:val="both"/>
+        <w:rPr>
+          <w:rFonts w:hint="default"/>
+          <w:b/>
+          <w:bCs/>
+          <w:lang w:val="en-US"/>
+        </w:rPr>
+        <w:sectPr>
+          <w:type w:val="continuous"/>
+          <w:pgSz w:w="11906" w:h="16838"/>
+          <w:pgMar w:top="1080" w:right="893" w:bottom="1080" w:left="893" w:header="720" w:footer="720" w:gutter="0"/>
+          <w:cols w:equalWidth="0" w:num="2">
+            <w:col w:w="4847" w:space="425"/>
+            <w:col w:w="4847"/>
+          </w:cols>
+          <w:docGrid w:linePitch="360" w:charSpace="0"/>
+        </w:sectPr>
+      </w:pPr>
+      <w:r>
+        <w:rPr>
+          <w:rFonts w:hint="default"/>
+          <w:lang w:val="en-US"/>
+        </w:rPr>
+        <w:t>Figure 5 represents the confusion matrix of the proposed model, illustrating class-wise prediction performance. The model demonstrates high true positive rates across most classes. Minor misclassifications are observed between visually similar disease classes, which is expected due to overlapping features. Overall the model is converged to classify disease distinctively</w:t>
+      </w:r>
+      <w:bookmarkStart w:id="0" w:name="_GoBack"/>
+      <w:bookmarkEnd w:id="0"/>
+      <w:r>
+        <w:rPr>
+          <w:rFonts w:hint="default"/>
+          <w:lang w:val="en-US"/>
+        </w:rPr>
+        <w:t>.</w:t>
+      </w:r>
+    </w:p>
+    <w:p>
+      <w:pPr>
+        <w:pStyle w:val="9"/>
+        <w:numPr>
+          <w:ilvl w:val="0"/>
+          <w:numId w:val="0"/>
+        </w:numPr>
+        <w:bidi w:val="0"/>
+        <w:rPr>
+          <w:rFonts w:hint="default"/>
+          <w:b/>
+          <w:bCs/>
+          <w:lang w:val="en-US"/>
+        </w:rPr>
+      </w:pPr>
+    </w:p>
+    <w:tbl>
+      <w:tblPr>
+        <w:tblStyle w:val="17"/>
+        <w:tblpPr w:leftFromText="180" w:rightFromText="180" w:vertAnchor="page" w:horzAnchor="page" w:tblpX="1141" w:tblpY="2221"/>
+        <w:tblOverlap w:val="never"/>
+        <w:tblW w:w="0" w:type="auto"/>
+        <w:tblInd w:w="0" w:type="dxa"/>
+        <w:tblBorders>
+          <w:top w:val="single" w:color="auto" w:sz="4" w:space="0"/>
+          <w:left w:val="single" w:color="auto" w:sz="4" w:space="0"/>
+          <w:bottom w:val="single" w:color="auto" w:sz="4" w:space="0"/>
+          <w:right w:val="single" w:color="auto" w:sz="4" w:space="0"/>
+          <w:insideH w:val="single" w:color="auto" w:sz="4" w:space="0"/>
+          <w:insideV w:val="single" w:color="auto" w:sz="4" w:space="0"/>
+        </w:tblBorders>
+        <w:tblLayout w:type="autofit"/>
+        <w:tblCellMar>
+          <w:top w:w="0" w:type="dxa"/>
+          <w:left w:w="108" w:type="dxa"/>
+          <w:bottom w:w="0" w:type="dxa"/>
+          <w:right w:w="108" w:type="dxa"/>
+        </w:tblCellMar>
+      </w:tblPr>
+      <w:tblGrid>
+        <w:gridCol w:w="2442"/>
+        <w:gridCol w:w="1650"/>
+        <w:gridCol w:w="1560"/>
+        <w:gridCol w:w="1830"/>
+        <w:gridCol w:w="2340"/>
+      </w:tblGrid>
+      <w:tr>
+        <w:tblPrEx>
+          <w:tblBorders>
+            <w:top w:val="single" w:color="auto" w:sz="4" w:space="0"/>
+            <w:left w:val="single" w:color="auto" w:sz="4" w:space="0"/>
+            <w:bottom w:val="single" w:color="auto" w:sz="4" w:space="0"/>
+            <w:right w:val="single" w:color="auto" w:sz="4" w:space="0"/>
+            <w:insideH w:val="single" w:color="auto" w:sz="4" w:space="0"/>
+            <w:insideV w:val="single" w:color="auto" w:sz="4" w:space="0"/>
+          </w:tblBorders>
+          <w:tblCellMar>
+            <w:top w:w="0" w:type="dxa"/>
+            <w:left w:w="108" w:type="dxa"/>
+            <w:bottom w:w="0" w:type="dxa"/>
+            <w:right w:w="108" w:type="dxa"/>
+          </w:tblCellMar>
+        </w:tblPrEx>
+        <w:tc>
+          <w:tcPr>
+            <w:tcW w:w="2442" w:type="dxa"/>
+            <w:shd w:val="clear" w:color="auto" w:fill="D7D7D7" w:themeFill="background1" w:themeFillShade="D8"/>
+          </w:tcPr>
+          <w:p>
+            <w:pPr>
+              <w:widowControl w:val="0"/>
               <w:bidi w:val="0"/>
               <w:jc w:val="both"/>
               <w:rPr>
                 <w:rFonts w:hint="default"/>
+                <w:b/>
+                <w:bCs/>
                 <w:vertAlign w:val="baseline"/>
                 <w:lang w:val="en-US"/>
               </w:rPr>
             </w:pPr>
+            <w:r>
+              <w:rPr>
+                <w:rFonts w:hint="default"/>
+                <w:b/>
+                <w:bCs/>
+                <w:vertAlign w:val="baseline"/>
+                <w:lang w:val="en-US"/>
+              </w:rPr>
+              <w:t>Classifier name</w:t>
+            </w:r>
+          </w:p>
+        </w:tc>
+        <w:tc>
+          <w:tcPr>
+            <w:tcW w:w="1650" w:type="dxa"/>
+            <w:shd w:val="clear" w:color="auto" w:fill="D7D7D7" w:themeFill="background1" w:themeFillShade="D8"/>
+          </w:tcPr>
+          <w:p>
+            <w:pPr>
+              <w:widowControl w:val="0"/>
+              <w:bidi w:val="0"/>
+              <w:jc w:val="both"/>
+              <w:rPr>
+                <w:rFonts w:hint="default"/>
+                <w:b/>
+                <w:bCs/>
+                <w:vertAlign w:val="baseline"/>
+                <w:lang w:val="en-US"/>
+              </w:rPr>
+            </w:pPr>
+            <w:r>
+              <w:rPr>
+                <w:rFonts w:hint="default"/>
+                <w:b/>
+                <w:bCs/>
+                <w:vertAlign w:val="baseline"/>
+                <w:lang w:val="en-US"/>
+              </w:rPr>
+              <w:t xml:space="preserve">Dataset images </w:t>
+            </w:r>
+          </w:p>
+        </w:tc>
+        <w:tc>
+          <w:tcPr>
+            <w:tcW w:w="1560" w:type="dxa"/>
+            <w:shd w:val="clear" w:color="auto" w:fill="D7D7D7" w:themeFill="background1" w:themeFillShade="D8"/>
+          </w:tcPr>
+          <w:p>
+            <w:pPr>
+              <w:widowControl w:val="0"/>
+              <w:bidi w:val="0"/>
+              <w:jc w:val="both"/>
+              <w:rPr>
+                <w:rFonts w:hint="default"/>
+                <w:b/>
+                <w:bCs/>
+                <w:vertAlign w:val="baseline"/>
+                <w:lang w:val="en-US"/>
+              </w:rPr>
+            </w:pPr>
+            <w:r>
+              <w:rPr>
+                <w:rFonts w:hint="default"/>
+                <w:b/>
+                <w:bCs/>
+                <w:vertAlign w:val="baseline"/>
+                <w:lang w:val="en-US"/>
+              </w:rPr>
+              <w:t>Accuracy</w:t>
+            </w:r>
+          </w:p>
+        </w:tc>
+        <w:tc>
+          <w:tcPr>
+            <w:tcW w:w="1830" w:type="dxa"/>
+            <w:shd w:val="clear" w:color="auto" w:fill="D7D7D7" w:themeFill="background1" w:themeFillShade="D8"/>
+          </w:tcPr>
+          <w:p>
+            <w:pPr>
+              <w:widowControl w:val="0"/>
+              <w:bidi w:val="0"/>
+              <w:jc w:val="both"/>
+              <w:rPr>
+                <w:rFonts w:hint="default"/>
+                <w:b/>
+                <w:bCs/>
+                <w:vertAlign w:val="baseline"/>
+                <w:lang w:val="en-US"/>
+              </w:rPr>
+            </w:pPr>
+            <w:r>
+              <w:rPr>
+                <w:rFonts w:hint="default"/>
+                <w:b/>
+                <w:bCs/>
+                <w:vertAlign w:val="baseline"/>
+                <w:lang w:val="en-US"/>
+              </w:rPr>
+              <w:t>Inference Time</w:t>
+            </w:r>
+          </w:p>
+        </w:tc>
+        <w:tc>
+          <w:tcPr>
+            <w:tcW w:w="2340" w:type="dxa"/>
+            <w:shd w:val="clear" w:color="auto" w:fill="D7D7D7" w:themeFill="background1" w:themeFillShade="D8"/>
+          </w:tcPr>
+          <w:p>
+            <w:pPr>
+              <w:widowControl w:val="0"/>
+              <w:bidi w:val="0"/>
+              <w:jc w:val="both"/>
+              <w:rPr>
+                <w:rFonts w:hint="default"/>
+                <w:b/>
+                <w:bCs/>
+                <w:vertAlign w:val="baseline"/>
+                <w:lang w:val="en-US"/>
+              </w:rPr>
+            </w:pPr>
+            <w:r>
+              <w:rPr>
+                <w:rFonts w:hint="default"/>
+                <w:b/>
+                <w:bCs/>
+                <w:vertAlign w:val="baseline"/>
+                <w:lang w:val="en-US"/>
+              </w:rPr>
+              <w:t>Trainable Parameters</w:t>
+            </w:r>
           </w:p>
         </w:tc>
       </w:tr>
@@ -2964,10 +4366,11 @@
         </w:tblPrEx>
         <w:tc>
           <w:tcPr>
-            <w:tcW w:w="2618" w:type="dxa"/>
+            <w:tcW w:w="2442" w:type="dxa"/>
           </w:tcPr>
           <w:p>
             <w:pPr>
+              <w:widowControl w:val="0"/>
               <w:bidi w:val="0"/>
               <w:jc w:val="both"/>
               <w:rPr>
@@ -2976,14 +4379,23 @@
                 <w:lang w:val="en-US"/>
               </w:rPr>
             </w:pPr>
+            <w:r>
+              <w:rPr>
+                <w:rFonts w:hint="default"/>
+                <w:vertAlign w:val="baseline"/>
+                <w:lang w:val="en-US"/>
+              </w:rPr>
+              <w:t>ANN [9]</w:t>
+            </w:r>
           </w:p>
         </w:tc>
         <w:tc>
           <w:tcPr>
-            <w:tcW w:w="2223" w:type="dxa"/>
+            <w:tcW w:w="1650" w:type="dxa"/>
           </w:tcPr>
           <w:p>
             <w:pPr>
+              <w:widowControl w:val="0"/>
               <w:bidi w:val="0"/>
               <w:jc w:val="both"/>
               <w:rPr>
@@ -2992,6 +4404,89 @@
                 <w:lang w:val="en-US"/>
               </w:rPr>
             </w:pPr>
+            <w:r>
+              <w:rPr>
+                <w:rFonts w:hint="default"/>
+                <w:vertAlign w:val="baseline"/>
+                <w:lang w:val="en-US"/>
+              </w:rPr>
+              <w:t>8,000</w:t>
+            </w:r>
+          </w:p>
+        </w:tc>
+        <w:tc>
+          <w:tcPr>
+            <w:tcW w:w="1560" w:type="dxa"/>
+          </w:tcPr>
+          <w:p>
+            <w:pPr>
+              <w:widowControl w:val="0"/>
+              <w:bidi w:val="0"/>
+              <w:jc w:val="both"/>
+              <w:rPr>
+                <w:rFonts w:hint="default"/>
+                <w:vertAlign w:val="baseline"/>
+                <w:lang w:val="en-US"/>
+              </w:rPr>
+            </w:pPr>
+            <w:r>
+              <w:rPr>
+                <w:rFonts w:hint="default"/>
+                <w:vertAlign w:val="baseline"/>
+                <w:lang w:val="en-US"/>
+              </w:rPr>
+              <w:t>92.17%</w:t>
+            </w:r>
+          </w:p>
+        </w:tc>
+        <w:tc>
+          <w:tcPr>
+            <w:tcW w:w="1830" w:type="dxa"/>
+          </w:tcPr>
+          <w:p>
+            <w:pPr>
+              <w:widowControl w:val="0"/>
+              <w:bidi w:val="0"/>
+              <w:jc w:val="both"/>
+              <w:rPr>
+                <w:rFonts w:hint="default"/>
+                <w:vertAlign w:val="baseline"/>
+                <w:lang w:val="en-US"/>
+              </w:rPr>
+            </w:pPr>
+            <w:r>
+              <w:rPr>
+                <w:rFonts w:hint="default"/>
+                <w:vertAlign w:val="baseline"/>
+                <w:lang w:val="en-US"/>
+              </w:rPr>
+              <w:t>105 ms</w:t>
+            </w:r>
+          </w:p>
+        </w:tc>
+        <w:tc>
+          <w:tcPr>
+            <w:tcW w:w="2340" w:type="dxa"/>
+          </w:tcPr>
+          <w:p>
+            <w:pPr>
+              <w:widowControl w:val="0"/>
+              <w:bidi w:val="0"/>
+              <w:jc w:val="both"/>
+              <w:rPr>
+                <w:rFonts w:hint="default"/>
+                <w:vertAlign w:val="baseline"/>
+                <w:lang w:val="en-US"/>
+              </w:rPr>
+            </w:pPr>
+            <w:r>
+              <w:rPr>
+                <w:rFonts w:hint="default"/>
+                <w:vertAlign w:val="baseline"/>
+                <w:lang w:val="en-US"/>
+              </w:rPr>
+              <w:t>1 million</w:t>
+            </w:r>
           </w:p>
         </w:tc>
       </w:tr>
@@ -3014,10 +4509,11 @@
         </w:tblPrEx>
         <w:tc>
           <w:tcPr>
-            <w:tcW w:w="2618" w:type="dxa"/>
+            <w:tcW w:w="2442" w:type="dxa"/>
           </w:tcPr>
           <w:p>
             <w:pPr>
+              <w:widowControl w:val="0"/>
               <w:bidi w:val="0"/>
               <w:jc w:val="both"/>
               <w:rPr>
@@ -3026,14 +4522,23 @@
                 <w:lang w:val="en-US"/>
               </w:rPr>
             </w:pPr>
+            <w:r>
+              <w:rPr>
+                <w:rFonts w:hint="default"/>
+                <w:vertAlign w:val="baseline"/>
+                <w:lang w:val="en-US"/>
+              </w:rPr>
+              <w:t>SVM [9]</w:t>
+            </w:r>
           </w:p>
         </w:tc>
         <w:tc>
           <w:tcPr>
-            <w:tcW w:w="2223" w:type="dxa"/>
+            <w:tcW w:w="1650" w:type="dxa"/>
           </w:tcPr>
           <w:p>
             <w:pPr>
+              <w:widowControl w:val="0"/>
               <w:bidi w:val="0"/>
               <w:jc w:val="both"/>
               <w:rPr>
@@ -3042,6 +4547,89 @@
                 <w:lang w:val="en-US"/>
               </w:rPr>
             </w:pPr>
+            <w:r>
+              <w:rPr>
+                <w:rFonts w:hint="default"/>
+                <w:vertAlign w:val="baseline"/>
+                <w:lang w:val="en-US"/>
+              </w:rPr>
+              <w:t>2,000</w:t>
+            </w:r>
+          </w:p>
+        </w:tc>
+        <w:tc>
+          <w:tcPr>
+            <w:tcW w:w="1560" w:type="dxa"/>
+          </w:tcPr>
+          <w:p>
+            <w:pPr>
+              <w:widowControl w:val="0"/>
+              <w:bidi w:val="0"/>
+              <w:jc w:val="both"/>
+              <w:rPr>
+                <w:rFonts w:hint="default"/>
+                <w:vertAlign w:val="baseline"/>
+                <w:lang w:val="en-US"/>
+              </w:rPr>
+            </w:pPr>
+            <w:r>
+              <w:rPr>
+                <w:rFonts w:hint="default"/>
+                <w:vertAlign w:val="baseline"/>
+                <w:lang w:val="en-US"/>
+              </w:rPr>
+              <w:t>84.23%</w:t>
+            </w:r>
+          </w:p>
+        </w:tc>
+        <w:tc>
+          <w:tcPr>
+            <w:tcW w:w="1830" w:type="dxa"/>
+          </w:tcPr>
+          <w:p>
+            <w:pPr>
+              <w:widowControl w:val="0"/>
+              <w:bidi w:val="0"/>
+              <w:jc w:val="both"/>
+              <w:rPr>
+                <w:rFonts w:hint="default"/>
+                <w:vertAlign w:val="baseline"/>
+                <w:lang w:val="en-US"/>
+              </w:rPr>
+            </w:pPr>
+            <w:r>
+              <w:rPr>
+                <w:rFonts w:hint="default"/>
+                <w:vertAlign w:val="baseline"/>
+                <w:lang w:val="en-US"/>
+              </w:rPr>
+              <w:t>100 ms</w:t>
+            </w:r>
+          </w:p>
+        </w:tc>
+        <w:tc>
+          <w:tcPr>
+            <w:tcW w:w="2340" w:type="dxa"/>
+          </w:tcPr>
+          <w:p>
+            <w:pPr>
+              <w:widowControl w:val="0"/>
+              <w:bidi w:val="0"/>
+              <w:jc w:val="both"/>
+              <w:rPr>
+                <w:rFonts w:hint="default"/>
+                <w:vertAlign w:val="baseline"/>
+                <w:lang w:val="en-US"/>
+              </w:rPr>
+            </w:pPr>
+            <w:r>
+              <w:rPr>
+                <w:rFonts w:hint="default"/>
+                <w:vertAlign w:val="baseline"/>
+                <w:lang w:val="en-US"/>
+              </w:rPr>
+              <w:t>Non-parametric</w:t>
+            </w:r>
           </w:p>
         </w:tc>
       </w:tr>
@@ -3064,10 +4652,11 @@
         </w:tblPrEx>
         <w:tc>
           <w:tcPr>
-            <w:tcW w:w="2618" w:type="dxa"/>
+            <w:tcW w:w="2442" w:type="dxa"/>
           </w:tcPr>
           <w:p>
             <w:pPr>
+              <w:widowControl w:val="0"/>
               <w:bidi w:val="0"/>
               <w:jc w:val="both"/>
               <w:rPr>
@@ -3076,14 +4665,23 @@
                 <w:lang w:val="en-US"/>
               </w:rPr>
             </w:pPr>
+            <w:r>
+              <w:rPr>
+                <w:rFonts w:hint="default"/>
+                <w:vertAlign w:val="baseline"/>
+                <w:lang w:val="en-US"/>
+              </w:rPr>
+              <w:t>RF [9]</w:t>
+            </w:r>
           </w:p>
         </w:tc>
         <w:tc>
           <w:tcPr>
-            <w:tcW w:w="2223" w:type="dxa"/>
+            <w:tcW w:w="1650" w:type="dxa"/>
           </w:tcPr>
           <w:p>
             <w:pPr>
+              <w:widowControl w:val="0"/>
               <w:bidi w:val="0"/>
               <w:jc w:val="both"/>
               <w:rPr>
@@ -3092,59 +4690,1108 @@
                 <w:lang w:val="en-US"/>
               </w:rPr>
             </w:pPr>
+            <w:r>
+              <w:rPr>
+                <w:rFonts w:hint="default"/>
+                <w:vertAlign w:val="baseline"/>
+                <w:lang w:val="en-US"/>
+              </w:rPr>
+              <w:t>4000</w:t>
+            </w:r>
+          </w:p>
+        </w:tc>
+        <w:tc>
+          <w:tcPr>
+            <w:tcW w:w="1560" w:type="dxa"/>
+          </w:tcPr>
+          <w:p>
+            <w:pPr>
+              <w:widowControl w:val="0"/>
+              <w:bidi w:val="0"/>
+              <w:jc w:val="both"/>
+              <w:rPr>
+                <w:rFonts w:hint="default"/>
+                <w:vertAlign w:val="baseline"/>
+                <w:lang w:val="en-US"/>
+              </w:rPr>
+            </w:pPr>
+            <w:r>
+              <w:rPr>
+                <w:rFonts w:hint="default"/>
+                <w:vertAlign w:val="baseline"/>
+                <w:lang w:val="en-US"/>
+              </w:rPr>
+              <w:t>79.67%</w:t>
+            </w:r>
+          </w:p>
+        </w:tc>
+        <w:tc>
+          <w:tcPr>
+            <w:tcW w:w="1830" w:type="dxa"/>
+          </w:tcPr>
+          <w:p>
+            <w:pPr>
+              <w:widowControl w:val="0"/>
+              <w:bidi w:val="0"/>
+              <w:jc w:val="both"/>
+              <w:rPr>
+                <w:rFonts w:hint="default"/>
+                <w:vertAlign w:val="baseline"/>
+                <w:lang w:val="en-US"/>
+              </w:rPr>
+            </w:pPr>
+            <w:r>
+              <w:rPr>
+                <w:rFonts w:hint="default"/>
+                <w:vertAlign w:val="baseline"/>
+                <w:lang w:val="en-US"/>
+              </w:rPr>
+              <w:t>102 ms</w:t>
+            </w:r>
+          </w:p>
+        </w:tc>
+        <w:tc>
+          <w:tcPr>
+            <w:tcW w:w="2340" w:type="dxa"/>
+          </w:tcPr>
+          <w:p>
+            <w:pPr>
+              <w:widowControl w:val="0"/>
+              <w:bidi w:val="0"/>
+              <w:jc w:val="both"/>
+              <w:rPr>
+                <w:rFonts w:hint="default"/>
+                <w:vertAlign w:val="baseline"/>
+                <w:lang w:val="en-US"/>
+              </w:rPr>
+            </w:pPr>
+            <w:r>
+              <w:rPr>
+                <w:rFonts w:hint="default"/>
+                <w:vertAlign w:val="baseline"/>
+                <w:lang w:val="en-US"/>
+              </w:rPr>
+              <w:t>Non-parametric</w:t>
+            </w:r>
+          </w:p>
+        </w:tc>
+      </w:tr>
+      <w:tr>
+        <w:tblPrEx>
+          <w:tblBorders>
+            <w:top w:val="single" w:color="auto" w:sz="4" w:space="0"/>
+            <w:left w:val="single" w:color="auto" w:sz="4" w:space="0"/>
+            <w:bottom w:val="single" w:color="auto" w:sz="4" w:space="0"/>
+            <w:right w:val="single" w:color="auto" w:sz="4" w:space="0"/>
+            <w:insideH w:val="single" w:color="auto" w:sz="4" w:space="0"/>
+            <w:insideV w:val="single" w:color="auto" w:sz="4" w:space="0"/>
+          </w:tblBorders>
+          <w:tblCellMar>
+            <w:top w:w="0" w:type="dxa"/>
+            <w:left w:w="108" w:type="dxa"/>
+            <w:bottom w:w="0" w:type="dxa"/>
+            <w:right w:w="108" w:type="dxa"/>
+          </w:tblCellMar>
+        </w:tblPrEx>
+        <w:tc>
+          <w:tcPr>
+            <w:tcW w:w="2442" w:type="dxa"/>
+          </w:tcPr>
+          <w:p>
+            <w:pPr>
+              <w:widowControl w:val="0"/>
+              <w:bidi w:val="0"/>
+              <w:jc w:val="both"/>
+              <w:rPr>
+                <w:rFonts w:hint="default"/>
+                <w:vertAlign w:val="baseline"/>
+                <w:lang w:val="en-US"/>
+              </w:rPr>
+            </w:pPr>
+            <w:r>
+              <w:rPr>
+                <w:rFonts w:hint="default"/>
+                <w:vertAlign w:val="baseline"/>
+                <w:lang w:val="en-US"/>
+              </w:rPr>
+              <w:t>VGG16 [10]</w:t>
+            </w:r>
+          </w:p>
+        </w:tc>
+        <w:tc>
+          <w:tcPr>
+            <w:tcW w:w="1650" w:type="dxa"/>
+            <w:shd w:val="clear" w:color="auto" w:fill="auto"/>
+            <w:vAlign w:val="top"/>
+          </w:tcPr>
+          <w:p>
+            <w:pPr>
+              <w:widowControl w:val="0"/>
+              <w:bidi w:val="0"/>
+              <w:jc w:val="both"/>
+              <w:rPr>
+                <w:rFonts w:hint="default" w:ascii="Times New Roman" w:hAnsi="Times New Roman" w:eastAsia="SimSun" w:cs="Times New Roman"/>
+                <w:vertAlign w:val="baseline"/>
+                <w:lang w:val="en-US" w:eastAsia="en-US" w:bidi="ar-SA"/>
+              </w:rPr>
+            </w:pPr>
+            <w:r>
+              <w:rPr>
+                <w:rFonts w:hint="default"/>
+                <w:vertAlign w:val="baseline"/>
+                <w:lang w:val="en-US"/>
+              </w:rPr>
+              <w:t>12,000</w:t>
+            </w:r>
+          </w:p>
+        </w:tc>
+        <w:tc>
+          <w:tcPr>
+            <w:tcW w:w="1560" w:type="dxa"/>
+          </w:tcPr>
+          <w:p>
+            <w:pPr>
+              <w:widowControl w:val="0"/>
+              <w:bidi w:val="0"/>
+              <w:jc w:val="both"/>
+              <w:rPr>
+                <w:rFonts w:hint="default"/>
+                <w:vertAlign w:val="baseline"/>
+                <w:lang w:val="en-US"/>
+              </w:rPr>
+            </w:pPr>
+            <w:r>
+              <w:rPr>
+                <w:rFonts w:hint="default"/>
+                <w:vertAlign w:val="baseline"/>
+                <w:lang w:val="en-US"/>
+              </w:rPr>
+              <w:t>92.24%</w:t>
+            </w:r>
+          </w:p>
+        </w:tc>
+        <w:tc>
+          <w:tcPr>
+            <w:tcW w:w="1830" w:type="dxa"/>
+          </w:tcPr>
+          <w:p>
+            <w:pPr>
+              <w:widowControl w:val="0"/>
+              <w:bidi w:val="0"/>
+              <w:jc w:val="both"/>
+              <w:rPr>
+                <w:rFonts w:hint="default"/>
+                <w:vertAlign w:val="baseline"/>
+                <w:lang w:val="en-US"/>
+              </w:rPr>
+            </w:pPr>
+            <w:r>
+              <w:rPr>
+                <w:rFonts w:hint="default"/>
+                <w:vertAlign w:val="baseline"/>
+                <w:lang w:val="en-US"/>
+              </w:rPr>
+              <w:t>22 ms</w:t>
+            </w:r>
+          </w:p>
+        </w:tc>
+        <w:tc>
+          <w:tcPr>
+            <w:tcW w:w="2340" w:type="dxa"/>
+          </w:tcPr>
+          <w:p>
+            <w:pPr>
+              <w:widowControl w:val="0"/>
+              <w:bidi w:val="0"/>
+              <w:jc w:val="both"/>
+              <w:rPr>
+                <w:rFonts w:hint="default"/>
+                <w:vertAlign w:val="baseline"/>
+                <w:lang w:val="en-US"/>
+              </w:rPr>
+            </w:pPr>
+            <w:r>
+              <w:rPr>
+                <w:rFonts w:hint="default"/>
+                <w:vertAlign w:val="baseline"/>
+                <w:lang w:val="en-US"/>
+              </w:rPr>
+              <w:t>138.3 million</w:t>
+            </w:r>
+          </w:p>
+        </w:tc>
+      </w:tr>
+      <w:tr>
+        <w:tblPrEx>
+          <w:tblBorders>
+            <w:top w:val="single" w:color="auto" w:sz="4" w:space="0"/>
+            <w:left w:val="single" w:color="auto" w:sz="4" w:space="0"/>
+            <w:bottom w:val="single" w:color="auto" w:sz="4" w:space="0"/>
+            <w:right w:val="single" w:color="auto" w:sz="4" w:space="0"/>
+            <w:insideH w:val="single" w:color="auto" w:sz="4" w:space="0"/>
+            <w:insideV w:val="single" w:color="auto" w:sz="4" w:space="0"/>
+          </w:tblBorders>
+          <w:tblCellMar>
+            <w:top w:w="0" w:type="dxa"/>
+            <w:left w:w="108" w:type="dxa"/>
+            <w:bottom w:w="0" w:type="dxa"/>
+            <w:right w:w="108" w:type="dxa"/>
+          </w:tblCellMar>
+        </w:tblPrEx>
+        <w:tc>
+          <w:tcPr>
+            <w:tcW w:w="2442" w:type="dxa"/>
+          </w:tcPr>
+          <w:p>
+            <w:pPr>
+              <w:widowControl w:val="0"/>
+              <w:bidi w:val="0"/>
+              <w:jc w:val="both"/>
+              <w:rPr>
+                <w:rFonts w:hint="default"/>
+                <w:vertAlign w:val="baseline"/>
+                <w:lang w:val="en-US"/>
+              </w:rPr>
+            </w:pPr>
+            <w:r>
+              <w:rPr>
+                <w:rFonts w:hint="default"/>
+                <w:vertAlign w:val="baseline"/>
+                <w:lang w:val="en-US"/>
+              </w:rPr>
+              <w:t>ResNet50 [11]</w:t>
+            </w:r>
+          </w:p>
+        </w:tc>
+        <w:tc>
+          <w:tcPr>
+            <w:tcW w:w="1650" w:type="dxa"/>
+            <w:shd w:val="clear" w:color="auto" w:fill="auto"/>
+            <w:vAlign w:val="top"/>
+          </w:tcPr>
+          <w:p>
+            <w:pPr>
+              <w:widowControl w:val="0"/>
+              <w:bidi w:val="0"/>
+              <w:jc w:val="both"/>
+              <w:rPr>
+                <w:rFonts w:hint="default" w:ascii="Times New Roman" w:hAnsi="Times New Roman" w:eastAsia="SimSun" w:cs="Times New Roman"/>
+                <w:vertAlign w:val="baseline"/>
+                <w:lang w:val="en-US" w:eastAsia="en-US" w:bidi="ar-SA"/>
+              </w:rPr>
+            </w:pPr>
+            <w:r>
+              <w:rPr>
+                <w:rFonts w:hint="default"/>
+                <w:vertAlign w:val="baseline"/>
+                <w:lang w:val="en-US"/>
+              </w:rPr>
+              <w:t>28,000</w:t>
+            </w:r>
+          </w:p>
+        </w:tc>
+        <w:tc>
+          <w:tcPr>
+            <w:tcW w:w="1560" w:type="dxa"/>
+          </w:tcPr>
+          <w:p>
+            <w:pPr>
+              <w:widowControl w:val="0"/>
+              <w:bidi w:val="0"/>
+              <w:jc w:val="both"/>
+              <w:rPr>
+                <w:rFonts w:hint="default"/>
+                <w:vertAlign w:val="baseline"/>
+                <w:lang w:val="en-US"/>
+              </w:rPr>
+            </w:pPr>
+            <w:r>
+              <w:rPr>
+                <w:rFonts w:hint="default"/>
+                <w:vertAlign w:val="baseline"/>
+                <w:lang w:val="en-US"/>
+              </w:rPr>
+              <w:t>88.38%</w:t>
+            </w:r>
+          </w:p>
+        </w:tc>
+        <w:tc>
+          <w:tcPr>
+            <w:tcW w:w="1830" w:type="dxa"/>
+          </w:tcPr>
+          <w:p>
+            <w:pPr>
+              <w:widowControl w:val="0"/>
+              <w:bidi w:val="0"/>
+              <w:jc w:val="both"/>
+              <w:rPr>
+                <w:rFonts w:hint="default"/>
+                <w:vertAlign w:val="baseline"/>
+                <w:lang w:val="en-US"/>
+              </w:rPr>
+            </w:pPr>
+            <w:r>
+              <w:rPr>
+                <w:rFonts w:hint="default"/>
+                <w:vertAlign w:val="baseline"/>
+                <w:lang w:val="en-US"/>
+              </w:rPr>
+              <w:t>6.5 ms</w:t>
+            </w:r>
+          </w:p>
+        </w:tc>
+        <w:tc>
+          <w:tcPr>
+            <w:tcW w:w="2340" w:type="dxa"/>
+          </w:tcPr>
+          <w:p>
+            <w:pPr>
+              <w:widowControl w:val="0"/>
+              <w:bidi w:val="0"/>
+              <w:jc w:val="both"/>
+              <w:rPr>
+                <w:rFonts w:hint="default"/>
+                <w:vertAlign w:val="baseline"/>
+                <w:lang w:val="en-US"/>
+              </w:rPr>
+            </w:pPr>
+            <w:r>
+              <w:rPr>
+                <w:rFonts w:hint="default"/>
+                <w:vertAlign w:val="baseline"/>
+                <w:lang w:val="en-US"/>
+              </w:rPr>
+              <w:t>25.6 million</w:t>
+            </w:r>
+          </w:p>
+        </w:tc>
+      </w:tr>
+      <w:tr>
+        <w:tblPrEx>
+          <w:tblBorders>
+            <w:top w:val="single" w:color="auto" w:sz="4" w:space="0"/>
+            <w:left w:val="single" w:color="auto" w:sz="4" w:space="0"/>
+            <w:bottom w:val="single" w:color="auto" w:sz="4" w:space="0"/>
+            <w:right w:val="single" w:color="auto" w:sz="4" w:space="0"/>
+            <w:insideH w:val="single" w:color="auto" w:sz="4" w:space="0"/>
+            <w:insideV w:val="single" w:color="auto" w:sz="4" w:space="0"/>
+          </w:tblBorders>
+          <w:tblCellMar>
+            <w:top w:w="0" w:type="dxa"/>
+            <w:left w:w="108" w:type="dxa"/>
+            <w:bottom w:w="0" w:type="dxa"/>
+            <w:right w:w="108" w:type="dxa"/>
+          </w:tblCellMar>
+        </w:tblPrEx>
+        <w:tc>
+          <w:tcPr>
+            <w:tcW w:w="2442" w:type="dxa"/>
+          </w:tcPr>
+          <w:p>
+            <w:pPr>
+              <w:widowControl w:val="0"/>
+              <w:bidi w:val="0"/>
+              <w:jc w:val="both"/>
+              <w:rPr>
+                <w:rFonts w:hint="default"/>
+                <w:vertAlign w:val="baseline"/>
+                <w:lang w:val="en-US"/>
+              </w:rPr>
+            </w:pPr>
+            <w:r>
+              <w:rPr>
+                <w:rFonts w:hint="default"/>
+                <w:vertAlign w:val="baseline"/>
+                <w:lang w:val="en-US"/>
+              </w:rPr>
+              <w:t xml:space="preserve">Custom CNN [12] </w:t>
+            </w:r>
+          </w:p>
+        </w:tc>
+        <w:tc>
+          <w:tcPr>
+            <w:tcW w:w="1650" w:type="dxa"/>
+            <w:shd w:val="clear" w:color="auto" w:fill="auto"/>
+            <w:vAlign w:val="top"/>
+          </w:tcPr>
+          <w:p>
+            <w:pPr>
+              <w:widowControl w:val="0"/>
+              <w:bidi w:val="0"/>
+              <w:jc w:val="both"/>
+              <w:rPr>
+                <w:rFonts w:hint="default" w:ascii="Times New Roman" w:hAnsi="Times New Roman" w:eastAsia="SimSun" w:cs="Times New Roman"/>
+                <w:vertAlign w:val="baseline"/>
+                <w:lang w:val="en-US" w:eastAsia="en-US" w:bidi="ar-SA"/>
+              </w:rPr>
+            </w:pPr>
+            <w:r>
+              <w:rPr>
+                <w:rFonts w:hint="default"/>
+                <w:vertAlign w:val="baseline"/>
+                <w:lang w:val="en-US"/>
+              </w:rPr>
+              <w:t>54000</w:t>
+            </w:r>
+          </w:p>
+        </w:tc>
+        <w:tc>
+          <w:tcPr>
+            <w:tcW w:w="1560" w:type="dxa"/>
+          </w:tcPr>
+          <w:p>
+            <w:pPr>
+              <w:widowControl w:val="0"/>
+              <w:bidi w:val="0"/>
+              <w:jc w:val="both"/>
+              <w:rPr>
+                <w:rFonts w:hint="default"/>
+                <w:vertAlign w:val="baseline"/>
+                <w:lang w:val="en-US"/>
+              </w:rPr>
+            </w:pPr>
+            <w:r>
+              <w:rPr>
+                <w:rFonts w:hint="default"/>
+                <w:vertAlign w:val="baseline"/>
+                <w:lang w:val="en-US"/>
+              </w:rPr>
+              <w:t>92.60%</w:t>
+            </w:r>
+          </w:p>
+        </w:tc>
+        <w:tc>
+          <w:tcPr>
+            <w:tcW w:w="1830" w:type="dxa"/>
+          </w:tcPr>
+          <w:p>
+            <w:pPr>
+              <w:widowControl w:val="0"/>
+              <w:bidi w:val="0"/>
+              <w:jc w:val="both"/>
+              <w:rPr>
+                <w:rFonts w:hint="default"/>
+                <w:vertAlign w:val="baseline"/>
+                <w:lang w:val="en-US"/>
+              </w:rPr>
+            </w:pPr>
+            <w:r>
+              <w:rPr>
+                <w:rFonts w:hint="default"/>
+                <w:vertAlign w:val="baseline"/>
+                <w:lang w:val="en-US"/>
+              </w:rPr>
+              <w:t>12.6 ms</w:t>
+            </w:r>
+          </w:p>
+        </w:tc>
+        <w:tc>
+          <w:tcPr>
+            <w:tcW w:w="2340" w:type="dxa"/>
+          </w:tcPr>
+          <w:p>
+            <w:pPr>
+              <w:widowControl w:val="0"/>
+              <w:bidi w:val="0"/>
+              <w:jc w:val="both"/>
+              <w:rPr>
+                <w:rFonts w:hint="default"/>
+                <w:vertAlign w:val="baseline"/>
+                <w:lang w:val="en-US"/>
+              </w:rPr>
+            </w:pPr>
+            <w:r>
+              <w:rPr>
+                <w:rFonts w:hint="default"/>
+                <w:vertAlign w:val="baseline"/>
+                <w:lang w:val="en-US"/>
+              </w:rPr>
+              <w:t>5 million</w:t>
+            </w:r>
+          </w:p>
+        </w:tc>
+      </w:tr>
+      <w:tr>
+        <w:tblPrEx>
+          <w:tblBorders>
+            <w:top w:val="single" w:color="auto" w:sz="4" w:space="0"/>
+            <w:left w:val="single" w:color="auto" w:sz="4" w:space="0"/>
+            <w:bottom w:val="single" w:color="auto" w:sz="4" w:space="0"/>
+            <w:right w:val="single" w:color="auto" w:sz="4" w:space="0"/>
+            <w:insideH w:val="single" w:color="auto" w:sz="4" w:space="0"/>
+            <w:insideV w:val="single" w:color="auto" w:sz="4" w:space="0"/>
+          </w:tblBorders>
+          <w:tblCellMar>
+            <w:top w:w="0" w:type="dxa"/>
+            <w:left w:w="108" w:type="dxa"/>
+            <w:bottom w:w="0" w:type="dxa"/>
+            <w:right w:w="108" w:type="dxa"/>
+          </w:tblCellMar>
+        </w:tblPrEx>
+        <w:tc>
+          <w:tcPr>
+            <w:tcW w:w="2442" w:type="dxa"/>
+          </w:tcPr>
+          <w:p>
+            <w:pPr>
+              <w:widowControl w:val="0"/>
+              <w:bidi w:val="0"/>
+              <w:jc w:val="both"/>
+              <w:rPr>
+                <w:rFonts w:hint="default"/>
+                <w:vertAlign w:val="baseline"/>
+                <w:lang w:val="en-US"/>
+              </w:rPr>
+            </w:pPr>
+            <w:r>
+              <w:rPr>
+                <w:rFonts w:hint="default"/>
+                <w:vertAlign w:val="baseline"/>
+                <w:lang w:val="en-US"/>
+              </w:rPr>
+              <w:t>AlexNet [13]</w:t>
+            </w:r>
+          </w:p>
+        </w:tc>
+        <w:tc>
+          <w:tcPr>
+            <w:tcW w:w="1650" w:type="dxa"/>
+            <w:shd w:val="clear" w:color="auto" w:fill="auto"/>
+            <w:vAlign w:val="top"/>
+          </w:tcPr>
+          <w:p>
+            <w:pPr>
+              <w:widowControl w:val="0"/>
+              <w:bidi w:val="0"/>
+              <w:jc w:val="both"/>
+              <w:rPr>
+                <w:rFonts w:hint="default" w:ascii="Times New Roman" w:hAnsi="Times New Roman" w:eastAsia="SimSun" w:cs="Times New Roman"/>
+                <w:vertAlign w:val="baseline"/>
+                <w:lang w:val="en-US" w:eastAsia="en-US" w:bidi="ar-SA"/>
+              </w:rPr>
+            </w:pPr>
+            <w:r>
+              <w:rPr>
+                <w:rFonts w:hint="default"/>
+                <w:vertAlign w:val="baseline"/>
+                <w:lang w:val="en-US"/>
+              </w:rPr>
+              <w:t>14000</w:t>
+            </w:r>
+          </w:p>
+        </w:tc>
+        <w:tc>
+          <w:tcPr>
+            <w:tcW w:w="1560" w:type="dxa"/>
+          </w:tcPr>
+          <w:p>
+            <w:pPr>
+              <w:widowControl w:val="0"/>
+              <w:bidi w:val="0"/>
+              <w:jc w:val="both"/>
+              <w:rPr>
+                <w:rFonts w:hint="default"/>
+                <w:vertAlign w:val="baseline"/>
+                <w:lang w:val="en-US"/>
+              </w:rPr>
+            </w:pPr>
+            <w:r>
+              <w:rPr>
+                <w:rFonts w:hint="default"/>
+                <w:vertAlign w:val="baseline"/>
+                <w:lang w:val="en-US"/>
+              </w:rPr>
+              <w:t>86.80%</w:t>
+            </w:r>
+          </w:p>
+        </w:tc>
+        <w:tc>
+          <w:tcPr>
+            <w:tcW w:w="1830" w:type="dxa"/>
+          </w:tcPr>
+          <w:p>
+            <w:pPr>
+              <w:widowControl w:val="0"/>
+              <w:bidi w:val="0"/>
+              <w:jc w:val="both"/>
+              <w:rPr>
+                <w:rFonts w:hint="default"/>
+                <w:vertAlign w:val="baseline"/>
+                <w:lang w:val="en-US"/>
+              </w:rPr>
+            </w:pPr>
+            <w:r>
+              <w:rPr>
+                <w:rFonts w:hint="default"/>
+                <w:vertAlign w:val="baseline"/>
+                <w:lang w:val="en-US"/>
+              </w:rPr>
+              <w:t>16.6 ms</w:t>
+            </w:r>
+          </w:p>
+        </w:tc>
+        <w:tc>
+          <w:tcPr>
+            <w:tcW w:w="2340" w:type="dxa"/>
+          </w:tcPr>
+          <w:p>
+            <w:pPr>
+              <w:widowControl w:val="0"/>
+              <w:bidi w:val="0"/>
+              <w:jc w:val="both"/>
+              <w:rPr>
+                <w:rFonts w:hint="default"/>
+                <w:vertAlign w:val="baseline"/>
+                <w:lang w:val="en-US"/>
+              </w:rPr>
+            </w:pPr>
+            <w:r>
+              <w:rPr>
+                <w:rFonts w:hint="default"/>
+                <w:vertAlign w:val="baseline"/>
+                <w:lang w:val="en-US"/>
+              </w:rPr>
+              <w:t>60 million</w:t>
+            </w:r>
+          </w:p>
+        </w:tc>
+      </w:tr>
+      <w:tr>
+        <w:tblPrEx>
+          <w:tblBorders>
+            <w:top w:val="single" w:color="auto" w:sz="4" w:space="0"/>
+            <w:left w:val="single" w:color="auto" w:sz="4" w:space="0"/>
+            <w:bottom w:val="single" w:color="auto" w:sz="4" w:space="0"/>
+            <w:right w:val="single" w:color="auto" w:sz="4" w:space="0"/>
+            <w:insideH w:val="single" w:color="auto" w:sz="4" w:space="0"/>
+            <w:insideV w:val="single" w:color="auto" w:sz="4" w:space="0"/>
+          </w:tblBorders>
+          <w:tblCellMar>
+            <w:top w:w="0" w:type="dxa"/>
+            <w:left w:w="108" w:type="dxa"/>
+            <w:bottom w:w="0" w:type="dxa"/>
+            <w:right w:w="108" w:type="dxa"/>
+          </w:tblCellMar>
+        </w:tblPrEx>
+        <w:tc>
+          <w:tcPr>
+            <w:tcW w:w="2442" w:type="dxa"/>
+          </w:tcPr>
+          <w:p>
+            <w:pPr>
+              <w:widowControl w:val="0"/>
+              <w:bidi w:val="0"/>
+              <w:jc w:val="both"/>
+              <w:rPr>
+                <w:rFonts w:hint="default"/>
+                <w:vertAlign w:val="baseline"/>
+                <w:lang w:val="en-US"/>
+              </w:rPr>
+            </w:pPr>
+            <w:r>
+              <w:rPr>
+                <w:rFonts w:hint="default"/>
+                <w:vertAlign w:val="baseline"/>
+                <w:lang w:val="en-US"/>
+              </w:rPr>
+              <w:t>MobileNetV2 + SVM [14]</w:t>
+            </w:r>
+          </w:p>
+        </w:tc>
+        <w:tc>
+          <w:tcPr>
+            <w:tcW w:w="1650" w:type="dxa"/>
+          </w:tcPr>
+          <w:p>
+            <w:pPr>
+              <w:widowControl w:val="0"/>
+              <w:bidi w:val="0"/>
+              <w:jc w:val="both"/>
+              <w:rPr>
+                <w:rFonts w:hint="default"/>
+                <w:vertAlign w:val="baseline"/>
+                <w:lang w:val="en-US"/>
+              </w:rPr>
+            </w:pPr>
+            <w:r>
+              <w:rPr>
+                <w:rFonts w:hint="default"/>
+                <w:vertAlign w:val="baseline"/>
+                <w:lang w:val="en-US"/>
+              </w:rPr>
+              <w:t>380</w:t>
+            </w:r>
+          </w:p>
+        </w:tc>
+        <w:tc>
+          <w:tcPr>
+            <w:tcW w:w="1560" w:type="dxa"/>
+          </w:tcPr>
+          <w:p>
+            <w:pPr>
+              <w:widowControl w:val="0"/>
+              <w:bidi w:val="0"/>
+              <w:jc w:val="both"/>
+              <w:rPr>
+                <w:rFonts w:hint="default"/>
+                <w:vertAlign w:val="baseline"/>
+                <w:lang w:val="en-US"/>
+              </w:rPr>
+            </w:pPr>
+            <w:r>
+              <w:rPr>
+                <w:rFonts w:hint="default"/>
+                <w:vertAlign w:val="baseline"/>
+                <w:lang w:val="en-US"/>
+              </w:rPr>
+              <w:t>94.53%</w:t>
+            </w:r>
+          </w:p>
+        </w:tc>
+        <w:tc>
+          <w:tcPr>
+            <w:tcW w:w="1830" w:type="dxa"/>
+          </w:tcPr>
+          <w:p>
+            <w:pPr>
+              <w:widowControl w:val="0"/>
+              <w:bidi w:val="0"/>
+              <w:jc w:val="both"/>
+              <w:rPr>
+                <w:rFonts w:hint="default"/>
+                <w:vertAlign w:val="baseline"/>
+                <w:lang w:val="en-US"/>
+              </w:rPr>
+            </w:pPr>
+            <w:r>
+              <w:rPr>
+                <w:rFonts w:hint="default"/>
+                <w:vertAlign w:val="baseline"/>
+                <w:lang w:val="en-US"/>
+              </w:rPr>
+              <w:t>23.57 ms</w:t>
+            </w:r>
+          </w:p>
+        </w:tc>
+        <w:tc>
+          <w:tcPr>
+            <w:tcW w:w="2340" w:type="dxa"/>
+          </w:tcPr>
+          <w:p>
+            <w:pPr>
+              <w:widowControl w:val="0"/>
+              <w:bidi w:val="0"/>
+              <w:jc w:val="both"/>
+              <w:rPr>
+                <w:rFonts w:hint="default"/>
+                <w:vertAlign w:val="baseline"/>
+                <w:lang w:val="en-US"/>
+              </w:rPr>
+            </w:pPr>
+            <w:r>
+              <w:rPr>
+                <w:rFonts w:hint="default"/>
+                <w:vertAlign w:val="baseline"/>
+                <w:lang w:val="en-US"/>
+              </w:rPr>
+              <w:t>3.5 million</w:t>
+            </w:r>
+          </w:p>
+        </w:tc>
+      </w:tr>
+      <w:tr>
+        <w:tblPrEx>
+          <w:tblBorders>
+            <w:top w:val="single" w:color="auto" w:sz="4" w:space="0"/>
+            <w:left w:val="single" w:color="auto" w:sz="4" w:space="0"/>
+            <w:bottom w:val="single" w:color="auto" w:sz="4" w:space="0"/>
+            <w:right w:val="single" w:color="auto" w:sz="4" w:space="0"/>
+            <w:insideH w:val="single" w:color="auto" w:sz="4" w:space="0"/>
+            <w:insideV w:val="single" w:color="auto" w:sz="4" w:space="0"/>
+          </w:tblBorders>
+          <w:tblCellMar>
+            <w:top w:w="0" w:type="dxa"/>
+            <w:left w:w="108" w:type="dxa"/>
+            <w:bottom w:w="0" w:type="dxa"/>
+            <w:right w:w="108" w:type="dxa"/>
+          </w:tblCellMar>
+        </w:tblPrEx>
+        <w:tc>
+          <w:tcPr>
+            <w:tcW w:w="2442" w:type="dxa"/>
+          </w:tcPr>
+          <w:p>
+            <w:pPr>
+              <w:widowControl w:val="0"/>
+              <w:bidi w:val="0"/>
+              <w:jc w:val="both"/>
+              <w:rPr>
+                <w:rFonts w:hint="default"/>
+                <w:vertAlign w:val="baseline"/>
+                <w:lang w:val="en-US"/>
+              </w:rPr>
+            </w:pPr>
+            <w:r>
+              <w:rPr>
+                <w:rFonts w:hint="default"/>
+                <w:vertAlign w:val="baseline"/>
+                <w:lang w:val="en-US"/>
+              </w:rPr>
+              <w:t>YOLOv8n [15]</w:t>
+            </w:r>
+          </w:p>
+        </w:tc>
+        <w:tc>
+          <w:tcPr>
+            <w:tcW w:w="1650" w:type="dxa"/>
+          </w:tcPr>
+          <w:p>
+            <w:pPr>
+              <w:widowControl w:val="0"/>
+              <w:bidi w:val="0"/>
+              <w:jc w:val="both"/>
+              <w:rPr>
+                <w:rFonts w:hint="default"/>
+                <w:vertAlign w:val="baseline"/>
+                <w:lang w:val="en-US"/>
+              </w:rPr>
+            </w:pPr>
+            <w:r>
+              <w:rPr>
+                <w:rFonts w:hint="default"/>
+                <w:vertAlign w:val="baseline"/>
+                <w:lang w:val="en-US"/>
+              </w:rPr>
+              <w:t>13000</w:t>
+            </w:r>
+          </w:p>
+        </w:tc>
+        <w:tc>
+          <w:tcPr>
+            <w:tcW w:w="1560" w:type="dxa"/>
+          </w:tcPr>
+          <w:p>
+            <w:pPr>
+              <w:widowControl w:val="0"/>
+              <w:bidi w:val="0"/>
+              <w:jc w:val="both"/>
+              <w:rPr>
+                <w:rFonts w:hint="default"/>
+                <w:vertAlign w:val="baseline"/>
+                <w:lang w:val="en-US"/>
+              </w:rPr>
+            </w:pPr>
+            <w:r>
+              <w:rPr>
+                <w:rFonts w:hint="default"/>
+                <w:vertAlign w:val="baseline"/>
+                <w:lang w:val="en-US"/>
+              </w:rPr>
+              <w:t>92.72%</w:t>
+            </w:r>
+          </w:p>
+        </w:tc>
+        <w:tc>
+          <w:tcPr>
+            <w:tcW w:w="1830" w:type="dxa"/>
+          </w:tcPr>
+          <w:p>
+            <w:pPr>
+              <w:widowControl w:val="0"/>
+              <w:bidi w:val="0"/>
+              <w:jc w:val="both"/>
+              <w:rPr>
+                <w:rFonts w:hint="default"/>
+                <w:vertAlign w:val="baseline"/>
+                <w:lang w:val="en-US"/>
+              </w:rPr>
+            </w:pPr>
+            <w:r>
+              <w:rPr>
+                <w:rFonts w:hint="default"/>
+                <w:b/>
+                <w:bCs/>
+                <w:vertAlign w:val="baseline"/>
+                <w:lang w:val="en-US"/>
+              </w:rPr>
+              <w:t>1.80 ms</w:t>
+            </w:r>
+          </w:p>
+        </w:tc>
+        <w:tc>
+          <w:tcPr>
+            <w:tcW w:w="2340" w:type="dxa"/>
+          </w:tcPr>
+          <w:p>
+            <w:pPr>
+              <w:widowControl w:val="0"/>
+              <w:bidi w:val="0"/>
+              <w:jc w:val="both"/>
+              <w:rPr>
+                <w:rFonts w:hint="default"/>
+                <w:vertAlign w:val="baseline"/>
+                <w:lang w:val="en-US"/>
+              </w:rPr>
+            </w:pPr>
+            <w:r>
+              <w:rPr>
+                <w:rFonts w:hint="default"/>
+                <w:vertAlign w:val="baseline"/>
+                <w:lang w:val="en-US"/>
+              </w:rPr>
+              <w:t>3.15 million</w:t>
+            </w:r>
+          </w:p>
+        </w:tc>
+      </w:tr>
+      <w:tr>
+        <w:tblPrEx>
+          <w:tblBorders>
+            <w:top w:val="single" w:color="auto" w:sz="4" w:space="0"/>
+            <w:left w:val="single" w:color="auto" w:sz="4" w:space="0"/>
+            <w:bottom w:val="single" w:color="auto" w:sz="4" w:space="0"/>
+            <w:right w:val="single" w:color="auto" w:sz="4" w:space="0"/>
+            <w:insideH w:val="single" w:color="auto" w:sz="4" w:space="0"/>
+            <w:insideV w:val="single" w:color="auto" w:sz="4" w:space="0"/>
+          </w:tblBorders>
+          <w:tblCellMar>
+            <w:top w:w="0" w:type="dxa"/>
+            <w:left w:w="108" w:type="dxa"/>
+            <w:bottom w:w="0" w:type="dxa"/>
+            <w:right w:w="108" w:type="dxa"/>
+          </w:tblCellMar>
+        </w:tblPrEx>
+        <w:tc>
+          <w:tcPr>
+            <w:tcW w:w="2442" w:type="dxa"/>
+          </w:tcPr>
+          <w:p>
+            <w:pPr>
+              <w:widowControl w:val="0"/>
+              <w:bidi w:val="0"/>
+              <w:jc w:val="both"/>
+              <w:rPr>
+                <w:rFonts w:hint="default"/>
+                <w:vertAlign w:val="baseline"/>
+                <w:lang w:val="en-US"/>
+              </w:rPr>
+            </w:pPr>
+            <w:r>
+              <w:rPr>
+                <w:rFonts w:hint="default"/>
+                <w:vertAlign w:val="baseline"/>
+                <w:lang w:val="en-US"/>
+              </w:rPr>
+              <w:t>YOLOv11n (Proposed)</w:t>
+            </w:r>
+          </w:p>
+        </w:tc>
+        <w:tc>
+          <w:tcPr>
+            <w:tcW w:w="1650" w:type="dxa"/>
+          </w:tcPr>
+          <w:p>
+            <w:pPr>
+              <w:widowControl w:val="0"/>
+              <w:bidi w:val="0"/>
+              <w:jc w:val="both"/>
+              <w:rPr>
+                <w:rFonts w:hint="default"/>
+                <w:vertAlign w:val="baseline"/>
+                <w:lang w:val="en-US"/>
+              </w:rPr>
+            </w:pPr>
+            <w:r>
+              <w:rPr>
+                <w:rFonts w:hint="default"/>
+                <w:vertAlign w:val="baseline"/>
+                <w:lang w:val="en-US"/>
+              </w:rPr>
+              <w:t>13657</w:t>
+            </w:r>
+          </w:p>
+        </w:tc>
+        <w:tc>
+          <w:tcPr>
+            <w:tcW w:w="1560" w:type="dxa"/>
+          </w:tcPr>
+          <w:p>
+            <w:pPr>
+              <w:widowControl w:val="0"/>
+              <w:bidi w:val="0"/>
+              <w:jc w:val="both"/>
+              <w:rPr>
+                <w:rFonts w:hint="default"/>
+                <w:vertAlign w:val="baseline"/>
+                <w:lang w:val="en-US"/>
+              </w:rPr>
+            </w:pPr>
+            <w:r>
+              <w:rPr>
+                <w:rFonts w:hint="default"/>
+                <w:b/>
+                <w:bCs/>
+                <w:vertAlign w:val="baseline"/>
+                <w:lang w:val="en-US"/>
+              </w:rPr>
+              <w:t>95.83%</w:t>
+            </w:r>
+          </w:p>
+        </w:tc>
+        <w:tc>
+          <w:tcPr>
+            <w:tcW w:w="1830" w:type="dxa"/>
+          </w:tcPr>
+          <w:p>
+            <w:pPr>
+              <w:widowControl w:val="0"/>
+              <w:bidi w:val="0"/>
+              <w:jc w:val="both"/>
+              <w:rPr>
+                <w:rFonts w:hint="default"/>
+                <w:vertAlign w:val="baseline"/>
+                <w:lang w:val="en-US"/>
+              </w:rPr>
+            </w:pPr>
+            <w:r>
+              <w:rPr>
+                <w:rFonts w:hint="default"/>
+                <w:vertAlign w:val="baseline"/>
+                <w:lang w:val="en-US"/>
+              </w:rPr>
+              <w:t>2.70 ms</w:t>
+            </w:r>
+          </w:p>
+        </w:tc>
+        <w:tc>
+          <w:tcPr>
+            <w:tcW w:w="2340" w:type="dxa"/>
+          </w:tcPr>
+          <w:p>
+            <w:pPr>
+              <w:widowControl w:val="0"/>
+              <w:bidi w:val="0"/>
+              <w:jc w:val="both"/>
+              <w:rPr>
+                <w:rFonts w:hint="default"/>
+                <w:vertAlign w:val="baseline"/>
+                <w:lang w:val="en-US"/>
+              </w:rPr>
+            </w:pPr>
+            <w:r>
+              <w:rPr>
+                <w:rFonts w:hint="default"/>
+                <w:b/>
+                <w:bCs/>
+                <w:vertAlign w:val="baseline"/>
+                <w:lang w:val="en-US"/>
+              </w:rPr>
+              <w:t>1.53 million</w:t>
+            </w:r>
           </w:p>
         </w:tc>
       </w:tr>
     </w:tbl>
-    <w:p>
-      <w:pPr>
-        <w:bidi w:val="0"/>
-        <w:jc w:val="both"/>
-        <w:rPr>
-          <w:rFonts w:hint="default"/>
-          <w:lang w:val="en-US"/>
-        </w:rPr>
-      </w:pPr>
-    </w:p>
-    <w:p>
-      <w:pPr>
-        <w:bidi w:val="0"/>
-        <w:ind w:firstLine="400" w:firstLineChars="200"/>
-        <w:jc w:val="both"/>
-        <w:rPr>
-          <w:rFonts w:hint="default"/>
-          <w:lang w:val="en-US"/>
-        </w:rPr>
-      </w:pPr>
-    </w:p>
-    <w:p>
-      <w:pPr>
-        <w:bidi w:val="0"/>
-        <w:jc w:val="both"/>
-        <w:rPr>
-          <w:rFonts w:hint="default"/>
-          <w:lang w:val="en-US"/>
-        </w:rPr>
-      </w:pPr>
-    </w:p>
-    <w:p>
-      <w:pPr>
-        <w:bidi w:val="0"/>
-        <w:ind w:firstLine="400" w:firstLineChars="200"/>
-        <w:jc w:val="both"/>
-        <w:rPr>
-          <w:rFonts w:hint="default"/>
-          <w:lang w:val="en-US"/>
-        </w:rPr>
-      </w:pPr>
-      <w:r>
-        <w:rPr>
-          <w:rFonts w:hint="default"/>
-          <w:lang w:val="en-US"/>
-        </w:rPr>
-        <w:t>Hardware implementation</w:t>
-      </w:r>
-    </w:p>
     <w:p>
       <w:pPr>
         <w:pStyle w:val="9"/>
@@ -3160,6 +5807,49 @@
           <w:lang w:val="en-US"/>
         </w:rPr>
       </w:pPr>
+      <w:r>
+        <w:rPr>
+          <w:rFonts w:hint="default"/>
+          <w:b/>
+          <w:bCs/>
+          <w:lang w:val="en-US"/>
+        </w:rPr>
+        <w:t>Table 3.</w:t>
+      </w:r>
+      <w:r>
+        <w:rPr>
+          <w:rFonts w:hint="default"/>
+          <w:lang w:val="en-US"/>
+        </w:rPr>
+        <w:t xml:space="preserve"> Comparative study</w:t>
+      </w:r>
+    </w:p>
+    <w:p>
+      <w:pPr>
+        <w:bidi w:val="0"/>
+        <w:jc w:val="both"/>
+        <w:rPr>
+          <w:rFonts w:hint="default"/>
+          <w:lang w:val="en-US"/>
+        </w:rPr>
+      </w:pPr>
+    </w:p>
+    <w:p>
+      <w:pPr>
+        <w:bidi w:val="0"/>
+        <w:jc w:val="both"/>
+        <w:rPr>
+          <w:rFonts w:hint="default"/>
+          <w:lang w:val="en-US"/>
+        </w:rPr>
+        <w:sectPr>
+          <w:type w:val="continuous"/>
+          <w:pgSz w:w="11906" w:h="16838"/>
+          <w:pgMar w:top="1080" w:right="893" w:bottom="1080" w:left="893" w:header="720" w:footer="720" w:gutter="0"/>
+          <w:cols w:space="425" w:num="1"/>
+          <w:docGrid w:linePitch="360" w:charSpace="0"/>
+        </w:sectPr>
+      </w:pPr>
     </w:p>
     <w:p>
       <w:pPr>
@@ -3171,11 +5861,20 @@
         <w:bidi w:val="0"/>
         <w:rPr>
           <w:rFonts w:hint="default"/>
-          <w:b/>
-          <w:bCs/>
-          <w:lang w:val="en-US"/>
-        </w:rPr>
-      </w:pPr>
+          <w:b w:val="0"/>
+          <w:bCs w:val="0"/>
+          <w:lang w:val="en-US"/>
+        </w:rPr>
+      </w:pPr>
+      <w:r>
+        <w:rPr>
+          <w:rFonts w:hint="default"/>
+          <w:b w:val="0"/>
+          <w:bCs w:val="0"/>
+          <w:lang w:val="en-US"/>
+        </w:rPr>
+        <w:t>Table 3 presents a comparative analysis of the proposed YOLOv11n model with traditional machine learning classifiers and recent deep learning approaches. The proposed model achieves the highest accuracy of 95.8%, outperforming others. While YOLOv8n demonstrates slightly lower inference time (1.8 ms), the proposed model maintains competitive speed (2.7 ms) with significantly improved accuracy. Furthermore, the model remains lightweight, with approximately 1.53 million parameters and a computational complexity of 3.2 GFLOPs, making it suitable for real-time and resource-constrained applications.</w:t>
+      </w:r>
     </w:p>
     <w:p>
       <w:pPr>
@@ -3203,11 +5902,20 @@
         <w:bidi w:val="0"/>
         <w:rPr>
           <w:rFonts w:hint="default"/>
-          <w:b/>
-          <w:bCs/>
-          <w:lang w:val="en-US"/>
-        </w:rPr>
-      </w:pPr>
+          <w:b w:val="0"/>
+          <w:bCs w:val="0"/>
+          <w:lang w:val="en-US"/>
+        </w:rPr>
+      </w:pPr>
+      <w:r>
+        <w:rPr>
+          <w:rFonts w:hint="default"/>
+          <w:b w:val="0"/>
+          <w:bCs w:val="0"/>
+          <w:lang w:val="en-US"/>
+        </w:rPr>
+        <w:t>Hardware setup and web interface</w:t>
+      </w:r>
     </w:p>
     <w:p>
       <w:pPr>
@@ -3256,6 +5964,40 @@
           <w:lang w:val="en-US"/>
         </w:rPr>
       </w:pPr>
+      <w:r>
+        <w:rPr>
+          <w:rFonts w:hint="default"/>
+          <w:b/>
+          <w:bCs/>
+          <w:lang w:val="en-US"/>
+        </w:rPr>
+        <w:t>References</w:t>
+      </w:r>
+    </w:p>
+    <w:p>
+      <w:pPr>
+        <w:pStyle w:val="9"/>
+        <w:numPr>
+          <w:ilvl w:val="0"/>
+          <w:numId w:val="10"/>
+        </w:numPr>
+        <w:bidi w:val="0"/>
+        <w:rPr>
+          <w:rFonts w:hint="default"/>
+          <w:b/>
+          <w:bCs/>
+          <w:lang w:val="en-US"/>
+        </w:rPr>
+      </w:pPr>
+      <w:r>
+        <w:rPr>
+          <w:rFonts w:hint="default"/>
+          <w:b/>
+          <w:bCs/>
+          <w:lang w:val="en-US"/>
+        </w:rPr>
+        <w:t xml:space="preserve">"Economic Analysis of Tomato Cultivation in Himachal Pradesh" is: H. Sharma, S. Sood and V. Kumar, Indian J. Econ. Dev., vol. 17, no. 4, pp. 960-965, Dec. 2021, doi: 10.35716/IJED/20213. </w:t>
+      </w:r>
     </w:p>
     <w:p>
       <w:pPr>
@@ -3265,13 +6007,24 @@
           <w:numId w:val="0"/>
         </w:numPr>
         <w:bidi w:val="0"/>
-        <w:rPr>
-          <w:rFonts w:hint="default"/>
-          <w:b/>
-          <w:bCs/>
-          <w:lang w:val="en-US"/>
-        </w:rPr>
-      </w:pPr>
+        <w:spacing w:after="120" w:line="228" w:lineRule="auto"/>
+        <w:jc w:val="both"/>
+        <w:rPr>
+          <w:rFonts w:hint="default"/>
+          <w:b/>
+          <w:bCs/>
+          <w:lang w:val="en-US"/>
+        </w:rPr>
+      </w:pPr>
+      <w:r>
+        <w:rPr>
+          <w:rFonts w:hint="default"/>
+          <w:b/>
+          <w:bCs/>
+          <w:lang w:val="en-US"/>
+        </w:rPr>
+        <w:t>4 : A. S. Paymode and V. B. Malode, "Efficient Deep Learning Models for Plant Disease Detection: A Systematic Review," arXiv preprint arXiv:2308.14087, 2023. [Online]. Available: https://arxiv.org/abs/2308.14087.</w:t>
+      </w:r>
     </w:p>
     <w:p>
       <w:pPr>
@@ -3281,13 +6034,24 @@
           <w:numId w:val="0"/>
         </w:numPr>
         <w:bidi w:val="0"/>
-        <w:rPr>
-          <w:rFonts w:hint="default"/>
-          <w:b/>
-          <w:bCs/>
-          <w:lang w:val="en-US"/>
-        </w:rPr>
-      </w:pPr>
+        <w:spacing w:after="120" w:line="228" w:lineRule="auto"/>
+        <w:jc w:val="both"/>
+        <w:rPr>
+          <w:rFonts w:hint="default"/>
+          <w:b/>
+          <w:bCs/>
+          <w:lang w:val="en-US"/>
+        </w:rPr>
+      </w:pPr>
+      <w:r>
+        <w:rPr>
+          <w:rFonts w:hint="default"/>
+          <w:b/>
+          <w:bCs/>
+          <w:lang w:val="en-US"/>
+        </w:rPr>
+        <w:t>5: M. K. Tripathi et al., "Techno-economic assessment of tomato cultivation under different protected structures," Sci. Rep., vol. 15, no. 1, Art. no. 11064, Feb. 2025. [Online]. Available: https://www.nature.com/articles/s41598-025-11064-0</w:t>
+      </w:r>
     </w:p>
     <w:p>
       <w:pPr>
@@ -3297,13 +6061,24 @@
           <w:numId w:val="0"/>
         </w:numPr>
         <w:bidi w:val="0"/>
-        <w:rPr>
-          <w:rFonts w:hint="default"/>
-          <w:b/>
-          <w:bCs/>
-          <w:lang w:val="en-US"/>
-        </w:rPr>
-      </w:pPr>
+        <w:spacing w:after="120" w:line="228" w:lineRule="auto"/>
+        <w:jc w:val="both"/>
+        <w:rPr>
+          <w:rFonts w:hint="default"/>
+          <w:b/>
+          <w:bCs/>
+          <w:lang w:val="en-US"/>
+        </w:rPr>
+      </w:pPr>
+      <w:r>
+        <w:rPr>
+          <w:rFonts w:hint="default"/>
+          <w:b/>
+          <w:bCs/>
+          <w:lang w:val="en-US"/>
+        </w:rPr>
+        <w:t>6: M. J. M. Alhariri, "Analysis of Global and Local Tomato Production: Growth Trends and Challenges," Int. J. Biol. Life Sci., vol. 3, no. 3, pp. 206–211, Dec. 2024. [Online]. Available: https://drpress.org/ojs/index.php/ijbls/article/view/27488</w:t>
+      </w:r>
     </w:p>
     <w:p>
       <w:pPr>
@@ -3313,21 +6088,23 @@
           <w:numId w:val="0"/>
         </w:numPr>
         <w:bidi w:val="0"/>
-        <w:rPr>
-          <w:rFonts w:hint="default"/>
-          <w:b/>
-          <w:bCs/>
-          <w:lang w:val="en-US"/>
-        </w:rPr>
-      </w:pPr>
-      <w:r>
-        <w:rPr>
-          <w:rFonts w:hint="default"/>
-          <w:b/>
-          <w:bCs/>
-          <w:lang w:val="en-US"/>
-        </w:rPr>
-        <w:t>References</w:t>
+        <w:spacing w:after="120" w:line="228" w:lineRule="auto"/>
+        <w:jc w:val="both"/>
+        <w:rPr>
+          <w:rFonts w:hint="default"/>
+          <w:b/>
+          <w:bCs/>
+          <w:lang w:val="en-US"/>
+        </w:rPr>
+      </w:pPr>
+      <w:r>
+        <w:rPr>
+          <w:rFonts w:hint="default"/>
+          <w:b/>
+          <w:bCs/>
+          <w:lang w:val="en-US"/>
+        </w:rPr>
+        <w:t>7: S. V. Deshpande, A. S. Patil, and R. M. Kulkarni, "Agricultural Productivity Forecasting using Deep Learning Models: A Case Study on Tomato Crops in India," arXiv preprint arXiv:2507.03219, Jul. 2025. [Online]. Available: https://arxiv.org/abs/2507.03219</w:t>
       </w:r>
     </w:p>
     <w:p>
@@ -3335,30 +6112,79 @@
         <w:pStyle w:val="9"/>
         <w:numPr>
           <w:ilvl w:val="0"/>
-          <w:numId w:val="10"/>
+          <w:numId w:val="0"/>
         </w:numPr>
         <w:bidi w:val="0"/>
-        <w:rPr>
-          <w:rFonts w:hint="default"/>
-          <w:b/>
-          <w:bCs/>
-          <w:lang w:val="en-US"/>
-        </w:rPr>
-      </w:pPr>
-      <w:r>
-        <w:rPr>
-          <w:rFonts w:hint="default"/>
-          <w:b/>
-          <w:bCs/>
-          <w:lang w:val="en-US"/>
-        </w:rPr>
-        <w:t xml:space="preserve">"Economic Analysis of Tomato Cultivation in Himachal Pradesh" is: H. Sharma, S. Sood and V. Kumar, Indian J. Econ. Dev., vol. 17, no. 4, pp. 960-965, Dec. 2021, doi: 10.35716/IJED/20213. </w:t>
+        <w:spacing w:after="120" w:line="228" w:lineRule="auto"/>
+        <w:jc w:val="both"/>
+        <w:rPr>
+          <w:rFonts w:hint="default"/>
+          <w:b/>
+          <w:bCs/>
+          <w:lang w:val="en-US"/>
+        </w:rPr>
+      </w:pPr>
+      <w:r>
+        <w:rPr>
+          <w:rFonts w:hint="default"/>
+          <w:b/>
+          <w:bCs/>
+          <w:lang w:val="en-US"/>
+        </w:rPr>
+        <w:t xml:space="preserve">8: V. Kumar, H. Sharma, and S. Sood, "Economic Analysis of Tomato Cultivation in Himachal Pradesh," Indian J. Econ. Dev., vol. 17, no. 2, pp. 473–478, Jun. 2021, doi: 10.35716/IJED/21035. [Online]. Available: </w:t>
+      </w:r>
+      <w:r>
+        <w:rPr>
+          <w:rFonts w:hint="default"/>
+          <w:b/>
+          <w:bCs/>
+          <w:lang w:val="en-US"/>
+        </w:rPr>
+        <w:fldChar w:fldCharType="begin"/>
+      </w:r>
+      <w:r>
+        <w:rPr>
+          <w:rFonts w:hint="default"/>
+          <w:b/>
+          <w:bCs/>
+          <w:lang w:val="en-US"/>
+        </w:rPr>
+        <w:instrText xml:space="preserve"> HYPERLINK "https://pubmed.ncbi.nlm.nih.gov/40464016/" </w:instrText>
+      </w:r>
+      <w:r>
+        <w:rPr>
+          <w:rFonts w:hint="default"/>
+          <w:b/>
+          <w:bCs/>
+          <w:lang w:val="en-US"/>
+        </w:rPr>
+        <w:fldChar w:fldCharType="separate"/>
+      </w:r>
+      <w:r>
+        <w:rPr>
+          <w:rStyle w:val="14"/>
+          <w:rFonts w:hint="default"/>
+          <w:b/>
+          <w:bCs/>
+          <w:lang w:val="en-US"/>
+        </w:rPr>
+        <w:t>https://pubmed.ncbi.nlm.nih.gov/40464016/</w:t>
+      </w:r>
+      <w:r>
+        <w:rPr>
+          <w:rFonts w:hint="default"/>
+          <w:b/>
+          <w:bCs/>
+          <w:lang w:val="en-US"/>
+        </w:rPr>
+        <w:fldChar w:fldCharType="end"/>
       </w:r>
     </w:p>
     <w:p>
       <w:pPr>
         <w:pStyle w:val="9"/>
         <w:numPr>
+          <w:ilvl w:val="0"/>
           <w:numId w:val="0"/>
         </w:numPr>
         <w:bidi w:val="0"/>
@@ -3378,13 +6204,14 @@
           <w:bCs/>
           <w:lang w:val="en-US"/>
         </w:rPr>
-        <w:t>4 : A. S. Paymode and V. B. Malode, "Efficient Deep Learning Models for Plant Disease Detection: A Systematic Review," arXiv preprint arXiv:2308.14087, 2023. [Online]. Available: https://arxiv.org/abs/2308.14087.</w:t>
+        <w:t>9: P. Patil, N. Yaligar and S. M. Meena, "Comparision of</w:t>
       </w:r>
     </w:p>
     <w:p>
       <w:pPr>
         <w:pStyle w:val="9"/>
         <w:numPr>
+          <w:ilvl w:val="0"/>
           <w:numId w:val="0"/>
         </w:numPr>
         <w:bidi w:val="0"/>
@@ -3404,13 +6231,14 @@
           <w:bCs/>
           <w:lang w:val="en-US"/>
         </w:rPr>
-        <w:t>5: M. K. Tripathi et al., "Techno-economic assessment of tomato cultivation under different protected structures," Sci. Rep., vol. 15, no. 1, Art. no. 11064, Feb. 2025. [Online]. Available: https://www.nature.com/articles/s41598-025-11064-0</w:t>
+        <w:t>Performance of Classifiers - SVM, RF and ANN in Potato</w:t>
       </w:r>
     </w:p>
     <w:p>
       <w:pPr>
         <w:pStyle w:val="9"/>
         <w:numPr>
+          <w:ilvl w:val="0"/>
           <w:numId w:val="0"/>
         </w:numPr>
         <w:bidi w:val="0"/>
@@ -3430,13 +6258,14 @@
           <w:bCs/>
           <w:lang w:val="en-US"/>
         </w:rPr>
-        <w:t>6: M. J. M. Alhariri, "Analysis of Global and Local Tomato Production: Growth Trends and Challenges," Int. J. Biol. Life Sci., vol. 3, no. 3, pp. 206–211, Dec. 2024. [Online]. Available: https://drpress.org/ojs/index.php/ijbls/article/view/27488</w:t>
+        <w:t>Blight Disease Detection Using Leaf Images," 2017 IEEE</w:t>
       </w:r>
     </w:p>
     <w:p>
       <w:pPr>
         <w:pStyle w:val="9"/>
         <w:numPr>
+          <w:ilvl w:val="0"/>
           <w:numId w:val="0"/>
         </w:numPr>
         <w:bidi w:val="0"/>
@@ -3456,13 +6285,14 @@
           <w:bCs/>
           <w:lang w:val="en-US"/>
         </w:rPr>
-        <w:t>7: S. V. Deshpande, A. S. Patil, and R. M. Kulkarni, "Agricultural Productivity Forecasting using Deep Learning Models: A Case Study on Tomato Crops in India," arXiv preprint arXiv:2507.03219, Jul. 2025. [Online]. Available: https://arxiv.org/abs/2507.03219</w:t>
+        <w:t>International Conferenceon Computational Intelligence and</w:t>
       </w:r>
     </w:p>
     <w:p>
       <w:pPr>
         <w:pStyle w:val="9"/>
         <w:numPr>
+          <w:ilvl w:val="0"/>
           <w:numId w:val="0"/>
         </w:numPr>
         <w:bidi w:val="0"/>
@@ -3482,7 +6312,547 @@
           <w:bCs/>
           <w:lang w:val="en-US"/>
         </w:rPr>
-        <w:t>8: V. Kumar, H. Sharma, and S. Sood, "Economic Analysis of Tomato Cultivation in Himachal Pradesh," Indian J. Econ. Dev., vol. 17, no. 2, pp. 473–478, Jun. 2021, doi: 10.35716/IJED/21035. [Online]. Available: https://pubmed.ncbi.nlm.nih.gov/40464016/</w:t>
+        <w:t>Computing Research (ICCIC), Coimbatore, India, 2017, pp. 1-5,</w:t>
+      </w:r>
+    </w:p>
+    <w:p>
+      <w:pPr>
+        <w:pStyle w:val="9"/>
+        <w:numPr>
+          <w:ilvl w:val="0"/>
+          <w:numId w:val="0"/>
+        </w:numPr>
+        <w:bidi w:val="0"/>
+        <w:spacing w:after="120" w:line="228" w:lineRule="auto"/>
+        <w:jc w:val="both"/>
+        <w:rPr>
+          <w:rFonts w:hint="default"/>
+          <w:b/>
+          <w:bCs/>
+          <w:lang w:val="en-US"/>
+        </w:rPr>
+      </w:pPr>
+      <w:r>
+        <w:rPr>
+          <w:rFonts w:hint="default"/>
+          <w:b/>
+          <w:bCs/>
+          <w:lang w:val="en-US"/>
+        </w:rPr>
+        <w:t>doi: 10.1109/ICCIC.2017.8524301.</w:t>
+      </w:r>
+    </w:p>
+    <w:p>
+      <w:pPr>
+        <w:pStyle w:val="9"/>
+        <w:numPr>
+          <w:ilvl w:val="0"/>
+          <w:numId w:val="0"/>
+        </w:numPr>
+        <w:bidi w:val="0"/>
+        <w:spacing w:after="120" w:line="228" w:lineRule="auto"/>
+        <w:jc w:val="both"/>
+        <w:rPr>
+          <w:rFonts w:hint="default"/>
+          <w:b/>
+          <w:bCs/>
+          <w:lang w:val="en-US"/>
+        </w:rPr>
+      </w:pPr>
+      <w:r>
+        <w:rPr>
+          <w:rFonts w:hint="default"/>
+          <w:b/>
+          <w:bCs/>
+          <w:lang w:val="en-US"/>
+        </w:rPr>
+        <w:t>15: K. Joshi, V. Kumar, S. Kumar, and S. S. Gill, "A deep learning mobile application for tomato leaf nutrition deficiency identification with YOLOv8 and enhanced augmentation," Plant Science, vol. 364, Art. no. 112973, Jan. 2026, doi: 10.1016/j.plantsci.2025.112973</w:t>
+      </w:r>
+    </w:p>
+    <w:p>
+      <w:pPr>
+        <w:pStyle w:val="9"/>
+        <w:numPr>
+          <w:ilvl w:val="0"/>
+          <w:numId w:val="0"/>
+        </w:numPr>
+        <w:bidi w:val="0"/>
+        <w:spacing w:after="120" w:line="228" w:lineRule="auto"/>
+        <w:jc w:val="both"/>
+        <w:rPr>
+          <w:rFonts w:hint="default"/>
+          <w:b/>
+          <w:bCs/>
+          <w:lang w:val="en-US"/>
+        </w:rPr>
+      </w:pPr>
+      <w:r>
+        <w:rPr>
+          <w:rFonts w:hint="default"/>
+          <w:b/>
+          <w:bCs/>
+          <w:lang w:val="en-US"/>
+        </w:rPr>
+        <w:t>[10] R. Yakkundimath, G. Saunshi, B. Anami, and S. Palaiah,</w:t>
+      </w:r>
+    </w:p>
+    <w:p>
+      <w:pPr>
+        <w:pStyle w:val="9"/>
+        <w:numPr>
+          <w:ilvl w:val="0"/>
+          <w:numId w:val="0"/>
+        </w:numPr>
+        <w:bidi w:val="0"/>
+        <w:spacing w:after="120" w:line="228" w:lineRule="auto"/>
+        <w:jc w:val="both"/>
+        <w:rPr>
+          <w:rFonts w:hint="default"/>
+          <w:b/>
+          <w:bCs/>
+          <w:lang w:val="en-US"/>
+        </w:rPr>
+      </w:pPr>
+      <w:r>
+        <w:rPr>
+          <w:rFonts w:hint="default"/>
+          <w:b/>
+          <w:bCs/>
+          <w:lang w:val="en-US"/>
+        </w:rPr>
+        <w:t>“Classification of rice diseases using convolutional neural network</w:t>
+      </w:r>
+    </w:p>
+    <w:p>
+      <w:pPr>
+        <w:pStyle w:val="9"/>
+        <w:numPr>
+          <w:ilvl w:val="0"/>
+          <w:numId w:val="0"/>
+        </w:numPr>
+        <w:bidi w:val="0"/>
+        <w:spacing w:after="120" w:line="228" w:lineRule="auto"/>
+        <w:jc w:val="both"/>
+        <w:rPr>
+          <w:rFonts w:hint="default"/>
+          <w:b/>
+          <w:bCs/>
+          <w:lang w:val="en-US"/>
+        </w:rPr>
+      </w:pPr>
+      <w:r>
+        <w:rPr>
+          <w:rFonts w:hint="default"/>
+          <w:b/>
+          <w:bCs/>
+          <w:lang w:val="en-US"/>
+        </w:rPr>
+        <w:t>models,” Journal of The Institution of Engineers (India): Series B, vol.</w:t>
+      </w:r>
+    </w:p>
+    <w:p>
+      <w:pPr>
+        <w:pStyle w:val="9"/>
+        <w:numPr>
+          <w:ilvl w:val="0"/>
+          <w:numId w:val="0"/>
+        </w:numPr>
+        <w:bidi w:val="0"/>
+        <w:spacing w:after="120" w:line="228" w:lineRule="auto"/>
+        <w:jc w:val="both"/>
+        <w:rPr>
+          <w:rFonts w:hint="default"/>
+          <w:b/>
+          <w:bCs/>
+          <w:lang w:val="en-US"/>
+        </w:rPr>
+      </w:pPr>
+      <w:r>
+        <w:rPr>
+          <w:rFonts w:hint="default"/>
+          <w:b/>
+          <w:bCs/>
+          <w:lang w:val="en-US"/>
+        </w:rPr>
+        <w:t>103, no. 4, pp. 1047– 1059, 2022.</w:t>
+      </w:r>
+    </w:p>
+    <w:p>
+      <w:pPr>
+        <w:pStyle w:val="9"/>
+        <w:numPr>
+          <w:ilvl w:val="0"/>
+          <w:numId w:val="0"/>
+        </w:numPr>
+        <w:bidi w:val="0"/>
+        <w:spacing w:after="120" w:line="228" w:lineRule="auto"/>
+        <w:jc w:val="both"/>
+        <w:rPr>
+          <w:rFonts w:hint="default"/>
+          <w:b/>
+          <w:bCs/>
+          <w:lang w:val="en-US"/>
+        </w:rPr>
+      </w:pPr>
+      <w:r>
+        <w:rPr>
+          <w:rFonts w:hint="default"/>
+          <w:b/>
+          <w:bCs/>
+          <w:lang w:val="en-US"/>
+        </w:rPr>
+        <w:t>[11] H. Yin, Y. H. Gu, C.-J. Park, J.-H. Park, and S. J. Yoo, “Transfer</w:t>
+      </w:r>
+    </w:p>
+    <w:p>
+      <w:pPr>
+        <w:pStyle w:val="9"/>
+        <w:numPr>
+          <w:ilvl w:val="0"/>
+          <w:numId w:val="0"/>
+        </w:numPr>
+        <w:bidi w:val="0"/>
+        <w:spacing w:after="120" w:line="228" w:lineRule="auto"/>
+        <w:jc w:val="both"/>
+        <w:rPr>
+          <w:rFonts w:hint="default"/>
+          <w:b/>
+          <w:bCs/>
+          <w:lang w:val="en-US"/>
+        </w:rPr>
+      </w:pPr>
+      <w:r>
+        <w:rPr>
+          <w:rFonts w:hint="default"/>
+          <w:b/>
+          <w:bCs/>
+          <w:lang w:val="en-US"/>
+        </w:rPr>
+        <w:t>learning-based search model for hot pepper diseases and pests,” Agriculture, vol. 10, no. 10, p. 439, 2020.</w:t>
+      </w:r>
+    </w:p>
+    <w:p>
+      <w:pPr>
+        <w:pStyle w:val="9"/>
+        <w:numPr>
+          <w:ilvl w:val="0"/>
+          <w:numId w:val="0"/>
+        </w:numPr>
+        <w:bidi w:val="0"/>
+        <w:spacing w:after="120" w:line="228" w:lineRule="auto"/>
+        <w:jc w:val="both"/>
+        <w:rPr>
+          <w:rFonts w:hint="default"/>
+          <w:b/>
+          <w:bCs/>
+          <w:lang w:val="en-US"/>
+        </w:rPr>
+      </w:pPr>
+      <w:r>
+        <w:rPr>
+          <w:rFonts w:hint="default"/>
+          <w:b/>
+          <w:bCs/>
+          <w:lang w:val="en-US"/>
+        </w:rPr>
+        <w:t>[12] Y. Kurmi, P. Saxena, B. S. Kirar, S. Gangwar, V. Chaurasia, and A.</w:t>
+      </w:r>
+    </w:p>
+    <w:p>
+      <w:pPr>
+        <w:pStyle w:val="9"/>
+        <w:numPr>
+          <w:ilvl w:val="0"/>
+          <w:numId w:val="0"/>
+        </w:numPr>
+        <w:bidi w:val="0"/>
+        <w:spacing w:after="120" w:line="228" w:lineRule="auto"/>
+        <w:jc w:val="both"/>
+        <w:rPr>
+          <w:rFonts w:hint="default"/>
+          <w:b/>
+          <w:bCs/>
+          <w:lang w:val="en-US"/>
+        </w:rPr>
+      </w:pPr>
+      <w:r>
+        <w:rPr>
+          <w:rFonts w:hint="default"/>
+          <w:b/>
+          <w:bCs/>
+          <w:lang w:val="en-US"/>
+        </w:rPr>
+        <w:t>Goel, “Deep cnn model for crops’ diseases detection using leaf</w:t>
+      </w:r>
+    </w:p>
+    <w:p>
+      <w:pPr>
+        <w:pStyle w:val="9"/>
+        <w:numPr>
+          <w:ilvl w:val="0"/>
+          <w:numId w:val="0"/>
+        </w:numPr>
+        <w:bidi w:val="0"/>
+        <w:spacing w:after="120" w:line="228" w:lineRule="auto"/>
+        <w:jc w:val="both"/>
+        <w:rPr>
+          <w:rFonts w:hint="default"/>
+          <w:b/>
+          <w:bCs/>
+          <w:lang w:val="en-US"/>
+        </w:rPr>
+      </w:pPr>
+      <w:r>
+        <w:rPr>
+          <w:rFonts w:hint="default"/>
+          <w:b/>
+          <w:bCs/>
+          <w:lang w:val="en-US"/>
+        </w:rPr>
+        <w:t>images,” Multidimensional Systems and Signal Processing, vol. 33,</w:t>
+      </w:r>
+    </w:p>
+    <w:p>
+      <w:pPr>
+        <w:pStyle w:val="9"/>
+        <w:numPr>
+          <w:ilvl w:val="0"/>
+          <w:numId w:val="0"/>
+        </w:numPr>
+        <w:bidi w:val="0"/>
+        <w:spacing w:after="120" w:line="228" w:lineRule="auto"/>
+        <w:jc w:val="both"/>
+        <w:rPr>
+          <w:rFonts w:hint="default"/>
+          <w:b/>
+          <w:bCs/>
+          <w:lang w:val="en-US"/>
+        </w:rPr>
+      </w:pPr>
+      <w:r>
+        <w:rPr>
+          <w:rFonts w:hint="default"/>
+          <w:b/>
+          <w:bCs/>
+          <w:lang w:val="en-US"/>
+        </w:rPr>
+        <w:t>no. 3, pp. 981–1000, 2022.</w:t>
+      </w:r>
+    </w:p>
+    <w:p>
+      <w:pPr>
+        <w:pStyle w:val="9"/>
+        <w:numPr>
+          <w:ilvl w:val="0"/>
+          <w:numId w:val="0"/>
+        </w:numPr>
+        <w:bidi w:val="0"/>
+        <w:spacing w:after="120" w:line="228" w:lineRule="auto"/>
+        <w:jc w:val="both"/>
+        <w:rPr>
+          <w:rFonts w:hint="default"/>
+          <w:b/>
+          <w:bCs/>
+          <w:lang w:val="en-US"/>
+        </w:rPr>
+      </w:pPr>
+      <w:r>
+        <w:rPr>
+          <w:rFonts w:hint="default"/>
+          <w:b/>
+          <w:bCs/>
+          <w:lang w:val="en-US"/>
+        </w:rPr>
+        <w:t>[13] S. S. Gaikwad, S. S. Rumma, and M. Hangarge, “Fungi affected fruit</w:t>
+      </w:r>
+    </w:p>
+    <w:p>
+      <w:pPr>
+        <w:pStyle w:val="9"/>
+        <w:numPr>
+          <w:ilvl w:val="0"/>
+          <w:numId w:val="0"/>
+        </w:numPr>
+        <w:bidi w:val="0"/>
+        <w:spacing w:after="120" w:line="228" w:lineRule="auto"/>
+        <w:jc w:val="both"/>
+        <w:rPr>
+          <w:rFonts w:hint="default"/>
+          <w:b/>
+          <w:bCs/>
+          <w:lang w:val="en-US"/>
+        </w:rPr>
+      </w:pPr>
+      <w:r>
+        <w:rPr>
+          <w:rFonts w:hint="default"/>
+          <w:b/>
+          <w:bCs/>
+          <w:lang w:val="en-US"/>
+        </w:rPr>
+        <w:t>leaf disease classification using deep CNN architecture,” International</w:t>
+      </w:r>
+    </w:p>
+    <w:p>
+      <w:pPr>
+        <w:pStyle w:val="9"/>
+        <w:numPr>
+          <w:ilvl w:val="0"/>
+          <w:numId w:val="0"/>
+        </w:numPr>
+        <w:bidi w:val="0"/>
+        <w:spacing w:after="120" w:line="228" w:lineRule="auto"/>
+        <w:jc w:val="both"/>
+        <w:rPr>
+          <w:rFonts w:hint="default"/>
+          <w:b/>
+          <w:bCs/>
+          <w:lang w:val="en-US"/>
+        </w:rPr>
+      </w:pPr>
+      <w:r>
+        <w:rPr>
+          <w:rFonts w:hint="default"/>
+          <w:b/>
+          <w:bCs/>
+          <w:lang w:val="en-US"/>
+        </w:rPr>
+        <w:t>Journal of Information Technology, vol. 14, no. 7, pp. 3815–3824,</w:t>
+      </w:r>
+    </w:p>
+    <w:p>
+      <w:pPr>
+        <w:pStyle w:val="9"/>
+        <w:numPr>
+          <w:ilvl w:val="0"/>
+          <w:numId w:val="0"/>
+        </w:numPr>
+        <w:bidi w:val="0"/>
+        <w:spacing w:after="120" w:line="228" w:lineRule="auto"/>
+        <w:jc w:val="both"/>
+        <w:rPr>
+          <w:rFonts w:hint="default"/>
+          <w:b/>
+          <w:bCs/>
+          <w:lang w:val="en-US"/>
+        </w:rPr>
+      </w:pPr>
+      <w:r>
+        <w:rPr>
+          <w:rFonts w:hint="default"/>
+          <w:b/>
+          <w:bCs/>
+          <w:lang w:val="en-US"/>
+        </w:rPr>
+        <w:t>2022.</w:t>
+      </w:r>
+    </w:p>
+    <w:p>
+      <w:pPr>
+        <w:pStyle w:val="9"/>
+        <w:numPr>
+          <w:ilvl w:val="0"/>
+          <w:numId w:val="0"/>
+        </w:numPr>
+        <w:bidi w:val="0"/>
+        <w:spacing w:after="120" w:line="228" w:lineRule="auto"/>
+        <w:jc w:val="both"/>
+        <w:rPr>
+          <w:rFonts w:hint="default"/>
+          <w:b/>
+          <w:bCs/>
+          <w:lang w:val="en-US"/>
+        </w:rPr>
+      </w:pPr>
+      <w:r>
+        <w:rPr>
+          <w:rFonts w:hint="default"/>
+          <w:b/>
+          <w:bCs/>
+          <w:lang w:val="en-US"/>
+        </w:rPr>
+        <w:t>[14] M. Prabu and B. J. Chelliah, “Mango leaf disease identification and</w:t>
+      </w:r>
+    </w:p>
+    <w:p>
+      <w:pPr>
+        <w:pStyle w:val="9"/>
+        <w:numPr>
+          <w:ilvl w:val="0"/>
+          <w:numId w:val="0"/>
+        </w:numPr>
+        <w:bidi w:val="0"/>
+        <w:spacing w:after="120" w:line="228" w:lineRule="auto"/>
+        <w:jc w:val="both"/>
+        <w:rPr>
+          <w:rFonts w:hint="default"/>
+          <w:b/>
+          <w:bCs/>
+          <w:lang w:val="en-US"/>
+        </w:rPr>
+      </w:pPr>
+      <w:r>
+        <w:rPr>
+          <w:rFonts w:hint="default"/>
+          <w:b/>
+          <w:bCs/>
+          <w:lang w:val="en-US"/>
+        </w:rPr>
+        <w:t>classification using a cnn architecture optimized by crossover-based</w:t>
+      </w:r>
+    </w:p>
+    <w:p>
+      <w:pPr>
+        <w:pStyle w:val="9"/>
+        <w:numPr>
+          <w:ilvl w:val="0"/>
+          <w:numId w:val="0"/>
+        </w:numPr>
+        <w:bidi w:val="0"/>
+        <w:spacing w:after="120" w:line="228" w:lineRule="auto"/>
+        <w:jc w:val="both"/>
+        <w:rPr>
+          <w:rFonts w:hint="default"/>
+          <w:b/>
+          <w:bCs/>
+          <w:lang w:val="en-US"/>
+        </w:rPr>
+      </w:pPr>
+      <w:r>
+        <w:rPr>
+          <w:rFonts w:hint="default"/>
+          <w:b/>
+          <w:bCs/>
+          <w:lang w:val="en-US"/>
+        </w:rPr>
+        <w:t>levy flight distribution algorithm,” Neural Computing and</w:t>
+      </w:r>
+    </w:p>
+    <w:p>
+      <w:pPr>
+        <w:pStyle w:val="9"/>
+        <w:numPr>
+          <w:ilvl w:val="0"/>
+          <w:numId w:val="0"/>
+        </w:numPr>
+        <w:bidi w:val="0"/>
+        <w:spacing w:after="120" w:line="228" w:lineRule="auto"/>
+        <w:jc w:val="both"/>
+        <w:rPr>
+          <w:rFonts w:hint="default"/>
+          <w:b/>
+          <w:bCs/>
+          <w:lang w:val="en-US"/>
+        </w:rPr>
+      </w:pPr>
+      <w:r>
+        <w:rPr>
+          <w:rFonts w:hint="default"/>
+          <w:b/>
+          <w:bCs/>
+          <w:lang w:val="en-US"/>
+        </w:rPr>
+        <w:t>Applications, vol. 34, no. 9, pp. 7311–7324, 2022</w:t>
       </w:r>
     </w:p>
     <w:sectPr>

--- a/yolo-cls.docx
+++ b/yolo-cls.docx
@@ -717,7 +717,7 @@
           <w:szCs w:val="18"/>
           <w:lang w:val="en-US"/>
         </w:rPr>
-        <w:t xml:space="preserve">Tomato leaf diseases pose a significant challenge to crop yield and severely affect tomato production. To mitigate it, timely detection is crucial. This paper presents a real-time edge-based system for tomato leaf disease classification using the lightweight YOLOv11 nano model, designed for deployment on resource constrained devices. The proposed approach performs on-device inference, reducing latency and minimizing reliance on continuous network connectivity. To support large-scale field monitoring, the system utilizes LoRa communication for transmitting inference results tagged with GPS coordinates from distributed edge nodes to a central base station. Then the collected data is uploaded to the Firebase cloud database and visualized through a web based interface which incorporates a grid based field visualization to spatially map disease distribution and provides real time updates to users, along with periodic notifications via Telegram. The model is trained on a dataset comprising over 13,000 tomato leaf images across six disease and one healthy class, achieved 95.8% classification accuracy and demonstrated fast inference with an average time of 2.7 ms per image, evaluated during validation. The complete system is implemented and evaluated in a real world scenario on edge devices. addHardware implementedResults suchAs accuracy FPS, inferenceTime on hardware. </w:t>
+        <w:t xml:space="preserve">Tomato leaf diseases pose a significant challenge to crop yield and severely affect tomato production. To mitigate it, timely detection is crucial. This paper presents a real-time edge-based system for tomato leaf disease classification using the lightweight YOLOv11 nano model, designed for deployment on resource constrained devices. The proposed approach performs on-device inference, reducing latency and minimizing reliance on continuous network connectivity. To support large-scale field monitoring, the system utilizes LoRa communication for transmitting inference results tagged with GPS coordinates from distributed edge nodes to a central base station. Then the collected data is uploaded to the Firebase cloud database and visualized through a web based interface which incorporates a grid based field visualization to spatially map disease distribution and provides real time updates to users, along with periodic notifications via Telegram. The model is trained on a dataset comprising over 13,000 tomato leaf images across seven distinct classes (six diseases and one healthy), achieved 95.8% classification accuracy and fast inference speed of 2.7 ms per image. The system was deployed and evaluated on edge hardware in a real world environment, achieving a classification accuracy of 90.12% over 5.15 frame per second. </w:t>
       </w:r>
     </w:p>
     <w:p>
@@ -1279,7 +1279,7 @@
           <w:rFonts w:hint="default"/>
           <w:lang w:val="en-US"/>
         </w:rPr>
-        <w:t xml:space="preserve">Figure 2 represents the proposed system which consists of a set of distributed edge nodes, a base station, a cloud server, and a user interface. Let the set of edge nodes be represented in  equation 1. </w:t>
+        <w:t xml:space="preserve">Figure 2 represents the proposed system which consists of a set of distributed edge nodes, a base station, a cloud server and a user interface. Let the set of edge nodes be represented in  equation 1. </w:t>
       </w:r>
     </w:p>
     <w:p>
@@ -2522,7 +2522,7 @@
           <w:rFonts w:hint="default"/>
           <w:lang w:val="en-US"/>
         </w:rPr>
-        <w:t>Figure 3 represents the the block diagram of proposed methodology where the dataset used in this study comprises tomato leaf images categorized into six disease classes and one healthy class (refer Table 1), namely, early blight, late blight, bacterial leaf spot, leaf mold, septoria leaf spot, yellow leaf curl virus, and healthy leaves taken from online available dataset (plant village and plant doc). The dataset contains 13,657 images, with a relatively balanced distribution across all classes, ensuring unbiased learning. The dataset is divided into training and validation sets, consisting of 10,923 and 2,734 images, respectively. This split allows effective evaluation of the model’s generalization capability. Prior to training, the dataset undergoes pre-processing to enhance model robustness and performance. The pre-processing steps include image re-sizing to match the input requirements of YOLOv11n, normalization of pixel values, and data augmentation techniques such as flipping, rotation and scaling. These techniques help the model generalize better under varying environmental conditions such as lighting variations and background complexity. The model is trained for 40 epochs using the ultralytics framework. The training process minimizes classification loss using back-propagation with the AdamW optimizer. The dataset split ensures proper validation, preventing over-fitting and improving generalization. During deployment, the trained model performs inference on edge devices. The predicted class label is combined with GPS coordinates and transmitted via LoRa communication for further processing and visualization.</w:t>
+        <w:t>Figure 3 represents the the block diagram of proposed methodology where the dataset used in this study comprises tomato leaf images categorized into six disease classes and one healthy class (refer Table 1), namely, early blight, late blight, bacterial leaf spot, leaf mold, septoria leaf spot, yellow leaf curl virus and healthy leaves taken from online available dataset (plant village and plant doc). The dataset contains 13,657 images, with a relatively balanced distribution across all classes, ensuring unbiased learning. The dataset is divided into training and validation sets, consisting of 10,923 and 2,734 images, respectively. This split allows effective evaluation of the model’s generalization capability. Prior to training, the dataset undergoes pre-processing to enhance model robustness and performance. The pre-processing steps include image re-sizing to match the input requirements of YOLOv11n, normalization of pixel values and data augmentation techniques such as flipping, rotation and scaling. These techniques help the model generalize better under varying environmental conditions such as lighting variations and background complexity. The model is trained for 40 epochs using the ultralytics framework. The training process minimizes classification loss using back-propagation with the AdamW optimizer. The dataset split ensures proper validation, preventing over-fitting and improving generalization. During deployment, the trained model performs inference on edge devices. The predicted class label is combined with GPS coordinates and transmitted via LoRa communication for further processing and visualization.</w:t>
       </w:r>
     </w:p>
     <w:p>
@@ -3185,7 +3185,7 @@
           <w:rFonts w:hint="default"/>
           <w:lang w:val="en-US"/>
         </w:rPr>
-        <w:t>The proposed system is implemented using a distributed edge-based architecture consisting of multiple sensing nodes, a base station and a cloud interface. Each edge node is deployed in the agricultural field to capture leaf images and perform real-time disease classification. The base station is responsible for receiving data from edge nodes and forwarding it to the cloud for storage and visualization. Each edge node is built using a Raspberry Pi 4, integrated with a RPi camera v2 module for image acquisition, a NEO-6M GPS module for location tagging, and a SX1278 LoRa transceiver for communication. The trained YOLOv11n model is deployed on the edge device to perform real-time disease classification. The AES 128bit encrypted inference results, along with GPS coordinates, are transmitted via LoRa to a base station equipped with a NodeMCU, which forwards the data to the Firebase cloud database. The stored data is then visualized through a web interface, providing real-time monitoring and periodic updates to users via Telegram. Details of components which are used for hardware implementation is mention in Table 2.</w:t>
+        <w:t>The proposed system is implemented using a distributed edge-based architecture consisting of multiple sensing nodes, a base station and a cloud interface. Each edge node is deployed in the agricultural field to capture leaf images and perform real-time disease classification. The base station is responsible for receiving data from edge nodes and forwarding it to the cloud for storage and visualization. Each edge node is built using a Raspberry Pi 4, integrated with a RPi camera v2 module for image acquisition, a NEO-6M GPS module for location tagging and a SX1278 LoRa transceiver for communication. The trained YOLOv11n model is deployed on the edge device to perform real-time disease classification. The AES 128bit encrypted inference results, along with GPS coordinates, are transmitted via LoRa to a base station equipped with a NodeMCU, which forwards the data to the Firebase cloud database. The stored data is then visualized through a web interface, providing real-time monitoring and periodic updates to users via Telegram. Details of components which are used for hardware implementation is mention in Table 2.</w:t>
       </w:r>
     </w:p>
     <w:p>
@@ -4121,16 +4121,7 @@
           <w:rFonts w:hint="default"/>
           <w:lang w:val="en-US"/>
         </w:rPr>
-        <w:t>Figure 5 represents the confusion matrix of the proposed model, illustrating class-wise prediction performance. The model demonstrates high true positive rates across most classes. Minor misclassifications are observed between visually similar disease classes, which is expected due to overlapping features. Overall the model is converged to classify disease distinctively</w:t>
-      </w:r>
-      <w:bookmarkStart w:id="0" w:name="_GoBack"/>
-      <w:bookmarkEnd w:id="0"/>
-      <w:r>
-        <w:rPr>
-          <w:rFonts w:hint="default"/>
-          <w:lang w:val="en-US"/>
-        </w:rPr>
-        <w:t>.</w:t>
+        <w:t>Figure 5 represents the confusion matrix of the proposed model, illustrating class-wise prediction performance. The model demonstrates high true positive rates across most classes. Minor misclassifications are observed between visually similar disease classes, which is expected due to overlapping features. Finally the model is converged to classify disease distinctively.</w:t>
       </w:r>
     </w:p>
     <w:p>
@@ -5873,7 +5864,2213 @@
           <w:bCs w:val="0"/>
           <w:lang w:val="en-US"/>
         </w:rPr>
-        <w:t>Table 3 presents a comparative analysis of the proposed YOLOv11n model with traditional machine learning classifiers and recent deep learning approaches. The proposed model achieves the highest accuracy of 95.8%, outperforming others. While YOLOv8n demonstrates slightly lower inference time (1.8 ms), the proposed model maintains competitive speed (2.7 ms) with significantly improved accuracy. Furthermore, the model remains lightweight, with approximately 1.53 million parameters and a computational complexity of 3.2 GFLOPs, making it suitable for real-time and resource-constrained applications.</w:t>
+        <w:t>Table 3 represents a comparative analysis of the proposed YOLOv11n model with traditional machine learning classifiers and recent deep learning approaches. The proposed model achieves the highest accuracy of 95.8%, outperforming others. While YOLOv8n demonstrates slightly lower inference time (1.8 ms), the proposed model maintains competitive speed (2.7 ms) with significantly improved accuracy. Furthermore, the model remains lightweight, with approximately 1.53 million parameters and a computational complexity of 3.2 GFLOPs, making it suitable for real-time and resource-constrained applications.</w:t>
+      </w:r>
+    </w:p>
+    <w:p>
+      <w:pPr>
+        <w:pStyle w:val="9"/>
+        <w:keepNext w:val="0"/>
+        <w:keepLines w:val="0"/>
+        <w:pageBreakBefore w:val="0"/>
+        <w:widowControl/>
+        <w:numPr>
+          <w:ilvl w:val="0"/>
+          <w:numId w:val="0"/>
+        </w:numPr>
+        <w:kinsoku/>
+        <w:wordWrap/>
+        <w:overflowPunct/>
+        <w:topLinePunct w:val="0"/>
+        <w:autoSpaceDE/>
+        <w:autoSpaceDN/>
+        <w:bidi w:val="0"/>
+        <w:adjustRightInd/>
+        <w:snapToGrid/>
+        <w:spacing w:before="181" w:beforeLines="50"/>
+        <w:jc w:val="center"/>
+        <w:textAlignment w:val="auto"/>
+        <w:rPr>
+          <w:rFonts w:hint="default"/>
+          <w:b/>
+          <w:bCs/>
+          <w:lang w:val="en-US"/>
+        </w:rPr>
+      </w:pPr>
+      <w:r>
+        <w:rPr>
+          <w:rFonts w:hint="default"/>
+          <w:sz w:val="16"/>
+          <w:szCs w:val="16"/>
+          <w:lang w:val="en-US"/>
+        </w:rPr>
+        <w:t>Figure 6.   Hardware implementation of the proposed methodology</w:t>
+      </w:r>
+      <w:r>
+        <w:rPr>
+          <w:sz w:val="20"/>
+        </w:rPr>
+        <mc:AlternateContent>
+          <mc:Choice Requires="wps">
+            <w:drawing>
+              <wp:anchor distT="0" distB="0" distL="114300" distR="114300" simplePos="0" relativeHeight="251686912" behindDoc="0" locked="0" layoutInCell="1" allowOverlap="1">
+                <wp:simplePos x="0" y="0"/>
+                <wp:positionH relativeFrom="column">
+                  <wp:posOffset>1788795</wp:posOffset>
+                </wp:positionH>
+                <wp:positionV relativeFrom="paragraph">
+                  <wp:posOffset>2525395</wp:posOffset>
+                </wp:positionV>
+                <wp:extent cx="887095" cy="231140"/>
+                <wp:effectExtent l="0" t="0" r="0" b="0"/>
+                <wp:wrapNone/>
+                <wp:docPr id="28" name="Text Box 28"/>
+                <wp:cNvGraphicFramePr/>
+                <a:graphic xmlns:a="http://schemas.openxmlformats.org/drawingml/2006/main">
+                  <a:graphicData uri="http://schemas.microsoft.com/office/word/2010/wordprocessingShape">
+                    <wps:wsp>
+                      <wps:cNvSpPr txBox="1"/>
+                      <wps:spPr>
+                        <a:xfrm>
+                          <a:off x="0" y="0"/>
+                          <a:ext cx="887095" cy="231140"/>
+                        </a:xfrm>
+                        <a:prstGeom prst="rect">
+                          <a:avLst/>
+                        </a:prstGeom>
+                        <a:ln w="6350" cap="flat" cmpd="sng" algn="ctr">
+                          <a:noFill/>
+                          <a:prstDash val="dash"/>
+                          <a:miter lim="800000"/>
+                        </a:ln>
+                      </wps:spPr>
+                      <wps:style>
+                        <a:lnRef idx="0">
+                          <a:schemeClr val="accent1"/>
+                        </a:lnRef>
+                        <a:fillRef idx="0">
+                          <a:srgbClr val="FFFFFF"/>
+                        </a:fillRef>
+                        <a:effectRef idx="0">
+                          <a:srgbClr val="FFFFFF"/>
+                        </a:effectRef>
+                        <a:fontRef idx="minor">
+                          <a:schemeClr val="tx1"/>
+                        </a:fontRef>
+                      </wps:style>
+                      <wps:txbx>
+                        <w:txbxContent>
+                          <w:p>
+                            <w:pPr>
+                              <w:rPr>
+                                <w:rFonts w:hint="default"/>
+                                <w:sz w:val="16"/>
+                                <w:szCs w:val="16"/>
+                                <w:lang w:val="en-US"/>
+                              </w:rPr>
+                            </w:pPr>
+                            <w:r>
+                              <w:rPr>
+                                <w:rFonts w:hint="default"/>
+                                <w:sz w:val="16"/>
+                                <w:szCs w:val="16"/>
+                                <w:lang w:val="en-US"/>
+                              </w:rPr>
+                              <w:t>Leaf Images</w:t>
+                            </w:r>
+                          </w:p>
+                        </w:txbxContent>
+                      </wps:txbx>
+                      <wps:bodyPr rot="0" spcFirstLastPara="0" vertOverflow="overflow" horzOverflow="overflow" vert="horz" wrap="square" lIns="91440" tIns="45720" rIns="91440" bIns="45720" numCol="1" spcCol="0" rtlCol="0" fromWordArt="0" anchor="t" anchorCtr="0" forceAA="0" compatLnSpc="1">
+                        <a:noAutofit/>
+                      </wps:bodyPr>
+                    </wps:wsp>
+                  </a:graphicData>
+                </a:graphic>
+              </wp:anchor>
+            </w:drawing>
+          </mc:Choice>
+          <mc:Fallback>
+            <w:pict>
+              <v:shape id="_x0000_s1026" o:spid="_x0000_s1026" o:spt="202" type="#_x0000_t202" style="position:absolute;left:0pt;margin-left:140.85pt;margin-top:198.85pt;height:18.2pt;width:69.85pt;z-index:251686912;mso-width-relative:page;mso-height-relative:page;" filled="f" stroked="f" coordsize="21600,21600" o:gfxdata="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">
+                <v:fill on="f" focussize="0,0"/>
+                <v:stroke on="f" weight="0.5pt" miterlimit="8" joinstyle="miter" dashstyle="dash"/>
+                <v:imagedata o:title=""/>
+                <o:lock v:ext="edit" aspectratio="f"/>
+                <v:textbox>
+                  <w:txbxContent>
+                    <w:p>
+                      <w:pPr>
+                        <w:rPr>
+                          <w:rFonts w:hint="default"/>
+                          <w:sz w:val="16"/>
+                          <w:szCs w:val="16"/>
+                          <w:lang w:val="en-US"/>
+                        </w:rPr>
+                      </w:pPr>
+                      <w:r>
+                        <w:rPr>
+                          <w:rFonts w:hint="default"/>
+                          <w:sz w:val="16"/>
+                          <w:szCs w:val="16"/>
+                          <w:lang w:val="en-US"/>
+                        </w:rPr>
+                        <w:t>Leaf Images</w:t>
+                      </w:r>
+                    </w:p>
+                  </w:txbxContent>
+                </v:textbox>
+              </v:shape>
+            </w:pict>
+          </mc:Fallback>
+        </mc:AlternateContent>
+      </w:r>
+      <w:r>
+        <w:rPr>
+          <w:sz w:val="20"/>
+        </w:rPr>
+        <mc:AlternateContent>
+          <mc:Choice Requires="wps">
+            <w:drawing>
+              <wp:anchor distT="0" distB="0" distL="114300" distR="114300" simplePos="0" relativeHeight="251685888" behindDoc="0" locked="0" layoutInCell="1" allowOverlap="1">
+                <wp:simplePos x="0" y="0"/>
+                <wp:positionH relativeFrom="column">
+                  <wp:posOffset>1779270</wp:posOffset>
+                </wp:positionH>
+                <wp:positionV relativeFrom="paragraph">
+                  <wp:posOffset>2394585</wp:posOffset>
+                </wp:positionV>
+                <wp:extent cx="186055" cy="212090"/>
+                <wp:effectExtent l="5080" t="4445" r="18415" b="12065"/>
+                <wp:wrapNone/>
+                <wp:docPr id="27" name="Straight Arrow Connector 27"/>
+                <wp:cNvGraphicFramePr/>
+                <a:graphic xmlns:a="http://schemas.openxmlformats.org/drawingml/2006/main">
+                  <a:graphicData uri="http://schemas.microsoft.com/office/word/2010/wordprocessingShape">
+                    <wps:wsp>
+                      <wps:cNvCnPr/>
+                      <wps:spPr>
+                        <a:xfrm>
+                          <a:off x="0" y="0"/>
+                          <a:ext cx="186055" cy="212090"/>
+                        </a:xfrm>
+                        <a:prstGeom prst="straightConnector1">
+                          <a:avLst/>
+                        </a:prstGeom>
+                        <a:ln>
+                          <a:solidFill>
+                            <a:schemeClr val="tx1"/>
+                          </a:solidFill>
+                          <a:tailEnd type="arrow"/>
+                        </a:ln>
+                      </wps:spPr>
+                      <wps:style>
+                        <a:lnRef idx="2">
+                          <a:schemeClr val="accent1"/>
+                        </a:lnRef>
+                        <a:fillRef idx="0">
+                          <a:srgbClr val="FFFFFF"/>
+                        </a:fillRef>
+                        <a:effectRef idx="0">
+                          <a:srgbClr val="FFFFFF"/>
+                        </a:effectRef>
+                        <a:fontRef idx="minor">
+                          <a:schemeClr val="tx1"/>
+                        </a:fontRef>
+                      </wps:style>
+                      <wps:bodyPr/>
+                    </wps:wsp>
+                  </a:graphicData>
+                </a:graphic>
+              </wp:anchor>
+            </w:drawing>
+          </mc:Choice>
+          <mc:Fallback>
+            <w:pict>
+              <v:shape id="_x0000_s1026" o:spid="_x0000_s1026" o:spt="32" type="#_x0000_t32" style="position:absolute;left:0pt;margin-left:140.1pt;margin-top:188.55pt;height:16.7pt;width:14.65pt;z-index:251685888;mso-width-relative:page;mso-height-relative:page;" filled="f" stroked="t" coordsize="21600,21600" o:gfxdata="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">
+                <v:fill on="f" focussize="0,0"/>
+                <v:stroke weight="1pt" color="#000000 [3213]" miterlimit="8" joinstyle="miter" endarrow="open"/>
+                <v:imagedata o:title=""/>
+                <o:lock v:ext="edit" aspectratio="f"/>
+              </v:shape>
+            </w:pict>
+          </mc:Fallback>
+        </mc:AlternateContent>
+      </w:r>
+      <w:r>
+        <w:rPr>
+          <w:sz w:val="20"/>
+        </w:rPr>
+        <mc:AlternateContent>
+          <mc:Choice Requires="wps">
+            <w:drawing>
+              <wp:anchor distT="0" distB="0" distL="114300" distR="114300" simplePos="0" relativeHeight="251679744" behindDoc="0" locked="0" layoutInCell="1" allowOverlap="1">
+                <wp:simplePos x="0" y="0"/>
+                <wp:positionH relativeFrom="column">
+                  <wp:posOffset>630555</wp:posOffset>
+                </wp:positionH>
+                <wp:positionV relativeFrom="paragraph">
+                  <wp:posOffset>1728470</wp:posOffset>
+                </wp:positionV>
+                <wp:extent cx="709295" cy="231140"/>
+                <wp:effectExtent l="0" t="0" r="0" b="0"/>
+                <wp:wrapNone/>
+                <wp:docPr id="21" name="Text Box 21"/>
+                <wp:cNvGraphicFramePr/>
+                <a:graphic xmlns:a="http://schemas.openxmlformats.org/drawingml/2006/main">
+                  <a:graphicData uri="http://schemas.microsoft.com/office/word/2010/wordprocessingShape">
+                    <wps:wsp>
+                      <wps:cNvSpPr txBox="1"/>
+                      <wps:spPr>
+                        <a:xfrm>
+                          <a:off x="0" y="0"/>
+                          <a:ext cx="709295" cy="231140"/>
+                        </a:xfrm>
+                        <a:prstGeom prst="rect">
+                          <a:avLst/>
+                        </a:prstGeom>
+                        <a:ln w="6350" cap="flat" cmpd="sng" algn="ctr">
+                          <a:noFill/>
+                          <a:prstDash val="dash"/>
+                          <a:miter lim="800000"/>
+                        </a:ln>
+                      </wps:spPr>
+                      <wps:style>
+                        <a:lnRef idx="0">
+                          <a:schemeClr val="accent1"/>
+                        </a:lnRef>
+                        <a:fillRef idx="0">
+                          <a:srgbClr val="FFFFFF"/>
+                        </a:fillRef>
+                        <a:effectRef idx="0">
+                          <a:srgbClr val="FFFFFF"/>
+                        </a:effectRef>
+                        <a:fontRef idx="minor">
+                          <a:schemeClr val="tx1"/>
+                        </a:fontRef>
+                      </wps:style>
+                      <wps:txbx>
+                        <w:txbxContent>
+                          <w:p>
+                            <w:pPr>
+                              <w:jc w:val="both"/>
+                              <w:rPr>
+                                <w:rFonts w:hint="default"/>
+                                <w:sz w:val="16"/>
+                                <w:szCs w:val="16"/>
+                                <w:lang w:val="en-US"/>
+                              </w:rPr>
+                            </w:pPr>
+                            <w:r>
+                              <w:rPr>
+                                <w:rFonts w:hint="default"/>
+                                <w:sz w:val="16"/>
+                                <w:szCs w:val="16"/>
+                                <w:lang w:val="en-US"/>
+                              </w:rPr>
+                              <w:t>Rx Antenna</w:t>
+                            </w:r>
+                          </w:p>
+                        </w:txbxContent>
+                      </wps:txbx>
+                      <wps:bodyPr rot="0" spcFirstLastPara="0" vertOverflow="overflow" horzOverflow="overflow" vert="horz" wrap="square" lIns="91440" tIns="45720" rIns="91440" bIns="45720" numCol="1" spcCol="0" rtlCol="0" fromWordArt="0" anchor="t" anchorCtr="0" forceAA="0" compatLnSpc="1">
+                        <a:noAutofit/>
+                      </wps:bodyPr>
+                    </wps:wsp>
+                  </a:graphicData>
+                </a:graphic>
+              </wp:anchor>
+            </w:drawing>
+          </mc:Choice>
+          <mc:Fallback>
+            <w:pict>
+              <v:shape id="_x0000_s1026" o:spid="_x0000_s1026" o:spt="202" type="#_x0000_t202" style="position:absolute;left:0pt;margin-left:49.65pt;margin-top:136.1pt;height:18.2pt;width:55.85pt;z-index:251679744;mso-width-relative:page;mso-height-relative:page;" filled="f" stroked="f" coordsize="21600,21600" o:gfxdata="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">
+                <v:fill on="f" focussize="0,0"/>
+                <v:stroke on="f" weight="0.5pt" miterlimit="8" joinstyle="miter" dashstyle="dash"/>
+                <v:imagedata o:title=""/>
+                <o:lock v:ext="edit" aspectratio="f"/>
+                <v:textbox>
+                  <w:txbxContent>
+                    <w:p>
+                      <w:pPr>
+                        <w:jc w:val="both"/>
+                        <w:rPr>
+                          <w:rFonts w:hint="default"/>
+                          <w:sz w:val="16"/>
+                          <w:szCs w:val="16"/>
+                          <w:lang w:val="en-US"/>
+                        </w:rPr>
+                      </w:pPr>
+                      <w:r>
+                        <w:rPr>
+                          <w:rFonts w:hint="default"/>
+                          <w:sz w:val="16"/>
+                          <w:szCs w:val="16"/>
+                          <w:lang w:val="en-US"/>
+                        </w:rPr>
+                        <w:t>Rx Antenna</w:t>
+                      </w:r>
+                    </w:p>
+                  </w:txbxContent>
+                </v:textbox>
+              </v:shape>
+            </w:pict>
+          </mc:Fallback>
+        </mc:AlternateContent>
+      </w:r>
+      <w:r>
+        <w:rPr>
+          <w:sz w:val="20"/>
+        </w:rPr>
+        <mc:AlternateContent>
+          <mc:Choice Requires="wps">
+            <w:drawing>
+              <wp:anchor distT="0" distB="0" distL="114300" distR="114300" simplePos="0" relativeHeight="251678720" behindDoc="0" locked="0" layoutInCell="1" allowOverlap="1">
+                <wp:simplePos x="0" y="0"/>
+                <wp:positionH relativeFrom="column">
+                  <wp:posOffset>2493010</wp:posOffset>
+                </wp:positionH>
+                <wp:positionV relativeFrom="paragraph">
+                  <wp:posOffset>1132840</wp:posOffset>
+                </wp:positionV>
+                <wp:extent cx="586740" cy="320040"/>
+                <wp:effectExtent l="0" t="0" r="0" b="0"/>
+                <wp:wrapNone/>
+                <wp:docPr id="20" name="Text Box 20"/>
+                <wp:cNvGraphicFramePr/>
+                <a:graphic xmlns:a="http://schemas.openxmlformats.org/drawingml/2006/main">
+                  <a:graphicData uri="http://schemas.microsoft.com/office/word/2010/wordprocessingShape">
+                    <wps:wsp>
+                      <wps:cNvSpPr txBox="1"/>
+                      <wps:spPr>
+                        <a:xfrm>
+                          <a:off x="0" y="0"/>
+                          <a:ext cx="586740" cy="320040"/>
+                        </a:xfrm>
+                        <a:prstGeom prst="rect">
+                          <a:avLst/>
+                        </a:prstGeom>
+                        <a:ln w="6350" cap="flat" cmpd="sng" algn="ctr">
+                          <a:noFill/>
+                          <a:prstDash val="dash"/>
+                          <a:miter lim="800000"/>
+                        </a:ln>
+                      </wps:spPr>
+                      <wps:style>
+                        <a:lnRef idx="0">
+                          <a:schemeClr val="accent1"/>
+                        </a:lnRef>
+                        <a:fillRef idx="0">
+                          <a:srgbClr val="FFFFFF"/>
+                        </a:fillRef>
+                        <a:effectRef idx="0">
+                          <a:srgbClr val="FFFFFF"/>
+                        </a:effectRef>
+                        <a:fontRef idx="minor">
+                          <a:schemeClr val="tx1"/>
+                        </a:fontRef>
+                      </wps:style>
+                      <wps:txbx>
+                        <w:txbxContent>
+                          <w:p>
+                            <w:pPr>
+                              <w:ind w:firstLine="80" w:firstLineChars="50"/>
+                              <w:jc w:val="both"/>
+                              <w:rPr>
+                                <w:rFonts w:hint="default"/>
+                                <w:sz w:val="16"/>
+                                <w:szCs w:val="16"/>
+                                <w:lang w:val="en-US"/>
+                              </w:rPr>
+                            </w:pPr>
+                            <w:r>
+                              <w:rPr>
+                                <w:rFonts w:hint="default"/>
+                                <w:sz w:val="16"/>
+                                <w:szCs w:val="16"/>
+                                <w:lang w:val="en-US"/>
+                              </w:rPr>
+                              <w:t>Tx Antenna</w:t>
+                            </w:r>
+                          </w:p>
+                        </w:txbxContent>
+                      </wps:txbx>
+                      <wps:bodyPr rot="0" spcFirstLastPara="0" vertOverflow="overflow" horzOverflow="overflow" vert="horz" wrap="square" lIns="91440" tIns="45720" rIns="91440" bIns="45720" numCol="1" spcCol="0" rtlCol="0" fromWordArt="0" anchor="t" anchorCtr="0" forceAA="0" compatLnSpc="1">
+                        <a:noAutofit/>
+                      </wps:bodyPr>
+                    </wps:wsp>
+                  </a:graphicData>
+                </a:graphic>
+              </wp:anchor>
+            </w:drawing>
+          </mc:Choice>
+          <mc:Fallback>
+            <w:pict>
+              <v:shape id="_x0000_s1026" o:spid="_x0000_s1026" o:spt="202" type="#_x0000_t202" style="position:absolute;left:0pt;margin-left:196.3pt;margin-top:89.2pt;height:25.2pt;width:46.2pt;z-index:251678720;mso-width-relative:page;mso-height-relative:page;" filled="f" stroked="f" coordsize="21600,21600" o:gfxdata="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">
+                <v:fill on="f" focussize="0,0"/>
+                <v:stroke on="f" weight="0.5pt" miterlimit="8" joinstyle="miter" dashstyle="dash"/>
+                <v:imagedata o:title=""/>
+                <o:lock v:ext="edit" aspectratio="f"/>
+                <v:textbox>
+                  <w:txbxContent>
+                    <w:p>
+                      <w:pPr>
+                        <w:ind w:firstLine="80" w:firstLineChars="50"/>
+                        <w:jc w:val="both"/>
+                        <w:rPr>
+                          <w:rFonts w:hint="default"/>
+                          <w:sz w:val="16"/>
+                          <w:szCs w:val="16"/>
+                          <w:lang w:val="en-US"/>
+                        </w:rPr>
+                      </w:pPr>
+                      <w:r>
+                        <w:rPr>
+                          <w:rFonts w:hint="default"/>
+                          <w:sz w:val="16"/>
+                          <w:szCs w:val="16"/>
+                          <w:lang w:val="en-US"/>
+                        </w:rPr>
+                        <w:t>Tx Antenna</w:t>
+                      </w:r>
+                    </w:p>
+                  </w:txbxContent>
+                </v:textbox>
+              </v:shape>
+            </w:pict>
+          </mc:Fallback>
+        </mc:AlternateContent>
+      </w:r>
+      <w:r>
+        <w:rPr>
+          <w:sz w:val="20"/>
+        </w:rPr>
+        <mc:AlternateContent>
+          <mc:Choice Requires="wps">
+            <w:drawing>
+              <wp:anchor distT="0" distB="0" distL="114300" distR="114300" simplePos="0" relativeHeight="251683840" behindDoc="0" locked="0" layoutInCell="1" allowOverlap="1">
+                <wp:simplePos x="0" y="0"/>
+                <wp:positionH relativeFrom="column">
+                  <wp:posOffset>321310</wp:posOffset>
+                </wp:positionH>
+                <wp:positionV relativeFrom="paragraph">
+                  <wp:posOffset>2511425</wp:posOffset>
+                </wp:positionV>
+                <wp:extent cx="790575" cy="212725"/>
+                <wp:effectExtent l="0" t="0" r="0" b="0"/>
+                <wp:wrapNone/>
+                <wp:docPr id="25" name="Text Box 25"/>
+                <wp:cNvGraphicFramePr/>
+                <a:graphic xmlns:a="http://schemas.openxmlformats.org/drawingml/2006/main">
+                  <a:graphicData uri="http://schemas.microsoft.com/office/word/2010/wordprocessingShape">
+                    <wps:wsp>
+                      <wps:cNvSpPr txBox="1"/>
+                      <wps:spPr>
+                        <a:xfrm>
+                          <a:off x="0" y="0"/>
+                          <a:ext cx="790575" cy="212725"/>
+                        </a:xfrm>
+                        <a:prstGeom prst="rect">
+                          <a:avLst/>
+                        </a:prstGeom>
+                        <a:ln w="6350" cap="flat" cmpd="sng" algn="ctr">
+                          <a:noFill/>
+                          <a:prstDash val="dash"/>
+                          <a:miter lim="800000"/>
+                        </a:ln>
+                      </wps:spPr>
+                      <wps:style>
+                        <a:lnRef idx="0">
+                          <a:schemeClr val="accent1"/>
+                        </a:lnRef>
+                        <a:fillRef idx="0">
+                          <a:srgbClr val="FFFFFF"/>
+                        </a:fillRef>
+                        <a:effectRef idx="0">
+                          <a:srgbClr val="FFFFFF"/>
+                        </a:effectRef>
+                        <a:fontRef idx="minor">
+                          <a:schemeClr val="tx1"/>
+                        </a:fontRef>
+                      </wps:style>
+                      <wps:txbx>
+                        <w:txbxContent>
+                          <w:p>
+                            <w:pPr>
+                              <w:rPr>
+                                <w:rFonts w:hint="default"/>
+                                <w:sz w:val="16"/>
+                                <w:szCs w:val="16"/>
+                                <w:lang w:val="en-US"/>
+                              </w:rPr>
+                            </w:pPr>
+                            <w:r>
+                              <w:rPr>
+                                <w:rFonts w:hint="default"/>
+                                <w:sz w:val="16"/>
+                                <w:szCs w:val="16"/>
+                                <w:lang w:val="en-US"/>
+                              </w:rPr>
+                              <w:t>Rx status LED</w:t>
+                            </w:r>
+                          </w:p>
+                        </w:txbxContent>
+                      </wps:txbx>
+                      <wps:bodyPr rot="0" spcFirstLastPara="0" vertOverflow="overflow" horzOverflow="overflow" vert="horz" wrap="square" lIns="91440" tIns="45720" rIns="91440" bIns="45720" numCol="1" spcCol="0" rtlCol="0" fromWordArt="0" anchor="t" anchorCtr="0" forceAA="0" compatLnSpc="1">
+                        <a:noAutofit/>
+                      </wps:bodyPr>
+                    </wps:wsp>
+                  </a:graphicData>
+                </a:graphic>
+              </wp:anchor>
+            </w:drawing>
+          </mc:Choice>
+          <mc:Fallback>
+            <w:pict>
+              <v:shape id="_x0000_s1026" o:spid="_x0000_s1026" o:spt="202" type="#_x0000_t202" style="position:absolute;left:0pt;margin-left:25.3pt;margin-top:197.75pt;height:16.75pt;width:62.25pt;z-index:251683840;mso-width-relative:page;mso-height-relative:page;" filled="f" stroked="f" coordsize="21600,21600" o:gfxdata="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">
+                <v:fill on="f" focussize="0,0"/>
+                <v:stroke on="f" weight="0.5pt" miterlimit="8" joinstyle="miter" dashstyle="dash"/>
+                <v:imagedata o:title=""/>
+                <o:lock v:ext="edit" aspectratio="f"/>
+                <v:textbox>
+                  <w:txbxContent>
+                    <w:p>
+                      <w:pPr>
+                        <w:rPr>
+                          <w:rFonts w:hint="default"/>
+                          <w:sz w:val="16"/>
+                          <w:szCs w:val="16"/>
+                          <w:lang w:val="en-US"/>
+                        </w:rPr>
+                      </w:pPr>
+                      <w:r>
+                        <w:rPr>
+                          <w:rFonts w:hint="default"/>
+                          <w:sz w:val="16"/>
+                          <w:szCs w:val="16"/>
+                          <w:lang w:val="en-US"/>
+                        </w:rPr>
+                        <w:t>Rx status LED</w:t>
+                      </w:r>
+                    </w:p>
+                  </w:txbxContent>
+                </v:textbox>
+              </v:shape>
+            </w:pict>
+          </mc:Fallback>
+        </mc:AlternateContent>
+      </w:r>
+      <w:r>
+        <w:rPr>
+          <w:sz w:val="20"/>
+        </w:rPr>
+        <mc:AlternateContent>
+          <mc:Choice Requires="wps">
+            <w:drawing>
+              <wp:anchor distT="0" distB="0" distL="114300" distR="114300" simplePos="0" relativeHeight="251684864" behindDoc="0" locked="0" layoutInCell="1" allowOverlap="1">
+                <wp:simplePos x="0" y="0"/>
+                <wp:positionH relativeFrom="column">
+                  <wp:posOffset>666115</wp:posOffset>
+                </wp:positionH>
+                <wp:positionV relativeFrom="paragraph">
+                  <wp:posOffset>2406650</wp:posOffset>
+                </wp:positionV>
+                <wp:extent cx="4445" cy="177800"/>
+                <wp:effectExtent l="48260" t="0" r="61595" b="12700"/>
+                <wp:wrapNone/>
+                <wp:docPr id="26" name="Straight Arrow Connector 26"/>
+                <wp:cNvGraphicFramePr/>
+                <a:graphic xmlns:a="http://schemas.openxmlformats.org/drawingml/2006/main">
+                  <a:graphicData uri="http://schemas.microsoft.com/office/word/2010/wordprocessingShape">
+                    <wps:wsp>
+                      <wps:cNvCnPr/>
+                      <wps:spPr>
+                        <a:xfrm flipH="1">
+                          <a:off x="0" y="0"/>
+                          <a:ext cx="4445" cy="177800"/>
+                        </a:xfrm>
+                        <a:prstGeom prst="straightConnector1">
+                          <a:avLst/>
+                        </a:prstGeom>
+                        <a:ln>
+                          <a:solidFill>
+                            <a:schemeClr val="tx1"/>
+                          </a:solidFill>
+                          <a:tailEnd type="arrow"/>
+                        </a:ln>
+                      </wps:spPr>
+                      <wps:style>
+                        <a:lnRef idx="2">
+                          <a:schemeClr val="accent1"/>
+                        </a:lnRef>
+                        <a:fillRef idx="0">
+                          <a:srgbClr val="FFFFFF"/>
+                        </a:fillRef>
+                        <a:effectRef idx="0">
+                          <a:srgbClr val="FFFFFF"/>
+                        </a:effectRef>
+                        <a:fontRef idx="minor">
+                          <a:schemeClr val="tx1"/>
+                        </a:fontRef>
+                      </wps:style>
+                      <wps:bodyPr/>
+                    </wps:wsp>
+                  </a:graphicData>
+                </a:graphic>
+              </wp:anchor>
+            </w:drawing>
+          </mc:Choice>
+          <mc:Fallback>
+            <w:pict>
+              <v:shape id="_x0000_s1026" o:spid="_x0000_s1026" o:spt="32" type="#_x0000_t32" style="position:absolute;left:0pt;flip:x;margin-left:52.45pt;margin-top:189.5pt;height:14pt;width:0.35pt;z-index:251684864;mso-width-relative:page;mso-height-relative:page;" filled="f" stroked="t" coordsize="21600,21600" o:gfxdata="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">
+                <v:fill on="f" focussize="0,0"/>
+                <v:stroke weight="1pt" color="#000000 [3213]" miterlimit="8" joinstyle="miter" endarrow="open"/>
+                <v:imagedata o:title=""/>
+                <o:lock v:ext="edit" aspectratio="f"/>
+              </v:shape>
+            </w:pict>
+          </mc:Fallback>
+        </mc:AlternateContent>
+      </w:r>
+      <w:r>
+        <w:rPr>
+          <w:sz w:val="20"/>
+        </w:rPr>
+        <mc:AlternateContent>
+          <mc:Choice Requires="wps">
+            <w:drawing>
+              <wp:anchor distT="0" distB="0" distL="114300" distR="114300" simplePos="0" relativeHeight="251672576" behindDoc="0" locked="0" layoutInCell="1" allowOverlap="1">
+                <wp:simplePos x="0" y="0"/>
+                <wp:positionH relativeFrom="column">
+                  <wp:posOffset>474345</wp:posOffset>
+                </wp:positionH>
+                <wp:positionV relativeFrom="paragraph">
+                  <wp:posOffset>815975</wp:posOffset>
+                </wp:positionV>
+                <wp:extent cx="593090" cy="211455"/>
+                <wp:effectExtent l="0" t="0" r="0" b="0"/>
+                <wp:wrapNone/>
+                <wp:docPr id="14" name="Text Box 14"/>
+                <wp:cNvGraphicFramePr/>
+                <a:graphic xmlns:a="http://schemas.openxmlformats.org/drawingml/2006/main">
+                  <a:graphicData uri="http://schemas.microsoft.com/office/word/2010/wordprocessingShape">
+                    <wps:wsp>
+                      <wps:cNvSpPr txBox="1"/>
+                      <wps:spPr>
+                        <a:xfrm>
+                          <a:off x="0" y="0"/>
+                          <a:ext cx="593090" cy="211455"/>
+                        </a:xfrm>
+                        <a:prstGeom prst="rect">
+                          <a:avLst/>
+                        </a:prstGeom>
+                        <a:ln w="6350" cap="flat" cmpd="sng" algn="ctr">
+                          <a:noFill/>
+                          <a:prstDash val="dash"/>
+                          <a:miter lim="800000"/>
+                        </a:ln>
+                      </wps:spPr>
+                      <wps:style>
+                        <a:lnRef idx="0">
+                          <a:schemeClr val="accent1"/>
+                        </a:lnRef>
+                        <a:fillRef idx="0">
+                          <a:srgbClr val="FFFFFF"/>
+                        </a:fillRef>
+                        <a:effectRef idx="0">
+                          <a:srgbClr val="FFFFFF"/>
+                        </a:effectRef>
+                        <a:fontRef idx="minor">
+                          <a:schemeClr val="tx1"/>
+                        </a:fontRef>
+                      </wps:style>
+                      <wps:txbx>
+                        <w:txbxContent>
+                          <w:p>
+                            <w:pPr>
+                              <w:rPr>
+                                <w:rFonts w:hint="default"/>
+                                <w:sz w:val="16"/>
+                                <w:szCs w:val="16"/>
+                                <w:lang w:val="en-US"/>
+                              </w:rPr>
+                            </w:pPr>
+                            <w:r>
+                              <w:rPr>
+                                <w:rFonts w:hint="default"/>
+                                <w:sz w:val="16"/>
+                                <w:szCs w:val="16"/>
+                                <w:lang w:val="en-US"/>
+                              </w:rPr>
+                              <w:t>LoRa Tx</w:t>
+                            </w:r>
+                          </w:p>
+                        </w:txbxContent>
+                      </wps:txbx>
+                      <wps:bodyPr rot="0" spcFirstLastPara="0" vertOverflow="overflow" horzOverflow="overflow" vert="horz" wrap="square" lIns="91440" tIns="45720" rIns="91440" bIns="45720" numCol="1" spcCol="0" rtlCol="0" fromWordArt="0" anchor="t" anchorCtr="0" forceAA="0" compatLnSpc="1">
+                        <a:noAutofit/>
+                      </wps:bodyPr>
+                    </wps:wsp>
+                  </a:graphicData>
+                </a:graphic>
+              </wp:anchor>
+            </w:drawing>
+          </mc:Choice>
+          <mc:Fallback>
+            <w:pict>
+              <v:shape id="_x0000_s1026" o:spid="_x0000_s1026" o:spt="202" type="#_x0000_t202" style="position:absolute;left:0pt;margin-left:37.35pt;margin-top:64.25pt;height:16.65pt;width:46.7pt;z-index:251672576;mso-width-relative:page;mso-height-relative:page;" filled="f" stroked="f" coordsize="21600,21600" o:gfxdata="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">
+                <v:fill on="f" focussize="0,0"/>
+                <v:stroke on="f" weight="0.5pt" miterlimit="8" joinstyle="miter" dashstyle="dash"/>
+                <v:imagedata o:title=""/>
+                <o:lock v:ext="edit" aspectratio="f"/>
+                <v:textbox>
+                  <w:txbxContent>
+                    <w:p>
+                      <w:pPr>
+                        <w:rPr>
+                          <w:rFonts w:hint="default"/>
+                          <w:sz w:val="16"/>
+                          <w:szCs w:val="16"/>
+                          <w:lang w:val="en-US"/>
+                        </w:rPr>
+                      </w:pPr>
+                      <w:r>
+                        <w:rPr>
+                          <w:rFonts w:hint="default"/>
+                          <w:sz w:val="16"/>
+                          <w:szCs w:val="16"/>
+                          <w:lang w:val="en-US"/>
+                        </w:rPr>
+                        <w:t>LoRa Tx</w:t>
+                      </w:r>
+                    </w:p>
+                  </w:txbxContent>
+                </v:textbox>
+              </v:shape>
+            </w:pict>
+          </mc:Fallback>
+        </mc:AlternateContent>
+      </w:r>
+      <w:r>
+        <w:rPr>
+          <w:sz w:val="20"/>
+        </w:rPr>
+        <mc:AlternateContent>
+          <mc:Choice Requires="wps">
+            <w:drawing>
+              <wp:anchor distT="0" distB="0" distL="114300" distR="114300" simplePos="0" relativeHeight="251681792" behindDoc="0" locked="0" layoutInCell="1" allowOverlap="1">
+                <wp:simplePos x="0" y="0"/>
+                <wp:positionH relativeFrom="column">
+                  <wp:posOffset>76835</wp:posOffset>
+                </wp:positionH>
+                <wp:positionV relativeFrom="paragraph">
+                  <wp:posOffset>216535</wp:posOffset>
+                </wp:positionV>
+                <wp:extent cx="836930" cy="223520"/>
+                <wp:effectExtent l="0" t="0" r="0" b="0"/>
+                <wp:wrapNone/>
+                <wp:docPr id="23" name="Text Box 23"/>
+                <wp:cNvGraphicFramePr/>
+                <a:graphic xmlns:a="http://schemas.openxmlformats.org/drawingml/2006/main">
+                  <a:graphicData uri="http://schemas.microsoft.com/office/word/2010/wordprocessingShape">
+                    <wps:wsp>
+                      <wps:cNvSpPr txBox="1"/>
+                      <wps:spPr>
+                        <a:xfrm>
+                          <a:off x="0" y="0"/>
+                          <a:ext cx="836930" cy="223520"/>
+                        </a:xfrm>
+                        <a:prstGeom prst="rect">
+                          <a:avLst/>
+                        </a:prstGeom>
+                        <a:ln w="6350" cap="flat" cmpd="sng" algn="ctr">
+                          <a:noFill/>
+                          <a:prstDash val="dash"/>
+                          <a:miter lim="800000"/>
+                        </a:ln>
+                      </wps:spPr>
+                      <wps:style>
+                        <a:lnRef idx="0">
+                          <a:schemeClr val="accent1"/>
+                        </a:lnRef>
+                        <a:fillRef idx="0">
+                          <a:srgbClr val="FFFFFF"/>
+                        </a:fillRef>
+                        <a:effectRef idx="0">
+                          <a:srgbClr val="FFFFFF"/>
+                        </a:effectRef>
+                        <a:fontRef idx="minor">
+                          <a:schemeClr val="tx1"/>
+                        </a:fontRef>
+                      </wps:style>
+                      <wps:txbx>
+                        <w:txbxContent>
+                          <w:p>
+                            <w:pPr>
+                              <w:jc w:val="both"/>
+                              <w:rPr>
+                                <w:rFonts w:hint="default"/>
+                                <w:sz w:val="16"/>
+                                <w:szCs w:val="16"/>
+                                <w:lang w:val="en-US"/>
+                              </w:rPr>
+                            </w:pPr>
+                            <w:r>
+                              <w:rPr>
+                                <w:rFonts w:hint="default"/>
+                                <w:sz w:val="16"/>
+                                <w:szCs w:val="16"/>
+                                <w:lang w:val="en-US"/>
+                              </w:rPr>
+                              <w:t>Raspberry Pi4</w:t>
+                            </w:r>
+                          </w:p>
+                        </w:txbxContent>
+                      </wps:txbx>
+                      <wps:bodyPr rot="0" spcFirstLastPara="0" vertOverflow="overflow" horzOverflow="overflow" vert="horz" wrap="square" lIns="91440" tIns="45720" rIns="91440" bIns="45720" numCol="1" spcCol="0" rtlCol="0" fromWordArt="0" anchor="t" anchorCtr="0" forceAA="0" compatLnSpc="1">
+                        <a:noAutofit/>
+                      </wps:bodyPr>
+                    </wps:wsp>
+                  </a:graphicData>
+                </a:graphic>
+              </wp:anchor>
+            </w:drawing>
+          </mc:Choice>
+          <mc:Fallback>
+            <w:pict>
+              <v:shape id="_x0000_s1026" o:spid="_x0000_s1026" o:spt="202" type="#_x0000_t202" style="position:absolute;left:0pt;margin-left:6.05pt;margin-top:17.05pt;height:17.6pt;width:65.9pt;z-index:251681792;mso-width-relative:page;mso-height-relative:page;" filled="f" stroked="f" coordsize="21600,21600" o:gfxdata="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">
+                <v:fill on="f" focussize="0,0"/>
+                <v:stroke on="f" weight="0.5pt" miterlimit="8" joinstyle="miter" dashstyle="dash"/>
+                <v:imagedata o:title=""/>
+                <o:lock v:ext="edit" aspectratio="f"/>
+                <v:textbox>
+                  <w:txbxContent>
+                    <w:p>
+                      <w:pPr>
+                        <w:jc w:val="both"/>
+                        <w:rPr>
+                          <w:rFonts w:hint="default"/>
+                          <w:sz w:val="16"/>
+                          <w:szCs w:val="16"/>
+                          <w:lang w:val="en-US"/>
+                        </w:rPr>
+                      </w:pPr>
+                      <w:r>
+                        <w:rPr>
+                          <w:rFonts w:hint="default"/>
+                          <w:sz w:val="16"/>
+                          <w:szCs w:val="16"/>
+                          <w:lang w:val="en-US"/>
+                        </w:rPr>
+                        <w:t>Raspberry Pi4</w:t>
+                      </w:r>
+                    </w:p>
+                  </w:txbxContent>
+                </v:textbox>
+              </v:shape>
+            </w:pict>
+          </mc:Fallback>
+        </mc:AlternateContent>
+      </w:r>
+      <w:r>
+        <w:rPr>
+          <w:sz w:val="20"/>
+        </w:rPr>
+        <mc:AlternateContent>
+          <mc:Choice Requires="wps">
+            <w:drawing>
+              <wp:anchor distT="0" distB="0" distL="114300" distR="114300" simplePos="0" relativeHeight="251682816" behindDoc="0" locked="0" layoutInCell="1" allowOverlap="1">
+                <wp:simplePos x="0" y="0"/>
+                <wp:positionH relativeFrom="column">
+                  <wp:posOffset>802005</wp:posOffset>
+                </wp:positionH>
+                <wp:positionV relativeFrom="paragraph">
+                  <wp:posOffset>382270</wp:posOffset>
+                </wp:positionV>
+                <wp:extent cx="278765" cy="101600"/>
+                <wp:effectExtent l="0" t="17780" r="6985" b="13970"/>
+                <wp:wrapNone/>
+                <wp:docPr id="24" name="Straight Arrow Connector 24"/>
+                <wp:cNvGraphicFramePr/>
+                <a:graphic xmlns:a="http://schemas.openxmlformats.org/drawingml/2006/main">
+                  <a:graphicData uri="http://schemas.microsoft.com/office/word/2010/wordprocessingShape">
+                    <wps:wsp>
+                      <wps:cNvCnPr/>
+                      <wps:spPr>
+                        <a:xfrm flipH="1" flipV="1">
+                          <a:off x="0" y="0"/>
+                          <a:ext cx="278765" cy="101600"/>
+                        </a:xfrm>
+                        <a:prstGeom prst="straightConnector1">
+                          <a:avLst/>
+                        </a:prstGeom>
+                        <a:ln>
+                          <a:solidFill>
+                            <a:schemeClr val="tx1"/>
+                          </a:solidFill>
+                          <a:tailEnd type="arrow"/>
+                        </a:ln>
+                      </wps:spPr>
+                      <wps:style>
+                        <a:lnRef idx="2">
+                          <a:schemeClr val="accent1"/>
+                        </a:lnRef>
+                        <a:fillRef idx="0">
+                          <a:srgbClr val="FFFFFF"/>
+                        </a:fillRef>
+                        <a:effectRef idx="0">
+                          <a:srgbClr val="FFFFFF"/>
+                        </a:effectRef>
+                        <a:fontRef idx="minor">
+                          <a:schemeClr val="tx1"/>
+                        </a:fontRef>
+                      </wps:style>
+                      <wps:bodyPr/>
+                    </wps:wsp>
+                  </a:graphicData>
+                </a:graphic>
+              </wp:anchor>
+            </w:drawing>
+          </mc:Choice>
+          <mc:Fallback>
+            <w:pict>
+              <v:shape id="_x0000_s1026" o:spid="_x0000_s1026" o:spt="32" type="#_x0000_t32" style="position:absolute;left:0pt;flip:x y;margin-left:63.15pt;margin-top:30.1pt;height:8pt;width:21.95pt;z-index:251682816;mso-width-relative:page;mso-height-relative:page;" filled="f" stroked="t" coordsize="21600,21600" o:gfxdata="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">
+                <v:fill on="f" focussize="0,0"/>
+                <v:stroke weight="1pt" color="#000000 [3213]" miterlimit="8" joinstyle="miter" endarrow="open"/>
+                <v:imagedata o:title=""/>
+                <o:lock v:ext="edit" aspectratio="f"/>
+              </v:shape>
+            </w:pict>
+          </mc:Fallback>
+        </mc:AlternateContent>
+      </w:r>
+      <w:r>
+        <w:rPr>
+          <w:sz w:val="20"/>
+        </w:rPr>
+        <mc:AlternateContent>
+          <mc:Choice Requires="wps">
+            <w:drawing>
+              <wp:anchor distT="0" distB="0" distL="114300" distR="114300" simplePos="0" relativeHeight="251670528" behindDoc="0" locked="0" layoutInCell="1" allowOverlap="1">
+                <wp:simplePos x="0" y="0"/>
+                <wp:positionH relativeFrom="column">
+                  <wp:posOffset>64135</wp:posOffset>
+                </wp:positionH>
+                <wp:positionV relativeFrom="paragraph">
+                  <wp:posOffset>2269490</wp:posOffset>
+                </wp:positionV>
+                <wp:extent cx="600075" cy="198120"/>
+                <wp:effectExtent l="0" t="0" r="0" b="0"/>
+                <wp:wrapNone/>
+                <wp:docPr id="12" name="Text Box 12"/>
+                <wp:cNvGraphicFramePr/>
+                <a:graphic xmlns:a="http://schemas.openxmlformats.org/drawingml/2006/main">
+                  <a:graphicData uri="http://schemas.microsoft.com/office/word/2010/wordprocessingShape">
+                    <wps:wsp>
+                      <wps:cNvSpPr txBox="1"/>
+                      <wps:spPr>
+                        <a:xfrm>
+                          <a:off x="0" y="0"/>
+                          <a:ext cx="600075" cy="198120"/>
+                        </a:xfrm>
+                        <a:prstGeom prst="rect">
+                          <a:avLst/>
+                        </a:prstGeom>
+                        <a:ln w="6350" cap="flat" cmpd="sng" algn="ctr">
+                          <a:noFill/>
+                          <a:prstDash val="dash"/>
+                          <a:miter lim="800000"/>
+                        </a:ln>
+                      </wps:spPr>
+                      <wps:style>
+                        <a:lnRef idx="0">
+                          <a:schemeClr val="accent1"/>
+                        </a:lnRef>
+                        <a:fillRef idx="0">
+                          <a:srgbClr val="FFFFFF"/>
+                        </a:fillRef>
+                        <a:effectRef idx="0">
+                          <a:srgbClr val="FFFFFF"/>
+                        </a:effectRef>
+                        <a:fontRef idx="minor">
+                          <a:schemeClr val="tx1"/>
+                        </a:fontRef>
+                      </wps:style>
+                      <wps:txbx>
+                        <w:txbxContent>
+                          <w:p>
+                            <w:pPr>
+                              <w:rPr>
+                                <w:rFonts w:hint="default"/>
+                                <w:sz w:val="16"/>
+                                <w:szCs w:val="16"/>
+                                <w:lang w:val="en-US"/>
+                              </w:rPr>
+                            </w:pPr>
+                            <w:r>
+                              <w:rPr>
+                                <w:rFonts w:hint="default"/>
+                                <w:sz w:val="16"/>
+                                <w:szCs w:val="16"/>
+                                <w:lang w:val="en-US"/>
+                              </w:rPr>
+                              <w:t>LoRa Rx</w:t>
+                            </w:r>
+                          </w:p>
+                        </w:txbxContent>
+                      </wps:txbx>
+                      <wps:bodyPr rot="0" spcFirstLastPara="0" vertOverflow="overflow" horzOverflow="overflow" vert="horz" wrap="square" lIns="91440" tIns="45720" rIns="91440" bIns="45720" numCol="1" spcCol="0" rtlCol="0" fromWordArt="0" anchor="t" anchorCtr="0" forceAA="0" compatLnSpc="1">
+                        <a:noAutofit/>
+                      </wps:bodyPr>
+                    </wps:wsp>
+                  </a:graphicData>
+                </a:graphic>
+              </wp:anchor>
+            </w:drawing>
+          </mc:Choice>
+          <mc:Fallback>
+            <w:pict>
+              <v:shape id="_x0000_s1026" o:spid="_x0000_s1026" o:spt="202" type="#_x0000_t202" style="position:absolute;left:0pt;margin-left:5.05pt;margin-top:178.7pt;height:15.6pt;width:47.25pt;z-index:251670528;mso-width-relative:page;mso-height-relative:page;" filled="f" stroked="f" coordsize="21600,21600" o:gfxdata="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">
+                <v:fill on="f" focussize="0,0"/>
+                <v:stroke on="f" weight="0.5pt" miterlimit="8" joinstyle="miter" dashstyle="dash"/>
+                <v:imagedata o:title=""/>
+                <o:lock v:ext="edit" aspectratio="f"/>
+                <v:textbox>
+                  <w:txbxContent>
+                    <w:p>
+                      <w:pPr>
+                        <w:rPr>
+                          <w:rFonts w:hint="default"/>
+                          <w:sz w:val="16"/>
+                          <w:szCs w:val="16"/>
+                          <w:lang w:val="en-US"/>
+                        </w:rPr>
+                      </w:pPr>
+                      <w:r>
+                        <w:rPr>
+                          <w:rFonts w:hint="default"/>
+                          <w:sz w:val="16"/>
+                          <w:szCs w:val="16"/>
+                          <w:lang w:val="en-US"/>
+                        </w:rPr>
+                        <w:t>LoRa Rx</w:t>
+                      </w:r>
+                    </w:p>
+                  </w:txbxContent>
+                </v:textbox>
+              </v:shape>
+            </w:pict>
+          </mc:Fallback>
+        </mc:AlternateContent>
+      </w:r>
+      <w:r>
+        <w:rPr>
+          <w:sz w:val="20"/>
+        </w:rPr>
+        <mc:AlternateContent>
+          <mc:Choice Requires="wps">
+            <w:drawing>
+              <wp:anchor distT="0" distB="0" distL="114300" distR="114300" simplePos="0" relativeHeight="251680768" behindDoc="0" locked="0" layoutInCell="1" allowOverlap="1">
+                <wp:simplePos x="0" y="0"/>
+                <wp:positionH relativeFrom="column">
+                  <wp:posOffset>913765</wp:posOffset>
+                </wp:positionH>
+                <wp:positionV relativeFrom="paragraph">
+                  <wp:posOffset>1534795</wp:posOffset>
+                </wp:positionV>
+                <wp:extent cx="5715" cy="258445"/>
+                <wp:effectExtent l="48895" t="0" r="59690" b="8255"/>
+                <wp:wrapNone/>
+                <wp:docPr id="22" name="Straight Arrow Connector 22"/>
+                <wp:cNvGraphicFramePr/>
+                <a:graphic xmlns:a="http://schemas.openxmlformats.org/drawingml/2006/main">
+                  <a:graphicData uri="http://schemas.microsoft.com/office/word/2010/wordprocessingShape">
+                    <wps:wsp>
+                      <wps:cNvCnPr/>
+                      <wps:spPr>
+                        <a:xfrm flipH="1">
+                          <a:off x="0" y="0"/>
+                          <a:ext cx="5715" cy="258445"/>
+                        </a:xfrm>
+                        <a:prstGeom prst="straightConnector1">
+                          <a:avLst/>
+                        </a:prstGeom>
+                        <a:ln>
+                          <a:solidFill>
+                            <a:schemeClr val="tx1"/>
+                          </a:solidFill>
+                          <a:tailEnd type="arrow"/>
+                        </a:ln>
+                      </wps:spPr>
+                      <wps:style>
+                        <a:lnRef idx="2">
+                          <a:schemeClr val="accent1"/>
+                        </a:lnRef>
+                        <a:fillRef idx="0">
+                          <a:srgbClr val="FFFFFF"/>
+                        </a:fillRef>
+                        <a:effectRef idx="0">
+                          <a:srgbClr val="FFFFFF"/>
+                        </a:effectRef>
+                        <a:fontRef idx="minor">
+                          <a:schemeClr val="tx1"/>
+                        </a:fontRef>
+                      </wps:style>
+                      <wps:bodyPr/>
+                    </wps:wsp>
+                  </a:graphicData>
+                </a:graphic>
+              </wp:anchor>
+            </w:drawing>
+          </mc:Choice>
+          <mc:Fallback>
+            <w:pict>
+              <v:shape id="_x0000_s1026" o:spid="_x0000_s1026" o:spt="32" type="#_x0000_t32" style="position:absolute;left:0pt;flip:x;margin-left:71.95pt;margin-top:120.85pt;height:20.35pt;width:0.45pt;z-index:251680768;mso-width-relative:page;mso-height-relative:page;" filled="f" stroked="t" coordsize="21600,21600" o:gfxdata="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">
+                <v:fill on="f" focussize="0,0"/>
+                <v:stroke weight="1pt" color="#000000 [3213]" miterlimit="8" joinstyle="miter" endarrow="open"/>
+                <v:imagedata o:title=""/>
+                <o:lock v:ext="edit" aspectratio="f"/>
+              </v:shape>
+            </w:pict>
+          </mc:Fallback>
+        </mc:AlternateContent>
+      </w:r>
+      <w:r>
+        <w:rPr>
+          <w:sz w:val="20"/>
+        </w:rPr>
+        <mc:AlternateContent>
+          <mc:Choice Requires="wps">
+            <w:drawing>
+              <wp:anchor distT="0" distB="0" distL="114300" distR="114300" simplePos="0" relativeHeight="251676672" behindDoc="0" locked="0" layoutInCell="1" allowOverlap="1">
+                <wp:simplePos x="0" y="0"/>
+                <wp:positionH relativeFrom="column">
+                  <wp:posOffset>2334260</wp:posOffset>
+                </wp:positionH>
+                <wp:positionV relativeFrom="paragraph">
+                  <wp:posOffset>1423670</wp:posOffset>
+                </wp:positionV>
+                <wp:extent cx="798195" cy="198755"/>
+                <wp:effectExtent l="0" t="0" r="0" b="0"/>
+                <wp:wrapNone/>
+                <wp:docPr id="18" name="Text Box 18"/>
+                <wp:cNvGraphicFramePr/>
+                <a:graphic xmlns:a="http://schemas.openxmlformats.org/drawingml/2006/main">
+                  <a:graphicData uri="http://schemas.microsoft.com/office/word/2010/wordprocessingShape">
+                    <wps:wsp>
+                      <wps:cNvSpPr txBox="1"/>
+                      <wps:spPr>
+                        <a:xfrm>
+                          <a:off x="0" y="0"/>
+                          <a:ext cx="798195" cy="198755"/>
+                        </a:xfrm>
+                        <a:prstGeom prst="rect">
+                          <a:avLst/>
+                        </a:prstGeom>
+                        <a:ln w="6350" cap="flat" cmpd="sng" algn="ctr">
+                          <a:noFill/>
+                          <a:prstDash val="dash"/>
+                          <a:miter lim="800000"/>
+                        </a:ln>
+                      </wps:spPr>
+                      <wps:style>
+                        <a:lnRef idx="0">
+                          <a:schemeClr val="accent1"/>
+                        </a:lnRef>
+                        <a:fillRef idx="0">
+                          <a:srgbClr val="FFFFFF"/>
+                        </a:fillRef>
+                        <a:effectRef idx="0">
+                          <a:srgbClr val="FFFFFF"/>
+                        </a:effectRef>
+                        <a:fontRef idx="minor">
+                          <a:schemeClr val="tx1"/>
+                        </a:fontRef>
+                      </wps:style>
+                      <wps:txbx>
+                        <w:txbxContent>
+                          <w:p>
+                            <w:pPr>
+                              <w:rPr>
+                                <w:rFonts w:hint="default"/>
+                                <w:sz w:val="16"/>
+                                <w:szCs w:val="16"/>
+                                <w:lang w:val="en-US"/>
+                              </w:rPr>
+                            </w:pPr>
+                            <w:r>
+                              <w:rPr>
+                                <w:rFonts w:hint="default"/>
+                                <w:sz w:val="16"/>
+                                <w:szCs w:val="16"/>
+                                <w:lang w:val="en-US"/>
+                              </w:rPr>
+                              <w:t>GPS NEO 6M</w:t>
+                            </w:r>
+                          </w:p>
+                        </w:txbxContent>
+                      </wps:txbx>
+                      <wps:bodyPr rot="0" spcFirstLastPara="0" vertOverflow="overflow" horzOverflow="overflow" vert="horz" wrap="square" lIns="91440" tIns="45720" rIns="91440" bIns="45720" numCol="1" spcCol="0" rtlCol="0" fromWordArt="0" anchor="t" anchorCtr="0" forceAA="0" compatLnSpc="1">
+                        <a:noAutofit/>
+                      </wps:bodyPr>
+                    </wps:wsp>
+                  </a:graphicData>
+                </a:graphic>
+              </wp:anchor>
+            </w:drawing>
+          </mc:Choice>
+          <mc:Fallback>
+            <w:pict>
+              <v:shape id="_x0000_s1026" o:spid="_x0000_s1026" o:spt="202" type="#_x0000_t202" style="position:absolute;left:0pt;margin-left:183.8pt;margin-top:112.1pt;height:15.65pt;width:62.85pt;z-index:251676672;mso-width-relative:page;mso-height-relative:page;" filled="f" stroked="f" coordsize="21600,21600" o:gfxdata="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">
+                <v:fill on="f" focussize="0,0"/>
+                <v:stroke on="f" weight="0.5pt" miterlimit="8" joinstyle="miter" dashstyle="dash"/>
+                <v:imagedata o:title=""/>
+                <o:lock v:ext="edit" aspectratio="f"/>
+                <v:textbox>
+                  <w:txbxContent>
+                    <w:p>
+                      <w:pPr>
+                        <w:rPr>
+                          <w:rFonts w:hint="default"/>
+                          <w:sz w:val="16"/>
+                          <w:szCs w:val="16"/>
+                          <w:lang w:val="en-US"/>
+                        </w:rPr>
+                      </w:pPr>
+                      <w:r>
+                        <w:rPr>
+                          <w:rFonts w:hint="default"/>
+                          <w:sz w:val="16"/>
+                          <w:szCs w:val="16"/>
+                          <w:lang w:val="en-US"/>
+                        </w:rPr>
+                        <w:t>GPS NEO 6M</w:t>
+                      </w:r>
+                    </w:p>
+                  </w:txbxContent>
+                </v:textbox>
+              </v:shape>
+            </w:pict>
+          </mc:Fallback>
+        </mc:AlternateContent>
+      </w:r>
+      <w:r>
+        <w:rPr>
+          <w:sz w:val="20"/>
+        </w:rPr>
+        <mc:AlternateContent>
+          <mc:Choice Requires="wps">
+            <w:drawing>
+              <wp:anchor distT="0" distB="0" distL="114300" distR="114300" simplePos="0" relativeHeight="251666432" behindDoc="0" locked="0" layoutInCell="1" allowOverlap="1">
+                <wp:simplePos x="0" y="0"/>
+                <wp:positionH relativeFrom="column">
+                  <wp:posOffset>2318385</wp:posOffset>
+                </wp:positionH>
+                <wp:positionV relativeFrom="paragraph">
+                  <wp:posOffset>911225</wp:posOffset>
+                </wp:positionV>
+                <wp:extent cx="790575" cy="232410"/>
+                <wp:effectExtent l="0" t="0" r="0" b="0"/>
+                <wp:wrapNone/>
+                <wp:docPr id="6" name="Text Box 6"/>
+                <wp:cNvGraphicFramePr/>
+                <a:graphic xmlns:a="http://schemas.openxmlformats.org/drawingml/2006/main">
+                  <a:graphicData uri="http://schemas.microsoft.com/office/word/2010/wordprocessingShape">
+                    <wps:wsp>
+                      <wps:cNvSpPr txBox="1"/>
+                      <wps:spPr>
+                        <a:xfrm>
+                          <a:off x="3070225" y="5992495"/>
+                          <a:ext cx="790575" cy="232410"/>
+                        </a:xfrm>
+                        <a:prstGeom prst="rect">
+                          <a:avLst/>
+                        </a:prstGeom>
+                        <a:ln w="6350" cap="flat" cmpd="sng" algn="ctr">
+                          <a:noFill/>
+                          <a:prstDash val="dash"/>
+                          <a:miter lim="800000"/>
+                        </a:ln>
+                      </wps:spPr>
+                      <wps:style>
+                        <a:lnRef idx="0">
+                          <a:schemeClr val="accent1"/>
+                        </a:lnRef>
+                        <a:fillRef idx="0">
+                          <a:srgbClr val="FFFFFF"/>
+                        </a:fillRef>
+                        <a:effectRef idx="0">
+                          <a:srgbClr val="FFFFFF"/>
+                        </a:effectRef>
+                        <a:fontRef idx="minor">
+                          <a:schemeClr val="tx1"/>
+                        </a:fontRef>
+                      </wps:style>
+                      <wps:txbx>
+                        <w:txbxContent>
+                          <w:p>
+                            <w:pPr>
+                              <w:rPr>
+                                <w:rFonts w:hint="default"/>
+                                <w:sz w:val="16"/>
+                                <w:szCs w:val="16"/>
+                                <w:lang w:val="en-US"/>
+                              </w:rPr>
+                            </w:pPr>
+                            <w:r>
+                              <w:rPr>
+                                <w:rFonts w:hint="default"/>
+                                <w:sz w:val="16"/>
+                                <w:szCs w:val="16"/>
+                                <w:lang w:val="en-US"/>
+                              </w:rPr>
+                              <w:t>Tx status LED</w:t>
+                            </w:r>
+                          </w:p>
+                        </w:txbxContent>
+                      </wps:txbx>
+                      <wps:bodyPr rot="0" spcFirstLastPara="0" vertOverflow="overflow" horzOverflow="overflow" vert="horz" wrap="square" lIns="91440" tIns="45720" rIns="91440" bIns="45720" numCol="1" spcCol="0" rtlCol="0" fromWordArt="0" anchor="t" anchorCtr="0" forceAA="0" compatLnSpc="1">
+                        <a:noAutofit/>
+                      </wps:bodyPr>
+                    </wps:wsp>
+                  </a:graphicData>
+                </a:graphic>
+              </wp:anchor>
+            </w:drawing>
+          </mc:Choice>
+          <mc:Fallback>
+            <w:pict>
+              <v:shape id="_x0000_s1026" o:spid="_x0000_s1026" o:spt="202" type="#_x0000_t202" style="position:absolute;left:0pt;margin-left:182.55pt;margin-top:71.75pt;height:18.3pt;width:62.25pt;z-index:251666432;mso-width-relative:page;mso-height-relative:page;" filled="f" stroked="f" coordsize="21600,21600" o:gfxdata="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">
+                <v:fill on="f" focussize="0,0"/>
+                <v:stroke on="f" weight="0.5pt" miterlimit="8" joinstyle="miter" dashstyle="dash"/>
+                <v:imagedata o:title=""/>
+                <o:lock v:ext="edit" aspectratio="f"/>
+                <v:textbox>
+                  <w:txbxContent>
+                    <w:p>
+                      <w:pPr>
+                        <w:rPr>
+                          <w:rFonts w:hint="default"/>
+                          <w:sz w:val="16"/>
+                          <w:szCs w:val="16"/>
+                          <w:lang w:val="en-US"/>
+                        </w:rPr>
+                      </w:pPr>
+                      <w:r>
+                        <w:rPr>
+                          <w:rFonts w:hint="default"/>
+                          <w:sz w:val="16"/>
+                          <w:szCs w:val="16"/>
+                          <w:lang w:val="en-US"/>
+                        </w:rPr>
+                        <w:t>Tx status LED</w:t>
+                      </w:r>
+                    </w:p>
+                  </w:txbxContent>
+                </v:textbox>
+              </v:shape>
+            </w:pict>
+          </mc:Fallback>
+        </mc:AlternateContent>
+      </w:r>
+      <w:r>
+        <w:rPr>
+          <w:sz w:val="20"/>
+        </w:rPr>
+        <mc:AlternateContent>
+          <mc:Choice Requires="wps">
+            <w:drawing>
+              <wp:anchor distT="0" distB="0" distL="114300" distR="114300" simplePos="0" relativeHeight="251677696" behindDoc="0" locked="0" layoutInCell="1" allowOverlap="1">
+                <wp:simplePos x="0" y="0"/>
+                <wp:positionH relativeFrom="column">
+                  <wp:posOffset>2308860</wp:posOffset>
+                </wp:positionH>
+                <wp:positionV relativeFrom="paragraph">
+                  <wp:posOffset>1290320</wp:posOffset>
+                </wp:positionV>
+                <wp:extent cx="262255" cy="3175"/>
+                <wp:effectExtent l="0" t="48895" r="4445" b="62230"/>
+                <wp:wrapNone/>
+                <wp:docPr id="19" name="Straight Arrow Connector 19"/>
+                <wp:cNvGraphicFramePr/>
+                <a:graphic xmlns:a="http://schemas.openxmlformats.org/drawingml/2006/main">
+                  <a:graphicData uri="http://schemas.microsoft.com/office/word/2010/wordprocessingShape">
+                    <wps:wsp>
+                      <wps:cNvCnPr/>
+                      <wps:spPr>
+                        <a:xfrm>
+                          <a:off x="0" y="0"/>
+                          <a:ext cx="262255" cy="3175"/>
+                        </a:xfrm>
+                        <a:prstGeom prst="straightConnector1">
+                          <a:avLst/>
+                        </a:prstGeom>
+                        <a:ln>
+                          <a:solidFill>
+                            <a:schemeClr val="tx1"/>
+                          </a:solidFill>
+                          <a:tailEnd type="arrow"/>
+                        </a:ln>
+                      </wps:spPr>
+                      <wps:style>
+                        <a:lnRef idx="2">
+                          <a:schemeClr val="accent1"/>
+                        </a:lnRef>
+                        <a:fillRef idx="0">
+                          <a:srgbClr val="FFFFFF"/>
+                        </a:fillRef>
+                        <a:effectRef idx="0">
+                          <a:srgbClr val="FFFFFF"/>
+                        </a:effectRef>
+                        <a:fontRef idx="minor">
+                          <a:schemeClr val="tx1"/>
+                        </a:fontRef>
+                      </wps:style>
+                      <wps:bodyPr/>
+                    </wps:wsp>
+                  </a:graphicData>
+                </a:graphic>
+              </wp:anchor>
+            </w:drawing>
+          </mc:Choice>
+          <mc:Fallback>
+            <w:pict>
+              <v:shape id="_x0000_s1026" o:spid="_x0000_s1026" o:spt="32" type="#_x0000_t32" style="position:absolute;left:0pt;margin-left:181.8pt;margin-top:101.6pt;height:0.25pt;width:20.65pt;z-index:251677696;mso-width-relative:page;mso-height-relative:page;" filled="f" stroked="t" coordsize="21600,21600" o:gfxdata="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">
+                <v:fill on="f" focussize="0,0"/>
+                <v:stroke weight="1pt" color="#000000 [3213]" miterlimit="8" joinstyle="miter" endarrow="open"/>
+                <v:imagedata o:title=""/>
+                <o:lock v:ext="edit" aspectratio="f"/>
+              </v:shape>
+            </w:pict>
+          </mc:Fallback>
+        </mc:AlternateContent>
+      </w:r>
+      <w:r>
+        <w:rPr>
+          <w:sz w:val="20"/>
+        </w:rPr>
+        <mc:AlternateContent>
+          <mc:Choice Requires="wps">
+            <w:drawing>
+              <wp:anchor distT="0" distB="0" distL="114300" distR="114300" simplePos="0" relativeHeight="251675648" behindDoc="0" locked="0" layoutInCell="1" allowOverlap="1">
+                <wp:simplePos x="0" y="0"/>
+                <wp:positionH relativeFrom="column">
+                  <wp:posOffset>1856740</wp:posOffset>
+                </wp:positionH>
+                <wp:positionV relativeFrom="paragraph">
+                  <wp:posOffset>1293495</wp:posOffset>
+                </wp:positionV>
+                <wp:extent cx="551180" cy="238125"/>
+                <wp:effectExtent l="2540" t="5715" r="17780" b="22860"/>
+                <wp:wrapNone/>
+                <wp:docPr id="17" name="Straight Arrow Connector 17"/>
+                <wp:cNvGraphicFramePr/>
+                <a:graphic xmlns:a="http://schemas.openxmlformats.org/drawingml/2006/main">
+                  <a:graphicData uri="http://schemas.microsoft.com/office/word/2010/wordprocessingShape">
+                    <wps:wsp>
+                      <wps:cNvCnPr/>
+                      <wps:spPr>
+                        <a:xfrm>
+                          <a:off x="0" y="0"/>
+                          <a:ext cx="551180" cy="238125"/>
+                        </a:xfrm>
+                        <a:prstGeom prst="straightConnector1">
+                          <a:avLst/>
+                        </a:prstGeom>
+                        <a:ln>
+                          <a:solidFill>
+                            <a:schemeClr val="tx1"/>
+                          </a:solidFill>
+                          <a:tailEnd type="arrow"/>
+                        </a:ln>
+                      </wps:spPr>
+                      <wps:style>
+                        <a:lnRef idx="2">
+                          <a:schemeClr val="accent1"/>
+                        </a:lnRef>
+                        <a:fillRef idx="0">
+                          <a:srgbClr val="FFFFFF"/>
+                        </a:fillRef>
+                        <a:effectRef idx="0">
+                          <a:srgbClr val="FFFFFF"/>
+                        </a:effectRef>
+                        <a:fontRef idx="minor">
+                          <a:schemeClr val="tx1"/>
+                        </a:fontRef>
+                      </wps:style>
+                      <wps:bodyPr/>
+                    </wps:wsp>
+                  </a:graphicData>
+                </a:graphic>
+              </wp:anchor>
+            </w:drawing>
+          </mc:Choice>
+          <mc:Fallback>
+            <w:pict>
+              <v:shape id="_x0000_s1026" o:spid="_x0000_s1026" o:spt="32" type="#_x0000_t32" style="position:absolute;left:0pt;margin-left:146.2pt;margin-top:101.85pt;height:18.75pt;width:43.4pt;z-index:251675648;mso-width-relative:page;mso-height-relative:page;" filled="f" stroked="t" coordsize="21600,21600" o:gfxdata="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">
+                <v:fill on="f" focussize="0,0"/>
+                <v:stroke weight="1pt" color="#000000 [3213]" miterlimit="8" joinstyle="miter" endarrow="open"/>
+                <v:imagedata o:title=""/>
+                <o:lock v:ext="edit" aspectratio="f"/>
+              </v:shape>
+            </w:pict>
+          </mc:Fallback>
+        </mc:AlternateContent>
+      </w:r>
+      <w:r>
+        <w:rPr>
+          <w:sz w:val="20"/>
+        </w:rPr>
+        <mc:AlternateContent>
+          <mc:Choice Requires="wps">
+            <w:drawing>
+              <wp:anchor distT="0" distB="0" distL="114300" distR="114300" simplePos="0" relativeHeight="251674624" behindDoc="0" locked="0" layoutInCell="1" allowOverlap="1">
+                <wp:simplePos x="0" y="0"/>
+                <wp:positionH relativeFrom="column">
+                  <wp:posOffset>2369820</wp:posOffset>
+                </wp:positionH>
+                <wp:positionV relativeFrom="paragraph">
+                  <wp:posOffset>1585595</wp:posOffset>
+                </wp:positionV>
+                <wp:extent cx="682625" cy="191135"/>
+                <wp:effectExtent l="0" t="0" r="0" b="0"/>
+                <wp:wrapNone/>
+                <wp:docPr id="16" name="Text Box 16"/>
+                <wp:cNvGraphicFramePr/>
+                <a:graphic xmlns:a="http://schemas.openxmlformats.org/drawingml/2006/main">
+                  <a:graphicData uri="http://schemas.microsoft.com/office/word/2010/wordprocessingShape">
+                    <wps:wsp>
+                      <wps:cNvSpPr txBox="1"/>
+                      <wps:spPr>
+                        <a:xfrm>
+                          <a:off x="0" y="0"/>
+                          <a:ext cx="682625" cy="191135"/>
+                        </a:xfrm>
+                        <a:prstGeom prst="rect">
+                          <a:avLst/>
+                        </a:prstGeom>
+                        <a:ln w="6350" cap="flat" cmpd="sng" algn="ctr">
+                          <a:noFill/>
+                          <a:prstDash val="dash"/>
+                          <a:miter lim="800000"/>
+                        </a:ln>
+                      </wps:spPr>
+                      <wps:style>
+                        <a:lnRef idx="0">
+                          <a:schemeClr val="accent1"/>
+                        </a:lnRef>
+                        <a:fillRef idx="0">
+                          <a:srgbClr val="FFFFFF"/>
+                        </a:fillRef>
+                        <a:effectRef idx="0">
+                          <a:srgbClr val="FFFFFF"/>
+                        </a:effectRef>
+                        <a:fontRef idx="minor">
+                          <a:schemeClr val="tx1"/>
+                        </a:fontRef>
+                      </wps:style>
+                      <wps:txbx>
+                        <w:txbxContent>
+                          <w:p>
+                            <w:pPr>
+                              <w:rPr>
+                                <w:rFonts w:hint="default"/>
+                                <w:sz w:val="16"/>
+                                <w:szCs w:val="16"/>
+                                <w:lang w:val="en-US"/>
+                              </w:rPr>
+                            </w:pPr>
+                            <w:r>
+                              <w:rPr>
+                                <w:rFonts w:hint="default"/>
+                                <w:sz w:val="16"/>
+                                <w:szCs w:val="16"/>
+                                <w:lang w:val="en-US"/>
+                              </w:rPr>
+                              <w:t>Pi Camera</w:t>
+                            </w:r>
+                          </w:p>
+                        </w:txbxContent>
+                      </wps:txbx>
+                      <wps:bodyPr rot="0" spcFirstLastPara="0" vertOverflow="overflow" horzOverflow="overflow" vert="horz" wrap="square" lIns="91440" tIns="45720" rIns="91440" bIns="45720" numCol="1" spcCol="0" rtlCol="0" fromWordArt="0" anchor="t" anchorCtr="0" forceAA="0" compatLnSpc="1">
+                        <a:noAutofit/>
+                      </wps:bodyPr>
+                    </wps:wsp>
+                  </a:graphicData>
+                </a:graphic>
+              </wp:anchor>
+            </w:drawing>
+          </mc:Choice>
+          <mc:Fallback>
+            <w:pict>
+              <v:shape id="_x0000_s1026" o:spid="_x0000_s1026" o:spt="202" type="#_x0000_t202" style="position:absolute;left:0pt;margin-left:186.6pt;margin-top:124.85pt;height:15.05pt;width:53.75pt;z-index:251674624;mso-width-relative:page;mso-height-relative:page;" filled="f" stroked="f" coordsize="21600,21600" o:gfxdata="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">
+                <v:fill on="f" focussize="0,0"/>
+                <v:stroke on="f" weight="0.5pt" miterlimit="8" joinstyle="miter" dashstyle="dash"/>
+                <v:imagedata o:title=""/>
+                <o:lock v:ext="edit" aspectratio="f"/>
+                <v:textbox>
+                  <w:txbxContent>
+                    <w:p>
+                      <w:pPr>
+                        <w:rPr>
+                          <w:rFonts w:hint="default"/>
+                          <w:sz w:val="16"/>
+                          <w:szCs w:val="16"/>
+                          <w:lang w:val="en-US"/>
+                        </w:rPr>
+                      </w:pPr>
+                      <w:r>
+                        <w:rPr>
+                          <w:rFonts w:hint="default"/>
+                          <w:sz w:val="16"/>
+                          <w:szCs w:val="16"/>
+                          <w:lang w:val="en-US"/>
+                        </w:rPr>
+                        <w:t>Pi Camera</w:t>
+                      </w:r>
+                    </w:p>
+                  </w:txbxContent>
+                </v:textbox>
+              </v:shape>
+            </w:pict>
+          </mc:Fallback>
+        </mc:AlternateContent>
+      </w:r>
+      <w:r>
+        <w:rPr>
+          <w:sz w:val="20"/>
+        </w:rPr>
+        <mc:AlternateContent>
+          <mc:Choice Requires="wps">
+            <w:drawing>
+              <wp:anchor distT="0" distB="0" distL="114300" distR="114300" simplePos="0" relativeHeight="251673600" behindDoc="0" locked="0" layoutInCell="1" allowOverlap="1">
+                <wp:simplePos x="0" y="0"/>
+                <wp:positionH relativeFrom="column">
+                  <wp:posOffset>1999615</wp:posOffset>
+                </wp:positionH>
+                <wp:positionV relativeFrom="paragraph">
+                  <wp:posOffset>1701800</wp:posOffset>
+                </wp:positionV>
+                <wp:extent cx="489585" cy="6985"/>
+                <wp:effectExtent l="0" t="49530" r="5715" b="57785"/>
+                <wp:wrapNone/>
+                <wp:docPr id="15" name="Straight Arrow Connector 15"/>
+                <wp:cNvGraphicFramePr/>
+                <a:graphic xmlns:a="http://schemas.openxmlformats.org/drawingml/2006/main">
+                  <a:graphicData uri="http://schemas.microsoft.com/office/word/2010/wordprocessingShape">
+                    <wps:wsp>
+                      <wps:cNvCnPr/>
+                      <wps:spPr>
+                        <a:xfrm flipV="1">
+                          <a:off x="0" y="0"/>
+                          <a:ext cx="489585" cy="6985"/>
+                        </a:xfrm>
+                        <a:prstGeom prst="straightConnector1">
+                          <a:avLst/>
+                        </a:prstGeom>
+                        <a:ln>
+                          <a:solidFill>
+                            <a:schemeClr val="tx1"/>
+                          </a:solidFill>
+                          <a:tailEnd type="arrow"/>
+                        </a:ln>
+                      </wps:spPr>
+                      <wps:style>
+                        <a:lnRef idx="2">
+                          <a:schemeClr val="accent1"/>
+                        </a:lnRef>
+                        <a:fillRef idx="0">
+                          <a:srgbClr val="FFFFFF"/>
+                        </a:fillRef>
+                        <a:effectRef idx="0">
+                          <a:srgbClr val="FFFFFF"/>
+                        </a:effectRef>
+                        <a:fontRef idx="minor">
+                          <a:schemeClr val="tx1"/>
+                        </a:fontRef>
+                      </wps:style>
+                      <wps:bodyPr/>
+                    </wps:wsp>
+                  </a:graphicData>
+                </a:graphic>
+              </wp:anchor>
+            </w:drawing>
+          </mc:Choice>
+          <mc:Fallback>
+            <w:pict>
+              <v:shape id="_x0000_s1026" o:spid="_x0000_s1026" o:spt="32" type="#_x0000_t32" style="position:absolute;left:0pt;flip:y;margin-left:157.45pt;margin-top:134pt;height:0.55pt;width:38.55pt;z-index:251673600;mso-width-relative:page;mso-height-relative:page;" filled="f" stroked="t" coordsize="21600,21600" o:gfxdata="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">
+                <v:fill on="f" focussize="0,0"/>
+                <v:stroke weight="1pt" color="#000000 [3213]" miterlimit="8" joinstyle="miter" endarrow="open"/>
+                <v:imagedata o:title=""/>
+                <o:lock v:ext="edit" aspectratio="f"/>
+              </v:shape>
+            </w:pict>
+          </mc:Fallback>
+        </mc:AlternateContent>
+      </w:r>
+      <w:r>
+        <w:rPr>
+          <w:sz w:val="20"/>
+        </w:rPr>
+        <mc:AlternateContent>
+          <mc:Choice Requires="wps">
+            <w:drawing>
+              <wp:anchor distT="0" distB="0" distL="114300" distR="114300" simplePos="0" relativeHeight="251668480" behindDoc="0" locked="0" layoutInCell="1" allowOverlap="1">
+                <wp:simplePos x="0" y="0"/>
+                <wp:positionH relativeFrom="column">
+                  <wp:posOffset>-27940</wp:posOffset>
+                </wp:positionH>
+                <wp:positionV relativeFrom="paragraph">
+                  <wp:posOffset>730885</wp:posOffset>
+                </wp:positionV>
+                <wp:extent cx="680720" cy="196215"/>
+                <wp:effectExtent l="0" t="0" r="0" b="0"/>
+                <wp:wrapNone/>
+                <wp:docPr id="8" name="Text Box 8"/>
+                <wp:cNvGraphicFramePr/>
+                <a:graphic xmlns:a="http://schemas.openxmlformats.org/drawingml/2006/main">
+                  <a:graphicData uri="http://schemas.microsoft.com/office/word/2010/wordprocessingShape">
+                    <wps:wsp>
+                      <wps:cNvSpPr txBox="1"/>
+                      <wps:spPr>
+                        <a:xfrm>
+                          <a:off x="0" y="0"/>
+                          <a:ext cx="680720" cy="196215"/>
+                        </a:xfrm>
+                        <a:prstGeom prst="rect">
+                          <a:avLst/>
+                        </a:prstGeom>
+                        <a:ln w="6350" cap="flat" cmpd="sng" algn="ctr">
+                          <a:noFill/>
+                          <a:prstDash val="dash"/>
+                          <a:miter lim="800000"/>
+                        </a:ln>
+                      </wps:spPr>
+                      <wps:style>
+                        <a:lnRef idx="0">
+                          <a:schemeClr val="accent1"/>
+                        </a:lnRef>
+                        <a:fillRef idx="0">
+                          <a:srgbClr val="FFFFFF"/>
+                        </a:fillRef>
+                        <a:effectRef idx="0">
+                          <a:srgbClr val="FFFFFF"/>
+                        </a:effectRef>
+                        <a:fontRef idx="minor">
+                          <a:schemeClr val="tx1"/>
+                        </a:fontRef>
+                      </wps:style>
+                      <wps:txbx>
+                        <w:txbxContent>
+                          <w:p>
+                            <w:pPr>
+                              <w:jc w:val="both"/>
+                              <w:rPr>
+                                <w:rFonts w:hint="default"/>
+                                <w:sz w:val="16"/>
+                                <w:szCs w:val="16"/>
+                                <w:lang w:val="en-US"/>
+                              </w:rPr>
+                            </w:pPr>
+                            <w:r>
+                              <w:rPr>
+                                <w:rFonts w:hint="default"/>
+                                <w:sz w:val="16"/>
+                                <w:szCs w:val="16"/>
+                                <w:lang w:val="en-US"/>
+                              </w:rPr>
+                              <w:t>Node MCU</w:t>
+                            </w:r>
+                          </w:p>
+                        </w:txbxContent>
+                      </wps:txbx>
+                      <wps:bodyPr rot="0" spcFirstLastPara="0" vertOverflow="overflow" horzOverflow="overflow" vert="horz" wrap="square" lIns="91440" tIns="45720" rIns="91440" bIns="45720" numCol="1" spcCol="0" rtlCol="0" fromWordArt="0" anchor="t" anchorCtr="0" forceAA="0" compatLnSpc="1">
+                        <a:noAutofit/>
+                      </wps:bodyPr>
+                    </wps:wsp>
+                  </a:graphicData>
+                </a:graphic>
+              </wp:anchor>
+            </w:drawing>
+          </mc:Choice>
+          <mc:Fallback>
+            <w:pict>
+              <v:shape id="_x0000_s1026" o:spid="_x0000_s1026" o:spt="202" type="#_x0000_t202" style="position:absolute;left:0pt;margin-left:-2.2pt;margin-top:57.55pt;height:15.45pt;width:53.6pt;z-index:251668480;mso-width-relative:page;mso-height-relative:page;" filled="f" stroked="f" coordsize="21600,21600" o:gfxdata="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">
+                <v:fill on="f" focussize="0,0"/>
+                <v:stroke on="f" weight="0.5pt" miterlimit="8" joinstyle="miter" dashstyle="dash"/>
+                <v:imagedata o:title=""/>
+                <o:lock v:ext="edit" aspectratio="f"/>
+                <v:textbox>
+                  <w:txbxContent>
+                    <w:p>
+                      <w:pPr>
+                        <w:jc w:val="both"/>
+                        <w:rPr>
+                          <w:rFonts w:hint="default"/>
+                          <w:sz w:val="16"/>
+                          <w:szCs w:val="16"/>
+                          <w:lang w:val="en-US"/>
+                        </w:rPr>
+                      </w:pPr>
+                      <w:r>
+                        <w:rPr>
+                          <w:rFonts w:hint="default"/>
+                          <w:sz w:val="16"/>
+                          <w:szCs w:val="16"/>
+                          <w:lang w:val="en-US"/>
+                        </w:rPr>
+                        <w:t>Node MCU</w:t>
+                      </w:r>
+                    </w:p>
+                  </w:txbxContent>
+                </v:textbox>
+              </v:shape>
+            </w:pict>
+          </mc:Fallback>
+        </mc:AlternateContent>
+      </w:r>
+      <w:r>
+        <w:rPr>
+          <w:sz w:val="20"/>
+        </w:rPr>
+        <mc:AlternateContent>
+          <mc:Choice Requires="wps">
+            <w:drawing>
+              <wp:anchor distT="0" distB="0" distL="114300" distR="114300" simplePos="0" relativeHeight="251671552" behindDoc="0" locked="0" layoutInCell="1" allowOverlap="1">
+                <wp:simplePos x="0" y="0"/>
+                <wp:positionH relativeFrom="column">
+                  <wp:posOffset>770890</wp:posOffset>
+                </wp:positionH>
+                <wp:positionV relativeFrom="paragraph">
+                  <wp:posOffset>1027430</wp:posOffset>
+                </wp:positionV>
+                <wp:extent cx="126365" cy="212090"/>
+                <wp:effectExtent l="0" t="0" r="6985" b="16510"/>
+                <wp:wrapNone/>
+                <wp:docPr id="13" name="Straight Arrow Connector 13"/>
+                <wp:cNvGraphicFramePr/>
+                <a:graphic xmlns:a="http://schemas.openxmlformats.org/drawingml/2006/main">
+                  <a:graphicData uri="http://schemas.microsoft.com/office/word/2010/wordprocessingShape">
+                    <wps:wsp>
+                      <wps:cNvCnPr>
+                        <a:endCxn id="14" idx="2"/>
+                      </wps:cNvCnPr>
+                      <wps:spPr>
+                        <a:xfrm flipH="1" flipV="1">
+                          <a:off x="0" y="0"/>
+                          <a:ext cx="126365" cy="212090"/>
+                        </a:xfrm>
+                        <a:prstGeom prst="straightConnector1">
+                          <a:avLst/>
+                        </a:prstGeom>
+                        <a:ln>
+                          <a:solidFill>
+                            <a:schemeClr val="tx1"/>
+                          </a:solidFill>
+                          <a:tailEnd type="arrow"/>
+                        </a:ln>
+                      </wps:spPr>
+                      <wps:style>
+                        <a:lnRef idx="2">
+                          <a:schemeClr val="accent1"/>
+                        </a:lnRef>
+                        <a:fillRef idx="0">
+                          <a:srgbClr val="FFFFFF"/>
+                        </a:fillRef>
+                        <a:effectRef idx="0">
+                          <a:srgbClr val="FFFFFF"/>
+                        </a:effectRef>
+                        <a:fontRef idx="minor">
+                          <a:schemeClr val="tx1"/>
+                        </a:fontRef>
+                      </wps:style>
+                      <wps:bodyPr/>
+                    </wps:wsp>
+                  </a:graphicData>
+                </a:graphic>
+              </wp:anchor>
+            </w:drawing>
+          </mc:Choice>
+          <mc:Fallback>
+            <w:pict>
+              <v:shape id="_x0000_s1026" o:spid="_x0000_s1026" o:spt="32" type="#_x0000_t32" style="position:absolute;left:0pt;flip:x y;margin-left:60.7pt;margin-top:80.9pt;height:16.7pt;width:9.95pt;z-index:251671552;mso-width-relative:page;mso-height-relative:page;" filled="f" stroked="t" coordsize="21600,21600" o:gfxdata="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">
+                <v:fill on="f" focussize="0,0"/>
+                <v:stroke weight="1pt" color="#000000 [3213]" miterlimit="8" joinstyle="miter" endarrow="open"/>
+                <v:imagedata o:title=""/>
+                <o:lock v:ext="edit" aspectratio="f"/>
+              </v:shape>
+            </w:pict>
+          </mc:Fallback>
+        </mc:AlternateContent>
+      </w:r>
+      <w:r>
+        <w:rPr>
+          <w:sz w:val="20"/>
+        </w:rPr>
+        <mc:AlternateContent>
+          <mc:Choice Requires="wps">
+            <w:drawing>
+              <wp:anchor distT="0" distB="0" distL="114300" distR="114300" simplePos="0" relativeHeight="251669504" behindDoc="0" locked="0" layoutInCell="1" allowOverlap="1">
+                <wp:simplePos x="0" y="0"/>
+                <wp:positionH relativeFrom="column">
+                  <wp:posOffset>366395</wp:posOffset>
+                </wp:positionH>
+                <wp:positionV relativeFrom="paragraph">
+                  <wp:posOffset>2151380</wp:posOffset>
+                </wp:positionV>
+                <wp:extent cx="136525" cy="169545"/>
+                <wp:effectExtent l="0" t="3810" r="15875" b="17145"/>
+                <wp:wrapNone/>
+                <wp:docPr id="11" name="Straight Arrow Connector 11"/>
+                <wp:cNvGraphicFramePr/>
+                <a:graphic xmlns:a="http://schemas.openxmlformats.org/drawingml/2006/main">
+                  <a:graphicData uri="http://schemas.microsoft.com/office/word/2010/wordprocessingShape">
+                    <wps:wsp>
+                      <wps:cNvCnPr/>
+                      <wps:spPr>
+                        <a:xfrm flipH="1">
+                          <a:off x="0" y="0"/>
+                          <a:ext cx="136525" cy="169545"/>
+                        </a:xfrm>
+                        <a:prstGeom prst="straightConnector1">
+                          <a:avLst/>
+                        </a:prstGeom>
+                        <a:ln>
+                          <a:solidFill>
+                            <a:schemeClr val="tx1"/>
+                          </a:solidFill>
+                          <a:tailEnd type="arrow"/>
+                        </a:ln>
+                      </wps:spPr>
+                      <wps:style>
+                        <a:lnRef idx="2">
+                          <a:schemeClr val="accent1"/>
+                        </a:lnRef>
+                        <a:fillRef idx="0">
+                          <a:srgbClr val="FFFFFF"/>
+                        </a:fillRef>
+                        <a:effectRef idx="0">
+                          <a:srgbClr val="FFFFFF"/>
+                        </a:effectRef>
+                        <a:fontRef idx="minor">
+                          <a:schemeClr val="tx1"/>
+                        </a:fontRef>
+                      </wps:style>
+                      <wps:bodyPr/>
+                    </wps:wsp>
+                  </a:graphicData>
+                </a:graphic>
+              </wp:anchor>
+            </w:drawing>
+          </mc:Choice>
+          <mc:Fallback>
+            <w:pict>
+              <v:shape id="_x0000_s1026" o:spid="_x0000_s1026" o:spt="32" type="#_x0000_t32" style="position:absolute;left:0pt;flip:x;margin-left:28.85pt;margin-top:169.4pt;height:13.35pt;width:10.75pt;z-index:251669504;mso-width-relative:page;mso-height-relative:page;" filled="f" stroked="t" coordsize="21600,21600" o:gfxdata="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">
+                <v:fill on="f" focussize="0,0"/>
+                <v:stroke weight="1pt" color="#000000 [3213]" miterlimit="8" joinstyle="miter" endarrow="open"/>
+                <v:imagedata o:title=""/>
+                <o:lock v:ext="edit" aspectratio="f"/>
+              </v:shape>
+            </w:pict>
+          </mc:Fallback>
+        </mc:AlternateContent>
+      </w:r>
+      <w:r>
+        <w:rPr>
+          <w:sz w:val="20"/>
+        </w:rPr>
+        <mc:AlternateContent>
+          <mc:Choice Requires="wps">
+            <w:drawing>
+              <wp:anchor distT="0" distB="0" distL="114300" distR="114300" simplePos="0" relativeHeight="251667456" behindDoc="0" locked="0" layoutInCell="1" allowOverlap="1">
+                <wp:simplePos x="0" y="0"/>
+                <wp:positionH relativeFrom="column">
+                  <wp:posOffset>318770</wp:posOffset>
+                </wp:positionH>
+                <wp:positionV relativeFrom="paragraph">
+                  <wp:posOffset>892175</wp:posOffset>
+                </wp:positionV>
+                <wp:extent cx="231775" cy="401320"/>
+                <wp:effectExtent l="635" t="0" r="15240" b="17780"/>
+                <wp:wrapNone/>
+                <wp:docPr id="7" name="Straight Arrow Connector 7"/>
+                <wp:cNvGraphicFramePr/>
+                <a:graphic xmlns:a="http://schemas.openxmlformats.org/drawingml/2006/main">
+                  <a:graphicData uri="http://schemas.microsoft.com/office/word/2010/wordprocessingShape">
+                    <wps:wsp>
+                      <wps:cNvCnPr/>
+                      <wps:spPr>
+                        <a:xfrm flipH="1" flipV="1">
+                          <a:off x="0" y="0"/>
+                          <a:ext cx="231775" cy="401320"/>
+                        </a:xfrm>
+                        <a:prstGeom prst="straightConnector1">
+                          <a:avLst/>
+                        </a:prstGeom>
+                        <a:ln>
+                          <a:solidFill>
+                            <a:schemeClr val="tx1"/>
+                          </a:solidFill>
+                          <a:tailEnd type="arrow"/>
+                        </a:ln>
+                      </wps:spPr>
+                      <wps:style>
+                        <a:lnRef idx="2">
+                          <a:schemeClr val="accent1"/>
+                        </a:lnRef>
+                        <a:fillRef idx="0">
+                          <a:srgbClr val="FFFFFF"/>
+                        </a:fillRef>
+                        <a:effectRef idx="0">
+                          <a:srgbClr val="FFFFFF"/>
+                        </a:effectRef>
+                        <a:fontRef idx="minor">
+                          <a:schemeClr val="tx1"/>
+                        </a:fontRef>
+                      </wps:style>
+                      <wps:bodyPr/>
+                    </wps:wsp>
+                  </a:graphicData>
+                </a:graphic>
+              </wp:anchor>
+            </w:drawing>
+          </mc:Choice>
+          <mc:Fallback>
+            <w:pict>
+              <v:shape id="_x0000_s1026" o:spid="_x0000_s1026" o:spt="32" type="#_x0000_t32" style="position:absolute;left:0pt;flip:x y;margin-left:25.1pt;margin-top:70.25pt;height:31.6pt;width:18.25pt;z-index:251667456;mso-width-relative:page;mso-height-relative:page;" filled="f" stroked="t" coordsize="21600,21600" o:gfxdata="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">
+                <v:fill on="f" focussize="0,0"/>
+                <v:stroke weight="1pt" color="#000000 [3213]" miterlimit="8" joinstyle="miter" endarrow="open"/>
+                <v:imagedata o:title=""/>
+                <o:lock v:ext="edit" aspectratio="f"/>
+              </v:shape>
+            </w:pict>
+          </mc:Fallback>
+        </mc:AlternateContent>
+      </w:r>
+      <w:r>
+        <w:rPr>
+          <w:sz w:val="20"/>
+        </w:rPr>
+        <mc:AlternateContent>
+          <mc:Choice Requires="wps">
+            <w:drawing>
+              <wp:anchor distT="0" distB="0" distL="114300" distR="114300" simplePos="0" relativeHeight="251665408" behindDoc="0" locked="0" layoutInCell="1" allowOverlap="1">
+                <wp:simplePos x="0" y="0"/>
+                <wp:positionH relativeFrom="column">
+                  <wp:posOffset>2584450</wp:posOffset>
+                </wp:positionH>
+                <wp:positionV relativeFrom="paragraph">
+                  <wp:posOffset>715645</wp:posOffset>
+                </wp:positionV>
+                <wp:extent cx="5715" cy="258445"/>
+                <wp:effectExtent l="48895" t="0" r="59690" b="8255"/>
+                <wp:wrapNone/>
+                <wp:docPr id="5" name="Straight Arrow Connector 5"/>
+                <wp:cNvGraphicFramePr/>
+                <a:graphic xmlns:a="http://schemas.openxmlformats.org/drawingml/2006/main">
+                  <a:graphicData uri="http://schemas.microsoft.com/office/word/2010/wordprocessingShape">
+                    <wps:wsp>
+                      <wps:cNvCnPr/>
+                      <wps:spPr>
+                        <a:xfrm flipH="1">
+                          <a:off x="3052445" y="5595620"/>
+                          <a:ext cx="5715" cy="258445"/>
+                        </a:xfrm>
+                        <a:prstGeom prst="straightConnector1">
+                          <a:avLst/>
+                        </a:prstGeom>
+                        <a:ln>
+                          <a:solidFill>
+                            <a:schemeClr val="tx1"/>
+                          </a:solidFill>
+                          <a:tailEnd type="arrow"/>
+                        </a:ln>
+                      </wps:spPr>
+                      <wps:style>
+                        <a:lnRef idx="2">
+                          <a:schemeClr val="accent1"/>
+                        </a:lnRef>
+                        <a:fillRef idx="0">
+                          <a:srgbClr val="FFFFFF"/>
+                        </a:fillRef>
+                        <a:effectRef idx="0">
+                          <a:srgbClr val="FFFFFF"/>
+                        </a:effectRef>
+                        <a:fontRef idx="minor">
+                          <a:schemeClr val="tx1"/>
+                        </a:fontRef>
+                      </wps:style>
+                      <wps:bodyPr/>
+                    </wps:wsp>
+                  </a:graphicData>
+                </a:graphic>
+              </wp:anchor>
+            </w:drawing>
+          </mc:Choice>
+          <mc:Fallback>
+            <w:pict>
+              <v:shape id="_x0000_s1026" o:spid="_x0000_s1026" o:spt="32" type="#_x0000_t32" style="position:absolute;left:0pt;flip:x;margin-left:203.5pt;margin-top:56.35pt;height:20.35pt;width:0.45pt;z-index:251665408;mso-width-relative:page;mso-height-relative:page;" filled="f" stroked="t" coordsize="21600,21600" o:gfxdata="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">
+                <v:fill on="f" focussize="0,0"/>
+                <v:stroke weight="1pt" color="#000000 [3213]" miterlimit="8" joinstyle="miter" endarrow="open"/>
+                <v:imagedata o:title=""/>
+                <o:lock v:ext="edit" aspectratio="f"/>
+              </v:shape>
+            </w:pict>
+          </mc:Fallback>
+        </mc:AlternateContent>
+      </w:r>
+      <w:r>
+        <w:rPr>
+          <w:rFonts w:hint="default"/>
+          <w:b w:val="0"/>
+          <w:bCs w:val="0"/>
+          <w:lang w:val="en-US"/>
+        </w:rPr>
+        <w:drawing>
+          <wp:anchor distT="0" distB="0" distL="114300" distR="114300" simplePos="0" relativeHeight="251664384" behindDoc="0" locked="0" layoutInCell="1" allowOverlap="1">
+            <wp:simplePos x="0" y="0"/>
+            <wp:positionH relativeFrom="column">
+              <wp:posOffset>9525</wp:posOffset>
+            </wp:positionH>
+            <wp:positionV relativeFrom="paragraph">
+              <wp:posOffset>28575</wp:posOffset>
+            </wp:positionV>
+            <wp:extent cx="3077210" cy="2730500"/>
+            <wp:effectExtent l="0" t="0" r="8890" b="12700"/>
+            <wp:wrapTopAndBottom/>
+            <wp:docPr id="4" name="Picture 4" descr="Your paragraph text (1)"/>
+            <wp:cNvGraphicFramePr>
+              <a:graphicFrameLocks xmlns:a="http://schemas.openxmlformats.org/drawingml/2006/main" noChangeAspect="1"/>
+            </wp:cNvGraphicFramePr>
+            <a:graphic xmlns:a="http://schemas.openxmlformats.org/drawingml/2006/main">
+              <a:graphicData uri="http://schemas.openxmlformats.org/drawingml/2006/picture">
+                <pic:pic xmlns:pic="http://schemas.openxmlformats.org/drawingml/2006/picture">
+                  <pic:nvPicPr>
+                    <pic:cNvPr id="4" name="Picture 4" descr="Your paragraph text (1)"/>
+                    <pic:cNvPicPr>
+                      <a:picLocks noChangeAspect="1"/>
+                    </pic:cNvPicPr>
+                  </pic:nvPicPr>
+                  <pic:blipFill>
+                    <a:blip r:embed="rId10"/>
+                    <a:stretch>
+                      <a:fillRect/>
+                    </a:stretch>
+                  </pic:blipFill>
+                  <pic:spPr>
+                    <a:xfrm>
+                      <a:off x="0" y="0"/>
+                      <a:ext cx="3077210" cy="2730500"/>
+                    </a:xfrm>
+                    <a:prstGeom prst="rect">
+                      <a:avLst/>
+                    </a:prstGeom>
+                  </pic:spPr>
+                </pic:pic>
+              </a:graphicData>
+            </a:graphic>
+          </wp:anchor>
+        </w:drawing>
       </w:r>
     </w:p>
     <w:p>
@@ -5886,11 +8083,61 @@
         <w:bidi w:val="0"/>
         <w:rPr>
           <w:rFonts w:hint="default"/>
+          <w:b w:val="0"/>
+          <w:bCs w:val="0"/>
+          <w:lang w:val="en-US"/>
+        </w:rPr>
+      </w:pPr>
+      <w:r>
+        <w:rPr>
+          <w:rFonts w:hint="default"/>
+          <w:b w:val="0"/>
+          <w:bCs w:val="0"/>
+          <w:lang w:val="en-US"/>
+        </w:rPr>
+        <w:t>Figure 6 illustrates the hardware workflow of the proposed system. First, a Pi camera captures live video frames, which are processed by a Raspberry Pi to generate inferences. These results are then secured using AES 128-bit encryption and transmitted via LoRa. On the receiving end, a LoRa receiver captures the incoming data, which is then decrypted by a NodeMCU, stored locally and uploaded to a cloud database.</w:t>
+      </w:r>
+    </w:p>
+    <w:p>
+      <w:pPr>
+        <w:pStyle w:val="9"/>
+        <w:numPr>
+          <w:ilvl w:val="0"/>
+          <w:numId w:val="8"/>
+        </w:numPr>
+        <w:bidi w:val="0"/>
+        <w:spacing w:after="120" w:line="228" w:lineRule="auto"/>
+        <w:ind w:left="0" w:leftChars="0" w:firstLine="288" w:firstLineChars="0"/>
+        <w:jc w:val="center"/>
+        <w:rPr>
+          <w:rFonts w:hint="default"/>
           <w:b/>
           <w:bCs/>
           <w:lang w:val="en-US"/>
         </w:rPr>
       </w:pPr>
+      <w:r>
+        <w:rPr>
+          <w:rFonts w:hint="default"/>
+          <w:b/>
+          <w:bCs/>
+          <w:sz w:val="20"/>
+          <w:szCs w:val="20"/>
+          <w:lang w:val="en-US"/>
+        </w:rPr>
+        <w:t>C</w:t>
+      </w:r>
+      <w:r>
+        <w:rPr>
+          <w:rFonts w:hint="default"/>
+          <w:b/>
+          <w:bCs/>
+          <w:sz w:val="16"/>
+          <w:szCs w:val="16"/>
+          <w:lang w:val="en-US"/>
+        </w:rPr>
+        <w:t>ONCLUSION</w:t>
+      </w:r>
     </w:p>
     <w:p>
       <w:pPr>
@@ -5910,11 +8157,18 @@
       <w:r>
         <w:rPr>
           <w:rFonts w:hint="default"/>
+          <w:lang w:val="en-US"/>
+        </w:rPr>
+        <w:t xml:space="preserve">This study presents a comparative analysis and hardware implementation of the YOLO11 nano model for tomato leaf disease classification. Capable of identifying seven distinct classes—six diseases and one healthy—the model achieved an impressive 95.8% classification accuracy with a rapid inference speed of 2.7 ms per image. When evaluated on edge hardware in a real-world environment, the system maintained a classification accuracy of 90.12% at 5.15 frames per second, consistently outperforming alternative approaches. These results demonstrate that the YOLO11 nano model offers an optimal balance of stability, efficiency and reliability for edge deployment. Future research will focus on integrating a lightweight backbone to further enhance both inference speed and accuracy.. </w:t>
+      </w:r>
+      <w:r>
+        <w:rPr>
+          <w:rFonts w:hint="default"/>
           <w:b w:val="0"/>
           <w:bCs w:val="0"/>
           <w:lang w:val="en-US"/>
         </w:rPr>
-        <w:t>Hardware setup and web interface</w:t>
+        <w:t xml:space="preserve"> </w:t>
       </w:r>
     </w:p>
     <w:p>
@@ -5925,63 +8179,489 @@
           <w:numId w:val="0"/>
         </w:numPr>
         <w:bidi w:val="0"/>
+        <w:jc w:val="center"/>
         <w:rPr>
           <w:rFonts w:hint="default"/>
           <w:b/>
           <w:bCs/>
-          <w:lang w:val="en-US"/>
-        </w:rPr>
-      </w:pPr>
+          <w:sz w:val="16"/>
+          <w:szCs w:val="16"/>
+          <w:lang w:val="en-US"/>
+        </w:rPr>
+      </w:pPr>
+      <w:r>
+        <w:rPr>
+          <w:rFonts w:hint="default"/>
+          <w:b/>
+          <w:bCs/>
+          <w:lang w:val="en-US"/>
+        </w:rPr>
+        <w:t>R</w:t>
+      </w:r>
+      <w:r>
+        <w:rPr>
+          <w:rFonts w:hint="default"/>
+          <w:b/>
+          <w:bCs/>
+          <w:sz w:val="16"/>
+          <w:szCs w:val="16"/>
+          <w:lang w:val="en-US"/>
+        </w:rPr>
+        <w:t>EFERENCES</w:t>
+      </w:r>
     </w:p>
     <w:p>
       <w:pPr>
-        <w:pStyle w:val="9"/>
-        <w:numPr>
-          <w:ilvl w:val="0"/>
-          <w:numId w:val="0"/>
-        </w:numPr>
-        <w:bidi w:val="0"/>
-        <w:rPr>
-          <w:rFonts w:hint="default"/>
-          <w:b/>
-          <w:bCs/>
-          <w:lang w:val="en-US"/>
-        </w:rPr>
-      </w:pPr>
-    </w:p>
-    <w:p>
-      <w:pPr>
-        <w:pStyle w:val="9"/>
-        <w:numPr>
-          <w:ilvl w:val="0"/>
-          <w:numId w:val="0"/>
-        </w:numPr>
-        <w:bidi w:val="0"/>
-        <w:rPr>
-          <w:rFonts w:hint="default"/>
-          <w:b/>
-          <w:bCs/>
-          <w:lang w:val="en-US"/>
-        </w:rPr>
-      </w:pPr>
-      <w:r>
-        <w:rPr>
-          <w:rFonts w:hint="default"/>
-          <w:b/>
-          <w:bCs/>
-          <w:lang w:val="en-US"/>
-        </w:rPr>
-        <w:t>References</w:t>
-      </w:r>
-    </w:p>
-    <w:p>
-      <w:pPr>
-        <w:pStyle w:val="9"/>
+        <w:pStyle w:val="38"/>
         <w:numPr>
           <w:ilvl w:val="0"/>
           <w:numId w:val="10"/>
         </w:numPr>
-        <w:bidi w:val="0"/>
+        <w:tabs>
+          <w:tab w:val="left" w:pos="967"/>
+          <w:tab w:val="left" w:pos="969"/>
+        </w:tabs>
+        <w:spacing w:before="87" w:after="0" w:line="235" w:lineRule="auto"/>
+        <w:ind w:left="360" w:leftChars="0" w:right="38" w:hanging="360" w:firstLineChars="0"/>
+        <w:jc w:val="both"/>
+        <w:rPr>
+          <w:sz w:val="16"/>
+        </w:rPr>
+      </w:pPr>
+      <w:r>
+        <w:rPr>
+          <w:rFonts w:hint="default"/>
+          <w:spacing w:val="-4"/>
+          <w:sz w:val="16"/>
+          <w:lang w:val="en-US"/>
+        </w:rPr>
+        <w:t>“</w:t>
+      </w:r>
+      <w:r>
+        <w:rPr>
+          <w:rFonts w:hint="default"/>
+          <w:spacing w:val="-4"/>
+          <w:sz w:val="16"/>
+        </w:rPr>
+        <w:t>Economic Analysis of Tomato Cultivation in Himachal Pradesh" is: H. Sharma, S. Sood and V. Kumar, Indian J. Econ. Dev., vol. 17, no. 4, pp. 960-965, Dec. 2021, doi: 10.35716/IJED/20213</w:t>
+      </w:r>
+      <w:r>
+        <w:rPr>
+          <w:sz w:val="16"/>
+        </w:rPr>
+        <w:t>.</w:t>
+      </w:r>
+    </w:p>
+    <w:p>
+      <w:pPr>
+        <w:pStyle w:val="38"/>
+        <w:numPr>
+          <w:ilvl w:val="0"/>
+          <w:numId w:val="10"/>
+        </w:numPr>
+        <w:tabs>
+          <w:tab w:val="left" w:pos="967"/>
+          <w:tab w:val="left" w:pos="969"/>
+        </w:tabs>
+        <w:spacing w:before="87" w:after="0" w:line="235" w:lineRule="auto"/>
+        <w:ind w:left="360" w:leftChars="0" w:right="38" w:hanging="360" w:firstLineChars="0"/>
+        <w:jc w:val="both"/>
+        <w:rPr>
+          <w:sz w:val="16"/>
+        </w:rPr>
+      </w:pPr>
+      <w:r>
+        <w:rPr>
+          <w:rFonts w:hint="default"/>
+          <w:sz w:val="16"/>
+          <w:lang w:val="en-US"/>
+        </w:rPr>
+        <w:t>A. Chelladurai, D. P. Manoj Kumar, S. S. Askar and M. Abouhawwash, “Classification of tomato leaf disease using transductive long short-term memory with an attention mechanism,” Front. Plant Sci., vol. 15, Jan. 2024, doi: 10.3389/fpls.2024.1467811.</w:t>
+      </w:r>
+    </w:p>
+    <w:p>
+      <w:pPr>
+        <w:pStyle w:val="38"/>
+        <w:numPr>
+          <w:ilvl w:val="0"/>
+          <w:numId w:val="10"/>
+        </w:numPr>
+        <w:tabs>
+          <w:tab w:val="left" w:pos="967"/>
+          <w:tab w:val="left" w:pos="969"/>
+        </w:tabs>
+        <w:spacing w:before="87" w:after="0" w:line="235" w:lineRule="auto"/>
+        <w:ind w:left="360" w:leftChars="0" w:right="38" w:hanging="360" w:firstLineChars="0"/>
+        <w:jc w:val="both"/>
+        <w:rPr>
+          <w:sz w:val="16"/>
+        </w:rPr>
+      </w:pPr>
+      <w:bookmarkStart w:id="0" w:name="_GoBack"/>
+      <w:bookmarkEnd w:id="0"/>
+      <w:r>
+        <w:rPr>
+          <w:rFonts w:hint="default"/>
+          <w:sz w:val="16"/>
+          <w:lang w:val="en-US"/>
+        </w:rPr>
+        <w:t>N. Duhan, R. Sujatha and J. S. Jayasankar, “Tomato plant disease detection using YOLO11,” in Proc. INDIACom 2025, New Delhi, India, 2025.</w:t>
+      </w:r>
+    </w:p>
+    <w:p>
+      <w:pPr>
+        <w:pStyle w:val="38"/>
+        <w:numPr>
+          <w:ilvl w:val="0"/>
+          <w:numId w:val="10"/>
+        </w:numPr>
+        <w:tabs>
+          <w:tab w:val="left" w:pos="967"/>
+          <w:tab w:val="left" w:pos="969"/>
+        </w:tabs>
+        <w:spacing w:before="87" w:after="0" w:line="235" w:lineRule="auto"/>
+        <w:ind w:left="360" w:leftChars="0" w:right="38" w:hanging="360" w:firstLineChars="0"/>
+        <w:jc w:val="both"/>
+        <w:rPr>
+          <w:sz w:val="16"/>
+        </w:rPr>
+      </w:pPr>
+      <w:r>
+        <w:rPr>
+          <w:rFonts w:hint="default"/>
+          <w:sz w:val="16"/>
+        </w:rPr>
+        <w:t xml:space="preserve">A. S. Paymode and V. B. Malode, "Efficient Deep Learning Models for Plant Disease Detection: A Systematic Review," arXiv preprint arXiv:2308.14087, 2023. [Online]. Available: </w:t>
+      </w:r>
+      <w:r>
+        <w:rPr>
+          <w:rFonts w:hint="default"/>
+          <w:sz w:val="16"/>
+        </w:rPr>
+        <w:fldChar w:fldCharType="begin"/>
+      </w:r>
+      <w:r>
+        <w:rPr>
+          <w:rFonts w:hint="default"/>
+          <w:sz w:val="16"/>
+        </w:rPr>
+        <w:instrText xml:space="preserve"> HYPERLINK "https://arxiv.org/abs/2308.14087" </w:instrText>
+      </w:r>
+      <w:r>
+        <w:rPr>
+          <w:rFonts w:hint="default"/>
+          <w:sz w:val="16"/>
+        </w:rPr>
+        <w:fldChar w:fldCharType="separate"/>
+      </w:r>
+      <w:r>
+        <w:rPr>
+          <w:rStyle w:val="14"/>
+          <w:rFonts w:hint="default"/>
+          <w:sz w:val="16"/>
+        </w:rPr>
+        <w:t>https://arxiv.org/abs/2308.14087</w:t>
+      </w:r>
+      <w:r>
+        <w:rPr>
+          <w:rFonts w:hint="default"/>
+          <w:sz w:val="16"/>
+        </w:rPr>
+        <w:fldChar w:fldCharType="end"/>
+      </w:r>
+    </w:p>
+    <w:p>
+      <w:pPr>
+        <w:pStyle w:val="38"/>
+        <w:numPr>
+          <w:ilvl w:val="0"/>
+          <w:numId w:val="10"/>
+        </w:numPr>
+        <w:tabs>
+          <w:tab w:val="left" w:pos="967"/>
+          <w:tab w:val="left" w:pos="969"/>
+        </w:tabs>
+        <w:spacing w:before="87" w:after="0" w:line="235" w:lineRule="auto"/>
+        <w:ind w:left="360" w:leftChars="0" w:right="38" w:hanging="360" w:firstLineChars="0"/>
+        <w:jc w:val="both"/>
+        <w:rPr>
+          <w:sz w:val="16"/>
+        </w:rPr>
+      </w:pPr>
+      <w:r>
+        <w:rPr>
+          <w:rFonts w:hint="default"/>
+          <w:sz w:val="16"/>
+        </w:rPr>
+        <w:t xml:space="preserve">M. K. Tripathi et al., "Techno-economic assessment of tomato cultivation under different protected structures," Sci. Rep., vol. 15, no. 1, Art. no. 11064, Feb. 2025. [Online]. Available: </w:t>
+      </w:r>
+      <w:r>
+        <w:rPr>
+          <w:rFonts w:hint="default"/>
+          <w:sz w:val="16"/>
+        </w:rPr>
+        <w:fldChar w:fldCharType="begin"/>
+      </w:r>
+      <w:r>
+        <w:rPr>
+          <w:rFonts w:hint="default"/>
+          <w:sz w:val="16"/>
+        </w:rPr>
+        <w:instrText xml:space="preserve"> HYPERLINK "https://www.nature.com/articles/s41598-025-11064-0" </w:instrText>
+      </w:r>
+      <w:r>
+        <w:rPr>
+          <w:rFonts w:hint="default"/>
+          <w:sz w:val="16"/>
+        </w:rPr>
+        <w:fldChar w:fldCharType="separate"/>
+      </w:r>
+      <w:r>
+        <w:rPr>
+          <w:rStyle w:val="14"/>
+          <w:rFonts w:hint="default"/>
+          <w:sz w:val="16"/>
+        </w:rPr>
+        <w:t>https://www.nature.com/articles/s41598-025-11064-0</w:t>
+      </w:r>
+      <w:r>
+        <w:rPr>
+          <w:rFonts w:hint="default"/>
+          <w:sz w:val="16"/>
+        </w:rPr>
+        <w:fldChar w:fldCharType="end"/>
+      </w:r>
+    </w:p>
+    <w:p>
+      <w:pPr>
+        <w:pStyle w:val="38"/>
+        <w:numPr>
+          <w:ilvl w:val="0"/>
+          <w:numId w:val="10"/>
+        </w:numPr>
+        <w:tabs>
+          <w:tab w:val="left" w:pos="967"/>
+          <w:tab w:val="left" w:pos="969"/>
+        </w:tabs>
+        <w:spacing w:before="87" w:after="0" w:line="235" w:lineRule="auto"/>
+        <w:ind w:left="360" w:leftChars="0" w:right="38" w:hanging="360" w:firstLineChars="0"/>
+        <w:jc w:val="both"/>
+        <w:rPr>
+          <w:sz w:val="16"/>
+        </w:rPr>
+      </w:pPr>
+      <w:r>
+        <w:rPr>
+          <w:rFonts w:hint="default"/>
+          <w:sz w:val="16"/>
+        </w:rPr>
+        <w:t xml:space="preserve">M. J. M. Alhariri, "Analysis of Global and Local Tomato Production: Growth Trends and Challenges," Int. J. Biol. Life Sci., vol. 3, no. 3, pp. 206–211, Dec. 2024. [Online]. Available: </w:t>
+      </w:r>
+      <w:r>
+        <w:rPr>
+          <w:rFonts w:hint="default"/>
+          <w:sz w:val="16"/>
+        </w:rPr>
+        <w:fldChar w:fldCharType="begin"/>
+      </w:r>
+      <w:r>
+        <w:rPr>
+          <w:rFonts w:hint="default"/>
+          <w:sz w:val="16"/>
+        </w:rPr>
+        <w:instrText xml:space="preserve"> HYPERLINK "https://drpress.org/ojs/index.php/ijbls/article/view/27488" </w:instrText>
+      </w:r>
+      <w:r>
+        <w:rPr>
+          <w:rFonts w:hint="default"/>
+          <w:sz w:val="16"/>
+        </w:rPr>
+        <w:fldChar w:fldCharType="separate"/>
+      </w:r>
+      <w:r>
+        <w:rPr>
+          <w:rStyle w:val="14"/>
+          <w:rFonts w:hint="default"/>
+          <w:sz w:val="16"/>
+        </w:rPr>
+        <w:t>https://drpress.org/ojs/index.php/ijbls/article/view/27488</w:t>
+      </w:r>
+      <w:r>
+        <w:rPr>
+          <w:rFonts w:hint="default"/>
+          <w:sz w:val="16"/>
+        </w:rPr>
+        <w:fldChar w:fldCharType="end"/>
+      </w:r>
+    </w:p>
+    <w:p>
+      <w:pPr>
+        <w:pStyle w:val="38"/>
+        <w:numPr>
+          <w:ilvl w:val="0"/>
+          <w:numId w:val="10"/>
+        </w:numPr>
+        <w:tabs>
+          <w:tab w:val="left" w:pos="967"/>
+          <w:tab w:val="left" w:pos="969"/>
+        </w:tabs>
+        <w:spacing w:before="87" w:after="0" w:line="235" w:lineRule="auto"/>
+        <w:ind w:left="360" w:leftChars="0" w:right="38" w:hanging="360" w:firstLineChars="0"/>
+        <w:jc w:val="both"/>
+        <w:rPr>
+          <w:sz w:val="16"/>
+        </w:rPr>
+      </w:pPr>
+      <w:r>
+        <w:rPr>
+          <w:rFonts w:hint="default"/>
+          <w:sz w:val="16"/>
+        </w:rPr>
+        <w:t>S. V. Deshpande, A. S. Patil</w:t>
+      </w:r>
+      <w:r>
+        <w:rPr>
+          <w:rFonts w:hint="default"/>
+          <w:sz w:val="16"/>
+          <w:lang w:val="en-US"/>
+        </w:rPr>
+        <w:t xml:space="preserve"> and</w:t>
+      </w:r>
+      <w:r>
+        <w:rPr>
+          <w:rFonts w:hint="default"/>
+          <w:sz w:val="16"/>
+        </w:rPr>
+        <w:t xml:space="preserve"> R. M. Kulkarni, "Agricultural Productivity Forecasting using Deep Learning Models: A Case Study on Tomato Crops in India," arXiv preprint arXiv:2507.03219, Jul. 2025. [Online]. Available: </w:t>
+      </w:r>
+      <w:r>
+        <w:rPr>
+          <w:rFonts w:hint="default"/>
+          <w:sz w:val="16"/>
+        </w:rPr>
+        <w:fldChar w:fldCharType="begin"/>
+      </w:r>
+      <w:r>
+        <w:rPr>
+          <w:rFonts w:hint="default"/>
+          <w:sz w:val="16"/>
+        </w:rPr>
+        <w:instrText xml:space="preserve"> HYPERLINK "https://arxiv.org/abs/2507.03219" </w:instrText>
+      </w:r>
+      <w:r>
+        <w:rPr>
+          <w:rFonts w:hint="default"/>
+          <w:sz w:val="16"/>
+        </w:rPr>
+        <w:fldChar w:fldCharType="separate"/>
+      </w:r>
+      <w:r>
+        <w:rPr>
+          <w:rStyle w:val="14"/>
+          <w:rFonts w:hint="default"/>
+          <w:sz w:val="16"/>
+        </w:rPr>
+        <w:t>https://arxiv.org/abs/2507.03219</w:t>
+      </w:r>
+      <w:r>
+        <w:rPr>
+          <w:rFonts w:hint="default"/>
+          <w:sz w:val="16"/>
+        </w:rPr>
+        <w:fldChar w:fldCharType="end"/>
+      </w:r>
+    </w:p>
+    <w:p>
+      <w:pPr>
+        <w:pStyle w:val="38"/>
+        <w:numPr>
+          <w:ilvl w:val="0"/>
+          <w:numId w:val="10"/>
+        </w:numPr>
+        <w:tabs>
+          <w:tab w:val="left" w:pos="967"/>
+          <w:tab w:val="left" w:pos="969"/>
+        </w:tabs>
+        <w:spacing w:before="87" w:after="0" w:line="235" w:lineRule="auto"/>
+        <w:ind w:left="360" w:leftChars="0" w:right="38" w:hanging="360" w:firstLineChars="0"/>
+        <w:jc w:val="both"/>
+        <w:rPr>
+          <w:sz w:val="16"/>
+        </w:rPr>
+      </w:pPr>
+      <w:r>
+        <w:rPr>
+          <w:rFonts w:hint="default"/>
+          <w:sz w:val="16"/>
+        </w:rPr>
+        <w:t>V. Kumar, H. Sharma</w:t>
+      </w:r>
+      <w:r>
+        <w:rPr>
+          <w:rFonts w:hint="default"/>
+          <w:sz w:val="16"/>
+          <w:lang w:val="en-US"/>
+        </w:rPr>
+        <w:t xml:space="preserve"> and</w:t>
+      </w:r>
+      <w:r>
+        <w:rPr>
+          <w:rFonts w:hint="default"/>
+          <w:sz w:val="16"/>
+        </w:rPr>
+        <w:t xml:space="preserve"> S. Sood, "Economic Analysis of Tomato Cultivation in Himachal Pradesh," Indian J. Econ. Dev., vol. 17, no. 2, pp. 473–478, Jun. 2021, doi: 10.35716/IJED/21035. [Online]. Available: </w:t>
+      </w:r>
+      <w:r>
+        <w:rPr>
+          <w:rFonts w:hint="default"/>
+          <w:sz w:val="16"/>
+        </w:rPr>
+        <w:fldChar w:fldCharType="begin"/>
+      </w:r>
+      <w:r>
+        <w:rPr>
+          <w:rFonts w:hint="default"/>
+          <w:sz w:val="16"/>
+        </w:rPr>
+        <w:instrText xml:space="preserve"> HYPERLINK "https://pubmed.ncbi.nlm.nih.gov/40464016/" </w:instrText>
+      </w:r>
+      <w:r>
+        <w:rPr>
+          <w:rFonts w:hint="default"/>
+          <w:sz w:val="16"/>
+        </w:rPr>
+        <w:fldChar w:fldCharType="separate"/>
+      </w:r>
+      <w:r>
+        <w:rPr>
+          <w:rStyle w:val="14"/>
+          <w:rFonts w:hint="default"/>
+          <w:sz w:val="16"/>
+        </w:rPr>
+        <w:t>https://pubmed.ncbi.nlm.nih.gov/40464016/</w:t>
+      </w:r>
+      <w:r>
+        <w:rPr>
+          <w:rFonts w:hint="default"/>
+          <w:sz w:val="16"/>
+        </w:rPr>
+        <w:fldChar w:fldCharType="end"/>
+      </w:r>
+    </w:p>
+    <w:p>
+      <w:pPr>
+        <w:pStyle w:val="38"/>
+        <w:numPr>
+          <w:ilvl w:val="0"/>
+          <w:numId w:val="10"/>
+        </w:numPr>
+        <w:tabs>
+          <w:tab w:val="left" w:pos="967"/>
+          <w:tab w:val="left" w:pos="969"/>
+        </w:tabs>
+        <w:spacing w:before="87" w:after="0" w:line="235" w:lineRule="auto"/>
+        <w:ind w:left="360" w:leftChars="0" w:right="38" w:hanging="360" w:firstLineChars="0"/>
+        <w:jc w:val="both"/>
         <w:rPr>
           <w:rFonts w:hint="default"/>
           <w:b/>
@@ -5992,867 +8672,292 @@
       <w:r>
         <w:rPr>
           <w:rFonts w:hint="default"/>
+          <w:sz w:val="16"/>
+        </w:rPr>
+        <w:t>P. Patil, N. Yaligar and S. M. Meena, "Comparision of</w:t>
+      </w:r>
+      <w:r>
+        <w:rPr>
+          <w:rFonts w:hint="default"/>
+          <w:sz w:val="16"/>
+          <w:lang w:val="en-US"/>
+        </w:rPr>
+        <w:t xml:space="preserve"> </w:t>
+      </w:r>
+      <w:r>
+        <w:rPr>
+          <w:rFonts w:hint="default"/>
+          <w:sz w:val="16"/>
+        </w:rPr>
+        <w:t>Performance of Classifiers - SVM, RF and ANN in Potato</w:t>
+      </w:r>
+      <w:r>
+        <w:rPr>
+          <w:rFonts w:hint="default"/>
+          <w:sz w:val="16"/>
+          <w:lang w:val="en-US"/>
+        </w:rPr>
+        <w:t xml:space="preserve"> </w:t>
+      </w:r>
+      <w:r>
+        <w:rPr>
+          <w:rFonts w:hint="default"/>
+          <w:sz w:val="16"/>
+        </w:rPr>
+        <w:t>Blight Disease Detection Using Leaf Images," 2017 IEEE</w:t>
+      </w:r>
+      <w:r>
+        <w:rPr>
+          <w:rFonts w:hint="default"/>
+          <w:sz w:val="16"/>
+          <w:lang w:val="en-US"/>
+        </w:rPr>
+        <w:t xml:space="preserve"> </w:t>
+      </w:r>
+      <w:r>
+        <w:rPr>
+          <w:rFonts w:hint="default"/>
+          <w:sz w:val="16"/>
+        </w:rPr>
+        <w:t>International Conferenceon Computational Intelligence and</w:t>
+      </w:r>
+      <w:r>
+        <w:rPr>
+          <w:rFonts w:hint="default"/>
+          <w:sz w:val="16"/>
+          <w:lang w:val="en-US"/>
+        </w:rPr>
+        <w:t xml:space="preserve"> </w:t>
+      </w:r>
+      <w:r>
+        <w:rPr>
+          <w:rFonts w:hint="default"/>
+          <w:sz w:val="16"/>
+        </w:rPr>
+        <w:t>Computing Research (ICCIC), Coimbatore, India, 2017, pp. 1-5,</w:t>
+      </w:r>
+      <w:r>
+        <w:rPr>
+          <w:rFonts w:hint="default"/>
+          <w:sz w:val="16"/>
+          <w:lang w:val="en-US"/>
+        </w:rPr>
+        <w:t xml:space="preserve"> </w:t>
+      </w:r>
+      <w:r>
+        <w:rPr>
+          <w:rFonts w:hint="default"/>
+          <w:sz w:val="16"/>
+        </w:rPr>
+        <w:t>doi: 10.1109/ICCIC.2017.8524301</w:t>
+      </w:r>
+    </w:p>
+    <w:p>
+      <w:pPr>
+        <w:pStyle w:val="38"/>
+        <w:numPr>
+          <w:ilvl w:val="0"/>
+          <w:numId w:val="10"/>
+        </w:numPr>
+        <w:tabs>
+          <w:tab w:val="left" w:pos="967"/>
+          <w:tab w:val="left" w:pos="969"/>
+        </w:tabs>
+        <w:spacing w:before="87" w:after="0" w:line="235" w:lineRule="auto"/>
+        <w:ind w:left="360" w:leftChars="0" w:right="38" w:hanging="360" w:firstLineChars="0"/>
+        <w:jc w:val="both"/>
+        <w:rPr>
+          <w:rFonts w:hint="default"/>
+          <w:b w:val="0"/>
+          <w:bCs w:val="0"/>
+          <w:sz w:val="16"/>
+          <w:szCs w:val="16"/>
+          <w:lang w:val="en-US"/>
+        </w:rPr>
+      </w:pPr>
+      <w:r>
+        <w:rPr>
+          <w:rFonts w:hint="default"/>
+          <w:b w:val="0"/>
+          <w:bCs w:val="0"/>
+          <w:sz w:val="16"/>
+          <w:szCs w:val="16"/>
+          <w:lang w:val="en-US"/>
+        </w:rPr>
+        <w:t>R. Yakkundimath, G. Saunshi, B. Anami and S. Palaiah, “Classification of rice diseases using convolutional neural network models,” Journal of The Institution of Engineers (India): Series B, vol.103, no. 4, pp. 1047– 1059, 2022.</w:t>
+      </w:r>
+    </w:p>
+    <w:p>
+      <w:pPr>
+        <w:pStyle w:val="38"/>
+        <w:numPr>
+          <w:ilvl w:val="0"/>
+          <w:numId w:val="10"/>
+        </w:numPr>
+        <w:tabs>
+          <w:tab w:val="left" w:pos="967"/>
+          <w:tab w:val="left" w:pos="969"/>
+        </w:tabs>
+        <w:spacing w:before="87" w:after="0" w:line="235" w:lineRule="auto"/>
+        <w:ind w:left="360" w:leftChars="0" w:right="38" w:hanging="360" w:firstLineChars="0"/>
+        <w:jc w:val="both"/>
+        <w:rPr>
+          <w:rFonts w:hint="default"/>
+          <w:b w:val="0"/>
+          <w:bCs w:val="0"/>
+          <w:sz w:val="16"/>
+          <w:szCs w:val="16"/>
+          <w:lang w:val="en-US"/>
+        </w:rPr>
+      </w:pPr>
+      <w:r>
+        <w:rPr>
+          <w:rFonts w:hint="default"/>
+          <w:b w:val="0"/>
+          <w:bCs w:val="0"/>
+          <w:sz w:val="16"/>
+          <w:szCs w:val="16"/>
+          <w:lang w:val="en-US"/>
+        </w:rPr>
+        <w:t>H. Yin, Y. H. Gu, C.-J. Park, J.-H. Park and S. J. Yoo, “Transfer learning-based search model for hot pepper diseases and pests,” Agriculture, vol. 10, no. 10, p. 439, 2020.</w:t>
+      </w:r>
+    </w:p>
+    <w:p>
+      <w:pPr>
+        <w:pStyle w:val="38"/>
+        <w:numPr>
+          <w:ilvl w:val="0"/>
+          <w:numId w:val="10"/>
+        </w:numPr>
+        <w:tabs>
+          <w:tab w:val="left" w:pos="967"/>
+          <w:tab w:val="left" w:pos="969"/>
+        </w:tabs>
+        <w:spacing w:before="87" w:after="0" w:line="235" w:lineRule="auto"/>
+        <w:ind w:left="360" w:leftChars="0" w:right="38" w:hanging="360" w:firstLineChars="0"/>
+        <w:jc w:val="both"/>
+        <w:rPr>
+          <w:rFonts w:hint="default"/>
+          <w:b w:val="0"/>
+          <w:bCs w:val="0"/>
+          <w:sz w:val="16"/>
+          <w:szCs w:val="16"/>
+          <w:lang w:val="en-US"/>
+        </w:rPr>
+      </w:pPr>
+      <w:r>
+        <w:rPr>
+          <w:rFonts w:hint="default"/>
+          <w:b w:val="0"/>
+          <w:bCs w:val="0"/>
+          <w:sz w:val="16"/>
+          <w:szCs w:val="16"/>
+          <w:lang w:val="en-US"/>
+        </w:rPr>
+        <w:t>Y. Kurmi, P. Saxena, B. S. Kirar, S. Gangwar, V. Chaurasia and A. Goel, “Deep cnn model for crops’ diseases detection using leaf images,” Multidimensional Systems and Signal Processing, vol. 33, no. 3, pp. 981–1000, 2022.</w:t>
+      </w:r>
+    </w:p>
+    <w:p>
+      <w:pPr>
+        <w:pStyle w:val="38"/>
+        <w:numPr>
+          <w:ilvl w:val="0"/>
+          <w:numId w:val="10"/>
+        </w:numPr>
+        <w:tabs>
+          <w:tab w:val="left" w:pos="967"/>
+          <w:tab w:val="left" w:pos="969"/>
+        </w:tabs>
+        <w:spacing w:before="87" w:after="0" w:line="235" w:lineRule="auto"/>
+        <w:ind w:left="360" w:leftChars="0" w:right="38" w:hanging="360" w:firstLineChars="0"/>
+        <w:jc w:val="both"/>
+        <w:rPr>
+          <w:rFonts w:hint="default"/>
+          <w:b w:val="0"/>
+          <w:bCs w:val="0"/>
+          <w:sz w:val="16"/>
+          <w:szCs w:val="16"/>
+          <w:lang w:val="en-US"/>
+        </w:rPr>
+      </w:pPr>
+      <w:r>
+        <w:rPr>
+          <w:rFonts w:hint="default"/>
+          <w:b w:val="0"/>
+          <w:bCs w:val="0"/>
+          <w:sz w:val="16"/>
+          <w:szCs w:val="16"/>
+          <w:lang w:val="en-US"/>
+        </w:rPr>
+        <w:t xml:space="preserve"> S. S. Gaikwad, S. S. Rumma and M. Hangarge, “Fungi affected fruit leaf disease classification using deep CNN architecture,” International Journal of Information Technology, vol. 14, no. 7, pp. 3815–3824, 2022.</w:t>
+      </w:r>
+    </w:p>
+    <w:p>
+      <w:pPr>
+        <w:pStyle w:val="38"/>
+        <w:numPr>
+          <w:ilvl w:val="0"/>
+          <w:numId w:val="10"/>
+        </w:numPr>
+        <w:tabs>
+          <w:tab w:val="left" w:pos="967"/>
+          <w:tab w:val="left" w:pos="969"/>
+        </w:tabs>
+        <w:spacing w:before="87" w:after="0" w:line="235" w:lineRule="auto"/>
+        <w:ind w:left="360" w:leftChars="0" w:right="38" w:hanging="360" w:firstLineChars="0"/>
+        <w:jc w:val="both"/>
+        <w:rPr>
+          <w:rFonts w:hint="default"/>
+          <w:b w:val="0"/>
+          <w:bCs w:val="0"/>
+          <w:sz w:val="16"/>
+          <w:szCs w:val="16"/>
+          <w:lang w:val="en-US"/>
+        </w:rPr>
+      </w:pPr>
+      <w:r>
+        <w:rPr>
+          <w:rFonts w:hint="default"/>
+          <w:b w:val="0"/>
+          <w:bCs w:val="0"/>
+          <w:sz w:val="16"/>
+          <w:szCs w:val="16"/>
+          <w:lang w:val="en-US"/>
+        </w:rPr>
+        <w:t>M. Prabu and B. J. Chelliah, “Mango leaf disease identification and classification using a cnn architecture optimized by crossover-based levy flight distribution algorithm,” Neural Computing and Applications, vol. 34, no. 9, pp. 7311–7324, 2022</w:t>
+      </w:r>
+    </w:p>
+    <w:p>
+      <w:pPr>
+        <w:pStyle w:val="38"/>
+        <w:numPr>
+          <w:ilvl w:val="0"/>
+          <w:numId w:val="10"/>
+        </w:numPr>
+        <w:tabs>
+          <w:tab w:val="left" w:pos="967"/>
+          <w:tab w:val="left" w:pos="969"/>
+        </w:tabs>
+        <w:spacing w:before="87" w:after="0" w:line="235" w:lineRule="auto"/>
+        <w:ind w:left="360" w:leftChars="0" w:right="38" w:hanging="360" w:firstLineChars="0"/>
+        <w:jc w:val="both"/>
+        <w:rPr>
+          <w:rFonts w:hint="default"/>
           <w:b/>
           <w:bCs/>
           <w:lang w:val="en-US"/>
         </w:rPr>
-        <w:t xml:space="preserve">"Economic Analysis of Tomato Cultivation in Himachal Pradesh" is: H. Sharma, S. Sood and V. Kumar, Indian J. Econ. Dev., vol. 17, no. 4, pp. 960-965, Dec. 2021, doi: 10.35716/IJED/20213. </w:t>
-      </w:r>
-    </w:p>
-    <w:p>
-      <w:pPr>
-        <w:pStyle w:val="9"/>
-        <w:numPr>
-          <w:ilvl w:val="0"/>
-          <w:numId w:val="0"/>
-        </w:numPr>
-        <w:bidi w:val="0"/>
-        <w:spacing w:after="120" w:line="228" w:lineRule="auto"/>
-        <w:jc w:val="both"/>
-        <w:rPr>
-          <w:rFonts w:hint="default"/>
-          <w:b/>
-          <w:bCs/>
-          <w:lang w:val="en-US"/>
-        </w:rPr>
-      </w:pPr>
-      <w:r>
-        <w:rPr>
-          <w:rFonts w:hint="default"/>
-          <w:b/>
-          <w:bCs/>
-          <w:lang w:val="en-US"/>
-        </w:rPr>
-        <w:t>4 : A. S. Paymode and V. B. Malode, "Efficient Deep Learning Models for Plant Disease Detection: A Systematic Review," arXiv preprint arXiv:2308.14087, 2023. [Online]. Available: https://arxiv.org/abs/2308.14087.</w:t>
-      </w:r>
-    </w:p>
-    <w:p>
-      <w:pPr>
-        <w:pStyle w:val="9"/>
-        <w:numPr>
-          <w:ilvl w:val="0"/>
-          <w:numId w:val="0"/>
-        </w:numPr>
-        <w:bidi w:val="0"/>
-        <w:spacing w:after="120" w:line="228" w:lineRule="auto"/>
-        <w:jc w:val="both"/>
-        <w:rPr>
-          <w:rFonts w:hint="default"/>
-          <w:b/>
-          <w:bCs/>
-          <w:lang w:val="en-US"/>
-        </w:rPr>
-      </w:pPr>
-      <w:r>
-        <w:rPr>
-          <w:rFonts w:hint="default"/>
-          <w:b/>
-          <w:bCs/>
-          <w:lang w:val="en-US"/>
-        </w:rPr>
-        <w:t>5: M. K. Tripathi et al., "Techno-economic assessment of tomato cultivation under different protected structures," Sci. Rep., vol. 15, no. 1, Art. no. 11064, Feb. 2025. [Online]. Available: https://www.nature.com/articles/s41598-025-11064-0</w:t>
-      </w:r>
-    </w:p>
-    <w:p>
-      <w:pPr>
-        <w:pStyle w:val="9"/>
-        <w:numPr>
-          <w:ilvl w:val="0"/>
-          <w:numId w:val="0"/>
-        </w:numPr>
-        <w:bidi w:val="0"/>
-        <w:spacing w:after="120" w:line="228" w:lineRule="auto"/>
-        <w:jc w:val="both"/>
-        <w:rPr>
-          <w:rFonts w:hint="default"/>
-          <w:b/>
-          <w:bCs/>
-          <w:lang w:val="en-US"/>
-        </w:rPr>
-      </w:pPr>
-      <w:r>
-        <w:rPr>
-          <w:rFonts w:hint="default"/>
-          <w:b/>
-          <w:bCs/>
-          <w:lang w:val="en-US"/>
-        </w:rPr>
-        <w:t>6: M. J. M. Alhariri, "Analysis of Global and Local Tomato Production: Growth Trends and Challenges," Int. J. Biol. Life Sci., vol. 3, no. 3, pp. 206–211, Dec. 2024. [Online]. Available: https://drpress.org/ojs/index.php/ijbls/article/view/27488</w:t>
-      </w:r>
-    </w:p>
-    <w:p>
-      <w:pPr>
-        <w:pStyle w:val="9"/>
-        <w:numPr>
-          <w:ilvl w:val="0"/>
-          <w:numId w:val="0"/>
-        </w:numPr>
-        <w:bidi w:val="0"/>
-        <w:spacing w:after="120" w:line="228" w:lineRule="auto"/>
-        <w:jc w:val="both"/>
-        <w:rPr>
-          <w:rFonts w:hint="default"/>
-          <w:b/>
-          <w:bCs/>
-          <w:lang w:val="en-US"/>
-        </w:rPr>
-      </w:pPr>
-      <w:r>
-        <w:rPr>
-          <w:rFonts w:hint="default"/>
-          <w:b/>
-          <w:bCs/>
-          <w:lang w:val="en-US"/>
-        </w:rPr>
-        <w:t>7: S. V. Deshpande, A. S. Patil, and R. M. Kulkarni, "Agricultural Productivity Forecasting using Deep Learning Models: A Case Study on Tomato Crops in India," arXiv preprint arXiv:2507.03219, Jul. 2025. [Online]. Available: https://arxiv.org/abs/2507.03219</w:t>
-      </w:r>
-    </w:p>
-    <w:p>
-      <w:pPr>
-        <w:pStyle w:val="9"/>
-        <w:numPr>
-          <w:ilvl w:val="0"/>
-          <w:numId w:val="0"/>
-        </w:numPr>
-        <w:bidi w:val="0"/>
-        <w:spacing w:after="120" w:line="228" w:lineRule="auto"/>
-        <w:jc w:val="both"/>
-        <w:rPr>
-          <w:rFonts w:hint="default"/>
-          <w:b/>
-          <w:bCs/>
-          <w:lang w:val="en-US"/>
-        </w:rPr>
-      </w:pPr>
-      <w:r>
-        <w:rPr>
-          <w:rFonts w:hint="default"/>
-          <w:b/>
-          <w:bCs/>
-          <w:lang w:val="en-US"/>
-        </w:rPr>
-        <w:t xml:space="preserve">8: V. Kumar, H. Sharma, and S. Sood, "Economic Analysis of Tomato Cultivation in Himachal Pradesh," Indian J. Econ. Dev., vol. 17, no. 2, pp. 473–478, Jun. 2021, doi: 10.35716/IJED/21035. [Online]. Available: </w:t>
-      </w:r>
-      <w:r>
-        <w:rPr>
-          <w:rFonts w:hint="default"/>
-          <w:b/>
-          <w:bCs/>
-          <w:lang w:val="en-US"/>
-        </w:rPr>
-        <w:fldChar w:fldCharType="begin"/>
-      </w:r>
-      <w:r>
-        <w:rPr>
-          <w:rFonts w:hint="default"/>
-          <w:b/>
-          <w:bCs/>
-          <w:lang w:val="en-US"/>
-        </w:rPr>
-        <w:instrText xml:space="preserve"> HYPERLINK "https://pubmed.ncbi.nlm.nih.gov/40464016/" </w:instrText>
-      </w:r>
-      <w:r>
-        <w:rPr>
-          <w:rFonts w:hint="default"/>
-          <w:b/>
-          <w:bCs/>
-          <w:lang w:val="en-US"/>
-        </w:rPr>
-        <w:fldChar w:fldCharType="separate"/>
-      </w:r>
-      <w:r>
-        <w:rPr>
-          <w:rStyle w:val="14"/>
-          <w:rFonts w:hint="default"/>
-          <w:b/>
-          <w:bCs/>
-          <w:lang w:val="en-US"/>
-        </w:rPr>
-        <w:t>https://pubmed.ncbi.nlm.nih.gov/40464016/</w:t>
-      </w:r>
-      <w:r>
-        <w:rPr>
-          <w:rFonts w:hint="default"/>
-          <w:b/>
-          <w:bCs/>
-          <w:lang w:val="en-US"/>
-        </w:rPr>
-        <w:fldChar w:fldCharType="end"/>
-      </w:r>
-    </w:p>
-    <w:p>
-      <w:pPr>
-        <w:pStyle w:val="9"/>
-        <w:numPr>
-          <w:ilvl w:val="0"/>
-          <w:numId w:val="0"/>
-        </w:numPr>
-        <w:bidi w:val="0"/>
-        <w:spacing w:after="120" w:line="228" w:lineRule="auto"/>
-        <w:jc w:val="both"/>
-        <w:rPr>
-          <w:rFonts w:hint="default"/>
-          <w:b/>
-          <w:bCs/>
-          <w:lang w:val="en-US"/>
-        </w:rPr>
-      </w:pPr>
-      <w:r>
-        <w:rPr>
-          <w:rFonts w:hint="default"/>
-          <w:b/>
-          <w:bCs/>
-          <w:lang w:val="en-US"/>
-        </w:rPr>
-        <w:t>9: P. Patil, N. Yaligar and S. M. Meena, "Comparision of</w:t>
-      </w:r>
-    </w:p>
-    <w:p>
-      <w:pPr>
-        <w:pStyle w:val="9"/>
-        <w:numPr>
-          <w:ilvl w:val="0"/>
-          <w:numId w:val="0"/>
-        </w:numPr>
-        <w:bidi w:val="0"/>
-        <w:spacing w:after="120" w:line="228" w:lineRule="auto"/>
-        <w:jc w:val="both"/>
-        <w:rPr>
-          <w:rFonts w:hint="default"/>
-          <w:b/>
-          <w:bCs/>
-          <w:lang w:val="en-US"/>
-        </w:rPr>
-      </w:pPr>
-      <w:r>
-        <w:rPr>
-          <w:rFonts w:hint="default"/>
-          <w:b/>
-          <w:bCs/>
-          <w:lang w:val="en-US"/>
-        </w:rPr>
-        <w:t>Performance of Classifiers - SVM, RF and ANN in Potato</w:t>
-      </w:r>
-    </w:p>
-    <w:p>
-      <w:pPr>
-        <w:pStyle w:val="9"/>
-        <w:numPr>
-          <w:ilvl w:val="0"/>
-          <w:numId w:val="0"/>
-        </w:numPr>
-        <w:bidi w:val="0"/>
-        <w:spacing w:after="120" w:line="228" w:lineRule="auto"/>
-        <w:jc w:val="both"/>
-        <w:rPr>
-          <w:rFonts w:hint="default"/>
-          <w:b/>
-          <w:bCs/>
-          <w:lang w:val="en-US"/>
-        </w:rPr>
-      </w:pPr>
-      <w:r>
-        <w:rPr>
-          <w:rFonts w:hint="default"/>
-          <w:b/>
-          <w:bCs/>
-          <w:lang w:val="en-US"/>
-        </w:rPr>
-        <w:t>Blight Disease Detection Using Leaf Images," 2017 IEEE</w:t>
-      </w:r>
-    </w:p>
-    <w:p>
-      <w:pPr>
-        <w:pStyle w:val="9"/>
-        <w:numPr>
-          <w:ilvl w:val="0"/>
-          <w:numId w:val="0"/>
-        </w:numPr>
-        <w:bidi w:val="0"/>
-        <w:spacing w:after="120" w:line="228" w:lineRule="auto"/>
-        <w:jc w:val="both"/>
-        <w:rPr>
-          <w:rFonts w:hint="default"/>
-          <w:b/>
-          <w:bCs/>
-          <w:lang w:val="en-US"/>
-        </w:rPr>
-      </w:pPr>
-      <w:r>
-        <w:rPr>
-          <w:rFonts w:hint="default"/>
-          <w:b/>
-          <w:bCs/>
-          <w:lang w:val="en-US"/>
-        </w:rPr>
-        <w:t>International Conferenceon Computational Intelligence and</w:t>
-      </w:r>
-    </w:p>
-    <w:p>
-      <w:pPr>
-        <w:pStyle w:val="9"/>
-        <w:numPr>
-          <w:ilvl w:val="0"/>
-          <w:numId w:val="0"/>
-        </w:numPr>
-        <w:bidi w:val="0"/>
-        <w:spacing w:after="120" w:line="228" w:lineRule="auto"/>
-        <w:jc w:val="both"/>
-        <w:rPr>
-          <w:rFonts w:hint="default"/>
-          <w:b/>
-          <w:bCs/>
-          <w:lang w:val="en-US"/>
-        </w:rPr>
-      </w:pPr>
-      <w:r>
-        <w:rPr>
-          <w:rFonts w:hint="default"/>
-          <w:b/>
-          <w:bCs/>
-          <w:lang w:val="en-US"/>
-        </w:rPr>
-        <w:t>Computing Research (ICCIC), Coimbatore, India, 2017, pp. 1-5,</w:t>
-      </w:r>
-    </w:p>
-    <w:p>
-      <w:pPr>
-        <w:pStyle w:val="9"/>
-        <w:numPr>
-          <w:ilvl w:val="0"/>
-          <w:numId w:val="0"/>
-        </w:numPr>
-        <w:bidi w:val="0"/>
-        <w:spacing w:after="120" w:line="228" w:lineRule="auto"/>
-        <w:jc w:val="both"/>
-        <w:rPr>
-          <w:rFonts w:hint="default"/>
-          <w:b/>
-          <w:bCs/>
-          <w:lang w:val="en-US"/>
-        </w:rPr>
-      </w:pPr>
-      <w:r>
-        <w:rPr>
-          <w:rFonts w:hint="default"/>
-          <w:b/>
-          <w:bCs/>
-          <w:lang w:val="en-US"/>
-        </w:rPr>
-        <w:t>doi: 10.1109/ICCIC.2017.8524301.</w:t>
-      </w:r>
-    </w:p>
-    <w:p>
-      <w:pPr>
-        <w:pStyle w:val="9"/>
-        <w:numPr>
-          <w:ilvl w:val="0"/>
-          <w:numId w:val="0"/>
-        </w:numPr>
-        <w:bidi w:val="0"/>
-        <w:spacing w:after="120" w:line="228" w:lineRule="auto"/>
-        <w:jc w:val="both"/>
-        <w:rPr>
-          <w:rFonts w:hint="default"/>
-          <w:b/>
-          <w:bCs/>
-          <w:lang w:val="en-US"/>
-        </w:rPr>
-      </w:pPr>
-      <w:r>
-        <w:rPr>
-          <w:rFonts w:hint="default"/>
-          <w:b/>
-          <w:bCs/>
-          <w:lang w:val="en-US"/>
-        </w:rPr>
-        <w:t>15: K. Joshi, V. Kumar, S. Kumar, and S. S. Gill, "A deep learning mobile application for tomato leaf nutrition deficiency identification with YOLOv8 and enhanced augmentation," Plant Science, vol. 364, Art. no. 112973, Jan. 2026, doi: 10.1016/j.plantsci.2025.112973</w:t>
-      </w:r>
-    </w:p>
-    <w:p>
-      <w:pPr>
-        <w:pStyle w:val="9"/>
-        <w:numPr>
-          <w:ilvl w:val="0"/>
-          <w:numId w:val="0"/>
-        </w:numPr>
-        <w:bidi w:val="0"/>
-        <w:spacing w:after="120" w:line="228" w:lineRule="auto"/>
-        <w:jc w:val="both"/>
-        <w:rPr>
-          <w:rFonts w:hint="default"/>
-          <w:b/>
-          <w:bCs/>
-          <w:lang w:val="en-US"/>
-        </w:rPr>
-      </w:pPr>
-      <w:r>
-        <w:rPr>
-          <w:rFonts w:hint="default"/>
-          <w:b/>
-          <w:bCs/>
-          <w:lang w:val="en-US"/>
-        </w:rPr>
-        <w:t>[10] R. Yakkundimath, G. Saunshi, B. Anami, and S. Palaiah,</w:t>
-      </w:r>
-    </w:p>
-    <w:p>
-      <w:pPr>
-        <w:pStyle w:val="9"/>
-        <w:numPr>
-          <w:ilvl w:val="0"/>
-          <w:numId w:val="0"/>
-        </w:numPr>
-        <w:bidi w:val="0"/>
-        <w:spacing w:after="120" w:line="228" w:lineRule="auto"/>
-        <w:jc w:val="both"/>
-        <w:rPr>
-          <w:rFonts w:hint="default"/>
-          <w:b/>
-          <w:bCs/>
-          <w:lang w:val="en-US"/>
-        </w:rPr>
-      </w:pPr>
-      <w:r>
-        <w:rPr>
-          <w:rFonts w:hint="default"/>
-          <w:b/>
-          <w:bCs/>
-          <w:lang w:val="en-US"/>
-        </w:rPr>
-        <w:t>“Classification of rice diseases using convolutional neural network</w:t>
-      </w:r>
-    </w:p>
-    <w:p>
-      <w:pPr>
-        <w:pStyle w:val="9"/>
-        <w:numPr>
-          <w:ilvl w:val="0"/>
-          <w:numId w:val="0"/>
-        </w:numPr>
-        <w:bidi w:val="0"/>
-        <w:spacing w:after="120" w:line="228" w:lineRule="auto"/>
-        <w:jc w:val="both"/>
-        <w:rPr>
-          <w:rFonts w:hint="default"/>
-          <w:b/>
-          <w:bCs/>
-          <w:lang w:val="en-US"/>
-        </w:rPr>
-      </w:pPr>
-      <w:r>
-        <w:rPr>
-          <w:rFonts w:hint="default"/>
-          <w:b/>
-          <w:bCs/>
-          <w:lang w:val="en-US"/>
-        </w:rPr>
-        <w:t>models,” Journal of The Institution of Engineers (India): Series B, vol.</w:t>
-      </w:r>
-    </w:p>
-    <w:p>
-      <w:pPr>
-        <w:pStyle w:val="9"/>
-        <w:numPr>
-          <w:ilvl w:val="0"/>
-          <w:numId w:val="0"/>
-        </w:numPr>
-        <w:bidi w:val="0"/>
-        <w:spacing w:after="120" w:line="228" w:lineRule="auto"/>
-        <w:jc w:val="both"/>
-        <w:rPr>
-          <w:rFonts w:hint="default"/>
-          <w:b/>
-          <w:bCs/>
-          <w:lang w:val="en-US"/>
-        </w:rPr>
-      </w:pPr>
-      <w:r>
-        <w:rPr>
-          <w:rFonts w:hint="default"/>
-          <w:b/>
-          <w:bCs/>
-          <w:lang w:val="en-US"/>
-        </w:rPr>
-        <w:t>103, no. 4, pp. 1047– 1059, 2022.</w:t>
-      </w:r>
-    </w:p>
-    <w:p>
-      <w:pPr>
-        <w:pStyle w:val="9"/>
-        <w:numPr>
-          <w:ilvl w:val="0"/>
-          <w:numId w:val="0"/>
-        </w:numPr>
-        <w:bidi w:val="0"/>
-        <w:spacing w:after="120" w:line="228" w:lineRule="auto"/>
-        <w:jc w:val="both"/>
-        <w:rPr>
-          <w:rFonts w:hint="default"/>
-          <w:b/>
-          <w:bCs/>
-          <w:lang w:val="en-US"/>
-        </w:rPr>
-      </w:pPr>
-      <w:r>
-        <w:rPr>
-          <w:rFonts w:hint="default"/>
-          <w:b/>
-          <w:bCs/>
-          <w:lang w:val="en-US"/>
-        </w:rPr>
-        <w:t>[11] H. Yin, Y. H. Gu, C.-J. Park, J.-H. Park, and S. J. Yoo, “Transfer</w:t>
-      </w:r>
-    </w:p>
-    <w:p>
-      <w:pPr>
-        <w:pStyle w:val="9"/>
-        <w:numPr>
-          <w:ilvl w:val="0"/>
-          <w:numId w:val="0"/>
-        </w:numPr>
-        <w:bidi w:val="0"/>
-        <w:spacing w:after="120" w:line="228" w:lineRule="auto"/>
-        <w:jc w:val="both"/>
-        <w:rPr>
-          <w:rFonts w:hint="default"/>
-          <w:b/>
-          <w:bCs/>
-          <w:lang w:val="en-US"/>
-        </w:rPr>
-      </w:pPr>
-      <w:r>
-        <w:rPr>
-          <w:rFonts w:hint="default"/>
-          <w:b/>
-          <w:bCs/>
-          <w:lang w:val="en-US"/>
-        </w:rPr>
-        <w:t>learning-based search model for hot pepper diseases and pests,” Agriculture, vol. 10, no. 10, p. 439, 2020.</w:t>
-      </w:r>
-    </w:p>
-    <w:p>
-      <w:pPr>
-        <w:pStyle w:val="9"/>
-        <w:numPr>
-          <w:ilvl w:val="0"/>
-          <w:numId w:val="0"/>
-        </w:numPr>
-        <w:bidi w:val="0"/>
-        <w:spacing w:after="120" w:line="228" w:lineRule="auto"/>
-        <w:jc w:val="both"/>
-        <w:rPr>
-          <w:rFonts w:hint="default"/>
-          <w:b/>
-          <w:bCs/>
-          <w:lang w:val="en-US"/>
-        </w:rPr>
-      </w:pPr>
-      <w:r>
-        <w:rPr>
-          <w:rFonts w:hint="default"/>
-          <w:b/>
-          <w:bCs/>
-          <w:lang w:val="en-US"/>
-        </w:rPr>
-        <w:t>[12] Y. Kurmi, P. Saxena, B. S. Kirar, S. Gangwar, V. Chaurasia, and A.</w:t>
-      </w:r>
-    </w:p>
-    <w:p>
-      <w:pPr>
-        <w:pStyle w:val="9"/>
-        <w:numPr>
-          <w:ilvl w:val="0"/>
-          <w:numId w:val="0"/>
-        </w:numPr>
-        <w:bidi w:val="0"/>
-        <w:spacing w:after="120" w:line="228" w:lineRule="auto"/>
-        <w:jc w:val="both"/>
-        <w:rPr>
-          <w:rFonts w:hint="default"/>
-          <w:b/>
-          <w:bCs/>
-          <w:lang w:val="en-US"/>
-        </w:rPr>
-      </w:pPr>
-      <w:r>
-        <w:rPr>
-          <w:rFonts w:hint="default"/>
-          <w:b/>
-          <w:bCs/>
-          <w:lang w:val="en-US"/>
-        </w:rPr>
-        <w:t>Goel, “Deep cnn model for crops’ diseases detection using leaf</w:t>
-      </w:r>
-    </w:p>
-    <w:p>
-      <w:pPr>
-        <w:pStyle w:val="9"/>
-        <w:numPr>
-          <w:ilvl w:val="0"/>
-          <w:numId w:val="0"/>
-        </w:numPr>
-        <w:bidi w:val="0"/>
-        <w:spacing w:after="120" w:line="228" w:lineRule="auto"/>
-        <w:jc w:val="both"/>
-        <w:rPr>
-          <w:rFonts w:hint="default"/>
-          <w:b/>
-          <w:bCs/>
-          <w:lang w:val="en-US"/>
-        </w:rPr>
-      </w:pPr>
-      <w:r>
-        <w:rPr>
-          <w:rFonts w:hint="default"/>
-          <w:b/>
-          <w:bCs/>
-          <w:lang w:val="en-US"/>
-        </w:rPr>
-        <w:t>images,” Multidimensional Systems and Signal Processing, vol. 33,</w:t>
-      </w:r>
-    </w:p>
-    <w:p>
-      <w:pPr>
-        <w:pStyle w:val="9"/>
-        <w:numPr>
-          <w:ilvl w:val="0"/>
-          <w:numId w:val="0"/>
-        </w:numPr>
-        <w:bidi w:val="0"/>
-        <w:spacing w:after="120" w:line="228" w:lineRule="auto"/>
-        <w:jc w:val="both"/>
-        <w:rPr>
-          <w:rFonts w:hint="default"/>
-          <w:b/>
-          <w:bCs/>
-          <w:lang w:val="en-US"/>
-        </w:rPr>
-      </w:pPr>
-      <w:r>
-        <w:rPr>
-          <w:rFonts w:hint="default"/>
-          <w:b/>
-          <w:bCs/>
-          <w:lang w:val="en-US"/>
-        </w:rPr>
-        <w:t>no. 3, pp. 981–1000, 2022.</w:t>
-      </w:r>
-    </w:p>
-    <w:p>
-      <w:pPr>
-        <w:pStyle w:val="9"/>
-        <w:numPr>
-          <w:ilvl w:val="0"/>
-          <w:numId w:val="0"/>
-        </w:numPr>
-        <w:bidi w:val="0"/>
-        <w:spacing w:after="120" w:line="228" w:lineRule="auto"/>
-        <w:jc w:val="both"/>
-        <w:rPr>
-          <w:rFonts w:hint="default"/>
-          <w:b/>
-          <w:bCs/>
-          <w:lang w:val="en-US"/>
-        </w:rPr>
-      </w:pPr>
-      <w:r>
-        <w:rPr>
-          <w:rFonts w:hint="default"/>
-          <w:b/>
-          <w:bCs/>
-          <w:lang w:val="en-US"/>
-        </w:rPr>
-        <w:t>[13] S. S. Gaikwad, S. S. Rumma, and M. Hangarge, “Fungi affected fruit</w:t>
-      </w:r>
-    </w:p>
-    <w:p>
-      <w:pPr>
-        <w:pStyle w:val="9"/>
-        <w:numPr>
-          <w:ilvl w:val="0"/>
-          <w:numId w:val="0"/>
-        </w:numPr>
-        <w:bidi w:val="0"/>
-        <w:spacing w:after="120" w:line="228" w:lineRule="auto"/>
-        <w:jc w:val="both"/>
-        <w:rPr>
-          <w:rFonts w:hint="default"/>
-          <w:b/>
-          <w:bCs/>
-          <w:lang w:val="en-US"/>
-        </w:rPr>
-      </w:pPr>
-      <w:r>
-        <w:rPr>
-          <w:rFonts w:hint="default"/>
-          <w:b/>
-          <w:bCs/>
-          <w:lang w:val="en-US"/>
-        </w:rPr>
-        <w:t>leaf disease classification using deep CNN architecture,” International</w:t>
-      </w:r>
-    </w:p>
-    <w:p>
-      <w:pPr>
-        <w:pStyle w:val="9"/>
-        <w:numPr>
-          <w:ilvl w:val="0"/>
-          <w:numId w:val="0"/>
-        </w:numPr>
-        <w:bidi w:val="0"/>
-        <w:spacing w:after="120" w:line="228" w:lineRule="auto"/>
-        <w:jc w:val="both"/>
-        <w:rPr>
-          <w:rFonts w:hint="default"/>
-          <w:b/>
-          <w:bCs/>
-          <w:lang w:val="en-US"/>
-        </w:rPr>
-      </w:pPr>
-      <w:r>
-        <w:rPr>
-          <w:rFonts w:hint="default"/>
-          <w:b/>
-          <w:bCs/>
-          <w:lang w:val="en-US"/>
-        </w:rPr>
-        <w:t>Journal of Information Technology, vol. 14, no. 7, pp. 3815–3824,</w:t>
-      </w:r>
-    </w:p>
-    <w:p>
-      <w:pPr>
-        <w:pStyle w:val="9"/>
-        <w:numPr>
-          <w:ilvl w:val="0"/>
-          <w:numId w:val="0"/>
-        </w:numPr>
-        <w:bidi w:val="0"/>
-        <w:spacing w:after="120" w:line="228" w:lineRule="auto"/>
-        <w:jc w:val="both"/>
-        <w:rPr>
-          <w:rFonts w:hint="default"/>
-          <w:b/>
-          <w:bCs/>
-          <w:lang w:val="en-US"/>
-        </w:rPr>
-      </w:pPr>
-      <w:r>
-        <w:rPr>
-          <w:rFonts w:hint="default"/>
-          <w:b/>
-          <w:bCs/>
-          <w:lang w:val="en-US"/>
-        </w:rPr>
-        <w:t>2022.</w:t>
-      </w:r>
-    </w:p>
-    <w:p>
-      <w:pPr>
-        <w:pStyle w:val="9"/>
-        <w:numPr>
-          <w:ilvl w:val="0"/>
-          <w:numId w:val="0"/>
-        </w:numPr>
-        <w:bidi w:val="0"/>
-        <w:spacing w:after="120" w:line="228" w:lineRule="auto"/>
-        <w:jc w:val="both"/>
-        <w:rPr>
-          <w:rFonts w:hint="default"/>
-          <w:b/>
-          <w:bCs/>
-          <w:lang w:val="en-US"/>
-        </w:rPr>
-      </w:pPr>
-      <w:r>
-        <w:rPr>
-          <w:rFonts w:hint="default"/>
-          <w:b/>
-          <w:bCs/>
-          <w:lang w:val="en-US"/>
-        </w:rPr>
-        <w:t>[14] M. Prabu and B. J. Chelliah, “Mango leaf disease identification and</w:t>
-      </w:r>
-    </w:p>
-    <w:p>
-      <w:pPr>
-        <w:pStyle w:val="9"/>
-        <w:numPr>
-          <w:ilvl w:val="0"/>
-          <w:numId w:val="0"/>
-        </w:numPr>
-        <w:bidi w:val="0"/>
-        <w:spacing w:after="120" w:line="228" w:lineRule="auto"/>
-        <w:jc w:val="both"/>
-        <w:rPr>
-          <w:rFonts w:hint="default"/>
-          <w:b/>
-          <w:bCs/>
-          <w:lang w:val="en-US"/>
-        </w:rPr>
-      </w:pPr>
-      <w:r>
-        <w:rPr>
-          <w:rFonts w:hint="default"/>
-          <w:b/>
-          <w:bCs/>
-          <w:lang w:val="en-US"/>
-        </w:rPr>
-        <w:t>classification using a cnn architecture optimized by crossover-based</w:t>
-      </w:r>
-    </w:p>
-    <w:p>
-      <w:pPr>
-        <w:pStyle w:val="9"/>
-        <w:numPr>
-          <w:ilvl w:val="0"/>
-          <w:numId w:val="0"/>
-        </w:numPr>
-        <w:bidi w:val="0"/>
-        <w:spacing w:after="120" w:line="228" w:lineRule="auto"/>
-        <w:jc w:val="both"/>
-        <w:rPr>
-          <w:rFonts w:hint="default"/>
-          <w:b/>
-          <w:bCs/>
-          <w:lang w:val="en-US"/>
-        </w:rPr>
-      </w:pPr>
-      <w:r>
-        <w:rPr>
-          <w:rFonts w:hint="default"/>
-          <w:b/>
-          <w:bCs/>
-          <w:lang w:val="en-US"/>
-        </w:rPr>
-        <w:t>levy flight distribution algorithm,” Neural Computing and</w:t>
-      </w:r>
-    </w:p>
-    <w:p>
-      <w:pPr>
-        <w:pStyle w:val="9"/>
-        <w:numPr>
-          <w:ilvl w:val="0"/>
-          <w:numId w:val="0"/>
-        </w:numPr>
-        <w:bidi w:val="0"/>
-        <w:spacing w:after="120" w:line="228" w:lineRule="auto"/>
-        <w:jc w:val="both"/>
-        <w:rPr>
-          <w:rFonts w:hint="default"/>
-          <w:b/>
-          <w:bCs/>
-          <w:lang w:val="en-US"/>
-        </w:rPr>
-      </w:pPr>
-      <w:r>
-        <w:rPr>
-          <w:rFonts w:hint="default"/>
-          <w:b/>
-          <w:bCs/>
-          <w:lang w:val="en-US"/>
-        </w:rPr>
-        <w:t>Applications, vol. 34, no. 9, pp. 7311–7324, 2022</w:t>
+      </w:pPr>
+      <w:r>
+        <w:rPr>
+          <w:rFonts w:hint="default"/>
+          <w:b w:val="0"/>
+          <w:bCs w:val="0"/>
+          <w:sz w:val="16"/>
+          <w:szCs w:val="16"/>
+          <w:lang w:val="en-US"/>
+        </w:rPr>
+        <w:t>K. Joshi, V. Kumar, S. Kumar and S. S. Gill, "A deep learning mobile application for tomato leaf nutrition deficiency identification with YOLOv8 and enhanced augmentation," Plant Science, vol. 364, Art. no. 112973, Jan. 2026, doi: 10.1016/j.plantsci.2025.112973</w:t>
       </w:r>
     </w:p>
     <w:sectPr>
@@ -6887,6 +8992,137 @@
 <file path=word/numbering.xml><?xml version="1.0" encoding="utf-8"?>
 <w:numbering xmlns:wpc="http://schemas.microsoft.com/office/word/2010/wordprocessingCanvas" xmlns:mc="http://schemas.openxmlformats.org/markup-compatibility/2006" xmlns:o="urn:schemas-microsoft-com:office:office" xmlns:r="http://schemas.openxmlformats.org/officeDocument/2006/relationships" xmlns:m="http://schemas.openxmlformats.org/officeDocument/2006/math" xmlns:v="urn:schemas-microsoft-com:vml" xmlns:wp14="http://schemas.microsoft.com/office/word/2010/wordprocessingDrawing" xmlns:wp="http://schemas.openxmlformats.org/drawingml/2006/wordprocessingDrawing" xmlns:w10="urn:schemas-microsoft-com:office:word" xmlns:w="http://schemas.openxmlformats.org/wordprocessingml/2006/main" xmlns:w14="http://schemas.microsoft.com/office/word/2010/wordml" xmlns:wpg="http://schemas.microsoft.com/office/word/2010/wordprocessingGroup" xmlns:wpi="http://schemas.microsoft.com/office/word/2010/wordprocessingInk" xmlns:wne="http://schemas.microsoft.com/office/word/2006/wordml" xmlns:wps="http://schemas.microsoft.com/office/word/2010/wordprocessingShape" xmlns:wpsCustomData="http://www.wps.cn/officeDocument/2013/wpsCustomData" mc:Ignorable="w14 wp14">
   <w:abstractNum w:abstractNumId="0">
+    <w:nsid w:val="B5E306ED"/>
+    <w:multiLevelType w:val="multilevel"/>
+    <w:tmpl w:val="B5E306ED"/>
+    <w:lvl w:ilvl="0" w:tentative="0">
+      <w:start w:val="1"/>
+      <w:numFmt w:val="decimal"/>
+      <w:lvlText w:val="[%1]"/>
+      <w:lvlJc w:val="left"/>
+      <w:pPr>
+        <w:ind w:left="360" w:hanging="360"/>
+        <w:jc w:val="right"/>
+      </w:pPr>
+      <w:rPr>
+        <w:rFonts w:hint="default" w:ascii="Times New Roman" w:hAnsi="Times New Roman" w:eastAsia="Times New Roman" w:cs="Times New Roman"/>
+        <w:b w:val="0"/>
+        <w:bCs w:val="0"/>
+        <w:i w:val="0"/>
+        <w:iCs w:val="0"/>
+        <w:spacing w:val="-2"/>
+        <w:w w:val="100"/>
+        <w:sz w:val="16"/>
+        <w:szCs w:val="16"/>
+        <w:lang w:val="en-US" w:eastAsia="en-US" w:bidi="ar-SA"/>
+      </w:rPr>
+    </w:lvl>
+    <w:lvl w:ilvl="1" w:tentative="0">
+      <w:start w:val="0"/>
+      <w:numFmt w:val="bullet"/>
+      <w:lvlText w:val="•"/>
+      <w:lvlJc w:val="left"/>
+      <w:pPr>
+        <w:ind w:left="804" w:hanging="360"/>
+      </w:pPr>
+      <w:rPr>
+        <w:rFonts w:hint="default"/>
+        <w:lang w:val="en-US" w:eastAsia="en-US" w:bidi="ar-SA"/>
+      </w:rPr>
+    </w:lvl>
+    <w:lvl w:ilvl="2" w:tentative="0">
+      <w:start w:val="0"/>
+      <w:numFmt w:val="bullet"/>
+      <w:lvlText w:val="•"/>
+      <w:lvlJc w:val="left"/>
+      <w:pPr>
+        <w:ind w:left="1258" w:hanging="360"/>
+      </w:pPr>
+      <w:rPr>
+        <w:rFonts w:hint="default"/>
+        <w:lang w:val="en-US" w:eastAsia="en-US" w:bidi="ar-SA"/>
+      </w:rPr>
+    </w:lvl>
+    <w:lvl w:ilvl="3" w:tentative="0">
+      <w:start w:val="0"/>
+      <w:numFmt w:val="bullet"/>
+      <w:lvlText w:val="•"/>
+      <w:lvlJc w:val="left"/>
+      <w:pPr>
+        <w:ind w:left="1712" w:hanging="360"/>
+      </w:pPr>
+      <w:rPr>
+        <w:rFonts w:hint="default"/>
+        <w:lang w:val="en-US" w:eastAsia="en-US" w:bidi="ar-SA"/>
+      </w:rPr>
+    </w:lvl>
+    <w:lvl w:ilvl="4" w:tentative="0">
+      <w:start w:val="0"/>
+      <w:numFmt w:val="bullet"/>
+      <w:lvlText w:val="•"/>
+      <w:lvlJc w:val="left"/>
+      <w:pPr>
+        <w:ind w:left="2166" w:hanging="360"/>
+      </w:pPr>
+      <w:rPr>
+        <w:rFonts w:hint="default"/>
+        <w:lang w:val="en-US" w:eastAsia="en-US" w:bidi="ar-SA"/>
+      </w:rPr>
+    </w:lvl>
+    <w:lvl w:ilvl="5" w:tentative="0">
+      <w:start w:val="0"/>
+      <w:numFmt w:val="bullet"/>
+      <w:lvlText w:val="•"/>
+      <w:lvlJc w:val="left"/>
+      <w:pPr>
+        <w:ind w:left="2620" w:hanging="360"/>
+      </w:pPr>
+      <w:rPr>
+        <w:rFonts w:hint="default"/>
+        <w:lang w:val="en-US" w:eastAsia="en-US" w:bidi="ar-SA"/>
+      </w:rPr>
+    </w:lvl>
+    <w:lvl w:ilvl="6" w:tentative="0">
+      <w:start w:val="0"/>
+      <w:numFmt w:val="bullet"/>
+      <w:lvlText w:val="•"/>
+      <w:lvlJc w:val="left"/>
+      <w:pPr>
+        <w:ind w:left="3073" w:hanging="360"/>
+      </w:pPr>
+      <w:rPr>
+        <w:rFonts w:hint="default"/>
+        <w:lang w:val="en-US" w:eastAsia="en-US" w:bidi="ar-SA"/>
+      </w:rPr>
+    </w:lvl>
+    <w:lvl w:ilvl="7" w:tentative="0">
+      <w:start w:val="0"/>
+      <w:numFmt w:val="bullet"/>
+      <w:lvlText w:val="•"/>
+      <w:lvlJc w:val="left"/>
+      <w:pPr>
+        <w:ind w:left="3527" w:hanging="360"/>
+      </w:pPr>
+      <w:rPr>
+        <w:rFonts w:hint="default"/>
+        <w:lang w:val="en-US" w:eastAsia="en-US" w:bidi="ar-SA"/>
+      </w:rPr>
+    </w:lvl>
+    <w:lvl w:ilvl="8" w:tentative="0">
+      <w:start w:val="0"/>
+      <w:numFmt w:val="bullet"/>
+      <w:lvlText w:val="•"/>
+      <w:lvlJc w:val="left"/>
+      <w:pPr>
+        <w:ind w:left="3981" w:hanging="360"/>
+      </w:pPr>
+      <w:rPr>
+        <w:rFonts w:hint="default"/>
+        <w:lang w:val="en-US" w:eastAsia="en-US" w:bidi="ar-SA"/>
+      </w:rPr>
+    </w:lvl>
+  </w:abstractNum>
+  <w:abstractNum w:abstractNumId="1">
     <w:nsid w:val="DB0EA0EC"/>
     <w:multiLevelType w:val="singleLevel"/>
     <w:tmpl w:val="DB0EA0EC"/>
@@ -6906,7 +9142,7 @@
       </w:rPr>
     </w:lvl>
   </w:abstractNum>
-  <w:abstractNum w:abstractNumId="1">
+  <w:abstractNum w:abstractNumId="2">
     <w:nsid w:val="EAAD6204"/>
     <w:multiLevelType w:val="singleLevel"/>
     <w:tmpl w:val="EAAD6204"/>
@@ -6925,7 +9161,7 @@
       </w:rPr>
     </w:lvl>
   </w:abstractNum>
-  <w:abstractNum w:abstractNumId="2">
+  <w:abstractNum w:abstractNumId="3">
     <w:nsid w:val="26FE1FCF"/>
     <w:multiLevelType w:val="multilevel"/>
     <w:tmpl w:val="26FE1FCF"/>
@@ -7081,7 +9317,7 @@
       </w:rPr>
     </w:lvl>
   </w:abstractNum>
-  <w:abstractNum w:abstractNumId="3">
+  <w:abstractNum w:abstractNumId="4">
     <w:nsid w:val="37660336"/>
     <w:multiLevelType w:val="multilevel"/>
     <w:tmpl w:val="37660336"/>
@@ -7222,7 +9458,7 @@
       </w:rPr>
     </w:lvl>
   </w:abstractNum>
-  <w:abstractNum w:abstractNumId="4">
+  <w:abstractNum w:abstractNumId="5">
     <w:nsid w:val="4189603E"/>
     <w:multiLevelType w:val="multilevel"/>
     <w:tmpl w:val="4189603E"/>
@@ -7414,7 +9650,7 @@
       </w:rPr>
     </w:lvl>
   </w:abstractNum>
-  <w:abstractNum w:abstractNumId="5">
+  <w:abstractNum w:abstractNumId="6">
     <w:nsid w:val="493C3F76"/>
     <w:multiLevelType w:val="multilevel"/>
     <w:tmpl w:val="493C3F76"/>
@@ -7520,7 +9756,7 @@
       </w:pPr>
     </w:lvl>
   </w:abstractNum>
-  <w:abstractNum w:abstractNumId="6">
+  <w:abstractNum w:abstractNumId="7">
     <w:nsid w:val="52CA544A"/>
     <w:multiLevelType w:val="singleLevel"/>
     <w:tmpl w:val="52CA544A"/>
@@ -7547,7 +9783,7 @@
       </w:rPr>
     </w:lvl>
   </w:abstractNum>
-  <w:abstractNum w:abstractNumId="7">
+  <w:abstractNum w:abstractNumId="8">
     <w:nsid w:val="6C402C58"/>
     <w:multiLevelType w:val="multilevel"/>
     <w:tmpl w:val="6C402C58"/>
@@ -7692,7 +9928,7 @@
       </w:rPr>
     </w:lvl>
   </w:abstractNum>
-  <w:abstractNum w:abstractNumId="8">
+  <w:abstractNum w:abstractNumId="9">
     <w:nsid w:val="6CD32DA8"/>
     <w:multiLevelType w:val="singleLevel"/>
     <w:tmpl w:val="6CD32DA8"/>
@@ -7718,47 +9954,35 @@
       </w:rPr>
     </w:lvl>
   </w:abstractNum>
-  <w:abstractNum w:abstractNumId="9">
-    <w:nsid w:val="7B2BE05E"/>
-    <w:multiLevelType w:val="singleLevel"/>
-    <w:tmpl w:val="7B2BE05E"/>
-    <w:lvl w:ilvl="0" w:tentative="0">
-      <w:start w:val="1"/>
-      <w:numFmt w:val="decimal"/>
-      <w:suff w:val="space"/>
-      <w:lvlText w:val="[%1]"/>
-      <w:lvlJc w:val="left"/>
-    </w:lvl>
-  </w:abstractNum>
   <w:num w:numId="1">
+    <w:abstractNumId w:val="5"/>
+  </w:num>
+  <w:num w:numId="2">
     <w:abstractNumId w:val="4"/>
   </w:num>
-  <w:num w:numId="2">
+  <w:num w:numId="3">
+    <w:abstractNumId w:val="8"/>
+  </w:num>
+  <w:num w:numId="4">
     <w:abstractNumId w:val="3"/>
   </w:num>
-  <w:num w:numId="3">
+  <w:num w:numId="5">
     <w:abstractNumId w:val="7"/>
   </w:num>
-  <w:num w:numId="4">
+  <w:num w:numId="6">
+    <w:abstractNumId w:val="6"/>
+  </w:num>
+  <w:num w:numId="7">
+    <w:abstractNumId w:val="9"/>
+  </w:num>
+  <w:num w:numId="8">
     <w:abstractNumId w:val="2"/>
   </w:num>
-  <w:num w:numId="5">
-    <w:abstractNumId w:val="6"/>
-  </w:num>
-  <w:num w:numId="6">
-    <w:abstractNumId w:val="5"/>
-  </w:num>
-  <w:num w:numId="7">
-    <w:abstractNumId w:val="8"/>
-  </w:num>
-  <w:num w:numId="8">
+  <w:num w:numId="9">
     <w:abstractNumId w:val="1"/>
   </w:num>
-  <w:num w:numId="9">
+  <w:num w:numId="10">
     <w:abstractNumId w:val="0"/>
-  </w:num>
-  <w:num w:numId="10">
-    <w:abstractNumId w:val="9"/>
   </w:num>
 </w:numbering>
 </file>
@@ -7936,13 +10160,13 @@
     <w:lsdException w:unhideWhenUsed="0" w:uiPriority="69" w:semiHidden="0" w:name="Medium Grid 3"/>
     <w:lsdException w:unhideWhenUsed="0" w:uiPriority="70" w:semiHidden="0" w:name="Dark List"/>
     <w:lsdException w:unhideWhenUsed="0" w:uiPriority="71" w:semiHidden="0" w:name="Colorful Shading"/>
-    <w:lsdException w:unhideWhenUsed="0" w:uiPriority="72" w:semiHidden="0" w:name="Colorful List"/>
-    <w:lsdException w:unhideWhenUsed="0" w:uiPriority="73" w:semiHidden="0" w:name="Colorful Grid"/>
+    <w:lsdException w:qFormat="1" w:unhideWhenUsed="0" w:uiPriority="72" w:semiHidden="0" w:name="Colorful List"/>
+    <w:lsdException w:qFormat="1" w:unhideWhenUsed="0" w:uiPriority="73" w:semiHidden="0" w:name="Colorful Grid"/>
     <w:lsdException w:unhideWhenUsed="0" w:uiPriority="60" w:semiHidden="0" w:name="Light Shading Accent 1"/>
     <w:lsdException w:unhideWhenUsed="0" w:uiPriority="61" w:semiHidden="0" w:name="Light List Accent 1"/>
     <w:lsdException w:unhideWhenUsed="0" w:uiPriority="62" w:semiHidden="0" w:name="Light Grid Accent 1"/>
     <w:lsdException w:unhideWhenUsed="0" w:uiPriority="63" w:semiHidden="0" w:name="Medium Shading 1 Accent 1"/>
-    <w:lsdException w:unhideWhenUsed="0" w:uiPriority="64" w:semiHidden="0" w:name="Medium Shading 2 Accent 1"/>
+    <w:lsdException w:qFormat="1" w:unhideWhenUsed="0" w:uiPriority="64" w:semiHidden="0" w:name="Medium Shading 2 Accent 1"/>
     <w:lsdException w:unhideWhenUsed="0" w:uiPriority="65" w:semiHidden="0" w:name="Medium List 1 Accent 1"/>
     <w:lsdException w:qFormat="1" w:unhideWhenUsed="0" w:uiPriority="1" w:semiHidden="0" w:name="List Paragraph"/>
     <w:lsdException w:unhideWhenUsed="0" w:uiPriority="66" w:semiHidden="0" w:name="Medium List 2 Accent 1"/>
@@ -7951,8 +10175,8 @@
     <w:lsdException w:unhideWhenUsed="0" w:uiPriority="69" w:semiHidden="0" w:name="Medium Grid 3 Accent 1"/>
     <w:lsdException w:unhideWhenUsed="0" w:uiPriority="70" w:semiHidden="0" w:name="Dark List Accent 1"/>
     <w:lsdException w:unhideWhenUsed="0" w:uiPriority="71" w:semiHidden="0" w:name="Colorful Shading Accent 1"/>
-    <w:lsdException w:unhideWhenUsed="0" w:uiPriority="72" w:semiHidden="0" w:name="Colorful List Accent 1"/>
-    <w:lsdException w:unhideWhenUsed="0" w:uiPriority="73" w:semiHidden="0" w:name="Colorful Grid Accent 1"/>
+    <w:lsdException w:qFormat="1" w:unhideWhenUsed="0" w:uiPriority="72" w:semiHidden="0" w:name="Colorful List Accent 1"/>
+    <w:lsdException w:qFormat="1" w:unhideWhenUsed="0" w:uiPriority="73" w:semiHidden="0" w:name="Colorful Grid Accent 1"/>
     <w:lsdException w:unhideWhenUsed="0" w:uiPriority="60" w:semiHidden="0" w:name="Light Shading Accent 2"/>
     <w:lsdException w:unhideWhenUsed="0" w:uiPriority="61" w:semiHidden="0" w:name="Light List Accent 2"/>
     <w:lsdException w:unhideWhenUsed="0" w:uiPriority="62" w:semiHidden="0" w:name="Light Grid Accent 2"/>
@@ -7965,8 +10189,8 @@
     <w:lsdException w:unhideWhenUsed="0" w:uiPriority="69" w:semiHidden="0" w:name="Medium Grid 3 Accent 2"/>
     <w:lsdException w:unhideWhenUsed="0" w:uiPriority="70" w:semiHidden="0" w:name="Dark List Accent 2"/>
     <w:lsdException w:unhideWhenUsed="0" w:uiPriority="71" w:semiHidden="0" w:name="Colorful Shading Accent 2"/>
-    <w:lsdException w:unhideWhenUsed="0" w:uiPriority="72" w:semiHidden="0" w:name="Colorful List Accent 2"/>
-    <w:lsdException w:unhideWhenUsed="0" w:uiPriority="73" w:semiHidden="0" w:name="Colorful Grid Accent 2"/>
+    <w:lsdException w:qFormat="1" w:unhideWhenUsed="0" w:uiPriority="72" w:semiHidden="0" w:name="Colorful List Accent 2"/>
+    <w:lsdException w:qFormat="1" w:unhideWhenUsed="0" w:uiPriority="73" w:semiHidden="0" w:name="Colorful Grid Accent 2"/>
     <w:lsdException w:unhideWhenUsed="0" w:uiPriority="60" w:semiHidden="0" w:name="Light Shading Accent 3"/>
     <w:lsdException w:unhideWhenUsed="0" w:uiPriority="61" w:semiHidden="0" w:name="Light List Accent 3"/>
     <w:lsdException w:unhideWhenUsed="0" w:uiPriority="62" w:semiHidden="0" w:name="Light Grid Accent 3"/>
@@ -7979,8 +10203,8 @@
     <w:lsdException w:unhideWhenUsed="0" w:uiPriority="69" w:semiHidden="0" w:name="Medium Grid 3 Accent 3"/>
     <w:lsdException w:unhideWhenUsed="0" w:uiPriority="70" w:semiHidden="0" w:name="Dark List Accent 3"/>
     <w:lsdException w:unhideWhenUsed="0" w:uiPriority="71" w:semiHidden="0" w:name="Colorful Shading Accent 3"/>
-    <w:lsdException w:unhideWhenUsed="0" w:uiPriority="72" w:semiHidden="0" w:name="Colorful List Accent 3"/>
-    <w:lsdException w:unhideWhenUsed="0" w:uiPriority="73" w:semiHidden="0" w:name="Colorful Grid Accent 3"/>
+    <w:lsdException w:qFormat="1" w:unhideWhenUsed="0" w:uiPriority="72" w:semiHidden="0" w:name="Colorful List Accent 3"/>
+    <w:lsdException w:qFormat="1" w:unhideWhenUsed="0" w:uiPriority="73" w:semiHidden="0" w:name="Colorful Grid Accent 3"/>
     <w:lsdException w:unhideWhenUsed="0" w:uiPriority="60" w:semiHidden="0" w:name="Light Shading Accent 4"/>
     <w:lsdException w:unhideWhenUsed="0" w:uiPriority="61" w:semiHidden="0" w:name="Light List Accent 4"/>
     <w:lsdException w:unhideWhenUsed="0" w:uiPriority="62" w:semiHidden="0" w:name="Light Grid Accent 4"/>
@@ -7993,8 +10217,8 @@
     <w:lsdException w:unhideWhenUsed="0" w:uiPriority="69" w:semiHidden="0" w:name="Medium Grid 3 Accent 4"/>
     <w:lsdException w:unhideWhenUsed="0" w:uiPriority="70" w:semiHidden="0" w:name="Dark List Accent 4"/>
     <w:lsdException w:unhideWhenUsed="0" w:uiPriority="71" w:semiHidden="0" w:name="Colorful Shading Accent 4"/>
-    <w:lsdException w:unhideWhenUsed="0" w:uiPriority="72" w:semiHidden="0" w:name="Colorful List Accent 4"/>
-    <w:lsdException w:unhideWhenUsed="0" w:uiPriority="73" w:semiHidden="0" w:name="Colorful Grid Accent 4"/>
+    <w:lsdException w:qFormat="1" w:unhideWhenUsed="0" w:uiPriority="72" w:semiHidden="0" w:name="Colorful List Accent 4"/>
+    <w:lsdException w:qFormat="1" w:unhideWhenUsed="0" w:uiPriority="73" w:semiHidden="0" w:name="Colorful Grid Accent 4"/>
     <w:lsdException w:unhideWhenUsed="0" w:uiPriority="60" w:semiHidden="0" w:name="Light Shading Accent 5"/>
     <w:lsdException w:unhideWhenUsed="0" w:uiPriority="61" w:semiHidden="0" w:name="Light List Accent 5"/>
     <w:lsdException w:unhideWhenUsed="0" w:uiPriority="62" w:semiHidden="0" w:name="Light Grid Accent 5"/>
@@ -8006,13 +10230,13 @@
     <w:lsdException w:unhideWhenUsed="0" w:uiPriority="68" w:semiHidden="0" w:name="Medium Grid 2 Accent 5"/>
     <w:lsdException w:unhideWhenUsed="0" w:uiPriority="69" w:semiHidden="0" w:name="Medium Grid 3 Accent 5"/>
     <w:lsdException w:unhideWhenUsed="0" w:uiPriority="70" w:semiHidden="0" w:name="Dark List Accent 5"/>
-    <w:lsdException w:unhideWhenUsed="0" w:uiPriority="71" w:semiHidden="0" w:name="Colorful Shading Accent 5"/>
-    <w:lsdException w:unhideWhenUsed="0" w:uiPriority="72" w:semiHidden="0" w:name="Colorful List Accent 5"/>
-    <w:lsdException w:unhideWhenUsed="0" w:uiPriority="73" w:semiHidden="0" w:name="Colorful Grid Accent 5"/>
+    <w:lsdException w:qFormat="1" w:unhideWhenUsed="0" w:uiPriority="71" w:semiHidden="0" w:name="Colorful Shading Accent 5"/>
+    <w:lsdException w:qFormat="1" w:unhideWhenUsed="0" w:uiPriority="72" w:semiHidden="0" w:name="Colorful List Accent 5"/>
+    <w:lsdException w:qFormat="1" w:unhideWhenUsed="0" w:uiPriority="73" w:semiHidden="0" w:name="Colorful Grid Accent 5"/>
     <w:lsdException w:unhideWhenUsed="0" w:uiPriority="60" w:semiHidden="0" w:name="Light Shading Accent 6"/>
     <w:lsdException w:unhideWhenUsed="0" w:uiPriority="61" w:semiHidden="0" w:name="Light List Accent 6"/>
     <w:lsdException w:unhideWhenUsed="0" w:uiPriority="62" w:semiHidden="0" w:name="Light Grid Accent 6"/>
-    <w:lsdException w:unhideWhenUsed="0" w:uiPriority="63" w:semiHidden="0" w:name="Medium Shading 1 Accent 6"/>
+    <w:lsdException w:qFormat="1" w:unhideWhenUsed="0" w:uiPriority="63" w:semiHidden="0" w:name="Medium Shading 1 Accent 6"/>
     <w:lsdException w:unhideWhenUsed="0" w:uiPriority="64" w:semiHidden="0" w:name="Medium Shading 2 Accent 6"/>
     <w:lsdException w:unhideWhenUsed="0" w:uiPriority="65" w:semiHidden="0" w:name="Medium List 1 Accent 6"/>
     <w:lsdException w:unhideWhenUsed="0" w:uiPriority="66" w:semiHidden="0" w:name="Medium List 2 Accent 6"/>
@@ -8020,9 +10244,9 @@
     <w:lsdException w:unhideWhenUsed="0" w:uiPriority="68" w:semiHidden="0" w:name="Medium Grid 2 Accent 6"/>
     <w:lsdException w:unhideWhenUsed="0" w:uiPriority="69" w:semiHidden="0" w:name="Medium Grid 3 Accent 6"/>
     <w:lsdException w:unhideWhenUsed="0" w:uiPriority="70" w:semiHidden="0" w:name="Dark List Accent 6"/>
-    <w:lsdException w:unhideWhenUsed="0" w:uiPriority="71" w:semiHidden="0" w:name="Colorful Shading Accent 6"/>
-    <w:lsdException w:unhideWhenUsed="0" w:uiPriority="72" w:semiHidden="0" w:name="Colorful List Accent 6"/>
-    <w:lsdException w:unhideWhenUsed="0" w:uiPriority="73" w:semiHidden="0" w:name="Colorful Grid Accent 6"/>
+    <w:lsdException w:qFormat="1" w:unhideWhenUsed="0" w:uiPriority="71" w:semiHidden="0" w:name="Colorful Shading Accent 6"/>
+    <w:lsdException w:qFormat="1" w:unhideWhenUsed="0" w:uiPriority="72" w:semiHidden="0" w:name="Colorful List Accent 6"/>
+    <w:lsdException w:qFormat="1" w:unhideWhenUsed="0" w:uiPriority="73" w:semiHidden="0" w:name="Colorful Grid Accent 6"/>
   </w:latentStyles>
   <w:style w:type="paragraph" w:default="1" w:styleId="1">
     <w:name w:val="Normal"/>
@@ -8901,10 +11125,34 @@
 </file>
 
 <file path=customXml/item1.xml><?xml version="1.0" encoding="utf-8"?>
+<s:customData xmlns="http://www.wps.cn/officeDocument/2013/wpsCustomData" xmlns:s="http://www.wps.cn/officeDocument/2013/wpsCustomData">
+  <customSectProps>
+    <customSectPr/>
+    <customSectPr/>
+    <customSectPr/>
+    <customSectPr/>
+    <customSectPr/>
+    <customSectPr/>
+  </customSectProps>
+  <customShpExts>
+    <customShpInfo spid="_x0000_s1026" textRotate="1"/>
+  </customShpExts>
+</s:customData>
+</file>
+
+<file path=customXml/item2.xml><?xml version="1.0" encoding="utf-8"?>
 <b:Sources xmlns:b="http://schemas.openxmlformats.org/officeDocument/2006/bibliography" xmlns="http://schemas.openxmlformats.org/officeDocument/2006/bibliography" SelectedStyle="\APA.XSL" StyleName="APA"/>
 </file>
 
 <file path=customXml/itemProps1.xml><?xml version="1.0" encoding="utf-8"?>
+<ds:datastoreItem xmlns:ds="http://schemas.openxmlformats.org/officeDocument/2006/customXml" ds:itemID="{B1977F7D-205B-4081-913C-38D41E755F92}">
+  <ds:schemaRefs>
+    <ds:schemaRef ds:uri="http://www.wps.cn/officeDocument/2013/wpsCustomData"/>
+  </ds:schemaRefs>
+</ds:datastoreItem>
+</file>
+
+<file path=customXml/itemProps2.xml><?xml version="1.0" encoding="utf-8"?>
 <ds:datastoreItem xmlns:ds="http://schemas.openxmlformats.org/officeDocument/2006/customXml" ds:itemID="{9E966C7F-158E-4883-86A6-4454069232BB}">
   <ds:schemaRefs/>
 </ds:datastoreItem>
